--- a/2_Course/3_Term/Applied_Math_in_AI/lab_01/ЛР-1_Заварзин_ИИ-б-25-6-о.docx
+++ b/2_Course/3_Term/Applied_Math_in_AI/lab_01/ЛР-1_Заварзин_ИИ-б-25-6-о.docx
@@ -336,55 +336,15 @@
           <w:color w:val="000000" w:themeColor="text1"/>
           <w:lang w:val="ru-RU"/>
         </w:rPr>
-        <w:t xml:space="preserve">к.т.н., доцент, доцент кафедры </w:t>
-      </w:r>
-      <w:proofErr w:type="spellStart"/>
+        <w:t>к.т.н., доцент, доцент кафедры ПМиИ, доцент кафедры ИТиС</w:t>
+      </w:r>
       <w:r>
         <w:rPr>
           <w:color w:val="000000" w:themeColor="text1"/>
           <w:lang w:val="ru-RU"/>
         </w:rPr>
-        <w:t>ПМиИ</w:t>
-      </w:r>
-      <w:proofErr w:type="spellEnd"/>
-      <w:r>
-        <w:rPr>
-          <w:color w:val="000000" w:themeColor="text1"/>
-          <w:lang w:val="ru-RU"/>
-        </w:rPr>
-        <w:t xml:space="preserve">, доцент кафедры </w:t>
-      </w:r>
-      <w:proofErr w:type="spellStart"/>
-      <w:r>
-        <w:rPr>
-          <w:color w:val="000000" w:themeColor="text1"/>
-          <w:lang w:val="ru-RU"/>
-        </w:rPr>
-        <w:t>ИТиС</w:t>
-      </w:r>
-      <w:proofErr w:type="spellEnd"/>
-      <w:r>
-        <w:rPr>
-          <w:color w:val="000000" w:themeColor="text1"/>
-          <w:lang w:val="ru-RU"/>
-        </w:rPr>
         <w:br/>
-      </w:r>
-      <w:proofErr w:type="spellStart"/>
-      <w:r>
-        <w:rPr>
-          <w:color w:val="000000" w:themeColor="text1"/>
-          <w:lang w:val="ru-RU"/>
-        </w:rPr>
-        <w:t>Ченгарь</w:t>
-      </w:r>
-      <w:proofErr w:type="spellEnd"/>
-      <w:r>
-        <w:rPr>
-          <w:color w:val="000000" w:themeColor="text1"/>
-          <w:lang w:val="ru-RU"/>
-        </w:rPr>
-        <w:t xml:space="preserve"> О.</w:t>
+        <w:t>Ченгарь О.</w:t>
       </w:r>
       <w:r>
         <w:rPr>
@@ -699,6 +659,7 @@
         <w:rPr>
           <w:sz w:val="28"/>
           <w:szCs w:val="28"/>
+          <w:lang w:val="ru-RU"/>
         </w:rPr>
       </w:pPr>
       <w:r>
@@ -726,6 +687,7 @@
         <w:rPr>
           <w:sz w:val="28"/>
           <w:szCs w:val="28"/>
+          <w:lang w:val="ru-RU"/>
         </w:rPr>
       </w:pPr>
       <w:r>
@@ -2207,6 +2169,7 @@
       </w:pPr>
       <w:r>
         <w:rPr>
+          <w:noProof/>
           <w:lang w:val="ru-RU"/>
         </w:rPr>
         <w:lastRenderedPageBreak/>
@@ -2439,6 +2402,7 @@
       <w:r>
         <w:rPr>
           <w:iCs/>
+          <w:noProof/>
           <w:sz w:val="28"/>
           <w:szCs w:val="28"/>
           <w:lang w:val="ru-RU"/>
@@ -2695,6 +2659,7 @@
       </w:pPr>
       <w:r>
         <w:rPr>
+          <w:noProof/>
           <w:sz w:val="28"/>
           <w:szCs w:val="28"/>
           <w:lang w:val="ru-RU"/>
@@ -2797,6 +2762,7 @@
       </w:pPr>
       <w:r>
         <w:rPr>
+          <w:noProof/>
           <w:sz w:val="28"/>
           <w:szCs w:val="28"/>
           <w:lang w:val="ru-RU"/>
@@ -3108,10 +3074,10 @@
         </w:rPr>
         <w:lastRenderedPageBreak/>
         <w:drawing>
-          <wp:inline distT="0" distB="0" distL="0" distR="0" wp14:anchorId="5B8D34E8" wp14:editId="533384D1">
-            <wp:extent cx="4515480" cy="2238687"/>
-            <wp:effectExtent l="0" t="0" r="0" b="9525"/>
-            <wp:docPr id="1027795318" name="Рисунок 1"/>
+          <wp:inline distT="0" distB="0" distL="0" distR="0" wp14:anchorId="2293B860" wp14:editId="18150D13">
+            <wp:extent cx="3896269" cy="2257740"/>
+            <wp:effectExtent l="0" t="0" r="9525" b="9525"/>
+            <wp:docPr id="1540278476" name="Рисунок 1"/>
             <wp:cNvGraphicFramePr>
               <a:graphicFrameLocks xmlns:a="http://schemas.openxmlformats.org/drawingml/2006/main" noChangeAspect="1"/>
             </wp:cNvGraphicFramePr>
@@ -3119,7 +3085,7 @@
               <a:graphicData uri="http://schemas.openxmlformats.org/drawingml/2006/picture">
                 <pic:pic xmlns:pic="http://schemas.openxmlformats.org/drawingml/2006/picture">
                   <pic:nvPicPr>
-                    <pic:cNvPr id="1027795318" name=""/>
+                    <pic:cNvPr id="1540278476" name=""/>
                     <pic:cNvPicPr/>
                   </pic:nvPicPr>
                   <pic:blipFill>
@@ -3131,7 +3097,7 @@
                   <pic:spPr>
                     <a:xfrm>
                       <a:off x="0" y="0"/>
-                      <a:ext cx="4515480" cy="2238687"/>
+                      <a:ext cx="3896269" cy="2257740"/>
                     </a:xfrm>
                     <a:prstGeom prst="rect">
                       <a:avLst/>
@@ -3202,6 +3168,7 @@
       <w:r>
         <w:rPr>
           <w:iCs/>
+          <w:noProof/>
           <w:sz w:val="28"/>
           <w:szCs w:val="28"/>
           <w:lang w:val="ru-RU"/>
@@ -3293,6 +3260,7 @@
       <w:r>
         <w:rPr>
           <w:iCs/>
+          <w:noProof/>
           <w:sz w:val="28"/>
           <w:szCs w:val="28"/>
           <w:lang w:val="ru-RU"/>
@@ -3342,16 +3310,7 @@
           <w:lang w:val="ru-RU"/>
         </w:rPr>
         <w:br/>
-        <w:t xml:space="preserve">Рисунок 2.7 – </w:t>
-      </w:r>
-      <w:r>
-        <w:rPr>
-          <w:iCs/>
-          <w:sz w:val="28"/>
-          <w:szCs w:val="28"/>
-          <w:lang w:val="ru-RU"/>
-        </w:rPr>
-        <w:t xml:space="preserve">Результат вычисления по методу </w:t>
+        <w:t xml:space="preserve">Рисунок 2.7 – Результат вычисления по методу </w:t>
       </w:r>
       <w:r>
         <w:rPr>
@@ -3412,6 +3371,7 @@
       <w:r>
         <w:rPr>
           <w:iCs/>
+          <w:noProof/>
           <w:sz w:val="28"/>
           <w:szCs w:val="28"/>
           <w:lang w:val="ru-RU"/>
@@ -3495,6 +3455,7 @@
       <w:r>
         <w:rPr>
           <w:iCs/>
+          <w:noProof/>
           <w:sz w:val="28"/>
           <w:szCs w:val="28"/>
           <w:lang w:val="ru-RU"/>
@@ -3544,34 +3505,7 @@
           <w:lang w:val="ru-RU"/>
         </w:rPr>
         <w:br/>
-        <w:t xml:space="preserve">Рисунок 2.9 – </w:t>
-      </w:r>
-      <w:r>
-        <w:rPr>
-          <w:iCs/>
-          <w:sz w:val="28"/>
-          <w:szCs w:val="28"/>
-          <w:lang w:val="ru-RU"/>
-        </w:rPr>
-        <w:t xml:space="preserve">Результат вычисления по методу </w:t>
-      </w:r>
-      <w:r>
-        <w:rPr>
-          <w:iCs/>
-          <w:sz w:val="28"/>
-          <w:szCs w:val="28"/>
-          <w:lang w:val="ru-RU"/>
-        </w:rPr>
-        <w:t>золотого сечения</w:t>
-      </w:r>
-      <w:r>
-        <w:rPr>
-          <w:iCs/>
-          <w:sz w:val="28"/>
-          <w:szCs w:val="28"/>
-          <w:lang w:val="ru-RU"/>
-        </w:rPr>
-        <w:t xml:space="preserve"> с помощью программы на языке </w:t>
+        <w:t xml:space="preserve">Рисунок 2.9 – Результат вычисления по методу золотого сечения с помощью программы на языке </w:t>
       </w:r>
       <w:r>
         <w:rPr>
@@ -3614,6 +3548,7 @@
       <w:r>
         <w:rPr>
           <w:iCs/>
+          <w:noProof/>
           <w:sz w:val="28"/>
           <w:szCs w:val="28"/>
           <w:lang w:val="ru-RU"/>
@@ -3676,6 +3611,7 @@
           <w:iCs/>
           <w:sz w:val="28"/>
           <w:szCs w:val="28"/>
+          <w:lang w:val="ru-RU"/>
         </w:rPr>
       </w:pPr>
     </w:p>
@@ -3690,6 +3626,7 @@
           <w:iCs/>
           <w:sz w:val="28"/>
           <w:szCs w:val="28"/>
+          <w:lang w:val="ru-RU"/>
         </w:rPr>
       </w:pPr>
       <w:r>
@@ -3710,6 +3647,7 @@
           <w:iCs/>
           <w:sz w:val="28"/>
           <w:szCs w:val="28"/>
+          <w:lang w:val="ru-RU"/>
         </w:rPr>
         <w:t>5</w:t>
       </w:r>
@@ -4030,6 +3968,7 @@
         <w:rPr>
           <w:sz w:val="28"/>
           <w:szCs w:val="28"/>
+          <w:lang w:val="ru-RU"/>
         </w:rPr>
       </w:pPr>
       <w:r>
@@ -4191,6 +4130,7 @@
         <w:rPr>
           <w:sz w:val="28"/>
           <w:szCs w:val="28"/>
+          <w:lang w:val="ru-RU"/>
         </w:rPr>
       </w:pPr>
       <w:r>
@@ -4225,114 +4165,56 @@
           <w:sz w:val="24"/>
           <w:szCs w:val="24"/>
         </w:rPr>
-        <w:t xml:space="preserve">import </w:t>
-      </w:r>
-      <w:proofErr w:type="spellStart"/>
-      <w:r>
-        <w:rPr>
-          <w:rFonts w:ascii="Courier New" w:hAnsi="Courier New" w:cs="Courier New"/>
-          <w:sz w:val="24"/>
-          <w:szCs w:val="24"/>
-        </w:rPr>
-        <w:t>numpy</w:t>
-      </w:r>
-      <w:proofErr w:type="spellEnd"/>
-      <w:r>
-        <w:rPr>
-          <w:rFonts w:ascii="Courier New" w:hAnsi="Courier New" w:cs="Courier New"/>
-          <w:sz w:val="24"/>
-          <w:szCs w:val="24"/>
-        </w:rPr>
-        <w:t xml:space="preserve"> as np</w:t>
-      </w:r>
-    </w:p>
-    <w:p>
-      <w:pPr>
-        <w:pStyle w:val="af4"/>
-        <w:ind w:left="0"/>
-        <w:rPr>
-          <w:rFonts w:ascii="Courier New" w:hAnsi="Courier New" w:cs="Courier New"/>
-          <w:sz w:val="24"/>
-          <w:szCs w:val="24"/>
-        </w:rPr>
-      </w:pPr>
-      <w:r>
-        <w:rPr>
-          <w:rFonts w:ascii="Courier New" w:hAnsi="Courier New" w:cs="Courier New"/>
-          <w:sz w:val="24"/>
-          <w:szCs w:val="24"/>
-        </w:rPr>
-        <w:t xml:space="preserve">import </w:t>
-      </w:r>
-      <w:proofErr w:type="spellStart"/>
-      <w:r>
-        <w:rPr>
-          <w:rFonts w:ascii="Courier New" w:hAnsi="Courier New" w:cs="Courier New"/>
-          <w:sz w:val="24"/>
-          <w:szCs w:val="24"/>
-        </w:rPr>
-        <w:t>matplotlib.pyplot</w:t>
-      </w:r>
-      <w:proofErr w:type="spellEnd"/>
-      <w:r>
-        <w:rPr>
-          <w:rFonts w:ascii="Courier New" w:hAnsi="Courier New" w:cs="Courier New"/>
-          <w:sz w:val="24"/>
-          <w:szCs w:val="24"/>
-        </w:rPr>
-        <w:t xml:space="preserve"> as </w:t>
-      </w:r>
-      <w:proofErr w:type="spellStart"/>
-      <w:r>
-        <w:rPr>
-          <w:rFonts w:ascii="Courier New" w:hAnsi="Courier New" w:cs="Courier New"/>
-          <w:sz w:val="24"/>
-          <w:szCs w:val="24"/>
-        </w:rPr>
-        <w:t>plt</w:t>
-      </w:r>
-      <w:proofErr w:type="spellEnd"/>
-    </w:p>
-    <w:p>
-      <w:pPr>
-        <w:pStyle w:val="af4"/>
-        <w:ind w:left="0"/>
-        <w:rPr>
-          <w:rFonts w:ascii="Courier New" w:hAnsi="Courier New" w:cs="Courier New"/>
-          <w:sz w:val="24"/>
-          <w:szCs w:val="24"/>
-        </w:rPr>
-      </w:pPr>
-    </w:p>
-    <w:p>
-      <w:pPr>
-        <w:pStyle w:val="af4"/>
-        <w:ind w:left="0"/>
-        <w:rPr>
-          <w:rFonts w:ascii="Courier New" w:hAnsi="Courier New" w:cs="Courier New"/>
-          <w:sz w:val="24"/>
-          <w:szCs w:val="24"/>
-        </w:rPr>
-      </w:pPr>
-      <w:proofErr w:type="spellStart"/>
-      <w:r>
-        <w:rPr>
-          <w:rFonts w:ascii="Courier New" w:hAnsi="Courier New" w:cs="Courier New"/>
-          <w:sz w:val="24"/>
-          <w:szCs w:val="24"/>
-          <w:lang w:val="ru-RU"/>
-        </w:rPr>
-        <w:t>def</w:t>
-      </w:r>
-      <w:proofErr w:type="spellEnd"/>
-      <w:r>
-        <w:rPr>
-          <w:rFonts w:ascii="Courier New" w:hAnsi="Courier New" w:cs="Courier New"/>
-          <w:sz w:val="24"/>
-          <w:szCs w:val="24"/>
-          <w:lang w:val="ru-RU"/>
-        </w:rPr>
-        <w:t xml:space="preserve"> f(x):</w:t>
+        <w:t>import numpy as np</w:t>
+      </w:r>
+    </w:p>
+    <w:p>
+      <w:pPr>
+        <w:pStyle w:val="af4"/>
+        <w:ind w:left="0"/>
+        <w:rPr>
+          <w:rFonts w:ascii="Courier New" w:hAnsi="Courier New" w:cs="Courier New"/>
+          <w:sz w:val="24"/>
+          <w:szCs w:val="24"/>
+        </w:rPr>
+      </w:pPr>
+      <w:r>
+        <w:rPr>
+          <w:rFonts w:ascii="Courier New" w:hAnsi="Courier New" w:cs="Courier New"/>
+          <w:sz w:val="24"/>
+          <w:szCs w:val="24"/>
+        </w:rPr>
+        <w:t>import matplotlib.pyplot as plt</w:t>
+      </w:r>
+    </w:p>
+    <w:p>
+      <w:pPr>
+        <w:pStyle w:val="af4"/>
+        <w:ind w:left="0"/>
+        <w:rPr>
+          <w:rFonts w:ascii="Courier New" w:hAnsi="Courier New" w:cs="Courier New"/>
+          <w:sz w:val="24"/>
+          <w:szCs w:val="24"/>
+        </w:rPr>
+      </w:pPr>
+    </w:p>
+    <w:p>
+      <w:pPr>
+        <w:pStyle w:val="af4"/>
+        <w:ind w:left="0"/>
+        <w:rPr>
+          <w:rFonts w:ascii="Courier New" w:hAnsi="Courier New" w:cs="Courier New"/>
+          <w:sz w:val="24"/>
+          <w:szCs w:val="24"/>
+        </w:rPr>
+      </w:pPr>
+      <w:r>
+        <w:rPr>
+          <w:rFonts w:ascii="Courier New" w:hAnsi="Courier New" w:cs="Courier New"/>
+          <w:sz w:val="24"/>
+          <w:szCs w:val="24"/>
+        </w:rPr>
+        <w:t>def f(x):</w:t>
       </w:r>
     </w:p>
     <w:p>
@@ -4381,190 +4263,64 @@
           <w:sz w:val="24"/>
           <w:szCs w:val="24"/>
         </w:rPr>
-        <w:t xml:space="preserve">def </w:t>
-      </w:r>
-      <w:proofErr w:type="spellStart"/>
-      <w:r>
-        <w:rPr>
-          <w:rFonts w:ascii="Courier New" w:hAnsi="Courier New" w:cs="Courier New"/>
-          <w:sz w:val="24"/>
-          <w:szCs w:val="24"/>
-        </w:rPr>
-        <w:t>viewPlot</w:t>
-      </w:r>
-      <w:proofErr w:type="spellEnd"/>
-      <w:r>
-        <w:rPr>
-          <w:rFonts w:ascii="Courier New" w:hAnsi="Courier New" w:cs="Courier New"/>
-          <w:sz w:val="24"/>
-          <w:szCs w:val="24"/>
-        </w:rPr>
-        <w:t>(flag = 0, x = 0, y = 0):</w:t>
-      </w:r>
-    </w:p>
-    <w:p>
-      <w:pPr>
-        <w:pStyle w:val="af4"/>
-        <w:ind w:left="0"/>
-        <w:rPr>
-          <w:rFonts w:ascii="Courier New" w:hAnsi="Courier New" w:cs="Courier New"/>
-          <w:sz w:val="24"/>
-          <w:szCs w:val="24"/>
-        </w:rPr>
-      </w:pPr>
-      <w:r>
-        <w:rPr>
-          <w:rFonts w:ascii="Courier New" w:hAnsi="Courier New" w:cs="Courier New"/>
-          <w:sz w:val="24"/>
-          <w:szCs w:val="24"/>
-        </w:rPr>
-        <w:t xml:space="preserve">    </w:t>
-      </w:r>
-      <w:proofErr w:type="spellStart"/>
-      <w:r>
-        <w:rPr>
-          <w:rFonts w:ascii="Courier New" w:hAnsi="Courier New" w:cs="Courier New"/>
-          <w:sz w:val="24"/>
-          <w:szCs w:val="24"/>
-        </w:rPr>
-        <w:t>arr</w:t>
-      </w:r>
-      <w:proofErr w:type="spellEnd"/>
-      <w:r>
-        <w:rPr>
-          <w:rFonts w:ascii="Courier New" w:hAnsi="Courier New" w:cs="Courier New"/>
-          <w:sz w:val="24"/>
-          <w:szCs w:val="24"/>
-        </w:rPr>
-        <w:t xml:space="preserve"> = </w:t>
-      </w:r>
-      <w:proofErr w:type="spellStart"/>
-      <w:r>
-        <w:rPr>
-          <w:rFonts w:ascii="Courier New" w:hAnsi="Courier New" w:cs="Courier New"/>
-          <w:sz w:val="24"/>
-          <w:szCs w:val="24"/>
-        </w:rPr>
-        <w:t>np.linspace</w:t>
-      </w:r>
-      <w:proofErr w:type="spellEnd"/>
-      <w:r>
-        <w:rPr>
-          <w:rFonts w:ascii="Courier New" w:hAnsi="Courier New" w:cs="Courier New"/>
-          <w:sz w:val="24"/>
-          <w:szCs w:val="24"/>
-        </w:rPr>
-        <w:t>(-10, 6, 500)</w:t>
-      </w:r>
-    </w:p>
-    <w:p>
-      <w:pPr>
-        <w:pStyle w:val="af4"/>
-        <w:ind w:left="0"/>
-        <w:rPr>
-          <w:rFonts w:ascii="Courier New" w:hAnsi="Courier New" w:cs="Courier New"/>
-          <w:sz w:val="24"/>
-          <w:szCs w:val="24"/>
-        </w:rPr>
-      </w:pPr>
-      <w:r>
-        <w:rPr>
-          <w:rFonts w:ascii="Courier New" w:hAnsi="Courier New" w:cs="Courier New"/>
-          <w:sz w:val="24"/>
-          <w:szCs w:val="24"/>
-        </w:rPr>
-        <w:t xml:space="preserve">    </w:t>
-      </w:r>
-      <w:proofErr w:type="spellStart"/>
-      <w:r>
-        <w:rPr>
-          <w:rFonts w:ascii="Courier New" w:hAnsi="Courier New" w:cs="Courier New"/>
-          <w:sz w:val="24"/>
-          <w:szCs w:val="24"/>
-        </w:rPr>
-        <w:t>plt.plot</w:t>
-      </w:r>
-      <w:proofErr w:type="spellEnd"/>
-      <w:r>
-        <w:rPr>
-          <w:rFonts w:ascii="Courier New" w:hAnsi="Courier New" w:cs="Courier New"/>
-          <w:sz w:val="24"/>
-          <w:szCs w:val="24"/>
-        </w:rPr>
-        <w:t>(</w:t>
-      </w:r>
-      <w:proofErr w:type="spellStart"/>
-      <w:r>
-        <w:rPr>
-          <w:rFonts w:ascii="Courier New" w:hAnsi="Courier New" w:cs="Courier New"/>
-          <w:sz w:val="24"/>
-          <w:szCs w:val="24"/>
-        </w:rPr>
-        <w:t>arr</w:t>
-      </w:r>
-      <w:proofErr w:type="spellEnd"/>
-      <w:r>
-        <w:rPr>
-          <w:rFonts w:ascii="Courier New" w:hAnsi="Courier New" w:cs="Courier New"/>
-          <w:sz w:val="24"/>
-          <w:szCs w:val="24"/>
-        </w:rPr>
-        <w:t>, f(</w:t>
-      </w:r>
-      <w:proofErr w:type="spellStart"/>
-      <w:r>
-        <w:rPr>
-          <w:rFonts w:ascii="Courier New" w:hAnsi="Courier New" w:cs="Courier New"/>
-          <w:sz w:val="24"/>
-          <w:szCs w:val="24"/>
-        </w:rPr>
-        <w:t>arr</w:t>
-      </w:r>
-      <w:proofErr w:type="spellEnd"/>
-      <w:r>
-        <w:rPr>
-          <w:rFonts w:ascii="Courier New" w:hAnsi="Courier New" w:cs="Courier New"/>
-          <w:sz w:val="24"/>
-          <w:szCs w:val="24"/>
-        </w:rPr>
-        <w:t>), label="f(x)")</w:t>
-      </w:r>
-    </w:p>
-    <w:p>
-      <w:pPr>
-        <w:pStyle w:val="af4"/>
-        <w:ind w:left="0"/>
-        <w:rPr>
-          <w:rFonts w:ascii="Courier New" w:hAnsi="Courier New" w:cs="Courier New"/>
-          <w:sz w:val="24"/>
-          <w:szCs w:val="24"/>
-        </w:rPr>
-      </w:pPr>
-      <w:r>
-        <w:rPr>
-          <w:rFonts w:ascii="Courier New" w:hAnsi="Courier New" w:cs="Courier New"/>
-          <w:sz w:val="24"/>
-          <w:szCs w:val="24"/>
-        </w:rPr>
-        <w:t xml:space="preserve">    </w:t>
-      </w:r>
-      <w:proofErr w:type="spellStart"/>
-      <w:r>
-        <w:rPr>
-          <w:rFonts w:ascii="Courier New" w:hAnsi="Courier New" w:cs="Courier New"/>
-          <w:sz w:val="24"/>
-          <w:szCs w:val="24"/>
-        </w:rPr>
-        <w:t>plt.grid</w:t>
-      </w:r>
-      <w:proofErr w:type="spellEnd"/>
-      <w:r>
-        <w:rPr>
-          <w:rFonts w:ascii="Courier New" w:hAnsi="Courier New" w:cs="Courier New"/>
-          <w:sz w:val="24"/>
-          <w:szCs w:val="24"/>
-        </w:rPr>
-        <w:t>(True)</w:t>
+        <w:t>def viewPlot(flag = 0, x = 0, y = 0):</w:t>
+      </w:r>
+    </w:p>
+    <w:p>
+      <w:pPr>
+        <w:pStyle w:val="af4"/>
+        <w:ind w:left="0"/>
+        <w:rPr>
+          <w:rFonts w:ascii="Courier New" w:hAnsi="Courier New" w:cs="Courier New"/>
+          <w:sz w:val="24"/>
+          <w:szCs w:val="24"/>
+        </w:rPr>
+      </w:pPr>
+      <w:r>
+        <w:rPr>
+          <w:rFonts w:ascii="Courier New" w:hAnsi="Courier New" w:cs="Courier New"/>
+          <w:sz w:val="24"/>
+          <w:szCs w:val="24"/>
+        </w:rPr>
+        <w:t>    arr = np.linspace(-10, 6, 500)</w:t>
+      </w:r>
+    </w:p>
+    <w:p>
+      <w:pPr>
+        <w:pStyle w:val="af4"/>
+        <w:ind w:left="0"/>
+        <w:rPr>
+          <w:rFonts w:ascii="Courier New" w:hAnsi="Courier New" w:cs="Courier New"/>
+          <w:sz w:val="24"/>
+          <w:szCs w:val="24"/>
+        </w:rPr>
+      </w:pPr>
+      <w:r>
+        <w:rPr>
+          <w:rFonts w:ascii="Courier New" w:hAnsi="Courier New" w:cs="Courier New"/>
+          <w:sz w:val="24"/>
+          <w:szCs w:val="24"/>
+        </w:rPr>
+        <w:t>    plt.plot(arr, f(arr), label="f(x)")</w:t>
+      </w:r>
+    </w:p>
+    <w:p>
+      <w:pPr>
+        <w:pStyle w:val="af4"/>
+        <w:ind w:left="0"/>
+        <w:rPr>
+          <w:rFonts w:ascii="Courier New" w:hAnsi="Courier New" w:cs="Courier New"/>
+          <w:sz w:val="24"/>
+          <w:szCs w:val="24"/>
+        </w:rPr>
+      </w:pPr>
+      <w:r>
+        <w:rPr>
+          <w:rFonts w:ascii="Courier New" w:hAnsi="Courier New" w:cs="Courier New"/>
+          <w:sz w:val="24"/>
+          <w:szCs w:val="24"/>
+        </w:rPr>
+        <w:t>    plt.grid(True)</w:t>
       </w:r>
     </w:p>
     <w:p>
@@ -4602,68 +4358,338 @@
           <w:sz w:val="24"/>
           <w:szCs w:val="24"/>
         </w:rPr>
+        <w:t>        plt.plot(x, y, 'o', color="red", label="</w:t>
+      </w:r>
+      <w:r>
+        <w:rPr>
+          <w:rFonts w:ascii="Courier New" w:hAnsi="Courier New" w:cs="Courier New"/>
+          <w:sz w:val="24"/>
+          <w:szCs w:val="24"/>
+          <w:lang w:val="ru-RU"/>
+        </w:rPr>
+        <w:t>Найденная</w:t>
+      </w:r>
+      <w:r>
+        <w:rPr>
+          <w:rFonts w:ascii="Courier New" w:hAnsi="Courier New" w:cs="Courier New"/>
+          <w:sz w:val="24"/>
+          <w:szCs w:val="24"/>
+        </w:rPr>
+        <w:t xml:space="preserve"> </w:t>
+      </w:r>
+      <w:r>
+        <w:rPr>
+          <w:rFonts w:ascii="Courier New" w:hAnsi="Courier New" w:cs="Courier New"/>
+          <w:sz w:val="24"/>
+          <w:szCs w:val="24"/>
+          <w:lang w:val="ru-RU"/>
+        </w:rPr>
+        <w:t>точка</w:t>
+      </w:r>
+      <w:r>
+        <w:rPr>
+          <w:rFonts w:ascii="Courier New" w:hAnsi="Courier New" w:cs="Courier New"/>
+          <w:sz w:val="24"/>
+          <w:szCs w:val="24"/>
+        </w:rPr>
+        <w:t xml:space="preserve"> </w:t>
+      </w:r>
+      <w:r>
+        <w:rPr>
+          <w:rFonts w:ascii="Courier New" w:hAnsi="Courier New" w:cs="Courier New"/>
+          <w:sz w:val="24"/>
+          <w:szCs w:val="24"/>
+          <w:lang w:val="ru-RU"/>
+        </w:rPr>
+        <w:t>минимума</w:t>
+      </w:r>
+      <w:r>
+        <w:rPr>
+          <w:rFonts w:ascii="Courier New" w:hAnsi="Courier New" w:cs="Courier New"/>
+          <w:sz w:val="24"/>
+          <w:szCs w:val="24"/>
+        </w:rPr>
+        <w:t>")</w:t>
+      </w:r>
+    </w:p>
+    <w:p>
+      <w:pPr>
+        <w:pStyle w:val="af4"/>
+        <w:ind w:left="0"/>
+        <w:rPr>
+          <w:rFonts w:ascii="Courier New" w:hAnsi="Courier New" w:cs="Courier New"/>
+          <w:sz w:val="24"/>
+          <w:szCs w:val="24"/>
+        </w:rPr>
+      </w:pPr>
+      <w:r>
+        <w:rPr>
+          <w:rFonts w:ascii="Courier New" w:hAnsi="Courier New" w:cs="Courier New"/>
+          <w:sz w:val="24"/>
+          <w:szCs w:val="24"/>
+        </w:rPr>
+        <w:t>    plt.legend()</w:t>
+      </w:r>
+    </w:p>
+    <w:p>
+      <w:pPr>
+        <w:pStyle w:val="af4"/>
+        <w:ind w:left="0"/>
+        <w:rPr>
+          <w:rFonts w:ascii="Courier New" w:hAnsi="Courier New" w:cs="Courier New"/>
+          <w:sz w:val="24"/>
+          <w:szCs w:val="24"/>
+        </w:rPr>
+      </w:pPr>
+      <w:r>
+        <w:rPr>
+          <w:rFonts w:ascii="Courier New" w:hAnsi="Courier New" w:cs="Courier New"/>
+          <w:sz w:val="24"/>
+          <w:szCs w:val="24"/>
+        </w:rPr>
+        <w:t>    plt.show()</w:t>
+      </w:r>
+    </w:p>
+    <w:p>
+      <w:pPr>
+        <w:pStyle w:val="af4"/>
+        <w:ind w:left="0"/>
+        <w:rPr>
+          <w:rFonts w:ascii="Courier New" w:hAnsi="Courier New" w:cs="Courier New"/>
+          <w:sz w:val="24"/>
+          <w:szCs w:val="24"/>
+        </w:rPr>
+      </w:pPr>
+    </w:p>
+    <w:p>
+      <w:pPr>
+        <w:pStyle w:val="af4"/>
+        <w:ind w:left="0"/>
+        <w:rPr>
+          <w:rFonts w:ascii="Courier New" w:hAnsi="Courier New" w:cs="Courier New"/>
+          <w:sz w:val="24"/>
+          <w:szCs w:val="24"/>
+        </w:rPr>
+      </w:pPr>
+      <w:r>
+        <w:rPr>
+          <w:rFonts w:ascii="Courier New" w:hAnsi="Courier New" w:cs="Courier New"/>
+          <w:sz w:val="24"/>
+          <w:szCs w:val="24"/>
+        </w:rPr>
+        <w:t>def mainloop():</w:t>
+      </w:r>
+    </w:p>
+    <w:p>
+      <w:pPr>
+        <w:pStyle w:val="af4"/>
+        <w:ind w:left="0"/>
+        <w:rPr>
+          <w:rFonts w:ascii="Courier New" w:hAnsi="Courier New" w:cs="Courier New"/>
+          <w:sz w:val="24"/>
+          <w:szCs w:val="24"/>
+        </w:rPr>
+      </w:pPr>
+      <w:r>
+        <w:rPr>
+          <w:rFonts w:ascii="Courier New" w:hAnsi="Courier New" w:cs="Courier New"/>
+          <w:sz w:val="24"/>
+          <w:szCs w:val="24"/>
+        </w:rPr>
+        <w:t xml:space="preserve">    eps = 0.05  # </w:t>
+      </w:r>
+      <w:r>
+        <w:rPr>
+          <w:rFonts w:ascii="Courier New" w:hAnsi="Courier New" w:cs="Courier New"/>
+          <w:sz w:val="24"/>
+          <w:szCs w:val="24"/>
+          <w:lang w:val="ru-RU"/>
+        </w:rPr>
+        <w:t>погрешность</w:t>
+      </w:r>
+    </w:p>
+    <w:p>
+      <w:pPr>
+        <w:pStyle w:val="af4"/>
+        <w:ind w:left="0"/>
+        <w:rPr>
+          <w:rFonts w:ascii="Courier New" w:hAnsi="Courier New" w:cs="Courier New"/>
+          <w:sz w:val="24"/>
+          <w:szCs w:val="24"/>
+        </w:rPr>
+      </w:pPr>
+      <w:r>
+        <w:rPr>
+          <w:rFonts w:ascii="Courier New" w:hAnsi="Courier New" w:cs="Courier New"/>
+          <w:sz w:val="24"/>
+          <w:szCs w:val="24"/>
+        </w:rPr>
+        <w:t>    while True:</w:t>
+      </w:r>
+    </w:p>
+    <w:p>
+      <w:pPr>
+        <w:pStyle w:val="af4"/>
+        <w:ind w:left="0"/>
+        <w:rPr>
+          <w:rFonts w:ascii="Courier New" w:hAnsi="Courier New" w:cs="Courier New"/>
+          <w:sz w:val="24"/>
+          <w:szCs w:val="24"/>
+        </w:rPr>
+      </w:pPr>
+      <w:r>
+        <w:rPr>
+          <w:rFonts w:ascii="Courier New" w:hAnsi="Courier New" w:cs="Courier New"/>
+          <w:sz w:val="24"/>
+          <w:szCs w:val="24"/>
+        </w:rPr>
+        <w:t xml:space="preserve">        print("======== </w:t>
+      </w:r>
+      <w:r>
+        <w:rPr>
+          <w:rFonts w:ascii="Courier New" w:hAnsi="Courier New" w:cs="Courier New"/>
+          <w:sz w:val="24"/>
+          <w:szCs w:val="24"/>
+          <w:lang w:val="ru-RU"/>
+        </w:rPr>
+        <w:t>МЕНЮ</w:t>
+      </w:r>
+      <w:r>
+        <w:rPr>
+          <w:rFonts w:ascii="Courier New" w:hAnsi="Courier New" w:cs="Courier New"/>
+          <w:sz w:val="24"/>
+          <w:szCs w:val="24"/>
+        </w:rPr>
+        <w:t xml:space="preserve"> ========")</w:t>
+      </w:r>
+    </w:p>
+    <w:p>
+      <w:pPr>
+        <w:pStyle w:val="af4"/>
+        <w:ind w:left="0"/>
+        <w:rPr>
+          <w:rFonts w:ascii="Courier New" w:hAnsi="Courier New" w:cs="Courier New"/>
+          <w:sz w:val="24"/>
+          <w:szCs w:val="24"/>
+          <w:lang w:val="ru-RU"/>
+        </w:rPr>
+      </w:pPr>
+      <w:r>
+        <w:rPr>
+          <w:rFonts w:ascii="Courier New" w:hAnsi="Courier New" w:cs="Courier New"/>
+          <w:sz w:val="24"/>
+          <w:szCs w:val="24"/>
+        </w:rPr>
         <w:t xml:space="preserve">        </w:t>
       </w:r>
-      <w:proofErr w:type="spellStart"/>
-      <w:r>
-        <w:rPr>
-          <w:rFonts w:ascii="Courier New" w:hAnsi="Courier New" w:cs="Courier New"/>
-          <w:sz w:val="24"/>
-          <w:szCs w:val="24"/>
-        </w:rPr>
-        <w:t>plt.plot</w:t>
-      </w:r>
-      <w:proofErr w:type="spellEnd"/>
-      <w:r>
-        <w:rPr>
-          <w:rFonts w:ascii="Courier New" w:hAnsi="Courier New" w:cs="Courier New"/>
-          <w:sz w:val="24"/>
-          <w:szCs w:val="24"/>
-        </w:rPr>
-        <w:t>(x, y, 'o', color="red", label="</w:t>
-      </w:r>
-      <w:r>
-        <w:rPr>
-          <w:rFonts w:ascii="Courier New" w:hAnsi="Courier New" w:cs="Courier New"/>
-          <w:sz w:val="24"/>
-          <w:szCs w:val="24"/>
-          <w:lang w:val="ru-RU"/>
-        </w:rPr>
-        <w:t>Найденная</w:t>
-      </w:r>
-      <w:r>
-        <w:rPr>
-          <w:rFonts w:ascii="Courier New" w:hAnsi="Courier New" w:cs="Courier New"/>
-          <w:sz w:val="24"/>
-          <w:szCs w:val="24"/>
-        </w:rPr>
-        <w:t xml:space="preserve"> </w:t>
-      </w:r>
-      <w:r>
-        <w:rPr>
-          <w:rFonts w:ascii="Courier New" w:hAnsi="Courier New" w:cs="Courier New"/>
-          <w:sz w:val="24"/>
-          <w:szCs w:val="24"/>
-          <w:lang w:val="ru-RU"/>
-        </w:rPr>
-        <w:t>точка</w:t>
-      </w:r>
-      <w:r>
-        <w:rPr>
-          <w:rFonts w:ascii="Courier New" w:hAnsi="Courier New" w:cs="Courier New"/>
-          <w:sz w:val="24"/>
-          <w:szCs w:val="24"/>
-        </w:rPr>
-        <w:t xml:space="preserve"> </w:t>
-      </w:r>
-      <w:r>
-        <w:rPr>
-          <w:rFonts w:ascii="Courier New" w:hAnsi="Courier New" w:cs="Courier New"/>
-          <w:sz w:val="24"/>
-          <w:szCs w:val="24"/>
-          <w:lang w:val="ru-RU"/>
-        </w:rPr>
-        <w:t>минимума</w:t>
+      <w:r>
+        <w:rPr>
+          <w:rFonts w:ascii="Courier New" w:hAnsi="Courier New" w:cs="Courier New"/>
+          <w:sz w:val="24"/>
+          <w:szCs w:val="24"/>
+          <w:lang w:val="ru-RU"/>
+        </w:rPr>
+        <w:t>print("1. Метод деления интервалов")</w:t>
+      </w:r>
+    </w:p>
+    <w:p>
+      <w:pPr>
+        <w:pStyle w:val="af4"/>
+        <w:ind w:left="0"/>
+        <w:rPr>
+          <w:rFonts w:ascii="Courier New" w:hAnsi="Courier New" w:cs="Courier New"/>
+          <w:sz w:val="24"/>
+          <w:szCs w:val="24"/>
+          <w:lang w:val="ru-RU"/>
+        </w:rPr>
+      </w:pPr>
+      <w:r>
+        <w:rPr>
+          <w:rFonts w:ascii="Courier New" w:hAnsi="Courier New" w:cs="Courier New"/>
+          <w:sz w:val="24"/>
+          <w:szCs w:val="24"/>
+          <w:lang w:val="ru-RU"/>
+        </w:rPr>
+        <w:t>        print("2. Метод Фибоначчи")</w:t>
+      </w:r>
+    </w:p>
+    <w:p>
+      <w:pPr>
+        <w:pStyle w:val="af4"/>
+        <w:ind w:left="0"/>
+        <w:rPr>
+          <w:rFonts w:ascii="Courier New" w:hAnsi="Courier New" w:cs="Courier New"/>
+          <w:sz w:val="24"/>
+          <w:szCs w:val="24"/>
+          <w:lang w:val="ru-RU"/>
+        </w:rPr>
+      </w:pPr>
+      <w:r>
+        <w:rPr>
+          <w:rFonts w:ascii="Courier New" w:hAnsi="Courier New" w:cs="Courier New"/>
+          <w:sz w:val="24"/>
+          <w:szCs w:val="24"/>
+          <w:lang w:val="ru-RU"/>
+        </w:rPr>
+        <w:t>        print("3. Метод золотого сечения")</w:t>
+      </w:r>
+    </w:p>
+    <w:p>
+      <w:pPr>
+        <w:pStyle w:val="af4"/>
+        <w:ind w:left="0"/>
+        <w:rPr>
+          <w:rFonts w:ascii="Courier New" w:hAnsi="Courier New" w:cs="Courier New"/>
+          <w:sz w:val="24"/>
+          <w:szCs w:val="24"/>
+          <w:lang w:val="ru-RU"/>
+        </w:rPr>
+      </w:pPr>
+      <w:r>
+        <w:rPr>
+          <w:rFonts w:ascii="Courier New" w:hAnsi="Courier New" w:cs="Courier New"/>
+          <w:sz w:val="24"/>
+          <w:szCs w:val="24"/>
+          <w:lang w:val="ru-RU"/>
+        </w:rPr>
+        <w:t>        print("4. Показать график функции на отрезке [-10; 6]")</w:t>
+      </w:r>
+    </w:p>
+    <w:p>
+      <w:pPr>
+        <w:pStyle w:val="af4"/>
+        <w:ind w:left="0"/>
+        <w:rPr>
+          <w:rFonts w:ascii="Courier New" w:hAnsi="Courier New" w:cs="Courier New"/>
+          <w:sz w:val="24"/>
+          <w:szCs w:val="24"/>
+        </w:rPr>
+      </w:pPr>
+      <w:r>
+        <w:rPr>
+          <w:rFonts w:ascii="Courier New" w:hAnsi="Courier New" w:cs="Courier New"/>
+          <w:sz w:val="24"/>
+          <w:szCs w:val="24"/>
+          <w:lang w:val="ru-RU"/>
+        </w:rPr>
+        <w:t xml:space="preserve">        </w:t>
+      </w:r>
+      <w:r>
+        <w:rPr>
+          <w:rFonts w:ascii="Courier New" w:hAnsi="Courier New" w:cs="Courier New"/>
+          <w:sz w:val="24"/>
+          <w:szCs w:val="24"/>
+        </w:rPr>
+        <w:t xml:space="preserve">print("5. </w:t>
+      </w:r>
+      <w:r>
+        <w:rPr>
+          <w:rFonts w:ascii="Courier New" w:hAnsi="Courier New" w:cs="Courier New"/>
+          <w:sz w:val="24"/>
+          <w:szCs w:val="24"/>
+          <w:lang w:val="ru-RU"/>
+        </w:rPr>
+        <w:t>Выход</w:t>
       </w:r>
       <w:r>
         <w:rPr>
@@ -4690,419 +4716,6 @@
           <w:sz w:val="24"/>
           <w:szCs w:val="24"/>
         </w:rPr>
-        <w:t xml:space="preserve">    </w:t>
-      </w:r>
-      <w:proofErr w:type="spellStart"/>
-      <w:r>
-        <w:rPr>
-          <w:rFonts w:ascii="Courier New" w:hAnsi="Courier New" w:cs="Courier New"/>
-          <w:sz w:val="24"/>
-          <w:szCs w:val="24"/>
-        </w:rPr>
-        <w:t>plt.legend</w:t>
-      </w:r>
-      <w:proofErr w:type="spellEnd"/>
-      <w:r>
-        <w:rPr>
-          <w:rFonts w:ascii="Courier New" w:hAnsi="Courier New" w:cs="Courier New"/>
-          <w:sz w:val="24"/>
-          <w:szCs w:val="24"/>
-        </w:rPr>
-        <w:t>()</w:t>
-      </w:r>
-    </w:p>
-    <w:p>
-      <w:pPr>
-        <w:pStyle w:val="af4"/>
-        <w:ind w:left="0"/>
-        <w:rPr>
-          <w:rFonts w:ascii="Courier New" w:hAnsi="Courier New" w:cs="Courier New"/>
-          <w:sz w:val="24"/>
-          <w:szCs w:val="24"/>
-        </w:rPr>
-      </w:pPr>
-      <w:r>
-        <w:rPr>
-          <w:rFonts w:ascii="Courier New" w:hAnsi="Courier New" w:cs="Courier New"/>
-          <w:sz w:val="24"/>
-          <w:szCs w:val="24"/>
-        </w:rPr>
-        <w:t xml:space="preserve">    </w:t>
-      </w:r>
-      <w:proofErr w:type="spellStart"/>
-      <w:r>
-        <w:rPr>
-          <w:rFonts w:ascii="Courier New" w:hAnsi="Courier New" w:cs="Courier New"/>
-          <w:sz w:val="24"/>
-          <w:szCs w:val="24"/>
-        </w:rPr>
-        <w:t>plt.show</w:t>
-      </w:r>
-      <w:proofErr w:type="spellEnd"/>
-      <w:r>
-        <w:rPr>
-          <w:rFonts w:ascii="Courier New" w:hAnsi="Courier New" w:cs="Courier New"/>
-          <w:sz w:val="24"/>
-          <w:szCs w:val="24"/>
-        </w:rPr>
-        <w:t>()</w:t>
-      </w:r>
-    </w:p>
-    <w:p>
-      <w:pPr>
-        <w:pStyle w:val="af4"/>
-        <w:ind w:left="0"/>
-        <w:rPr>
-          <w:rFonts w:ascii="Courier New" w:hAnsi="Courier New" w:cs="Courier New"/>
-          <w:sz w:val="24"/>
-          <w:szCs w:val="24"/>
-        </w:rPr>
-      </w:pPr>
-    </w:p>
-    <w:p>
-      <w:pPr>
-        <w:pStyle w:val="af4"/>
-        <w:ind w:left="0"/>
-        <w:rPr>
-          <w:rFonts w:ascii="Courier New" w:hAnsi="Courier New" w:cs="Courier New"/>
-          <w:sz w:val="24"/>
-          <w:szCs w:val="24"/>
-        </w:rPr>
-      </w:pPr>
-      <w:r>
-        <w:rPr>
-          <w:rFonts w:ascii="Courier New" w:hAnsi="Courier New" w:cs="Courier New"/>
-          <w:sz w:val="24"/>
-          <w:szCs w:val="24"/>
-        </w:rPr>
-        <w:t xml:space="preserve">def </w:t>
-      </w:r>
-      <w:proofErr w:type="spellStart"/>
-      <w:r>
-        <w:rPr>
-          <w:rFonts w:ascii="Courier New" w:hAnsi="Courier New" w:cs="Courier New"/>
-          <w:sz w:val="24"/>
-          <w:szCs w:val="24"/>
-        </w:rPr>
-        <w:t>mainloop</w:t>
-      </w:r>
-      <w:proofErr w:type="spellEnd"/>
-      <w:r>
-        <w:rPr>
-          <w:rFonts w:ascii="Courier New" w:hAnsi="Courier New" w:cs="Courier New"/>
-          <w:sz w:val="24"/>
-          <w:szCs w:val="24"/>
-        </w:rPr>
-        <w:t>():</w:t>
-      </w:r>
-    </w:p>
-    <w:p>
-      <w:pPr>
-        <w:pStyle w:val="af4"/>
-        <w:ind w:left="0"/>
-        <w:rPr>
-          <w:rFonts w:ascii="Courier New" w:hAnsi="Courier New" w:cs="Courier New"/>
-          <w:sz w:val="24"/>
-          <w:szCs w:val="24"/>
-        </w:rPr>
-      </w:pPr>
-      <w:r>
-        <w:rPr>
-          <w:rFonts w:ascii="Courier New" w:hAnsi="Courier New" w:cs="Courier New"/>
-          <w:sz w:val="24"/>
-          <w:szCs w:val="24"/>
-        </w:rPr>
-        <w:t xml:space="preserve">    eps = 0.05  # </w:t>
-      </w:r>
-      <w:r>
-        <w:rPr>
-          <w:rFonts w:ascii="Courier New" w:hAnsi="Courier New" w:cs="Courier New"/>
-          <w:sz w:val="24"/>
-          <w:szCs w:val="24"/>
-          <w:lang w:val="ru-RU"/>
-        </w:rPr>
-        <w:t>погрешность</w:t>
-      </w:r>
-    </w:p>
-    <w:p>
-      <w:pPr>
-        <w:pStyle w:val="af4"/>
-        <w:ind w:left="0"/>
-        <w:rPr>
-          <w:rFonts w:ascii="Courier New" w:hAnsi="Courier New" w:cs="Courier New"/>
-          <w:sz w:val="24"/>
-          <w:szCs w:val="24"/>
-        </w:rPr>
-      </w:pPr>
-      <w:r>
-        <w:rPr>
-          <w:rFonts w:ascii="Courier New" w:hAnsi="Courier New" w:cs="Courier New"/>
-          <w:sz w:val="24"/>
-          <w:szCs w:val="24"/>
-        </w:rPr>
-        <w:t>    while True:</w:t>
-      </w:r>
-    </w:p>
-    <w:p>
-      <w:pPr>
-        <w:pStyle w:val="af4"/>
-        <w:ind w:left="0"/>
-        <w:rPr>
-          <w:rFonts w:ascii="Courier New" w:hAnsi="Courier New" w:cs="Courier New"/>
-          <w:sz w:val="24"/>
-          <w:szCs w:val="24"/>
-        </w:rPr>
-      </w:pPr>
-      <w:r>
-        <w:rPr>
-          <w:rFonts w:ascii="Courier New" w:hAnsi="Courier New" w:cs="Courier New"/>
-          <w:sz w:val="24"/>
-          <w:szCs w:val="24"/>
-        </w:rPr>
-        <w:t xml:space="preserve">        print("======== </w:t>
-      </w:r>
-      <w:r>
-        <w:rPr>
-          <w:rFonts w:ascii="Courier New" w:hAnsi="Courier New" w:cs="Courier New"/>
-          <w:sz w:val="24"/>
-          <w:szCs w:val="24"/>
-          <w:lang w:val="ru-RU"/>
-        </w:rPr>
-        <w:t>МЕНЮ</w:t>
-      </w:r>
-      <w:r>
-        <w:rPr>
-          <w:rFonts w:ascii="Courier New" w:hAnsi="Courier New" w:cs="Courier New"/>
-          <w:sz w:val="24"/>
-          <w:szCs w:val="24"/>
-        </w:rPr>
-        <w:t xml:space="preserve"> ========")</w:t>
-      </w:r>
-    </w:p>
-    <w:p>
-      <w:pPr>
-        <w:pStyle w:val="af4"/>
-        <w:ind w:left="0"/>
-        <w:rPr>
-          <w:rFonts w:ascii="Courier New" w:hAnsi="Courier New" w:cs="Courier New"/>
-          <w:sz w:val="24"/>
-          <w:szCs w:val="24"/>
-          <w:lang w:val="ru-RU"/>
-        </w:rPr>
-      </w:pPr>
-      <w:r>
-        <w:rPr>
-          <w:rFonts w:ascii="Courier New" w:hAnsi="Courier New" w:cs="Courier New"/>
-          <w:sz w:val="24"/>
-          <w:szCs w:val="24"/>
-        </w:rPr>
-        <w:t xml:space="preserve">        </w:t>
-      </w:r>
-      <w:proofErr w:type="spellStart"/>
-      <w:r>
-        <w:rPr>
-          <w:rFonts w:ascii="Courier New" w:hAnsi="Courier New" w:cs="Courier New"/>
-          <w:sz w:val="24"/>
-          <w:szCs w:val="24"/>
-          <w:lang w:val="ru-RU"/>
-        </w:rPr>
-        <w:t>print</w:t>
-      </w:r>
-      <w:proofErr w:type="spellEnd"/>
-      <w:r>
-        <w:rPr>
-          <w:rFonts w:ascii="Courier New" w:hAnsi="Courier New" w:cs="Courier New"/>
-          <w:sz w:val="24"/>
-          <w:szCs w:val="24"/>
-          <w:lang w:val="ru-RU"/>
-        </w:rPr>
-        <w:t>("1. Метод деления интервалов")</w:t>
-      </w:r>
-    </w:p>
-    <w:p>
-      <w:pPr>
-        <w:pStyle w:val="af4"/>
-        <w:ind w:left="0"/>
-        <w:rPr>
-          <w:rFonts w:ascii="Courier New" w:hAnsi="Courier New" w:cs="Courier New"/>
-          <w:sz w:val="24"/>
-          <w:szCs w:val="24"/>
-          <w:lang w:val="ru-RU"/>
-        </w:rPr>
-      </w:pPr>
-      <w:r>
-        <w:rPr>
-          <w:rFonts w:ascii="Courier New" w:hAnsi="Courier New" w:cs="Courier New"/>
-          <w:sz w:val="24"/>
-          <w:szCs w:val="24"/>
-          <w:lang w:val="ru-RU"/>
-        </w:rPr>
-        <w:t xml:space="preserve">        </w:t>
-      </w:r>
-      <w:proofErr w:type="spellStart"/>
-      <w:r>
-        <w:rPr>
-          <w:rFonts w:ascii="Courier New" w:hAnsi="Courier New" w:cs="Courier New"/>
-          <w:sz w:val="24"/>
-          <w:szCs w:val="24"/>
-          <w:lang w:val="ru-RU"/>
-        </w:rPr>
-        <w:t>print</w:t>
-      </w:r>
-      <w:proofErr w:type="spellEnd"/>
-      <w:r>
-        <w:rPr>
-          <w:rFonts w:ascii="Courier New" w:hAnsi="Courier New" w:cs="Courier New"/>
-          <w:sz w:val="24"/>
-          <w:szCs w:val="24"/>
-          <w:lang w:val="ru-RU"/>
-        </w:rPr>
-        <w:t>("2. Метод Фибоначчи")</w:t>
-      </w:r>
-    </w:p>
-    <w:p>
-      <w:pPr>
-        <w:pStyle w:val="af4"/>
-        <w:ind w:left="0"/>
-        <w:rPr>
-          <w:rFonts w:ascii="Courier New" w:hAnsi="Courier New" w:cs="Courier New"/>
-          <w:sz w:val="24"/>
-          <w:szCs w:val="24"/>
-          <w:lang w:val="ru-RU"/>
-        </w:rPr>
-      </w:pPr>
-      <w:r>
-        <w:rPr>
-          <w:rFonts w:ascii="Courier New" w:hAnsi="Courier New" w:cs="Courier New"/>
-          <w:sz w:val="24"/>
-          <w:szCs w:val="24"/>
-          <w:lang w:val="ru-RU"/>
-        </w:rPr>
-        <w:t xml:space="preserve">        </w:t>
-      </w:r>
-      <w:proofErr w:type="spellStart"/>
-      <w:r>
-        <w:rPr>
-          <w:rFonts w:ascii="Courier New" w:hAnsi="Courier New" w:cs="Courier New"/>
-          <w:sz w:val="24"/>
-          <w:szCs w:val="24"/>
-          <w:lang w:val="ru-RU"/>
-        </w:rPr>
-        <w:t>print</w:t>
-      </w:r>
-      <w:proofErr w:type="spellEnd"/>
-      <w:r>
-        <w:rPr>
-          <w:rFonts w:ascii="Courier New" w:hAnsi="Courier New" w:cs="Courier New"/>
-          <w:sz w:val="24"/>
-          <w:szCs w:val="24"/>
-          <w:lang w:val="ru-RU"/>
-        </w:rPr>
-        <w:t>("3. Метод золотого сечения")</w:t>
-      </w:r>
-    </w:p>
-    <w:p>
-      <w:pPr>
-        <w:pStyle w:val="af4"/>
-        <w:ind w:left="0"/>
-        <w:rPr>
-          <w:rFonts w:ascii="Courier New" w:hAnsi="Courier New" w:cs="Courier New"/>
-          <w:sz w:val="24"/>
-          <w:szCs w:val="24"/>
-          <w:lang w:val="ru-RU"/>
-        </w:rPr>
-      </w:pPr>
-      <w:r>
-        <w:rPr>
-          <w:rFonts w:ascii="Courier New" w:hAnsi="Courier New" w:cs="Courier New"/>
-          <w:sz w:val="24"/>
-          <w:szCs w:val="24"/>
-          <w:lang w:val="ru-RU"/>
-        </w:rPr>
-        <w:t xml:space="preserve">        </w:t>
-      </w:r>
-      <w:proofErr w:type="spellStart"/>
-      <w:r>
-        <w:rPr>
-          <w:rFonts w:ascii="Courier New" w:hAnsi="Courier New" w:cs="Courier New"/>
-          <w:sz w:val="24"/>
-          <w:szCs w:val="24"/>
-          <w:lang w:val="ru-RU"/>
-        </w:rPr>
-        <w:t>print</w:t>
-      </w:r>
-      <w:proofErr w:type="spellEnd"/>
-      <w:r>
-        <w:rPr>
-          <w:rFonts w:ascii="Courier New" w:hAnsi="Courier New" w:cs="Courier New"/>
-          <w:sz w:val="24"/>
-          <w:szCs w:val="24"/>
-          <w:lang w:val="ru-RU"/>
-        </w:rPr>
-        <w:t>("4. Показать график функции на отрезке [-10; 6]")</w:t>
-      </w:r>
-    </w:p>
-    <w:p>
-      <w:pPr>
-        <w:pStyle w:val="af4"/>
-        <w:ind w:left="0"/>
-        <w:rPr>
-          <w:rFonts w:ascii="Courier New" w:hAnsi="Courier New" w:cs="Courier New"/>
-          <w:sz w:val="24"/>
-          <w:szCs w:val="24"/>
-        </w:rPr>
-      </w:pPr>
-      <w:r>
-        <w:rPr>
-          <w:rFonts w:ascii="Courier New" w:hAnsi="Courier New" w:cs="Courier New"/>
-          <w:sz w:val="24"/>
-          <w:szCs w:val="24"/>
-          <w:lang w:val="ru-RU"/>
-        </w:rPr>
-        <w:t xml:space="preserve">        </w:t>
-      </w:r>
-      <w:r>
-        <w:rPr>
-          <w:rFonts w:ascii="Courier New" w:hAnsi="Courier New" w:cs="Courier New"/>
-          <w:sz w:val="24"/>
-          <w:szCs w:val="24"/>
-        </w:rPr>
-        <w:t xml:space="preserve">print("5. </w:t>
-      </w:r>
-      <w:r>
-        <w:rPr>
-          <w:rFonts w:ascii="Courier New" w:hAnsi="Courier New" w:cs="Courier New"/>
-          <w:sz w:val="24"/>
-          <w:szCs w:val="24"/>
-          <w:lang w:val="ru-RU"/>
-        </w:rPr>
-        <w:t>Выход</w:t>
-      </w:r>
-      <w:r>
-        <w:rPr>
-          <w:rFonts w:ascii="Courier New" w:hAnsi="Courier New" w:cs="Courier New"/>
-          <w:sz w:val="24"/>
-          <w:szCs w:val="24"/>
-        </w:rPr>
-        <w:t>")</w:t>
-      </w:r>
-    </w:p>
-    <w:p>
-      <w:pPr>
-        <w:pStyle w:val="af4"/>
-        <w:ind w:left="0"/>
-        <w:rPr>
-          <w:rFonts w:ascii="Courier New" w:hAnsi="Courier New" w:cs="Courier New"/>
-          <w:sz w:val="24"/>
-          <w:szCs w:val="24"/>
-        </w:rPr>
-      </w:pPr>
-      <w:r>
-        <w:rPr>
-          <w:rFonts w:ascii="Courier New" w:hAnsi="Courier New" w:cs="Courier New"/>
-          <w:sz w:val="24"/>
-          <w:szCs w:val="24"/>
-        </w:rPr>
         <w:t>        c = int(input("-&gt; "))</w:t>
       </w:r>
     </w:p>
@@ -5152,140 +4765,94 @@
           <w:sz w:val="24"/>
           <w:szCs w:val="24"/>
         </w:rPr>
-        <w:t>            break</w:t>
-      </w:r>
-    </w:p>
-    <w:p>
-      <w:pPr>
-        <w:pStyle w:val="af4"/>
-        <w:ind w:left="0"/>
-        <w:rPr>
-          <w:rFonts w:ascii="Courier New" w:hAnsi="Courier New" w:cs="Courier New"/>
-          <w:sz w:val="24"/>
-          <w:szCs w:val="24"/>
-        </w:rPr>
-      </w:pPr>
-    </w:p>
-    <w:p>
-      <w:pPr>
-        <w:pStyle w:val="af4"/>
-        <w:ind w:left="0"/>
-        <w:rPr>
-          <w:rFonts w:ascii="Courier New" w:hAnsi="Courier New" w:cs="Courier New"/>
-          <w:sz w:val="24"/>
-          <w:szCs w:val="24"/>
-        </w:rPr>
-      </w:pPr>
-      <w:r>
-        <w:rPr>
-          <w:rFonts w:ascii="Courier New" w:hAnsi="Courier New" w:cs="Courier New"/>
-          <w:sz w:val="24"/>
-          <w:szCs w:val="24"/>
-        </w:rPr>
-        <w:t xml:space="preserve">        </w:t>
-      </w:r>
-      <w:proofErr w:type="spellStart"/>
-      <w:r>
-        <w:rPr>
-          <w:rFonts w:ascii="Courier New" w:hAnsi="Courier New" w:cs="Courier New"/>
-          <w:sz w:val="24"/>
-          <w:szCs w:val="24"/>
-        </w:rPr>
-        <w:t>elif</w:t>
-      </w:r>
-      <w:proofErr w:type="spellEnd"/>
-      <w:r>
-        <w:rPr>
-          <w:rFonts w:ascii="Courier New" w:hAnsi="Courier New" w:cs="Courier New"/>
-          <w:sz w:val="24"/>
-          <w:szCs w:val="24"/>
-        </w:rPr>
-        <w:t xml:space="preserve"> c == 4:</w:t>
-      </w:r>
-    </w:p>
-    <w:p>
-      <w:pPr>
-        <w:pStyle w:val="af4"/>
-        <w:ind w:left="0"/>
-        <w:rPr>
-          <w:rFonts w:ascii="Courier New" w:hAnsi="Courier New" w:cs="Courier New"/>
-          <w:sz w:val="24"/>
-          <w:szCs w:val="24"/>
-        </w:rPr>
-      </w:pPr>
-      <w:r>
-        <w:rPr>
-          <w:rFonts w:ascii="Courier New" w:hAnsi="Courier New" w:cs="Courier New"/>
-          <w:sz w:val="24"/>
-          <w:szCs w:val="24"/>
-        </w:rPr>
         <w:t xml:space="preserve">            </w:t>
       </w:r>
-      <w:proofErr w:type="spellStart"/>
-      <w:r>
-        <w:rPr>
-          <w:rFonts w:ascii="Courier New" w:hAnsi="Courier New" w:cs="Courier New"/>
-          <w:sz w:val="24"/>
-          <w:szCs w:val="24"/>
-        </w:rPr>
-        <w:t>viewPlot</w:t>
-      </w:r>
-      <w:proofErr w:type="spellEnd"/>
-      <w:r>
-        <w:rPr>
-          <w:rFonts w:ascii="Courier New" w:hAnsi="Courier New" w:cs="Courier New"/>
-          <w:sz w:val="24"/>
-          <w:szCs w:val="24"/>
-        </w:rPr>
-        <w:t>(0)</w:t>
-      </w:r>
-    </w:p>
-    <w:p>
-      <w:pPr>
-        <w:pStyle w:val="af4"/>
-        <w:ind w:left="0"/>
-        <w:rPr>
-          <w:rFonts w:ascii="Courier New" w:hAnsi="Courier New" w:cs="Courier New"/>
-          <w:sz w:val="24"/>
-          <w:szCs w:val="24"/>
-        </w:rPr>
-      </w:pPr>
-    </w:p>
-    <w:p>
-      <w:pPr>
-        <w:pStyle w:val="af4"/>
-        <w:ind w:left="0"/>
-        <w:rPr>
-          <w:rFonts w:ascii="Courier New" w:hAnsi="Courier New" w:cs="Courier New"/>
-          <w:sz w:val="24"/>
-          <w:szCs w:val="24"/>
-        </w:rPr>
-      </w:pPr>
-      <w:r>
-        <w:rPr>
-          <w:rFonts w:ascii="Courier New" w:hAnsi="Courier New" w:cs="Courier New"/>
-          <w:sz w:val="24"/>
-          <w:szCs w:val="24"/>
-        </w:rPr>
-        <w:t xml:space="preserve">        </w:t>
-      </w:r>
-      <w:proofErr w:type="spellStart"/>
-      <w:r>
-        <w:rPr>
-          <w:rFonts w:ascii="Courier New" w:hAnsi="Courier New" w:cs="Courier New"/>
-          <w:sz w:val="24"/>
-          <w:szCs w:val="24"/>
-        </w:rPr>
-        <w:t>elif</w:t>
-      </w:r>
-      <w:proofErr w:type="spellEnd"/>
-      <w:r>
-        <w:rPr>
-          <w:rFonts w:ascii="Courier New" w:hAnsi="Courier New" w:cs="Courier New"/>
-          <w:sz w:val="24"/>
-          <w:szCs w:val="24"/>
-        </w:rPr>
-        <w:t xml:space="preserve"> c == 1:</w:t>
+      <w:r>
+        <w:rPr>
+          <w:rFonts w:ascii="Courier New" w:hAnsi="Courier New" w:cs="Courier New"/>
+          <w:sz w:val="24"/>
+          <w:szCs w:val="24"/>
+        </w:rPr>
+        <w:t>return</w:t>
+      </w:r>
+    </w:p>
+    <w:p>
+      <w:pPr>
+        <w:pStyle w:val="af4"/>
+        <w:ind w:left="0"/>
+        <w:rPr>
+          <w:rFonts w:ascii="Courier New" w:hAnsi="Courier New" w:cs="Courier New"/>
+          <w:sz w:val="24"/>
+          <w:szCs w:val="24"/>
+        </w:rPr>
+      </w:pPr>
+    </w:p>
+    <w:p>
+      <w:pPr>
+        <w:pStyle w:val="af4"/>
+        <w:ind w:left="0"/>
+        <w:rPr>
+          <w:rFonts w:ascii="Courier New" w:hAnsi="Courier New" w:cs="Courier New"/>
+          <w:sz w:val="24"/>
+          <w:szCs w:val="24"/>
+        </w:rPr>
+      </w:pPr>
+      <w:r>
+        <w:rPr>
+          <w:rFonts w:ascii="Courier New" w:hAnsi="Courier New" w:cs="Courier New"/>
+          <w:sz w:val="24"/>
+          <w:szCs w:val="24"/>
+        </w:rPr>
+        <w:t>        elif c == 4:</w:t>
+      </w:r>
+    </w:p>
+    <w:p>
+      <w:pPr>
+        <w:pStyle w:val="af4"/>
+        <w:ind w:left="0"/>
+        <w:rPr>
+          <w:rFonts w:ascii="Courier New" w:hAnsi="Courier New" w:cs="Courier New"/>
+          <w:sz w:val="24"/>
+          <w:szCs w:val="24"/>
+        </w:rPr>
+      </w:pPr>
+      <w:r>
+        <w:rPr>
+          <w:rFonts w:ascii="Courier New" w:hAnsi="Courier New" w:cs="Courier New"/>
+          <w:sz w:val="24"/>
+          <w:szCs w:val="24"/>
+        </w:rPr>
+        <w:t>            viewPlot(0)</w:t>
+      </w:r>
+    </w:p>
+    <w:p>
+      <w:pPr>
+        <w:pStyle w:val="af4"/>
+        <w:ind w:left="0"/>
+        <w:rPr>
+          <w:rFonts w:ascii="Courier New" w:hAnsi="Courier New" w:cs="Courier New"/>
+          <w:sz w:val="24"/>
+          <w:szCs w:val="24"/>
+        </w:rPr>
+      </w:pPr>
+    </w:p>
+    <w:p>
+      <w:pPr>
+        <w:pStyle w:val="af4"/>
+        <w:ind w:left="0"/>
+        <w:rPr>
+          <w:rFonts w:ascii="Courier New" w:hAnsi="Courier New" w:cs="Courier New"/>
+          <w:sz w:val="24"/>
+          <w:szCs w:val="24"/>
+        </w:rPr>
+      </w:pPr>
+      <w:r>
+        <w:rPr>
+          <w:rFonts w:ascii="Courier New" w:hAnsi="Courier New" w:cs="Courier New"/>
+          <w:sz w:val="24"/>
+          <w:szCs w:val="24"/>
+        </w:rPr>
+        <w:t>        elif c == 1:</w:t>
       </w:r>
     </w:p>
     <w:p>
@@ -5342,25 +4909,7 @@
           <w:sz w:val="24"/>
           <w:szCs w:val="24"/>
         </w:rPr>
-        <w:t xml:space="preserve">            </w:t>
-      </w:r>
-      <w:proofErr w:type="spellStart"/>
-      <w:r>
-        <w:rPr>
-          <w:rFonts w:ascii="Courier New" w:hAnsi="Courier New" w:cs="Courier New"/>
-          <w:sz w:val="24"/>
-          <w:szCs w:val="24"/>
-        </w:rPr>
-        <w:t>x_m</w:t>
-      </w:r>
-      <w:proofErr w:type="spellEnd"/>
-      <w:r>
-        <w:rPr>
-          <w:rFonts w:ascii="Courier New" w:hAnsi="Courier New" w:cs="Courier New"/>
-          <w:sz w:val="24"/>
-          <w:szCs w:val="24"/>
-        </w:rPr>
-        <w:t xml:space="preserve"> = (a + b) / 2</w:t>
+        <w:t>            x_m = (a + b) / 2</w:t>
       </w:r>
     </w:p>
     <w:p>
@@ -5428,25 +4977,7 @@
           <w:sz w:val="24"/>
           <w:szCs w:val="24"/>
         </w:rPr>
-        <w:t xml:space="preserve">            while </w:t>
-      </w:r>
-      <w:proofErr w:type="spellStart"/>
-      <w:r>
-        <w:rPr>
-          <w:rFonts w:ascii="Courier New" w:hAnsi="Courier New" w:cs="Courier New"/>
-          <w:sz w:val="24"/>
-          <w:szCs w:val="24"/>
-        </w:rPr>
-        <w:t>np.abs</w:t>
-      </w:r>
-      <w:proofErr w:type="spellEnd"/>
-      <w:r>
-        <w:rPr>
-          <w:rFonts w:ascii="Courier New" w:hAnsi="Courier New" w:cs="Courier New"/>
-          <w:sz w:val="24"/>
-          <w:szCs w:val="24"/>
-        </w:rPr>
-        <w:t>(l) &gt;= eps:</w:t>
+        <w:t>            while np.abs(l) &gt;= eps:</w:t>
       </w:r>
     </w:p>
     <w:p>
@@ -5541,146 +5072,64 @@
           <w:sz w:val="24"/>
           <w:szCs w:val="24"/>
         </w:rPr>
-        <w:t xml:space="preserve">                </w:t>
-      </w:r>
-      <w:proofErr w:type="spellStart"/>
-      <w:r>
-        <w:rPr>
-          <w:rFonts w:ascii="Courier New" w:hAnsi="Courier New" w:cs="Courier New"/>
-          <w:sz w:val="24"/>
-          <w:szCs w:val="24"/>
-        </w:rPr>
-        <w:t>fx_m</w:t>
-      </w:r>
-      <w:proofErr w:type="spellEnd"/>
-      <w:r>
-        <w:rPr>
-          <w:rFonts w:ascii="Courier New" w:hAnsi="Courier New" w:cs="Courier New"/>
-          <w:sz w:val="24"/>
-          <w:szCs w:val="24"/>
-        </w:rPr>
-        <w:t xml:space="preserve"> = f(</w:t>
-      </w:r>
-      <w:proofErr w:type="spellStart"/>
-      <w:r>
-        <w:rPr>
-          <w:rFonts w:ascii="Courier New" w:hAnsi="Courier New" w:cs="Courier New"/>
-          <w:sz w:val="24"/>
-          <w:szCs w:val="24"/>
-        </w:rPr>
-        <w:t>x_m</w:t>
-      </w:r>
-      <w:proofErr w:type="spellEnd"/>
-      <w:r>
-        <w:rPr>
-          <w:rFonts w:ascii="Courier New" w:hAnsi="Courier New" w:cs="Courier New"/>
-          <w:sz w:val="24"/>
-          <w:szCs w:val="24"/>
-        </w:rPr>
-        <w:t>)</w:t>
-      </w:r>
-    </w:p>
-    <w:p>
-      <w:pPr>
-        <w:pStyle w:val="af4"/>
-        <w:ind w:left="0"/>
-        <w:rPr>
-          <w:rFonts w:ascii="Courier New" w:hAnsi="Courier New" w:cs="Courier New"/>
-          <w:sz w:val="24"/>
-          <w:szCs w:val="24"/>
-        </w:rPr>
-      </w:pPr>
-      <w:r>
-        <w:rPr>
-          <w:rFonts w:ascii="Courier New" w:hAnsi="Courier New" w:cs="Courier New"/>
-          <w:sz w:val="24"/>
-          <w:szCs w:val="24"/>
-        </w:rPr>
-        <w:t xml:space="preserve">                if fx_1 &lt; </w:t>
-      </w:r>
-      <w:proofErr w:type="spellStart"/>
-      <w:r>
-        <w:rPr>
-          <w:rFonts w:ascii="Courier New" w:hAnsi="Courier New" w:cs="Courier New"/>
-          <w:sz w:val="24"/>
-          <w:szCs w:val="24"/>
-        </w:rPr>
-        <w:t>fx_m</w:t>
-      </w:r>
-      <w:proofErr w:type="spellEnd"/>
-      <w:r>
-        <w:rPr>
-          <w:rFonts w:ascii="Courier New" w:hAnsi="Courier New" w:cs="Courier New"/>
-          <w:sz w:val="24"/>
-          <w:szCs w:val="24"/>
-        </w:rPr>
-        <w:t>:</w:t>
-      </w:r>
-    </w:p>
-    <w:p>
-      <w:pPr>
-        <w:pStyle w:val="af4"/>
-        <w:ind w:left="0"/>
-        <w:rPr>
-          <w:rFonts w:ascii="Courier New" w:hAnsi="Courier New" w:cs="Courier New"/>
-          <w:sz w:val="24"/>
-          <w:szCs w:val="24"/>
-        </w:rPr>
-      </w:pPr>
-      <w:r>
-        <w:rPr>
-          <w:rFonts w:ascii="Courier New" w:hAnsi="Courier New" w:cs="Courier New"/>
-          <w:sz w:val="24"/>
-          <w:szCs w:val="24"/>
-        </w:rPr>
-        <w:t xml:space="preserve">                    b = </w:t>
-      </w:r>
-      <w:proofErr w:type="spellStart"/>
-      <w:r>
-        <w:rPr>
-          <w:rFonts w:ascii="Courier New" w:hAnsi="Courier New" w:cs="Courier New"/>
-          <w:sz w:val="24"/>
-          <w:szCs w:val="24"/>
-        </w:rPr>
-        <w:t>x_m</w:t>
-      </w:r>
-      <w:proofErr w:type="spellEnd"/>
-    </w:p>
-    <w:p>
-      <w:pPr>
-        <w:pStyle w:val="af4"/>
-        <w:ind w:left="0"/>
-        <w:rPr>
-          <w:rFonts w:ascii="Courier New" w:hAnsi="Courier New" w:cs="Courier New"/>
-          <w:sz w:val="24"/>
-          <w:szCs w:val="24"/>
-        </w:rPr>
-      </w:pPr>
-      <w:r>
-        <w:rPr>
-          <w:rFonts w:ascii="Courier New" w:hAnsi="Courier New" w:cs="Courier New"/>
-          <w:sz w:val="24"/>
-          <w:szCs w:val="24"/>
-        </w:rPr>
-        <w:t xml:space="preserve">                    </w:t>
-      </w:r>
-      <w:proofErr w:type="spellStart"/>
-      <w:r>
-        <w:rPr>
-          <w:rFonts w:ascii="Courier New" w:hAnsi="Courier New" w:cs="Courier New"/>
-          <w:sz w:val="24"/>
-          <w:szCs w:val="24"/>
-        </w:rPr>
-        <w:t>x_m</w:t>
-      </w:r>
-      <w:proofErr w:type="spellEnd"/>
-      <w:r>
-        <w:rPr>
-          <w:rFonts w:ascii="Courier New" w:hAnsi="Courier New" w:cs="Courier New"/>
-          <w:sz w:val="24"/>
-          <w:szCs w:val="24"/>
-        </w:rPr>
-        <w:t xml:space="preserve"> = x_1</w:t>
+        <w:t>                fx_m = f(x_m)</w:t>
+      </w:r>
+    </w:p>
+    <w:p>
+      <w:pPr>
+        <w:pStyle w:val="af4"/>
+        <w:ind w:left="0"/>
+        <w:rPr>
+          <w:rFonts w:ascii="Courier New" w:hAnsi="Courier New" w:cs="Courier New"/>
+          <w:sz w:val="24"/>
+          <w:szCs w:val="24"/>
+        </w:rPr>
+      </w:pPr>
+      <w:r>
+        <w:rPr>
+          <w:rFonts w:ascii="Courier New" w:hAnsi="Courier New" w:cs="Courier New"/>
+          <w:sz w:val="24"/>
+          <w:szCs w:val="24"/>
+        </w:rPr>
+        <w:t>                if fx_1 &lt; fx_m:</w:t>
+      </w:r>
+    </w:p>
+    <w:p>
+      <w:pPr>
+        <w:pStyle w:val="af4"/>
+        <w:ind w:left="0"/>
+        <w:rPr>
+          <w:rFonts w:ascii="Courier New" w:hAnsi="Courier New" w:cs="Courier New"/>
+          <w:sz w:val="24"/>
+          <w:szCs w:val="24"/>
+        </w:rPr>
+      </w:pPr>
+      <w:r>
+        <w:rPr>
+          <w:rFonts w:ascii="Courier New" w:hAnsi="Courier New" w:cs="Courier New"/>
+          <w:sz w:val="24"/>
+          <w:szCs w:val="24"/>
+        </w:rPr>
+        <w:t>                    b = x_m</w:t>
+      </w:r>
+    </w:p>
+    <w:p>
+      <w:pPr>
+        <w:pStyle w:val="af4"/>
+        <w:ind w:left="0"/>
+        <w:rPr>
+          <w:rFonts w:ascii="Courier New" w:hAnsi="Courier New" w:cs="Courier New"/>
+          <w:sz w:val="24"/>
+          <w:szCs w:val="24"/>
+        </w:rPr>
+      </w:pPr>
+      <w:r>
+        <w:rPr>
+          <w:rFonts w:ascii="Courier New" w:hAnsi="Courier New" w:cs="Courier New"/>
+          <w:sz w:val="24"/>
+          <w:szCs w:val="24"/>
+        </w:rPr>
+        <w:t>                    x_m = x_1</w:t>
       </w:r>
     </w:p>
     <w:p>
@@ -5719,204 +5168,716 @@
           <w:sz w:val="24"/>
           <w:szCs w:val="24"/>
         </w:rPr>
+        <w:t>                elif fx_2 &lt; fx_m:</w:t>
+      </w:r>
+    </w:p>
+    <w:p>
+      <w:pPr>
+        <w:pStyle w:val="af4"/>
+        <w:ind w:left="0"/>
+        <w:rPr>
+          <w:rFonts w:ascii="Courier New" w:hAnsi="Courier New" w:cs="Courier New"/>
+          <w:sz w:val="24"/>
+          <w:szCs w:val="24"/>
+        </w:rPr>
+      </w:pPr>
+      <w:r>
+        <w:rPr>
+          <w:rFonts w:ascii="Courier New" w:hAnsi="Courier New" w:cs="Courier New"/>
+          <w:sz w:val="24"/>
+          <w:szCs w:val="24"/>
+        </w:rPr>
+        <w:t>                    a = x_m</w:t>
+      </w:r>
+    </w:p>
+    <w:p>
+      <w:pPr>
+        <w:pStyle w:val="af4"/>
+        <w:ind w:left="0"/>
+        <w:rPr>
+          <w:rFonts w:ascii="Courier New" w:hAnsi="Courier New" w:cs="Courier New"/>
+          <w:sz w:val="24"/>
+          <w:szCs w:val="24"/>
+        </w:rPr>
+      </w:pPr>
+      <w:r>
+        <w:rPr>
+          <w:rFonts w:ascii="Courier New" w:hAnsi="Courier New" w:cs="Courier New"/>
+          <w:sz w:val="24"/>
+          <w:szCs w:val="24"/>
+        </w:rPr>
+        <w:t>                    x_m = x_2</w:t>
+      </w:r>
+    </w:p>
+    <w:p>
+      <w:pPr>
+        <w:pStyle w:val="af4"/>
+        <w:ind w:left="0"/>
+        <w:rPr>
+          <w:rFonts w:ascii="Courier New" w:hAnsi="Courier New" w:cs="Courier New"/>
+          <w:sz w:val="24"/>
+          <w:szCs w:val="24"/>
+        </w:rPr>
+      </w:pPr>
+      <w:r>
+        <w:rPr>
+          <w:rFonts w:ascii="Courier New" w:hAnsi="Courier New" w:cs="Courier New"/>
+          <w:sz w:val="24"/>
+          <w:szCs w:val="24"/>
+        </w:rPr>
+        <w:t>                    l = b - a</w:t>
+      </w:r>
+    </w:p>
+    <w:p>
+      <w:pPr>
+        <w:pStyle w:val="af4"/>
+        <w:ind w:left="0"/>
+        <w:rPr>
+          <w:rFonts w:ascii="Courier New" w:hAnsi="Courier New" w:cs="Courier New"/>
+          <w:sz w:val="24"/>
+          <w:szCs w:val="24"/>
+        </w:rPr>
+      </w:pPr>
+      <w:r>
+        <w:rPr>
+          <w:rFonts w:ascii="Courier New" w:hAnsi="Courier New" w:cs="Courier New"/>
+          <w:sz w:val="24"/>
+          <w:szCs w:val="24"/>
+        </w:rPr>
+        <w:t>                else:</w:t>
+      </w:r>
+    </w:p>
+    <w:p>
+      <w:pPr>
+        <w:pStyle w:val="af4"/>
+        <w:ind w:left="0"/>
+        <w:rPr>
+          <w:rFonts w:ascii="Courier New" w:hAnsi="Courier New" w:cs="Courier New"/>
+          <w:sz w:val="24"/>
+          <w:szCs w:val="24"/>
+        </w:rPr>
+      </w:pPr>
+      <w:r>
+        <w:rPr>
+          <w:rFonts w:ascii="Courier New" w:hAnsi="Courier New" w:cs="Courier New"/>
+          <w:sz w:val="24"/>
+          <w:szCs w:val="24"/>
+        </w:rPr>
+        <w:t>                    a = x_1</w:t>
+      </w:r>
+    </w:p>
+    <w:p>
+      <w:pPr>
+        <w:pStyle w:val="af4"/>
+        <w:ind w:left="0"/>
+        <w:rPr>
+          <w:rFonts w:ascii="Courier New" w:hAnsi="Courier New" w:cs="Courier New"/>
+          <w:sz w:val="24"/>
+          <w:szCs w:val="24"/>
+        </w:rPr>
+      </w:pPr>
+      <w:r>
+        <w:rPr>
+          <w:rFonts w:ascii="Courier New" w:hAnsi="Courier New" w:cs="Courier New"/>
+          <w:sz w:val="24"/>
+          <w:szCs w:val="24"/>
+        </w:rPr>
+        <w:t>                    b = x_2</w:t>
+      </w:r>
+    </w:p>
+    <w:p>
+      <w:pPr>
+        <w:pStyle w:val="af4"/>
+        <w:ind w:left="0"/>
+        <w:rPr>
+          <w:rFonts w:ascii="Courier New" w:hAnsi="Courier New" w:cs="Courier New"/>
+          <w:sz w:val="24"/>
+          <w:szCs w:val="24"/>
+        </w:rPr>
+      </w:pPr>
+      <w:r>
+        <w:rPr>
+          <w:rFonts w:ascii="Courier New" w:hAnsi="Courier New" w:cs="Courier New"/>
+          <w:sz w:val="24"/>
+          <w:szCs w:val="24"/>
+        </w:rPr>
+        <w:t>                    l = b - a</w:t>
+      </w:r>
+    </w:p>
+    <w:p>
+      <w:pPr>
+        <w:pStyle w:val="af4"/>
+        <w:ind w:left="0"/>
+        <w:rPr>
+          <w:rFonts w:ascii="Courier New" w:hAnsi="Courier New" w:cs="Courier New"/>
+          <w:sz w:val="24"/>
+          <w:szCs w:val="24"/>
+        </w:rPr>
+      </w:pPr>
+      <w:r>
+        <w:rPr>
+          <w:rFonts w:ascii="Courier New" w:hAnsi="Courier New" w:cs="Courier New"/>
+          <w:sz w:val="24"/>
+          <w:szCs w:val="24"/>
+        </w:rPr>
+        <w:t>                iterations += 1</w:t>
+      </w:r>
+    </w:p>
+    <w:p>
+      <w:pPr>
+        <w:pStyle w:val="af4"/>
+        <w:ind w:left="0"/>
+        <w:rPr>
+          <w:rFonts w:ascii="Courier New" w:hAnsi="Courier New" w:cs="Courier New"/>
+          <w:sz w:val="24"/>
+          <w:szCs w:val="24"/>
+        </w:rPr>
+      </w:pPr>
+    </w:p>
+    <w:p>
+      <w:pPr>
+        <w:pStyle w:val="af4"/>
+        <w:ind w:left="0"/>
+        <w:rPr>
+          <w:rFonts w:ascii="Courier New" w:hAnsi="Courier New" w:cs="Courier New"/>
+          <w:sz w:val="24"/>
+          <w:szCs w:val="24"/>
+          <w:lang w:val="ru-RU"/>
+        </w:rPr>
+      </w:pPr>
+      <w:r>
+        <w:rPr>
+          <w:rFonts w:ascii="Courier New" w:hAnsi="Courier New" w:cs="Courier New"/>
+          <w:sz w:val="24"/>
+          <w:szCs w:val="24"/>
+        </w:rPr>
+        <w:t xml:space="preserve">            </w:t>
+      </w:r>
+      <w:r>
+        <w:rPr>
+          <w:rFonts w:ascii="Courier New" w:hAnsi="Courier New" w:cs="Courier New"/>
+          <w:sz w:val="24"/>
+          <w:szCs w:val="24"/>
+          <w:lang w:val="ru-RU"/>
+        </w:rPr>
+        <w:t>print("\n\nРезультат вычисления по методу деления интервала:")</w:t>
+      </w:r>
+    </w:p>
+    <w:p>
+      <w:pPr>
+        <w:pStyle w:val="af4"/>
+        <w:ind w:left="0"/>
+        <w:rPr>
+          <w:rFonts w:ascii="Courier New" w:hAnsi="Courier New" w:cs="Courier New"/>
+          <w:sz w:val="24"/>
+          <w:szCs w:val="24"/>
+          <w:lang w:val="ru-RU"/>
+        </w:rPr>
+      </w:pPr>
+      <w:r>
+        <w:rPr>
+          <w:rFonts w:ascii="Courier New" w:hAnsi="Courier New" w:cs="Courier New"/>
+          <w:sz w:val="24"/>
+          <w:szCs w:val="24"/>
+          <w:lang w:val="ru-RU"/>
+        </w:rPr>
+        <w:t>            print(f"    Точка минимума функции лежит в интервале [{a}; {b}]")</w:t>
+      </w:r>
+    </w:p>
+    <w:p>
+      <w:pPr>
+        <w:pStyle w:val="af4"/>
+        <w:ind w:left="0"/>
+        <w:rPr>
+          <w:rFonts w:ascii="Courier New" w:hAnsi="Courier New" w:cs="Courier New"/>
+          <w:sz w:val="24"/>
+          <w:szCs w:val="24"/>
+          <w:lang w:val="ru-RU"/>
+        </w:rPr>
+      </w:pPr>
+      <w:r>
+        <w:rPr>
+          <w:rFonts w:ascii="Courier New" w:hAnsi="Courier New" w:cs="Courier New"/>
+          <w:sz w:val="24"/>
+          <w:szCs w:val="24"/>
+          <w:lang w:val="ru-RU"/>
+        </w:rPr>
+        <w:t>            print(f"    Длина данного интервала: L = {l}")</w:t>
+      </w:r>
+    </w:p>
+    <w:p>
+      <w:pPr>
+        <w:pStyle w:val="af4"/>
+        <w:ind w:left="0"/>
+        <w:rPr>
+          <w:rFonts w:ascii="Courier New" w:hAnsi="Courier New" w:cs="Courier New"/>
+          <w:sz w:val="24"/>
+          <w:szCs w:val="24"/>
+        </w:rPr>
+      </w:pPr>
+      <w:r>
+        <w:rPr>
+          <w:rFonts w:ascii="Courier New" w:hAnsi="Courier New" w:cs="Courier New"/>
+          <w:sz w:val="24"/>
+          <w:szCs w:val="24"/>
+          <w:lang w:val="ru-RU"/>
+        </w:rPr>
+        <w:t xml:space="preserve">            </w:t>
+      </w:r>
+      <w:r>
+        <w:rPr>
+          <w:rFonts w:ascii="Courier New" w:hAnsi="Courier New" w:cs="Courier New"/>
+          <w:sz w:val="24"/>
+          <w:szCs w:val="24"/>
+        </w:rPr>
+        <w:t>print(f"    </w:t>
+      </w:r>
+      <w:r>
+        <w:rPr>
+          <w:rFonts w:ascii="Courier New" w:hAnsi="Courier New" w:cs="Courier New"/>
+          <w:sz w:val="24"/>
+          <w:szCs w:val="24"/>
+          <w:lang w:val="ru-RU"/>
+        </w:rPr>
+        <w:t>Заняло</w:t>
+      </w:r>
+      <w:r>
+        <w:rPr>
+          <w:rFonts w:ascii="Courier New" w:hAnsi="Courier New" w:cs="Courier New"/>
+          <w:sz w:val="24"/>
+          <w:szCs w:val="24"/>
+        </w:rPr>
+        <w:t xml:space="preserve"> </w:t>
+      </w:r>
+      <w:r>
+        <w:rPr>
+          <w:rFonts w:ascii="Courier New" w:hAnsi="Courier New" w:cs="Courier New"/>
+          <w:sz w:val="24"/>
+          <w:szCs w:val="24"/>
+          <w:lang w:val="ru-RU"/>
+        </w:rPr>
+        <w:t>итераций</w:t>
+      </w:r>
+      <w:r>
+        <w:rPr>
+          <w:rFonts w:ascii="Courier New" w:hAnsi="Courier New" w:cs="Courier New"/>
+          <w:sz w:val="24"/>
+          <w:szCs w:val="24"/>
+        </w:rPr>
+        <w:t>: {iterations}")</w:t>
+      </w:r>
+    </w:p>
+    <w:p>
+      <w:pPr>
+        <w:pStyle w:val="af4"/>
+        <w:ind w:left="0"/>
+        <w:rPr>
+          <w:rFonts w:ascii="Courier New" w:hAnsi="Courier New" w:cs="Courier New"/>
+          <w:sz w:val="24"/>
+          <w:szCs w:val="24"/>
+        </w:rPr>
+      </w:pPr>
+      <w:r>
+        <w:rPr>
+          <w:rFonts w:ascii="Courier New" w:hAnsi="Courier New" w:cs="Courier New"/>
+          <w:sz w:val="24"/>
+          <w:szCs w:val="24"/>
+        </w:rPr>
+        <w:t>            print("==========================================================\n\n")</w:t>
+      </w:r>
+    </w:p>
+    <w:p>
+      <w:pPr>
+        <w:pStyle w:val="af4"/>
+        <w:ind w:left="0"/>
+        <w:rPr>
+          <w:rFonts w:ascii="Courier New" w:hAnsi="Courier New" w:cs="Courier New"/>
+          <w:sz w:val="24"/>
+          <w:szCs w:val="24"/>
+        </w:rPr>
+      </w:pPr>
+      <w:r>
+        <w:rPr>
+          <w:rFonts w:ascii="Courier New" w:hAnsi="Courier New" w:cs="Courier New"/>
+          <w:sz w:val="24"/>
+          <w:szCs w:val="24"/>
+        </w:rPr>
+        <w:t>            viewPlot(1, x_m, fx_m)</w:t>
+      </w:r>
+    </w:p>
+    <w:p>
+      <w:pPr>
+        <w:pStyle w:val="af4"/>
+        <w:ind w:left="0"/>
+        <w:rPr>
+          <w:rFonts w:ascii="Courier New" w:hAnsi="Courier New" w:cs="Courier New"/>
+          <w:sz w:val="24"/>
+          <w:szCs w:val="24"/>
+        </w:rPr>
+      </w:pPr>
+    </w:p>
+    <w:p>
+      <w:pPr>
+        <w:pStyle w:val="af4"/>
+        <w:ind w:left="0"/>
+        <w:rPr>
+          <w:rFonts w:ascii="Courier New" w:hAnsi="Courier New" w:cs="Courier New"/>
+          <w:sz w:val="24"/>
+          <w:szCs w:val="24"/>
+        </w:rPr>
+      </w:pPr>
+      <w:r>
+        <w:rPr>
+          <w:rFonts w:ascii="Courier New" w:hAnsi="Courier New" w:cs="Courier New"/>
+          <w:sz w:val="24"/>
+          <w:szCs w:val="24"/>
+        </w:rPr>
+        <w:t>        elif c == 2:</w:t>
+      </w:r>
+    </w:p>
+    <w:p>
+      <w:pPr>
+        <w:pStyle w:val="af4"/>
+        <w:ind w:left="0"/>
+        <w:rPr>
+          <w:rFonts w:ascii="Courier New" w:hAnsi="Courier New" w:cs="Courier New"/>
+          <w:sz w:val="24"/>
+          <w:szCs w:val="24"/>
+        </w:rPr>
+      </w:pPr>
+      <w:r>
+        <w:rPr>
+          <w:rFonts w:ascii="Courier New" w:hAnsi="Courier New" w:cs="Courier New"/>
+          <w:sz w:val="24"/>
+          <w:szCs w:val="24"/>
+        </w:rPr>
+        <w:t>            a = -10</w:t>
+      </w:r>
+    </w:p>
+    <w:p>
+      <w:pPr>
+        <w:pStyle w:val="af4"/>
+        <w:ind w:left="0"/>
+        <w:rPr>
+          <w:rFonts w:ascii="Courier New" w:hAnsi="Courier New" w:cs="Courier New"/>
+          <w:sz w:val="24"/>
+          <w:szCs w:val="24"/>
+        </w:rPr>
+      </w:pPr>
+      <w:r>
+        <w:rPr>
+          <w:rFonts w:ascii="Courier New" w:hAnsi="Courier New" w:cs="Courier New"/>
+          <w:sz w:val="24"/>
+          <w:szCs w:val="24"/>
+        </w:rPr>
+        <w:t>            b = 6</w:t>
+      </w:r>
+    </w:p>
+    <w:p>
+      <w:pPr>
+        <w:pStyle w:val="af4"/>
+        <w:ind w:left="0"/>
+        <w:rPr>
+          <w:rFonts w:ascii="Courier New" w:hAnsi="Courier New" w:cs="Courier New"/>
+          <w:sz w:val="24"/>
+          <w:szCs w:val="24"/>
+        </w:rPr>
+      </w:pPr>
+      <w:r>
+        <w:rPr>
+          <w:rFonts w:ascii="Courier New" w:hAnsi="Courier New" w:cs="Courier New"/>
+          <w:sz w:val="24"/>
+          <w:szCs w:val="24"/>
+        </w:rPr>
+        <w:t>            l = b - a</w:t>
+      </w:r>
+    </w:p>
+    <w:p>
+      <w:pPr>
+        <w:pStyle w:val="af4"/>
+        <w:ind w:left="0"/>
+        <w:rPr>
+          <w:rFonts w:ascii="Courier New" w:hAnsi="Courier New" w:cs="Courier New"/>
+          <w:sz w:val="24"/>
+          <w:szCs w:val="24"/>
+        </w:rPr>
+      </w:pPr>
+      <w:r>
+        <w:rPr>
+          <w:rFonts w:ascii="Courier New" w:hAnsi="Courier New" w:cs="Courier New"/>
+          <w:sz w:val="24"/>
+          <w:szCs w:val="24"/>
+        </w:rPr>
+        <w:t>            iterations = 0</w:t>
+      </w:r>
+    </w:p>
+    <w:p>
+      <w:pPr>
+        <w:pStyle w:val="af4"/>
+        <w:ind w:left="0"/>
+        <w:rPr>
+          <w:rFonts w:ascii="Courier New" w:hAnsi="Courier New" w:cs="Courier New"/>
+          <w:sz w:val="24"/>
+          <w:szCs w:val="24"/>
+        </w:rPr>
+      </w:pPr>
+      <w:r>
+        <w:rPr>
+          <w:rFonts w:ascii="Courier New" w:hAnsi="Courier New" w:cs="Courier New"/>
+          <w:sz w:val="24"/>
+          <w:szCs w:val="24"/>
+        </w:rPr>
+        <w:t>            ratio = l / eps</w:t>
+      </w:r>
+    </w:p>
+    <w:p>
+      <w:pPr>
+        <w:pStyle w:val="af4"/>
+        <w:ind w:left="0"/>
+        <w:rPr>
+          <w:rFonts w:ascii="Courier New" w:hAnsi="Courier New" w:cs="Courier New"/>
+          <w:sz w:val="24"/>
+          <w:szCs w:val="24"/>
+        </w:rPr>
+      </w:pPr>
+      <w:r>
+        <w:rPr>
+          <w:rFonts w:ascii="Courier New" w:hAnsi="Courier New" w:cs="Courier New"/>
+          <w:sz w:val="24"/>
+          <w:szCs w:val="24"/>
+        </w:rPr>
+        <w:t>            x_min = 10**6</w:t>
+      </w:r>
+    </w:p>
+    <w:p>
+      <w:pPr>
+        <w:pStyle w:val="af4"/>
+        <w:ind w:left="0"/>
+        <w:rPr>
+          <w:rFonts w:ascii="Courier New" w:hAnsi="Courier New" w:cs="Courier New"/>
+          <w:sz w:val="24"/>
+          <w:szCs w:val="24"/>
+          <w:lang w:val="ru-RU"/>
+        </w:rPr>
+      </w:pPr>
+      <w:r>
+        <w:rPr>
+          <w:rFonts w:ascii="Courier New" w:hAnsi="Courier New" w:cs="Courier New"/>
+          <w:sz w:val="24"/>
+          <w:szCs w:val="24"/>
+        </w:rPr>
+        <w:t xml:space="preserve">            </w:t>
+      </w:r>
+      <w:r>
+        <w:rPr>
+          <w:rFonts w:ascii="Courier New" w:hAnsi="Courier New" w:cs="Courier New"/>
+          <w:sz w:val="24"/>
+          <w:szCs w:val="24"/>
+          <w:lang w:val="ru-RU"/>
+        </w:rPr>
+        <w:t>f_min = x_min</w:t>
+      </w:r>
+    </w:p>
+    <w:p>
+      <w:pPr>
+        <w:pStyle w:val="af4"/>
+        <w:ind w:left="0"/>
+        <w:rPr>
+          <w:rFonts w:ascii="Courier New" w:hAnsi="Courier New" w:cs="Courier New"/>
+          <w:sz w:val="24"/>
+          <w:szCs w:val="24"/>
+          <w:lang w:val="ru-RU"/>
+        </w:rPr>
+      </w:pPr>
+    </w:p>
+    <w:p>
+      <w:pPr>
+        <w:pStyle w:val="af4"/>
+        <w:ind w:left="0"/>
+        <w:rPr>
+          <w:rFonts w:ascii="Courier New" w:hAnsi="Courier New" w:cs="Courier New"/>
+          <w:sz w:val="24"/>
+          <w:szCs w:val="24"/>
+          <w:lang w:val="ru-RU"/>
+        </w:rPr>
+      </w:pPr>
+      <w:r>
+        <w:rPr>
+          <w:rFonts w:ascii="Courier New" w:hAnsi="Courier New" w:cs="Courier New"/>
+          <w:sz w:val="24"/>
+          <w:szCs w:val="24"/>
+          <w:lang w:val="ru-RU"/>
+        </w:rPr>
+        <w:t>            # Генерация чисел Фибоначчи</w:t>
+      </w:r>
+    </w:p>
+    <w:p>
+      <w:pPr>
+        <w:pStyle w:val="af4"/>
+        <w:ind w:left="0"/>
+        <w:rPr>
+          <w:rFonts w:ascii="Courier New" w:hAnsi="Courier New" w:cs="Courier New"/>
+          <w:sz w:val="24"/>
+          <w:szCs w:val="24"/>
+        </w:rPr>
+      </w:pPr>
+      <w:r>
+        <w:rPr>
+          <w:rFonts w:ascii="Courier New" w:hAnsi="Courier New" w:cs="Courier New"/>
+          <w:sz w:val="24"/>
+          <w:szCs w:val="24"/>
+          <w:lang w:val="ru-RU"/>
+        </w:rPr>
+        <w:t xml:space="preserve">            </w:t>
+      </w:r>
+      <w:r>
+        <w:rPr>
+          <w:rFonts w:ascii="Courier New" w:hAnsi="Courier New" w:cs="Courier New"/>
+          <w:sz w:val="24"/>
+          <w:szCs w:val="24"/>
+        </w:rPr>
+        <w:t>F = [1, 1]</w:t>
+      </w:r>
+    </w:p>
+    <w:p>
+      <w:pPr>
+        <w:pStyle w:val="af4"/>
+        <w:ind w:left="0"/>
+        <w:rPr>
+          <w:rFonts w:ascii="Courier New" w:hAnsi="Courier New" w:cs="Courier New"/>
+          <w:sz w:val="24"/>
+          <w:szCs w:val="24"/>
+        </w:rPr>
+      </w:pPr>
+      <w:r>
+        <w:rPr>
+          <w:rFonts w:ascii="Courier New" w:hAnsi="Courier New" w:cs="Courier New"/>
+          <w:sz w:val="24"/>
+          <w:szCs w:val="24"/>
+        </w:rPr>
+        <w:t>            while F[-1] &lt; ratio:</w:t>
+      </w:r>
+    </w:p>
+    <w:p>
+      <w:pPr>
+        <w:pStyle w:val="af4"/>
+        <w:ind w:left="0"/>
+        <w:rPr>
+          <w:rFonts w:ascii="Courier New" w:hAnsi="Courier New" w:cs="Courier New"/>
+          <w:sz w:val="24"/>
+          <w:szCs w:val="24"/>
+        </w:rPr>
+      </w:pPr>
+      <w:r>
+        <w:rPr>
+          <w:rFonts w:ascii="Courier New" w:hAnsi="Courier New" w:cs="Courier New"/>
+          <w:sz w:val="24"/>
+          <w:szCs w:val="24"/>
+        </w:rPr>
+        <w:t>                F.append(F[-1] + F[-2])</w:t>
+      </w:r>
+    </w:p>
+    <w:p>
+      <w:pPr>
+        <w:pStyle w:val="af4"/>
+        <w:ind w:left="0"/>
+        <w:rPr>
+          <w:rFonts w:ascii="Courier New" w:hAnsi="Courier New" w:cs="Courier New"/>
+          <w:sz w:val="24"/>
+          <w:szCs w:val="24"/>
+        </w:rPr>
+      </w:pPr>
+      <w:r>
+        <w:rPr>
+          <w:rFonts w:ascii="Courier New" w:hAnsi="Courier New" w:cs="Courier New"/>
+          <w:sz w:val="24"/>
+          <w:szCs w:val="24"/>
+        </w:rPr>
+        <w:t>            n = len(F)</w:t>
+      </w:r>
+    </w:p>
+    <w:p>
+      <w:pPr>
+        <w:pStyle w:val="af4"/>
+        <w:ind w:left="0"/>
+        <w:rPr>
+          <w:rFonts w:ascii="Courier New" w:hAnsi="Courier New" w:cs="Courier New"/>
+          <w:sz w:val="24"/>
+          <w:szCs w:val="24"/>
+        </w:rPr>
+      </w:pPr>
+      <w:r>
+        <w:rPr>
+          <w:rFonts w:ascii="Courier New" w:hAnsi="Courier New" w:cs="Courier New"/>
+          <w:sz w:val="24"/>
+          <w:szCs w:val="24"/>
+        </w:rPr>
+        <w:t>            while len(F) &lt;= n + 2:</w:t>
+      </w:r>
+    </w:p>
+    <w:p>
+      <w:pPr>
+        <w:pStyle w:val="af4"/>
+        <w:ind w:left="0"/>
+        <w:rPr>
+          <w:rFonts w:ascii="Courier New" w:hAnsi="Courier New" w:cs="Courier New"/>
+          <w:sz w:val="24"/>
+          <w:szCs w:val="24"/>
+        </w:rPr>
+      </w:pPr>
+      <w:r>
+        <w:rPr>
+          <w:rFonts w:ascii="Courier New" w:hAnsi="Courier New" w:cs="Courier New"/>
+          <w:sz w:val="24"/>
+          <w:szCs w:val="24"/>
+        </w:rPr>
         <w:t xml:space="preserve">                </w:t>
       </w:r>
-      <w:proofErr w:type="spellStart"/>
-      <w:r>
-        <w:rPr>
-          <w:rFonts w:ascii="Courier New" w:hAnsi="Courier New" w:cs="Courier New"/>
-          <w:sz w:val="24"/>
-          <w:szCs w:val="24"/>
-        </w:rPr>
-        <w:t>elif</w:t>
-      </w:r>
-      <w:proofErr w:type="spellEnd"/>
-      <w:r>
-        <w:rPr>
-          <w:rFonts w:ascii="Courier New" w:hAnsi="Courier New" w:cs="Courier New"/>
-          <w:sz w:val="24"/>
-          <w:szCs w:val="24"/>
-        </w:rPr>
-        <w:t xml:space="preserve"> fx_2 &lt; </w:t>
-      </w:r>
-      <w:proofErr w:type="spellStart"/>
-      <w:r>
-        <w:rPr>
-          <w:rFonts w:ascii="Courier New" w:hAnsi="Courier New" w:cs="Courier New"/>
-          <w:sz w:val="24"/>
-          <w:szCs w:val="24"/>
-        </w:rPr>
-        <w:t>fx_m</w:t>
-      </w:r>
-      <w:proofErr w:type="spellEnd"/>
-      <w:r>
-        <w:rPr>
-          <w:rFonts w:ascii="Courier New" w:hAnsi="Courier New" w:cs="Courier New"/>
-          <w:sz w:val="24"/>
-          <w:szCs w:val="24"/>
-        </w:rPr>
-        <w:t>:</w:t>
-      </w:r>
-    </w:p>
-    <w:p>
-      <w:pPr>
-        <w:pStyle w:val="af4"/>
-        <w:ind w:left="0"/>
-        <w:rPr>
-          <w:rFonts w:ascii="Courier New" w:hAnsi="Courier New" w:cs="Courier New"/>
-          <w:sz w:val="24"/>
-          <w:szCs w:val="24"/>
-        </w:rPr>
-      </w:pPr>
-      <w:r>
-        <w:rPr>
-          <w:rFonts w:ascii="Courier New" w:hAnsi="Courier New" w:cs="Courier New"/>
-          <w:sz w:val="24"/>
-          <w:szCs w:val="24"/>
-        </w:rPr>
-        <w:t xml:space="preserve">                    a = </w:t>
-      </w:r>
-      <w:proofErr w:type="spellStart"/>
-      <w:r>
-        <w:rPr>
-          <w:rFonts w:ascii="Courier New" w:hAnsi="Courier New" w:cs="Courier New"/>
-          <w:sz w:val="24"/>
-          <w:szCs w:val="24"/>
-        </w:rPr>
-        <w:t>x_m</w:t>
-      </w:r>
-      <w:proofErr w:type="spellEnd"/>
-    </w:p>
-    <w:p>
-      <w:pPr>
-        <w:pStyle w:val="af4"/>
-        <w:ind w:left="0"/>
-        <w:rPr>
-          <w:rFonts w:ascii="Courier New" w:hAnsi="Courier New" w:cs="Courier New"/>
-          <w:sz w:val="24"/>
-          <w:szCs w:val="24"/>
-        </w:rPr>
-      </w:pPr>
-      <w:r>
-        <w:rPr>
-          <w:rFonts w:ascii="Courier New" w:hAnsi="Courier New" w:cs="Courier New"/>
-          <w:sz w:val="24"/>
-          <w:szCs w:val="24"/>
-        </w:rPr>
-        <w:t xml:space="preserve">                    </w:t>
-      </w:r>
-      <w:proofErr w:type="spellStart"/>
-      <w:r>
-        <w:rPr>
-          <w:rFonts w:ascii="Courier New" w:hAnsi="Courier New" w:cs="Courier New"/>
-          <w:sz w:val="24"/>
-          <w:szCs w:val="24"/>
-        </w:rPr>
-        <w:t>x_m</w:t>
-      </w:r>
-      <w:proofErr w:type="spellEnd"/>
-      <w:r>
-        <w:rPr>
-          <w:rFonts w:ascii="Courier New" w:hAnsi="Courier New" w:cs="Courier New"/>
-          <w:sz w:val="24"/>
-          <w:szCs w:val="24"/>
-        </w:rPr>
-        <w:t xml:space="preserve"> = x_2</w:t>
-      </w:r>
-    </w:p>
-    <w:p>
-      <w:pPr>
-        <w:pStyle w:val="af4"/>
-        <w:ind w:left="0"/>
-        <w:rPr>
-          <w:rFonts w:ascii="Courier New" w:hAnsi="Courier New" w:cs="Courier New"/>
-          <w:sz w:val="24"/>
-          <w:szCs w:val="24"/>
-        </w:rPr>
-      </w:pPr>
-      <w:r>
-        <w:rPr>
-          <w:rFonts w:ascii="Courier New" w:hAnsi="Courier New" w:cs="Courier New"/>
-          <w:sz w:val="24"/>
-          <w:szCs w:val="24"/>
-        </w:rPr>
-        <w:t>                    l = b - a</w:t>
-      </w:r>
-    </w:p>
-    <w:p>
-      <w:pPr>
-        <w:pStyle w:val="af4"/>
-        <w:ind w:left="0"/>
-        <w:rPr>
-          <w:rFonts w:ascii="Courier New" w:hAnsi="Courier New" w:cs="Courier New"/>
-          <w:sz w:val="24"/>
-          <w:szCs w:val="24"/>
-        </w:rPr>
-      </w:pPr>
-      <w:r>
-        <w:rPr>
-          <w:rFonts w:ascii="Courier New" w:hAnsi="Courier New" w:cs="Courier New"/>
-          <w:sz w:val="24"/>
-          <w:szCs w:val="24"/>
-        </w:rPr>
-        <w:t>                else:</w:t>
-      </w:r>
-    </w:p>
-    <w:p>
-      <w:pPr>
-        <w:pStyle w:val="af4"/>
-        <w:ind w:left="0"/>
-        <w:rPr>
-          <w:rFonts w:ascii="Courier New" w:hAnsi="Courier New" w:cs="Courier New"/>
-          <w:sz w:val="24"/>
-          <w:szCs w:val="24"/>
-        </w:rPr>
-      </w:pPr>
-      <w:r>
-        <w:rPr>
-          <w:rFonts w:ascii="Courier New" w:hAnsi="Courier New" w:cs="Courier New"/>
-          <w:sz w:val="24"/>
-          <w:szCs w:val="24"/>
-        </w:rPr>
-        <w:t>                    a = x_1</w:t>
-      </w:r>
-    </w:p>
-    <w:p>
-      <w:pPr>
-        <w:pStyle w:val="af4"/>
-        <w:ind w:left="0"/>
-        <w:rPr>
-          <w:rFonts w:ascii="Courier New" w:hAnsi="Courier New" w:cs="Courier New"/>
-          <w:sz w:val="24"/>
-          <w:szCs w:val="24"/>
-        </w:rPr>
-      </w:pPr>
-      <w:r>
-        <w:rPr>
-          <w:rFonts w:ascii="Courier New" w:hAnsi="Courier New" w:cs="Courier New"/>
-          <w:sz w:val="24"/>
-          <w:szCs w:val="24"/>
-        </w:rPr>
-        <w:t>                    b = x_2</w:t>
-      </w:r>
-    </w:p>
-    <w:p>
-      <w:pPr>
-        <w:pStyle w:val="af4"/>
-        <w:ind w:left="0"/>
-        <w:rPr>
-          <w:rFonts w:ascii="Courier New" w:hAnsi="Courier New" w:cs="Courier New"/>
-          <w:sz w:val="24"/>
-          <w:szCs w:val="24"/>
-        </w:rPr>
-      </w:pPr>
-      <w:r>
-        <w:rPr>
-          <w:rFonts w:ascii="Courier New" w:hAnsi="Courier New" w:cs="Courier New"/>
-          <w:sz w:val="24"/>
-          <w:szCs w:val="24"/>
-        </w:rPr>
-        <w:t>                    l = b - a</w:t>
+      <w:r>
+        <w:rPr>
+          <w:rFonts w:ascii="Courier New" w:hAnsi="Courier New" w:cs="Courier New"/>
+          <w:sz w:val="24"/>
+          <w:szCs w:val="24"/>
+        </w:rPr>
+        <w:t>F.append(F[-1] + F[-2])</w:t>
+      </w:r>
+    </w:p>
+    <w:p>
+      <w:pPr>
+        <w:pStyle w:val="af4"/>
+        <w:ind w:left="0"/>
+        <w:rPr>
+          <w:rFonts w:ascii="Courier New" w:hAnsi="Courier New" w:cs="Courier New"/>
+          <w:sz w:val="24"/>
+          <w:szCs w:val="24"/>
+        </w:rPr>
+      </w:pPr>
+    </w:p>
+    <w:p>
+      <w:pPr>
+        <w:pStyle w:val="af4"/>
+        <w:ind w:left="0"/>
+        <w:rPr>
+          <w:rFonts w:ascii="Courier New" w:hAnsi="Courier New" w:cs="Courier New"/>
+          <w:sz w:val="24"/>
+          <w:szCs w:val="24"/>
+        </w:rPr>
+      </w:pPr>
+      <w:r>
+        <w:rPr>
+          <w:rFonts w:ascii="Courier New" w:hAnsi="Courier New" w:cs="Courier New"/>
+          <w:sz w:val="24"/>
+          <w:szCs w:val="24"/>
+        </w:rPr>
+        <w:t xml:space="preserve">            </w:t>
+      </w:r>
+      <w:r>
+        <w:rPr>
+          <w:rFonts w:ascii="Courier New" w:hAnsi="Courier New" w:cs="Courier New"/>
+          <w:sz w:val="24"/>
+          <w:szCs w:val="24"/>
+        </w:rPr>
+        <w:t>while n &gt; 1:</w:t>
       </w:r>
     </w:p>
     <w:p>
@@ -5948,823 +5909,6 @@
           <w:szCs w:val="24"/>
         </w:rPr>
       </w:pPr>
-    </w:p>
-    <w:p>
-      <w:pPr>
-        <w:pStyle w:val="af4"/>
-        <w:ind w:left="0"/>
-        <w:rPr>
-          <w:rFonts w:ascii="Courier New" w:hAnsi="Courier New" w:cs="Courier New"/>
-          <w:sz w:val="24"/>
-          <w:szCs w:val="24"/>
-          <w:lang w:val="ru-RU"/>
-        </w:rPr>
-      </w:pPr>
-      <w:r>
-        <w:rPr>
-          <w:rFonts w:ascii="Courier New" w:hAnsi="Courier New" w:cs="Courier New"/>
-          <w:sz w:val="24"/>
-          <w:szCs w:val="24"/>
-        </w:rPr>
-        <w:t xml:space="preserve">            </w:t>
-      </w:r>
-      <w:proofErr w:type="spellStart"/>
-      <w:r>
-        <w:rPr>
-          <w:rFonts w:ascii="Courier New" w:hAnsi="Courier New" w:cs="Courier New"/>
-          <w:sz w:val="24"/>
-          <w:szCs w:val="24"/>
-          <w:lang w:val="ru-RU"/>
-        </w:rPr>
-        <w:t>print</w:t>
-      </w:r>
-      <w:proofErr w:type="spellEnd"/>
-      <w:r>
-        <w:rPr>
-          <w:rFonts w:ascii="Courier New" w:hAnsi="Courier New" w:cs="Courier New"/>
-          <w:sz w:val="24"/>
-          <w:szCs w:val="24"/>
-          <w:lang w:val="ru-RU"/>
-        </w:rPr>
-        <w:t>("\n\</w:t>
-      </w:r>
-      <w:proofErr w:type="spellStart"/>
-      <w:r>
-        <w:rPr>
-          <w:rFonts w:ascii="Courier New" w:hAnsi="Courier New" w:cs="Courier New"/>
-          <w:sz w:val="24"/>
-          <w:szCs w:val="24"/>
-          <w:lang w:val="ru-RU"/>
-        </w:rPr>
-        <w:t>nРезультат</w:t>
-      </w:r>
-      <w:proofErr w:type="spellEnd"/>
-      <w:r>
-        <w:rPr>
-          <w:rFonts w:ascii="Courier New" w:hAnsi="Courier New" w:cs="Courier New"/>
-          <w:sz w:val="24"/>
-          <w:szCs w:val="24"/>
-          <w:lang w:val="ru-RU"/>
-        </w:rPr>
-        <w:t xml:space="preserve"> вычисления по методу деления интервала:")</w:t>
-      </w:r>
-    </w:p>
-    <w:p>
-      <w:pPr>
-        <w:pStyle w:val="af4"/>
-        <w:ind w:left="0"/>
-        <w:rPr>
-          <w:rFonts w:ascii="Courier New" w:hAnsi="Courier New" w:cs="Courier New"/>
-          <w:sz w:val="24"/>
-          <w:szCs w:val="24"/>
-          <w:lang w:val="ru-RU"/>
-        </w:rPr>
-      </w:pPr>
-      <w:r>
-        <w:rPr>
-          <w:rFonts w:ascii="Courier New" w:hAnsi="Courier New" w:cs="Courier New"/>
-          <w:sz w:val="24"/>
-          <w:szCs w:val="24"/>
-          <w:lang w:val="ru-RU"/>
-        </w:rPr>
-        <w:t xml:space="preserve">            </w:t>
-      </w:r>
-      <w:proofErr w:type="spellStart"/>
-      <w:r>
-        <w:rPr>
-          <w:rFonts w:ascii="Courier New" w:hAnsi="Courier New" w:cs="Courier New"/>
-          <w:sz w:val="24"/>
-          <w:szCs w:val="24"/>
-          <w:lang w:val="ru-RU"/>
-        </w:rPr>
-        <w:t>print</w:t>
-      </w:r>
-      <w:proofErr w:type="spellEnd"/>
-      <w:r>
-        <w:rPr>
-          <w:rFonts w:ascii="Courier New" w:hAnsi="Courier New" w:cs="Courier New"/>
-          <w:sz w:val="24"/>
-          <w:szCs w:val="24"/>
-          <w:lang w:val="ru-RU"/>
-        </w:rPr>
-        <w:t>(f"    Точка минимума функции лежит в интервале [{a}; {b}]")</w:t>
-      </w:r>
-    </w:p>
-    <w:p>
-      <w:pPr>
-        <w:pStyle w:val="af4"/>
-        <w:ind w:left="0"/>
-        <w:rPr>
-          <w:rFonts w:ascii="Courier New" w:hAnsi="Courier New" w:cs="Courier New"/>
-          <w:sz w:val="24"/>
-          <w:szCs w:val="24"/>
-          <w:lang w:val="ru-RU"/>
-        </w:rPr>
-      </w:pPr>
-      <w:r>
-        <w:rPr>
-          <w:rFonts w:ascii="Courier New" w:hAnsi="Courier New" w:cs="Courier New"/>
-          <w:sz w:val="24"/>
-          <w:szCs w:val="24"/>
-          <w:lang w:val="ru-RU"/>
-        </w:rPr>
-        <w:t xml:space="preserve">            </w:t>
-      </w:r>
-      <w:proofErr w:type="spellStart"/>
-      <w:r>
-        <w:rPr>
-          <w:rFonts w:ascii="Courier New" w:hAnsi="Courier New" w:cs="Courier New"/>
-          <w:sz w:val="24"/>
-          <w:szCs w:val="24"/>
-          <w:lang w:val="ru-RU"/>
-        </w:rPr>
-        <w:t>print</w:t>
-      </w:r>
-      <w:proofErr w:type="spellEnd"/>
-      <w:r>
-        <w:rPr>
-          <w:rFonts w:ascii="Courier New" w:hAnsi="Courier New" w:cs="Courier New"/>
-          <w:sz w:val="24"/>
-          <w:szCs w:val="24"/>
-          <w:lang w:val="ru-RU"/>
-        </w:rPr>
-        <w:t>(f"    Длина данного интервала: L = {l}")</w:t>
-      </w:r>
-    </w:p>
-    <w:p>
-      <w:pPr>
-        <w:pStyle w:val="af4"/>
-        <w:ind w:left="0"/>
-        <w:rPr>
-          <w:rFonts w:ascii="Courier New" w:hAnsi="Courier New" w:cs="Courier New"/>
-          <w:sz w:val="24"/>
-          <w:szCs w:val="24"/>
-        </w:rPr>
-      </w:pPr>
-      <w:r>
-        <w:rPr>
-          <w:rFonts w:ascii="Courier New" w:hAnsi="Courier New" w:cs="Courier New"/>
-          <w:sz w:val="24"/>
-          <w:szCs w:val="24"/>
-          <w:lang w:val="ru-RU"/>
-        </w:rPr>
-        <w:t xml:space="preserve">            </w:t>
-      </w:r>
-      <w:r>
-        <w:rPr>
-          <w:rFonts w:ascii="Courier New" w:hAnsi="Courier New" w:cs="Courier New"/>
-          <w:sz w:val="24"/>
-          <w:szCs w:val="24"/>
-        </w:rPr>
-        <w:t>print(f"    </w:t>
-      </w:r>
-      <w:r>
-        <w:rPr>
-          <w:rFonts w:ascii="Courier New" w:hAnsi="Courier New" w:cs="Courier New"/>
-          <w:sz w:val="24"/>
-          <w:szCs w:val="24"/>
-          <w:lang w:val="ru-RU"/>
-        </w:rPr>
-        <w:t>Заняло</w:t>
-      </w:r>
-      <w:r>
-        <w:rPr>
-          <w:rFonts w:ascii="Courier New" w:hAnsi="Courier New" w:cs="Courier New"/>
-          <w:sz w:val="24"/>
-          <w:szCs w:val="24"/>
-        </w:rPr>
-        <w:t xml:space="preserve"> </w:t>
-      </w:r>
-      <w:r>
-        <w:rPr>
-          <w:rFonts w:ascii="Courier New" w:hAnsi="Courier New" w:cs="Courier New"/>
-          <w:sz w:val="24"/>
-          <w:szCs w:val="24"/>
-          <w:lang w:val="ru-RU"/>
-        </w:rPr>
-        <w:t>итераций</w:t>
-      </w:r>
-      <w:r>
-        <w:rPr>
-          <w:rFonts w:ascii="Courier New" w:hAnsi="Courier New" w:cs="Courier New"/>
-          <w:sz w:val="24"/>
-          <w:szCs w:val="24"/>
-        </w:rPr>
-        <w:t>: {iterations}")</w:t>
-      </w:r>
-    </w:p>
-    <w:p>
-      <w:pPr>
-        <w:pStyle w:val="af4"/>
-        <w:ind w:left="0"/>
-        <w:rPr>
-          <w:rFonts w:ascii="Courier New" w:hAnsi="Courier New" w:cs="Courier New"/>
-          <w:sz w:val="24"/>
-          <w:szCs w:val="24"/>
-        </w:rPr>
-      </w:pPr>
-      <w:r>
-        <w:rPr>
-          <w:rFonts w:ascii="Courier New" w:hAnsi="Courier New" w:cs="Courier New"/>
-          <w:sz w:val="24"/>
-          <w:szCs w:val="24"/>
-        </w:rPr>
-        <w:t>            print("==========================================================\n\n")</w:t>
-      </w:r>
-    </w:p>
-    <w:p>
-      <w:pPr>
-        <w:pStyle w:val="af4"/>
-        <w:ind w:left="0"/>
-        <w:rPr>
-          <w:rFonts w:ascii="Courier New" w:hAnsi="Courier New" w:cs="Courier New"/>
-          <w:sz w:val="24"/>
-          <w:szCs w:val="24"/>
-        </w:rPr>
-      </w:pPr>
-      <w:r>
-        <w:rPr>
-          <w:rFonts w:ascii="Courier New" w:hAnsi="Courier New" w:cs="Courier New"/>
-          <w:sz w:val="24"/>
-          <w:szCs w:val="24"/>
-        </w:rPr>
-        <w:t xml:space="preserve">            </w:t>
-      </w:r>
-      <w:proofErr w:type="spellStart"/>
-      <w:r>
-        <w:rPr>
-          <w:rFonts w:ascii="Courier New" w:hAnsi="Courier New" w:cs="Courier New"/>
-          <w:sz w:val="24"/>
-          <w:szCs w:val="24"/>
-        </w:rPr>
-        <w:t>viewPlot</w:t>
-      </w:r>
-      <w:proofErr w:type="spellEnd"/>
-      <w:r>
-        <w:rPr>
-          <w:rFonts w:ascii="Courier New" w:hAnsi="Courier New" w:cs="Courier New"/>
-          <w:sz w:val="24"/>
-          <w:szCs w:val="24"/>
-        </w:rPr>
-        <w:t xml:space="preserve">(1, </w:t>
-      </w:r>
-      <w:proofErr w:type="spellStart"/>
-      <w:r>
-        <w:rPr>
-          <w:rFonts w:ascii="Courier New" w:hAnsi="Courier New" w:cs="Courier New"/>
-          <w:sz w:val="24"/>
-          <w:szCs w:val="24"/>
-        </w:rPr>
-        <w:t>x_m</w:t>
-      </w:r>
-      <w:proofErr w:type="spellEnd"/>
-      <w:r>
-        <w:rPr>
-          <w:rFonts w:ascii="Courier New" w:hAnsi="Courier New" w:cs="Courier New"/>
-          <w:sz w:val="24"/>
-          <w:szCs w:val="24"/>
-        </w:rPr>
-        <w:t xml:space="preserve">, </w:t>
-      </w:r>
-      <w:proofErr w:type="spellStart"/>
-      <w:r>
-        <w:rPr>
-          <w:rFonts w:ascii="Courier New" w:hAnsi="Courier New" w:cs="Courier New"/>
-          <w:sz w:val="24"/>
-          <w:szCs w:val="24"/>
-        </w:rPr>
-        <w:t>fx_m</w:t>
-      </w:r>
-      <w:proofErr w:type="spellEnd"/>
-      <w:r>
-        <w:rPr>
-          <w:rFonts w:ascii="Courier New" w:hAnsi="Courier New" w:cs="Courier New"/>
-          <w:sz w:val="24"/>
-          <w:szCs w:val="24"/>
-        </w:rPr>
-        <w:t>)</w:t>
-      </w:r>
-    </w:p>
-    <w:p>
-      <w:pPr>
-        <w:pStyle w:val="af4"/>
-        <w:ind w:left="0"/>
-        <w:rPr>
-          <w:rFonts w:ascii="Courier New" w:hAnsi="Courier New" w:cs="Courier New"/>
-          <w:sz w:val="24"/>
-          <w:szCs w:val="24"/>
-        </w:rPr>
-      </w:pPr>
-    </w:p>
-    <w:p>
-      <w:pPr>
-        <w:pStyle w:val="af4"/>
-        <w:ind w:left="0"/>
-        <w:rPr>
-          <w:rFonts w:ascii="Courier New" w:hAnsi="Courier New" w:cs="Courier New"/>
-          <w:sz w:val="24"/>
-          <w:szCs w:val="24"/>
-        </w:rPr>
-      </w:pPr>
-      <w:r>
-        <w:rPr>
-          <w:rFonts w:ascii="Courier New" w:hAnsi="Courier New" w:cs="Courier New"/>
-          <w:sz w:val="24"/>
-          <w:szCs w:val="24"/>
-        </w:rPr>
-        <w:t xml:space="preserve">        </w:t>
-      </w:r>
-      <w:proofErr w:type="spellStart"/>
-      <w:r>
-        <w:rPr>
-          <w:rFonts w:ascii="Courier New" w:hAnsi="Courier New" w:cs="Courier New"/>
-          <w:sz w:val="24"/>
-          <w:szCs w:val="24"/>
-        </w:rPr>
-        <w:t>elif</w:t>
-      </w:r>
-      <w:proofErr w:type="spellEnd"/>
-      <w:r>
-        <w:rPr>
-          <w:rFonts w:ascii="Courier New" w:hAnsi="Courier New" w:cs="Courier New"/>
-          <w:sz w:val="24"/>
-          <w:szCs w:val="24"/>
-        </w:rPr>
-        <w:t xml:space="preserve"> c == 2:</w:t>
-      </w:r>
-    </w:p>
-    <w:p>
-      <w:pPr>
-        <w:pStyle w:val="af4"/>
-        <w:ind w:left="0"/>
-        <w:rPr>
-          <w:rFonts w:ascii="Courier New" w:hAnsi="Courier New" w:cs="Courier New"/>
-          <w:sz w:val="24"/>
-          <w:szCs w:val="24"/>
-        </w:rPr>
-      </w:pPr>
-      <w:r>
-        <w:rPr>
-          <w:rFonts w:ascii="Courier New" w:hAnsi="Courier New" w:cs="Courier New"/>
-          <w:sz w:val="24"/>
-          <w:szCs w:val="24"/>
-        </w:rPr>
-        <w:t>            a = -10</w:t>
-      </w:r>
-    </w:p>
-    <w:p>
-      <w:pPr>
-        <w:pStyle w:val="af4"/>
-        <w:ind w:left="0"/>
-        <w:rPr>
-          <w:rFonts w:ascii="Courier New" w:hAnsi="Courier New" w:cs="Courier New"/>
-          <w:sz w:val="24"/>
-          <w:szCs w:val="24"/>
-        </w:rPr>
-      </w:pPr>
-      <w:r>
-        <w:rPr>
-          <w:rFonts w:ascii="Courier New" w:hAnsi="Courier New" w:cs="Courier New"/>
-          <w:sz w:val="24"/>
-          <w:szCs w:val="24"/>
-        </w:rPr>
-        <w:t>            b = 6</w:t>
-      </w:r>
-    </w:p>
-    <w:p>
-      <w:pPr>
-        <w:pStyle w:val="af4"/>
-        <w:ind w:left="0"/>
-        <w:rPr>
-          <w:rFonts w:ascii="Courier New" w:hAnsi="Courier New" w:cs="Courier New"/>
-          <w:sz w:val="24"/>
-          <w:szCs w:val="24"/>
-        </w:rPr>
-      </w:pPr>
-      <w:r>
-        <w:rPr>
-          <w:rFonts w:ascii="Courier New" w:hAnsi="Courier New" w:cs="Courier New"/>
-          <w:sz w:val="24"/>
-          <w:szCs w:val="24"/>
-        </w:rPr>
-        <w:t>            l = b - a</w:t>
-      </w:r>
-    </w:p>
-    <w:p>
-      <w:pPr>
-        <w:pStyle w:val="af4"/>
-        <w:ind w:left="0"/>
-        <w:rPr>
-          <w:rFonts w:ascii="Courier New" w:hAnsi="Courier New" w:cs="Courier New"/>
-          <w:sz w:val="24"/>
-          <w:szCs w:val="24"/>
-        </w:rPr>
-      </w:pPr>
-      <w:r>
-        <w:rPr>
-          <w:rFonts w:ascii="Courier New" w:hAnsi="Courier New" w:cs="Courier New"/>
-          <w:sz w:val="24"/>
-          <w:szCs w:val="24"/>
-        </w:rPr>
-        <w:t>            iterations = 0</w:t>
-      </w:r>
-    </w:p>
-    <w:p>
-      <w:pPr>
-        <w:pStyle w:val="af4"/>
-        <w:ind w:left="0"/>
-        <w:rPr>
-          <w:rFonts w:ascii="Courier New" w:hAnsi="Courier New" w:cs="Courier New"/>
-          <w:sz w:val="24"/>
-          <w:szCs w:val="24"/>
-        </w:rPr>
-      </w:pPr>
-      <w:r>
-        <w:rPr>
-          <w:rFonts w:ascii="Courier New" w:hAnsi="Courier New" w:cs="Courier New"/>
-          <w:sz w:val="24"/>
-          <w:szCs w:val="24"/>
-        </w:rPr>
-        <w:t>            ratio = l / eps</w:t>
-      </w:r>
-    </w:p>
-    <w:p>
-      <w:pPr>
-        <w:pStyle w:val="af4"/>
-        <w:ind w:left="0"/>
-        <w:rPr>
-          <w:rFonts w:ascii="Courier New" w:hAnsi="Courier New" w:cs="Courier New"/>
-          <w:sz w:val="24"/>
-          <w:szCs w:val="24"/>
-        </w:rPr>
-      </w:pPr>
-      <w:r>
-        <w:rPr>
-          <w:rFonts w:ascii="Courier New" w:hAnsi="Courier New" w:cs="Courier New"/>
-          <w:sz w:val="24"/>
-          <w:szCs w:val="24"/>
-        </w:rPr>
-        <w:t xml:space="preserve">            </w:t>
-      </w:r>
-      <w:proofErr w:type="spellStart"/>
-      <w:r>
-        <w:rPr>
-          <w:rFonts w:ascii="Courier New" w:hAnsi="Courier New" w:cs="Courier New"/>
-          <w:sz w:val="24"/>
-          <w:szCs w:val="24"/>
-        </w:rPr>
-        <w:t>x_min</w:t>
-      </w:r>
-      <w:proofErr w:type="spellEnd"/>
-      <w:r>
-        <w:rPr>
-          <w:rFonts w:ascii="Courier New" w:hAnsi="Courier New" w:cs="Courier New"/>
-          <w:sz w:val="24"/>
-          <w:szCs w:val="24"/>
-        </w:rPr>
-        <w:t xml:space="preserve"> = 10**6</w:t>
-      </w:r>
-    </w:p>
-    <w:p>
-      <w:pPr>
-        <w:pStyle w:val="af4"/>
-        <w:ind w:left="0"/>
-        <w:rPr>
-          <w:rFonts w:ascii="Courier New" w:hAnsi="Courier New" w:cs="Courier New"/>
-          <w:sz w:val="24"/>
-          <w:szCs w:val="24"/>
-          <w:lang w:val="ru-RU"/>
-        </w:rPr>
-      </w:pPr>
-      <w:r>
-        <w:rPr>
-          <w:rFonts w:ascii="Courier New" w:hAnsi="Courier New" w:cs="Courier New"/>
-          <w:sz w:val="24"/>
-          <w:szCs w:val="24"/>
-        </w:rPr>
-        <w:t xml:space="preserve">            </w:t>
-      </w:r>
-      <w:proofErr w:type="spellStart"/>
-      <w:r>
-        <w:rPr>
-          <w:rFonts w:ascii="Courier New" w:hAnsi="Courier New" w:cs="Courier New"/>
-          <w:sz w:val="24"/>
-          <w:szCs w:val="24"/>
-          <w:lang w:val="ru-RU"/>
-        </w:rPr>
-        <w:t>f_min</w:t>
-      </w:r>
-      <w:proofErr w:type="spellEnd"/>
-      <w:r>
-        <w:rPr>
-          <w:rFonts w:ascii="Courier New" w:hAnsi="Courier New" w:cs="Courier New"/>
-          <w:sz w:val="24"/>
-          <w:szCs w:val="24"/>
-          <w:lang w:val="ru-RU"/>
-        </w:rPr>
-        <w:t xml:space="preserve"> = x_min</w:t>
-      </w:r>
-    </w:p>
-    <w:p>
-      <w:pPr>
-        <w:pStyle w:val="af4"/>
-        <w:ind w:left="0"/>
-        <w:rPr>
-          <w:rFonts w:ascii="Courier New" w:hAnsi="Courier New" w:cs="Courier New"/>
-          <w:sz w:val="24"/>
-          <w:szCs w:val="24"/>
-          <w:lang w:val="ru-RU"/>
-        </w:rPr>
-      </w:pPr>
-    </w:p>
-    <w:p>
-      <w:pPr>
-        <w:pStyle w:val="af4"/>
-        <w:ind w:left="0"/>
-        <w:rPr>
-          <w:rFonts w:ascii="Courier New" w:hAnsi="Courier New" w:cs="Courier New"/>
-          <w:sz w:val="24"/>
-          <w:szCs w:val="24"/>
-          <w:lang w:val="ru-RU"/>
-        </w:rPr>
-      </w:pPr>
-      <w:r>
-        <w:rPr>
-          <w:rFonts w:ascii="Courier New" w:hAnsi="Courier New" w:cs="Courier New"/>
-          <w:sz w:val="24"/>
-          <w:szCs w:val="24"/>
-          <w:lang w:val="ru-RU"/>
-        </w:rPr>
-        <w:t>            # Генерация чисел Фибоначчи</w:t>
-      </w:r>
-    </w:p>
-    <w:p>
-      <w:pPr>
-        <w:pStyle w:val="af4"/>
-        <w:ind w:left="0"/>
-        <w:rPr>
-          <w:rFonts w:ascii="Courier New" w:hAnsi="Courier New" w:cs="Courier New"/>
-          <w:sz w:val="24"/>
-          <w:szCs w:val="24"/>
-        </w:rPr>
-      </w:pPr>
-      <w:r>
-        <w:rPr>
-          <w:rFonts w:ascii="Courier New" w:hAnsi="Courier New" w:cs="Courier New"/>
-          <w:sz w:val="24"/>
-          <w:szCs w:val="24"/>
-          <w:lang w:val="ru-RU"/>
-        </w:rPr>
-        <w:t xml:space="preserve">            </w:t>
-      </w:r>
-      <w:r>
-        <w:rPr>
-          <w:rFonts w:ascii="Courier New" w:hAnsi="Courier New" w:cs="Courier New"/>
-          <w:sz w:val="24"/>
-          <w:szCs w:val="24"/>
-        </w:rPr>
-        <w:t>F = [1, 1]</w:t>
-      </w:r>
-    </w:p>
-    <w:p>
-      <w:pPr>
-        <w:pStyle w:val="af4"/>
-        <w:ind w:left="0"/>
-        <w:rPr>
-          <w:rFonts w:ascii="Courier New" w:hAnsi="Courier New" w:cs="Courier New"/>
-          <w:sz w:val="24"/>
-          <w:szCs w:val="24"/>
-        </w:rPr>
-      </w:pPr>
-      <w:r>
-        <w:rPr>
-          <w:rFonts w:ascii="Courier New" w:hAnsi="Courier New" w:cs="Courier New"/>
-          <w:sz w:val="24"/>
-          <w:szCs w:val="24"/>
-        </w:rPr>
-        <w:t>            while F[-1] &lt; ratio:</w:t>
-      </w:r>
-    </w:p>
-    <w:p>
-      <w:pPr>
-        <w:pStyle w:val="af4"/>
-        <w:ind w:left="0"/>
-        <w:rPr>
-          <w:rFonts w:ascii="Courier New" w:hAnsi="Courier New" w:cs="Courier New"/>
-          <w:sz w:val="24"/>
-          <w:szCs w:val="24"/>
-        </w:rPr>
-      </w:pPr>
-      <w:r>
-        <w:rPr>
-          <w:rFonts w:ascii="Courier New" w:hAnsi="Courier New" w:cs="Courier New"/>
-          <w:sz w:val="24"/>
-          <w:szCs w:val="24"/>
-        </w:rPr>
-        <w:t xml:space="preserve">                </w:t>
-      </w:r>
-      <w:proofErr w:type="spellStart"/>
-      <w:r>
-        <w:rPr>
-          <w:rFonts w:ascii="Courier New" w:hAnsi="Courier New" w:cs="Courier New"/>
-          <w:sz w:val="24"/>
-          <w:szCs w:val="24"/>
-        </w:rPr>
-        <w:t>F.append</w:t>
-      </w:r>
-      <w:proofErr w:type="spellEnd"/>
-      <w:r>
-        <w:rPr>
-          <w:rFonts w:ascii="Courier New" w:hAnsi="Courier New" w:cs="Courier New"/>
-          <w:sz w:val="24"/>
-          <w:szCs w:val="24"/>
-        </w:rPr>
-        <w:t>(F[-1] + F[-2])</w:t>
-      </w:r>
-    </w:p>
-    <w:p>
-      <w:pPr>
-        <w:pStyle w:val="af4"/>
-        <w:ind w:left="0"/>
-        <w:rPr>
-          <w:rFonts w:ascii="Courier New" w:hAnsi="Courier New" w:cs="Courier New"/>
-          <w:sz w:val="24"/>
-          <w:szCs w:val="24"/>
-        </w:rPr>
-      </w:pPr>
-      <w:r>
-        <w:rPr>
-          <w:rFonts w:ascii="Courier New" w:hAnsi="Courier New" w:cs="Courier New"/>
-          <w:sz w:val="24"/>
-          <w:szCs w:val="24"/>
-        </w:rPr>
-        <w:t xml:space="preserve">            n = </w:t>
-      </w:r>
-      <w:proofErr w:type="spellStart"/>
-      <w:r>
-        <w:rPr>
-          <w:rFonts w:ascii="Courier New" w:hAnsi="Courier New" w:cs="Courier New"/>
-          <w:sz w:val="24"/>
-          <w:szCs w:val="24"/>
-        </w:rPr>
-        <w:t>len</w:t>
-      </w:r>
-      <w:proofErr w:type="spellEnd"/>
-      <w:r>
-        <w:rPr>
-          <w:rFonts w:ascii="Courier New" w:hAnsi="Courier New" w:cs="Courier New"/>
-          <w:sz w:val="24"/>
-          <w:szCs w:val="24"/>
-        </w:rPr>
-        <w:t>(F)</w:t>
-      </w:r>
-    </w:p>
-    <w:p>
-      <w:pPr>
-        <w:pStyle w:val="af4"/>
-        <w:ind w:left="0"/>
-        <w:rPr>
-          <w:rFonts w:ascii="Courier New" w:hAnsi="Courier New" w:cs="Courier New"/>
-          <w:sz w:val="24"/>
-          <w:szCs w:val="24"/>
-        </w:rPr>
-      </w:pPr>
-      <w:r>
-        <w:rPr>
-          <w:rFonts w:ascii="Courier New" w:hAnsi="Courier New" w:cs="Courier New"/>
-          <w:sz w:val="24"/>
-          <w:szCs w:val="24"/>
-        </w:rPr>
-        <w:t xml:space="preserve">            while </w:t>
-      </w:r>
-      <w:proofErr w:type="spellStart"/>
-      <w:r>
-        <w:rPr>
-          <w:rFonts w:ascii="Courier New" w:hAnsi="Courier New" w:cs="Courier New"/>
-          <w:sz w:val="24"/>
-          <w:szCs w:val="24"/>
-        </w:rPr>
-        <w:t>len</w:t>
-      </w:r>
-      <w:proofErr w:type="spellEnd"/>
-      <w:r>
-        <w:rPr>
-          <w:rFonts w:ascii="Courier New" w:hAnsi="Courier New" w:cs="Courier New"/>
-          <w:sz w:val="24"/>
-          <w:szCs w:val="24"/>
-        </w:rPr>
-        <w:t>(F) &lt;= n + 2:</w:t>
-      </w:r>
-    </w:p>
-    <w:p>
-      <w:pPr>
-        <w:pStyle w:val="af4"/>
-        <w:ind w:left="0"/>
-        <w:rPr>
-          <w:rFonts w:ascii="Courier New" w:hAnsi="Courier New" w:cs="Courier New"/>
-          <w:sz w:val="24"/>
-          <w:szCs w:val="24"/>
-          <w:lang w:val="ru-RU"/>
-        </w:rPr>
-      </w:pPr>
-      <w:r>
-        <w:rPr>
-          <w:rFonts w:ascii="Courier New" w:hAnsi="Courier New" w:cs="Courier New"/>
-          <w:sz w:val="24"/>
-          <w:szCs w:val="24"/>
-        </w:rPr>
-        <w:t xml:space="preserve">                </w:t>
-      </w:r>
-      <w:proofErr w:type="spellStart"/>
-      <w:r>
-        <w:rPr>
-          <w:rFonts w:ascii="Courier New" w:hAnsi="Courier New" w:cs="Courier New"/>
-          <w:sz w:val="24"/>
-          <w:szCs w:val="24"/>
-          <w:lang w:val="ru-RU"/>
-        </w:rPr>
-        <w:t>F.append</w:t>
-      </w:r>
-      <w:proofErr w:type="spellEnd"/>
-      <w:r>
-        <w:rPr>
-          <w:rFonts w:ascii="Courier New" w:hAnsi="Courier New" w:cs="Courier New"/>
-          <w:sz w:val="24"/>
-          <w:szCs w:val="24"/>
-          <w:lang w:val="ru-RU"/>
-        </w:rPr>
-        <w:t>(F[-1] + F[-2])</w:t>
-      </w:r>
-    </w:p>
-    <w:p>
-      <w:pPr>
-        <w:pStyle w:val="af4"/>
-        <w:ind w:left="0"/>
-        <w:rPr>
-          <w:rFonts w:ascii="Courier New" w:hAnsi="Courier New" w:cs="Courier New"/>
-          <w:sz w:val="24"/>
-          <w:szCs w:val="24"/>
-          <w:lang w:val="ru-RU"/>
-        </w:rPr>
-      </w:pPr>
-    </w:p>
-    <w:p>
-      <w:pPr>
-        <w:pStyle w:val="af4"/>
-        <w:ind w:left="0"/>
-        <w:rPr>
-          <w:rFonts w:ascii="Courier New" w:hAnsi="Courier New" w:cs="Courier New"/>
-          <w:sz w:val="24"/>
-          <w:szCs w:val="24"/>
-        </w:rPr>
-      </w:pPr>
-      <w:r>
-        <w:rPr>
-          <w:rFonts w:ascii="Courier New" w:hAnsi="Courier New" w:cs="Courier New"/>
-          <w:sz w:val="24"/>
-          <w:szCs w:val="24"/>
-          <w:lang w:val="ru-RU"/>
-        </w:rPr>
-        <w:t xml:space="preserve">            </w:t>
-      </w:r>
-      <w:r>
-        <w:rPr>
-          <w:rFonts w:ascii="Courier New" w:hAnsi="Courier New" w:cs="Courier New"/>
-          <w:sz w:val="24"/>
-          <w:szCs w:val="24"/>
-        </w:rPr>
-        <w:t>while n &gt; 1:</w:t>
-      </w:r>
-    </w:p>
-    <w:p>
-      <w:pPr>
-        <w:pStyle w:val="af4"/>
-        <w:ind w:left="0"/>
-        <w:rPr>
-          <w:rFonts w:ascii="Courier New" w:hAnsi="Courier New" w:cs="Courier New"/>
-          <w:sz w:val="24"/>
-          <w:szCs w:val="24"/>
-        </w:rPr>
-      </w:pPr>
-      <w:r>
-        <w:rPr>
-          <w:rFonts w:ascii="Courier New" w:hAnsi="Courier New" w:cs="Courier New"/>
-          <w:sz w:val="24"/>
-          <w:szCs w:val="24"/>
-        </w:rPr>
-        <w:t>                iterations += 1</w:t>
-      </w:r>
-    </w:p>
-    <w:p>
-      <w:pPr>
-        <w:pStyle w:val="af4"/>
-        <w:ind w:left="0"/>
-        <w:rPr>
-          <w:rFonts w:ascii="Courier New" w:hAnsi="Courier New" w:cs="Courier New"/>
-          <w:sz w:val="24"/>
-          <w:szCs w:val="24"/>
-        </w:rPr>
-      </w:pPr>
       <w:r>
         <w:rPr>
           <w:rFonts w:ascii="Courier New" w:hAnsi="Courier New" w:cs="Courier New"/>
@@ -6885,62 +6029,26 @@
           <w:sz w:val="24"/>
           <w:szCs w:val="24"/>
         </w:rPr>
-        <w:t xml:space="preserve">                        </w:t>
-      </w:r>
-      <w:proofErr w:type="spellStart"/>
-      <w:r>
-        <w:rPr>
-          <w:rFonts w:ascii="Courier New" w:hAnsi="Courier New" w:cs="Courier New"/>
-          <w:sz w:val="24"/>
-          <w:szCs w:val="24"/>
-        </w:rPr>
-        <w:t>x_min</w:t>
-      </w:r>
-      <w:proofErr w:type="spellEnd"/>
-      <w:r>
-        <w:rPr>
-          <w:rFonts w:ascii="Courier New" w:hAnsi="Courier New" w:cs="Courier New"/>
-          <w:sz w:val="24"/>
-          <w:szCs w:val="24"/>
-        </w:rPr>
-        <w:t xml:space="preserve"> = x_1</w:t>
-      </w:r>
-    </w:p>
-    <w:p>
-      <w:pPr>
-        <w:pStyle w:val="af4"/>
-        <w:ind w:left="0"/>
-        <w:rPr>
-          <w:rFonts w:ascii="Courier New" w:hAnsi="Courier New" w:cs="Courier New"/>
-          <w:sz w:val="24"/>
-          <w:szCs w:val="24"/>
-        </w:rPr>
-      </w:pPr>
-      <w:r>
-        <w:rPr>
-          <w:rFonts w:ascii="Courier New" w:hAnsi="Courier New" w:cs="Courier New"/>
-          <w:sz w:val="24"/>
-          <w:szCs w:val="24"/>
-        </w:rPr>
-        <w:t xml:space="preserve">                        </w:t>
-      </w:r>
-      <w:proofErr w:type="spellStart"/>
-      <w:r>
-        <w:rPr>
-          <w:rFonts w:ascii="Courier New" w:hAnsi="Courier New" w:cs="Courier New"/>
-          <w:sz w:val="24"/>
-          <w:szCs w:val="24"/>
-        </w:rPr>
-        <w:t>f_min</w:t>
-      </w:r>
-      <w:proofErr w:type="spellEnd"/>
-      <w:r>
-        <w:rPr>
-          <w:rFonts w:ascii="Courier New" w:hAnsi="Courier New" w:cs="Courier New"/>
-          <w:sz w:val="24"/>
-          <w:szCs w:val="24"/>
-        </w:rPr>
-        <w:t xml:space="preserve"> = fx_1</w:t>
+        <w:t>                        x_min = x_1</w:t>
+      </w:r>
+    </w:p>
+    <w:p>
+      <w:pPr>
+        <w:pStyle w:val="af4"/>
+        <w:ind w:left="0"/>
+        <w:rPr>
+          <w:rFonts w:ascii="Courier New" w:hAnsi="Courier New" w:cs="Courier New"/>
+          <w:sz w:val="24"/>
+          <w:szCs w:val="24"/>
+        </w:rPr>
+      </w:pPr>
+      <w:r>
+        <w:rPr>
+          <w:rFonts w:ascii="Courier New" w:hAnsi="Courier New" w:cs="Courier New"/>
+          <w:sz w:val="24"/>
+          <w:szCs w:val="24"/>
+        </w:rPr>
+        <w:t>                        f_min = fx_1</w:t>
       </w:r>
     </w:p>
     <w:p>
@@ -6978,62 +6086,26 @@
           <w:sz w:val="24"/>
           <w:szCs w:val="24"/>
         </w:rPr>
-        <w:t xml:space="preserve">                        </w:t>
-      </w:r>
-      <w:proofErr w:type="spellStart"/>
-      <w:r>
-        <w:rPr>
-          <w:rFonts w:ascii="Courier New" w:hAnsi="Courier New" w:cs="Courier New"/>
-          <w:sz w:val="24"/>
-          <w:szCs w:val="24"/>
-        </w:rPr>
-        <w:t>x_min</w:t>
-      </w:r>
-      <w:proofErr w:type="spellEnd"/>
-      <w:r>
-        <w:rPr>
-          <w:rFonts w:ascii="Courier New" w:hAnsi="Courier New" w:cs="Courier New"/>
-          <w:sz w:val="24"/>
-          <w:szCs w:val="24"/>
-        </w:rPr>
-        <w:t xml:space="preserve"> = x_2</w:t>
-      </w:r>
-    </w:p>
-    <w:p>
-      <w:pPr>
-        <w:pStyle w:val="af4"/>
-        <w:ind w:left="0"/>
-        <w:rPr>
-          <w:rFonts w:ascii="Courier New" w:hAnsi="Courier New" w:cs="Courier New"/>
-          <w:sz w:val="24"/>
-          <w:szCs w:val="24"/>
-        </w:rPr>
-      </w:pPr>
-      <w:r>
-        <w:rPr>
-          <w:rFonts w:ascii="Courier New" w:hAnsi="Courier New" w:cs="Courier New"/>
-          <w:sz w:val="24"/>
-          <w:szCs w:val="24"/>
-        </w:rPr>
-        <w:t xml:space="preserve">                        </w:t>
-      </w:r>
-      <w:proofErr w:type="spellStart"/>
-      <w:r>
-        <w:rPr>
-          <w:rFonts w:ascii="Courier New" w:hAnsi="Courier New" w:cs="Courier New"/>
-          <w:sz w:val="24"/>
-          <w:szCs w:val="24"/>
-        </w:rPr>
-        <w:t>f_min</w:t>
-      </w:r>
-      <w:proofErr w:type="spellEnd"/>
-      <w:r>
-        <w:rPr>
-          <w:rFonts w:ascii="Courier New" w:hAnsi="Courier New" w:cs="Courier New"/>
-          <w:sz w:val="24"/>
-          <w:szCs w:val="24"/>
-        </w:rPr>
-        <w:t xml:space="preserve"> = fx_2</w:t>
+        <w:t>                        x_min = x_2</w:t>
+      </w:r>
+    </w:p>
+    <w:p>
+      <w:pPr>
+        <w:pStyle w:val="af4"/>
+        <w:ind w:left="0"/>
+        <w:rPr>
+          <w:rFonts w:ascii="Courier New" w:hAnsi="Courier New" w:cs="Courier New"/>
+          <w:sz w:val="24"/>
+          <w:szCs w:val="24"/>
+        </w:rPr>
+      </w:pPr>
+      <w:r>
+        <w:rPr>
+          <w:rFonts w:ascii="Courier New" w:hAnsi="Courier New" w:cs="Courier New"/>
+          <w:sz w:val="24"/>
+          <w:szCs w:val="24"/>
+        </w:rPr>
+        <w:t>                        f_min = fx_2</w:t>
       </w:r>
     </w:p>
     <w:p>
@@ -7343,119 +6415,529 @@
           <w:szCs w:val="24"/>
           <w:lang w:val="ru-RU"/>
         </w:rPr>
+        <w:t>            print("\n\nРезультат вычисления по методу Фибоначчи:")</w:t>
+      </w:r>
+    </w:p>
+    <w:p>
+      <w:pPr>
+        <w:pStyle w:val="af4"/>
+        <w:ind w:left="0"/>
+        <w:rPr>
+          <w:rFonts w:ascii="Courier New" w:hAnsi="Courier New" w:cs="Courier New"/>
+          <w:sz w:val="24"/>
+          <w:szCs w:val="24"/>
+          <w:lang w:val="ru-RU"/>
+        </w:rPr>
+      </w:pPr>
+      <w:r>
+        <w:rPr>
+          <w:rFonts w:ascii="Courier New" w:hAnsi="Courier New" w:cs="Courier New"/>
+          <w:sz w:val="24"/>
+          <w:szCs w:val="24"/>
+          <w:lang w:val="ru-RU"/>
+        </w:rPr>
+        <w:t>            print(f"    Точка минимума: x_min = {x_min:.6f}")</w:t>
+      </w:r>
+    </w:p>
+    <w:p>
+      <w:pPr>
+        <w:pStyle w:val="af4"/>
+        <w:ind w:left="0"/>
+        <w:rPr>
+          <w:rFonts w:ascii="Courier New" w:hAnsi="Courier New" w:cs="Courier New"/>
+          <w:sz w:val="24"/>
+          <w:szCs w:val="24"/>
+          <w:lang w:val="ru-RU"/>
+        </w:rPr>
+      </w:pPr>
+      <w:r>
+        <w:rPr>
+          <w:rFonts w:ascii="Courier New" w:hAnsi="Courier New" w:cs="Courier New"/>
+          <w:sz w:val="24"/>
+          <w:szCs w:val="24"/>
+          <w:lang w:val="ru-RU"/>
+        </w:rPr>
+        <w:t>            print(f"    Значение в точке минимума: f(x_min) = {f_min:.6f}")</w:t>
+      </w:r>
+    </w:p>
+    <w:p>
+      <w:pPr>
+        <w:pStyle w:val="af4"/>
+        <w:ind w:left="0"/>
+        <w:rPr>
+          <w:rFonts w:ascii="Courier New" w:hAnsi="Courier New" w:cs="Courier New"/>
+          <w:sz w:val="24"/>
+          <w:szCs w:val="24"/>
+        </w:rPr>
+      </w:pPr>
+      <w:r>
+        <w:rPr>
+          <w:rFonts w:ascii="Courier New" w:hAnsi="Courier New" w:cs="Courier New"/>
+          <w:sz w:val="24"/>
+          <w:szCs w:val="24"/>
+          <w:lang w:val="ru-RU"/>
+        </w:rPr>
         <w:t xml:space="preserve">            </w:t>
       </w:r>
-      <w:proofErr w:type="spellStart"/>
-      <w:r>
-        <w:rPr>
-          <w:rFonts w:ascii="Courier New" w:hAnsi="Courier New" w:cs="Courier New"/>
-          <w:sz w:val="24"/>
-          <w:szCs w:val="24"/>
-          <w:lang w:val="ru-RU"/>
-        </w:rPr>
-        <w:t>print</w:t>
-      </w:r>
-      <w:proofErr w:type="spellEnd"/>
-      <w:r>
-        <w:rPr>
-          <w:rFonts w:ascii="Courier New" w:hAnsi="Courier New" w:cs="Courier New"/>
-          <w:sz w:val="24"/>
-          <w:szCs w:val="24"/>
-          <w:lang w:val="ru-RU"/>
-        </w:rPr>
-        <w:t>("\n\</w:t>
-      </w:r>
-      <w:proofErr w:type="spellStart"/>
-      <w:r>
-        <w:rPr>
-          <w:rFonts w:ascii="Courier New" w:hAnsi="Courier New" w:cs="Courier New"/>
-          <w:sz w:val="24"/>
-          <w:szCs w:val="24"/>
-          <w:lang w:val="ru-RU"/>
-        </w:rPr>
-        <w:t>nРезультат</w:t>
-      </w:r>
-      <w:proofErr w:type="spellEnd"/>
-      <w:r>
-        <w:rPr>
-          <w:rFonts w:ascii="Courier New" w:hAnsi="Courier New" w:cs="Courier New"/>
-          <w:sz w:val="24"/>
-          <w:szCs w:val="24"/>
-          <w:lang w:val="ru-RU"/>
-        </w:rPr>
-        <w:t xml:space="preserve"> вычисления по методу Фибоначчи:")</w:t>
-      </w:r>
-    </w:p>
-    <w:p>
-      <w:pPr>
-        <w:pStyle w:val="af4"/>
-        <w:ind w:left="0"/>
-        <w:rPr>
-          <w:rFonts w:ascii="Courier New" w:hAnsi="Courier New" w:cs="Courier New"/>
-          <w:sz w:val="24"/>
-          <w:szCs w:val="24"/>
-          <w:lang w:val="ru-RU"/>
-        </w:rPr>
-      </w:pPr>
-      <w:r>
-        <w:rPr>
-          <w:rFonts w:ascii="Courier New" w:hAnsi="Courier New" w:cs="Courier New"/>
-          <w:sz w:val="24"/>
-          <w:szCs w:val="24"/>
-          <w:lang w:val="ru-RU"/>
+      <w:r>
+        <w:rPr>
+          <w:rFonts w:ascii="Courier New" w:hAnsi="Courier New" w:cs="Courier New"/>
+          <w:sz w:val="24"/>
+          <w:szCs w:val="24"/>
+        </w:rPr>
+        <w:t>print(f"    </w:t>
+      </w:r>
+      <w:r>
+        <w:rPr>
+          <w:rFonts w:ascii="Courier New" w:hAnsi="Courier New" w:cs="Courier New"/>
+          <w:sz w:val="24"/>
+          <w:szCs w:val="24"/>
+          <w:lang w:val="ru-RU"/>
+        </w:rPr>
+        <w:t>Заняло</w:t>
+      </w:r>
+      <w:r>
+        <w:rPr>
+          <w:rFonts w:ascii="Courier New" w:hAnsi="Courier New" w:cs="Courier New"/>
+          <w:sz w:val="24"/>
+          <w:szCs w:val="24"/>
+        </w:rPr>
+        <w:t xml:space="preserve"> </w:t>
+      </w:r>
+      <w:r>
+        <w:rPr>
+          <w:rFonts w:ascii="Courier New" w:hAnsi="Courier New" w:cs="Courier New"/>
+          <w:sz w:val="24"/>
+          <w:szCs w:val="24"/>
+          <w:lang w:val="ru-RU"/>
+        </w:rPr>
+        <w:t>итераций</w:t>
+      </w:r>
+      <w:r>
+        <w:rPr>
+          <w:rFonts w:ascii="Courier New" w:hAnsi="Courier New" w:cs="Courier New"/>
+          <w:sz w:val="24"/>
+          <w:szCs w:val="24"/>
+        </w:rPr>
+        <w:t>: {iterations}")</w:t>
+      </w:r>
+    </w:p>
+    <w:p>
+      <w:pPr>
+        <w:pStyle w:val="af4"/>
+        <w:ind w:left="0"/>
+        <w:rPr>
+          <w:rFonts w:ascii="Courier New" w:hAnsi="Courier New" w:cs="Courier New"/>
+          <w:sz w:val="24"/>
+          <w:szCs w:val="24"/>
+        </w:rPr>
+      </w:pPr>
+      <w:r>
+        <w:rPr>
+          <w:rFonts w:ascii="Courier New" w:hAnsi="Courier New" w:cs="Courier New"/>
+          <w:sz w:val="24"/>
+          <w:szCs w:val="24"/>
+        </w:rPr>
+        <w:t>            print("==========================================================\n\n")</w:t>
+      </w:r>
+    </w:p>
+    <w:p>
+      <w:pPr>
+        <w:pStyle w:val="af4"/>
+        <w:ind w:left="0"/>
+        <w:rPr>
+          <w:rFonts w:ascii="Courier New" w:hAnsi="Courier New" w:cs="Courier New"/>
+          <w:sz w:val="24"/>
+          <w:szCs w:val="24"/>
+        </w:rPr>
+      </w:pPr>
+      <w:r>
+        <w:rPr>
+          <w:rFonts w:ascii="Courier New" w:hAnsi="Courier New" w:cs="Courier New"/>
+          <w:sz w:val="24"/>
+          <w:szCs w:val="24"/>
+        </w:rPr>
+        <w:t>            viewPlot(1, x_min, f_min)</w:t>
+      </w:r>
+    </w:p>
+    <w:p>
+      <w:pPr>
+        <w:pStyle w:val="af4"/>
+        <w:ind w:left="0"/>
+        <w:rPr>
+          <w:rFonts w:ascii="Courier New" w:hAnsi="Courier New" w:cs="Courier New"/>
+          <w:sz w:val="24"/>
+          <w:szCs w:val="24"/>
+        </w:rPr>
+      </w:pPr>
+    </w:p>
+    <w:p>
+      <w:pPr>
+        <w:pStyle w:val="af4"/>
+        <w:ind w:left="0"/>
+        <w:rPr>
+          <w:rFonts w:ascii="Courier New" w:hAnsi="Courier New" w:cs="Courier New"/>
+          <w:sz w:val="24"/>
+          <w:szCs w:val="24"/>
+        </w:rPr>
+      </w:pPr>
+      <w:r>
+        <w:rPr>
+          <w:rFonts w:ascii="Courier New" w:hAnsi="Courier New" w:cs="Courier New"/>
+          <w:sz w:val="24"/>
+          <w:szCs w:val="24"/>
+        </w:rPr>
+        <w:t>        elif c == 3:</w:t>
+      </w:r>
+    </w:p>
+    <w:p>
+      <w:pPr>
+        <w:pStyle w:val="af4"/>
+        <w:ind w:left="0"/>
+        <w:rPr>
+          <w:rFonts w:ascii="Courier New" w:hAnsi="Courier New" w:cs="Courier New"/>
+          <w:sz w:val="24"/>
+          <w:szCs w:val="24"/>
+        </w:rPr>
+      </w:pPr>
+      <w:r>
+        <w:rPr>
+          <w:rFonts w:ascii="Courier New" w:hAnsi="Courier New" w:cs="Courier New"/>
+          <w:sz w:val="24"/>
+          <w:szCs w:val="24"/>
+        </w:rPr>
+        <w:t xml:space="preserve">            tau = 0.38197  # </w:t>
+      </w:r>
+      <w:r>
+        <w:rPr>
+          <w:rFonts w:ascii="Courier New" w:hAnsi="Courier New" w:cs="Courier New"/>
+          <w:sz w:val="24"/>
+          <w:szCs w:val="24"/>
+          <w:lang w:val="ru-RU"/>
+        </w:rPr>
+        <w:t>константа</w:t>
+      </w:r>
+    </w:p>
+    <w:p>
+      <w:pPr>
+        <w:pStyle w:val="af4"/>
+        <w:ind w:left="0"/>
+        <w:rPr>
+          <w:rFonts w:ascii="Courier New" w:hAnsi="Courier New" w:cs="Courier New"/>
+          <w:sz w:val="24"/>
+          <w:szCs w:val="24"/>
+        </w:rPr>
+      </w:pPr>
+      <w:r>
+        <w:rPr>
+          <w:rFonts w:ascii="Courier New" w:hAnsi="Courier New" w:cs="Courier New"/>
+          <w:sz w:val="24"/>
+          <w:szCs w:val="24"/>
+        </w:rPr>
+        <w:t>            a = -10</w:t>
+      </w:r>
+    </w:p>
+    <w:p>
+      <w:pPr>
+        <w:pStyle w:val="af4"/>
+        <w:ind w:left="0"/>
+        <w:rPr>
+          <w:rFonts w:ascii="Courier New" w:hAnsi="Courier New" w:cs="Courier New"/>
+          <w:sz w:val="24"/>
+          <w:szCs w:val="24"/>
+        </w:rPr>
+      </w:pPr>
+      <w:r>
+        <w:rPr>
+          <w:rFonts w:ascii="Courier New" w:hAnsi="Courier New" w:cs="Courier New"/>
+          <w:sz w:val="24"/>
+          <w:szCs w:val="24"/>
+        </w:rPr>
+        <w:t>            b = 6</w:t>
+      </w:r>
+    </w:p>
+    <w:p>
+      <w:pPr>
+        <w:pStyle w:val="af4"/>
+        <w:ind w:left="0"/>
+        <w:rPr>
+          <w:rFonts w:ascii="Courier New" w:hAnsi="Courier New" w:cs="Courier New"/>
+          <w:sz w:val="24"/>
+          <w:szCs w:val="24"/>
+        </w:rPr>
+      </w:pPr>
+      <w:r>
+        <w:rPr>
+          <w:rFonts w:ascii="Courier New" w:hAnsi="Courier New" w:cs="Courier New"/>
+          <w:sz w:val="24"/>
+          <w:szCs w:val="24"/>
+        </w:rPr>
+        <w:t>            y = a + tau * (b - a)</w:t>
+      </w:r>
+    </w:p>
+    <w:p>
+      <w:pPr>
+        <w:pStyle w:val="af4"/>
+        <w:ind w:left="0"/>
+        <w:rPr>
+          <w:rFonts w:ascii="Courier New" w:hAnsi="Courier New" w:cs="Courier New"/>
+          <w:sz w:val="24"/>
+          <w:szCs w:val="24"/>
+        </w:rPr>
+      </w:pPr>
+      <w:r>
+        <w:rPr>
+          <w:rFonts w:ascii="Courier New" w:hAnsi="Courier New" w:cs="Courier New"/>
+          <w:sz w:val="24"/>
+          <w:szCs w:val="24"/>
+        </w:rPr>
+        <w:t>            z = a + b - y</w:t>
+      </w:r>
+    </w:p>
+    <w:p>
+      <w:pPr>
+        <w:pStyle w:val="af4"/>
+        <w:ind w:left="0"/>
+        <w:rPr>
+          <w:rFonts w:ascii="Courier New" w:hAnsi="Courier New" w:cs="Courier New"/>
+          <w:sz w:val="24"/>
+          <w:szCs w:val="24"/>
+        </w:rPr>
+      </w:pPr>
+      <w:r>
+        <w:rPr>
+          <w:rFonts w:ascii="Courier New" w:hAnsi="Courier New" w:cs="Courier New"/>
+          <w:sz w:val="24"/>
+          <w:szCs w:val="24"/>
+        </w:rPr>
+        <w:t>            fy = f(y)</w:t>
+      </w:r>
+    </w:p>
+    <w:p>
+      <w:pPr>
+        <w:pStyle w:val="af4"/>
+        <w:ind w:left="0"/>
+        <w:rPr>
+          <w:rFonts w:ascii="Courier New" w:hAnsi="Courier New" w:cs="Courier New"/>
+          <w:sz w:val="24"/>
+          <w:szCs w:val="24"/>
+        </w:rPr>
+      </w:pPr>
+      <w:r>
+        <w:rPr>
+          <w:rFonts w:ascii="Courier New" w:hAnsi="Courier New" w:cs="Courier New"/>
+          <w:sz w:val="24"/>
+          <w:szCs w:val="24"/>
+        </w:rPr>
+        <w:t>            fz = f(z)</w:t>
+      </w:r>
+    </w:p>
+    <w:p>
+      <w:pPr>
+        <w:pStyle w:val="af4"/>
+        <w:ind w:left="0"/>
+        <w:rPr>
+          <w:rFonts w:ascii="Courier New" w:hAnsi="Courier New" w:cs="Courier New"/>
+          <w:sz w:val="24"/>
+          <w:szCs w:val="24"/>
+        </w:rPr>
+      </w:pPr>
+    </w:p>
+    <w:p>
+      <w:pPr>
+        <w:pStyle w:val="af4"/>
+        <w:ind w:left="0"/>
+        <w:rPr>
+          <w:rFonts w:ascii="Courier New" w:hAnsi="Courier New" w:cs="Courier New"/>
+          <w:sz w:val="24"/>
+          <w:szCs w:val="24"/>
+        </w:rPr>
+      </w:pPr>
+      <w:r>
+        <w:rPr>
+          <w:rFonts w:ascii="Courier New" w:hAnsi="Courier New" w:cs="Courier New"/>
+          <w:sz w:val="24"/>
+          <w:szCs w:val="24"/>
+        </w:rPr>
+        <w:t>            if fy &lt;= fz:</w:t>
+      </w:r>
+    </w:p>
+    <w:p>
+      <w:pPr>
+        <w:pStyle w:val="af4"/>
+        <w:ind w:left="0"/>
+        <w:rPr>
+          <w:rFonts w:ascii="Courier New" w:hAnsi="Courier New" w:cs="Courier New"/>
+          <w:sz w:val="24"/>
+          <w:szCs w:val="24"/>
+        </w:rPr>
+      </w:pPr>
+      <w:r>
+        <w:rPr>
+          <w:rFonts w:ascii="Courier New" w:hAnsi="Courier New" w:cs="Courier New"/>
+          <w:sz w:val="24"/>
+          <w:szCs w:val="24"/>
+        </w:rPr>
+        <w:t>                b = z</w:t>
+      </w:r>
+    </w:p>
+    <w:p>
+      <w:pPr>
+        <w:pStyle w:val="af4"/>
+        <w:ind w:left="0"/>
+        <w:rPr>
+          <w:rFonts w:ascii="Courier New" w:hAnsi="Courier New" w:cs="Courier New"/>
+          <w:sz w:val="24"/>
+          <w:szCs w:val="24"/>
+        </w:rPr>
+      </w:pPr>
+      <w:r>
+        <w:rPr>
+          <w:rFonts w:ascii="Courier New" w:hAnsi="Courier New" w:cs="Courier New"/>
+          <w:sz w:val="24"/>
+          <w:szCs w:val="24"/>
+        </w:rPr>
+        <w:t>            else:</w:t>
+      </w:r>
+    </w:p>
+    <w:p>
+      <w:pPr>
+        <w:pStyle w:val="af4"/>
+        <w:ind w:left="0"/>
+        <w:rPr>
+          <w:rFonts w:ascii="Courier New" w:hAnsi="Courier New" w:cs="Courier New"/>
+          <w:sz w:val="24"/>
+          <w:szCs w:val="24"/>
+        </w:rPr>
+      </w:pPr>
+      <w:r>
+        <w:rPr>
+          <w:rFonts w:ascii="Courier New" w:hAnsi="Courier New" w:cs="Courier New"/>
+          <w:sz w:val="24"/>
+          <w:szCs w:val="24"/>
+        </w:rPr>
+        <w:t>                a = y</w:t>
+      </w:r>
+    </w:p>
+    <w:p>
+      <w:pPr>
+        <w:pStyle w:val="af4"/>
+        <w:ind w:left="0"/>
+        <w:rPr>
+          <w:rFonts w:ascii="Courier New" w:hAnsi="Courier New" w:cs="Courier New"/>
+          <w:sz w:val="24"/>
+          <w:szCs w:val="24"/>
+        </w:rPr>
+      </w:pPr>
+    </w:p>
+    <w:p>
+      <w:pPr>
+        <w:pStyle w:val="af4"/>
+        <w:ind w:left="0"/>
+        <w:rPr>
+          <w:rFonts w:ascii="Courier New" w:hAnsi="Courier New" w:cs="Courier New"/>
+          <w:sz w:val="24"/>
+          <w:szCs w:val="24"/>
+        </w:rPr>
+      </w:pPr>
+      <w:r>
+        <w:rPr>
+          <w:rFonts w:ascii="Courier New" w:hAnsi="Courier New" w:cs="Courier New"/>
+          <w:sz w:val="24"/>
+          <w:szCs w:val="24"/>
+        </w:rPr>
+        <w:t>            k = 1</w:t>
+      </w:r>
+    </w:p>
+    <w:p>
+      <w:pPr>
+        <w:pStyle w:val="af4"/>
+        <w:ind w:left="0"/>
+        <w:rPr>
+          <w:rFonts w:ascii="Courier New" w:hAnsi="Courier New" w:cs="Courier New"/>
+          <w:sz w:val="24"/>
+          <w:szCs w:val="24"/>
+        </w:rPr>
+      </w:pPr>
+      <w:r>
+        <w:rPr>
+          <w:rFonts w:ascii="Courier New" w:hAnsi="Courier New" w:cs="Courier New"/>
+          <w:sz w:val="24"/>
+          <w:szCs w:val="24"/>
+        </w:rPr>
+        <w:t>            x_prev = 10**6</w:t>
+      </w:r>
+    </w:p>
+    <w:p>
+      <w:pPr>
+        <w:pStyle w:val="af4"/>
+        <w:ind w:left="0"/>
+        <w:rPr>
+          <w:rFonts w:ascii="Courier New" w:hAnsi="Courier New" w:cs="Courier New"/>
+          <w:sz w:val="24"/>
+          <w:szCs w:val="24"/>
+          <w:lang w:val="ru-RU"/>
+        </w:rPr>
+      </w:pPr>
+      <w:r>
+        <w:rPr>
+          <w:rFonts w:ascii="Courier New" w:hAnsi="Courier New" w:cs="Courier New"/>
+          <w:sz w:val="24"/>
+          <w:szCs w:val="24"/>
         </w:rPr>
         <w:t xml:space="preserve">            </w:t>
       </w:r>
-      <w:proofErr w:type="spellStart"/>
-      <w:r>
-        <w:rPr>
-          <w:rFonts w:ascii="Courier New" w:hAnsi="Courier New" w:cs="Courier New"/>
-          <w:sz w:val="24"/>
-          <w:szCs w:val="24"/>
-          <w:lang w:val="ru-RU"/>
-        </w:rPr>
-        <w:t>print</w:t>
-      </w:r>
-      <w:proofErr w:type="spellEnd"/>
-      <w:r>
-        <w:rPr>
-          <w:rFonts w:ascii="Courier New" w:hAnsi="Courier New" w:cs="Courier New"/>
-          <w:sz w:val="24"/>
-          <w:szCs w:val="24"/>
-          <w:lang w:val="ru-RU"/>
-        </w:rPr>
-        <w:t xml:space="preserve">(f"    Точка минимума: </w:t>
-      </w:r>
-      <w:proofErr w:type="spellStart"/>
-      <w:r>
-        <w:rPr>
-          <w:rFonts w:ascii="Courier New" w:hAnsi="Courier New" w:cs="Courier New"/>
-          <w:sz w:val="24"/>
-          <w:szCs w:val="24"/>
-          <w:lang w:val="ru-RU"/>
-        </w:rPr>
-        <w:t>x_min</w:t>
-      </w:r>
-      <w:proofErr w:type="spellEnd"/>
-      <w:r>
-        <w:rPr>
-          <w:rFonts w:ascii="Courier New" w:hAnsi="Courier New" w:cs="Courier New"/>
-          <w:sz w:val="24"/>
-          <w:szCs w:val="24"/>
-          <w:lang w:val="ru-RU"/>
-        </w:rPr>
-        <w:t xml:space="preserve"> = {x_min:.6f}")</w:t>
-      </w:r>
-    </w:p>
-    <w:p>
-      <w:pPr>
-        <w:pStyle w:val="af4"/>
-        <w:ind w:left="0"/>
-        <w:rPr>
-          <w:rFonts w:ascii="Courier New" w:hAnsi="Courier New" w:cs="Courier New"/>
-          <w:sz w:val="24"/>
-          <w:szCs w:val="24"/>
-          <w:lang w:val="ru-RU"/>
+      <w:r>
+        <w:rPr>
+          <w:rFonts w:ascii="Courier New" w:hAnsi="Courier New" w:cs="Courier New"/>
+          <w:sz w:val="24"/>
+          <w:szCs w:val="24"/>
+          <w:lang w:val="ru-RU"/>
+        </w:rPr>
+        <w:t>iterations = 0</w:t>
+      </w:r>
+    </w:p>
+    <w:p>
+      <w:pPr>
+        <w:pStyle w:val="af4"/>
+        <w:ind w:left="0"/>
+        <w:rPr>
+          <w:rFonts w:ascii="Courier New" w:hAnsi="Courier New" w:cs="Courier New"/>
+          <w:sz w:val="24"/>
+          <w:szCs w:val="24"/>
+          <w:lang w:val="ru-RU"/>
+        </w:rPr>
+      </w:pPr>
+      <w:r>
+        <w:rPr>
+          <w:rFonts w:ascii="Courier New" w:hAnsi="Courier New" w:cs="Courier New"/>
+          <w:sz w:val="24"/>
+          <w:szCs w:val="24"/>
+          <w:lang w:val="ru-RU"/>
+        </w:rPr>
+        <w:t>            max_iter = 1000  # защита от зацикливания</w:t>
+      </w:r>
+    </w:p>
+    <w:p>
+      <w:pPr>
+        <w:pStyle w:val="af4"/>
+        <w:ind w:left="0"/>
+        <w:rPr>
+          <w:rFonts w:ascii="Courier New" w:hAnsi="Courier New" w:cs="Courier New"/>
+          <w:sz w:val="24"/>
+          <w:szCs w:val="24"/>
+          <w:lang w:val="ru-RU"/>
+        </w:rPr>
+      </w:pPr>
+    </w:p>
+    <w:p>
+      <w:pPr>
+        <w:pStyle w:val="af4"/>
+        <w:ind w:left="0"/>
+        <w:rPr>
+          <w:rFonts w:ascii="Courier New" w:hAnsi="Courier New" w:cs="Courier New"/>
+          <w:sz w:val="24"/>
+          <w:szCs w:val="24"/>
         </w:rPr>
       </w:pPr>
       <w:r>
@@ -7467,63 +6949,645 @@
         </w:rPr>
         <w:t xml:space="preserve">            </w:t>
       </w:r>
-      <w:proofErr w:type="spellStart"/>
-      <w:r>
-        <w:rPr>
-          <w:rFonts w:ascii="Courier New" w:hAnsi="Courier New" w:cs="Courier New"/>
-          <w:sz w:val="24"/>
-          <w:szCs w:val="24"/>
-          <w:lang w:val="ru-RU"/>
-        </w:rPr>
-        <w:t>print</w:t>
-      </w:r>
-      <w:proofErr w:type="spellEnd"/>
-      <w:r>
-        <w:rPr>
-          <w:rFonts w:ascii="Courier New" w:hAnsi="Courier New" w:cs="Courier New"/>
-          <w:sz w:val="24"/>
-          <w:szCs w:val="24"/>
-          <w:lang w:val="ru-RU"/>
-        </w:rPr>
-        <w:t>(f"    Значение в точке минимума: f(</w:t>
-      </w:r>
-      <w:proofErr w:type="spellStart"/>
-      <w:r>
-        <w:rPr>
-          <w:rFonts w:ascii="Courier New" w:hAnsi="Courier New" w:cs="Courier New"/>
-          <w:sz w:val="24"/>
-          <w:szCs w:val="24"/>
-          <w:lang w:val="ru-RU"/>
-        </w:rPr>
-        <w:t>x_min</w:t>
-      </w:r>
-      <w:proofErr w:type="spellEnd"/>
-      <w:r>
-        <w:rPr>
-          <w:rFonts w:ascii="Courier New" w:hAnsi="Courier New" w:cs="Courier New"/>
-          <w:sz w:val="24"/>
-          <w:szCs w:val="24"/>
-          <w:lang w:val="ru-RU"/>
-        </w:rPr>
-        <w:t>) = {f_min:.6f}")</w:t>
-      </w:r>
-    </w:p>
-    <w:p>
-      <w:pPr>
-        <w:pStyle w:val="af4"/>
-        <w:ind w:left="0"/>
-        <w:rPr>
-          <w:rFonts w:ascii="Courier New" w:hAnsi="Courier New" w:cs="Courier New"/>
-          <w:sz w:val="24"/>
-          <w:szCs w:val="24"/>
-        </w:rPr>
-      </w:pPr>
-      <w:r>
-        <w:rPr>
-          <w:rFonts w:ascii="Courier New" w:hAnsi="Courier New" w:cs="Courier New"/>
-          <w:sz w:val="24"/>
-          <w:szCs w:val="24"/>
-          <w:lang w:val="ru-RU"/>
+      <w:r>
+        <w:rPr>
+          <w:rFonts w:ascii="Courier New" w:hAnsi="Courier New" w:cs="Courier New"/>
+          <w:sz w:val="24"/>
+          <w:szCs w:val="24"/>
+        </w:rPr>
+        <w:t>while iterations &lt; max_iter:</w:t>
+      </w:r>
+    </w:p>
+    <w:p>
+      <w:pPr>
+        <w:pStyle w:val="af4"/>
+        <w:ind w:left="0"/>
+        <w:rPr>
+          <w:rFonts w:ascii="Courier New" w:hAnsi="Courier New" w:cs="Courier New"/>
+          <w:sz w:val="24"/>
+          <w:szCs w:val="24"/>
+        </w:rPr>
+      </w:pPr>
+      <w:r>
+        <w:rPr>
+          <w:rFonts w:ascii="Courier New" w:hAnsi="Courier New" w:cs="Courier New"/>
+          <w:sz w:val="24"/>
+          <w:szCs w:val="24"/>
+        </w:rPr>
+        <w:t>                iterations += 1</w:t>
+      </w:r>
+    </w:p>
+    <w:p>
+      <w:pPr>
+        <w:pStyle w:val="af4"/>
+        <w:ind w:left="0"/>
+        <w:rPr>
+          <w:rFonts w:ascii="Courier New" w:hAnsi="Courier New" w:cs="Courier New"/>
+          <w:sz w:val="24"/>
+          <w:szCs w:val="24"/>
+        </w:rPr>
+      </w:pPr>
+      <w:r>
+        <w:rPr>
+          <w:rFonts w:ascii="Courier New" w:hAnsi="Courier New" w:cs="Courier New"/>
+          <w:sz w:val="24"/>
+          <w:szCs w:val="24"/>
+        </w:rPr>
+        <w:t>                if fy &lt;= fz:</w:t>
+      </w:r>
+    </w:p>
+    <w:p>
+      <w:pPr>
+        <w:pStyle w:val="af4"/>
+        <w:ind w:left="0"/>
+        <w:rPr>
+          <w:rFonts w:ascii="Courier New" w:hAnsi="Courier New" w:cs="Courier New"/>
+          <w:sz w:val="24"/>
+          <w:szCs w:val="24"/>
+        </w:rPr>
+      </w:pPr>
+      <w:r>
+        <w:rPr>
+          <w:rFonts w:ascii="Courier New" w:hAnsi="Courier New" w:cs="Courier New"/>
+          <w:sz w:val="24"/>
+          <w:szCs w:val="24"/>
+        </w:rPr>
+        <w:t>                    y_next = a + b - y</w:t>
+      </w:r>
+    </w:p>
+    <w:p>
+      <w:pPr>
+        <w:pStyle w:val="af4"/>
+        <w:ind w:left="0"/>
+        <w:rPr>
+          <w:rFonts w:ascii="Courier New" w:hAnsi="Courier New" w:cs="Courier New"/>
+          <w:sz w:val="24"/>
+          <w:szCs w:val="24"/>
+        </w:rPr>
+      </w:pPr>
+      <w:r>
+        <w:rPr>
+          <w:rFonts w:ascii="Courier New" w:hAnsi="Courier New" w:cs="Courier New"/>
+          <w:sz w:val="24"/>
+          <w:szCs w:val="24"/>
+        </w:rPr>
+        <w:t>                    fy_next = f(y_next)</w:t>
+      </w:r>
+    </w:p>
+    <w:p>
+      <w:pPr>
+        <w:pStyle w:val="af4"/>
+        <w:ind w:left="0"/>
+        <w:rPr>
+          <w:rFonts w:ascii="Courier New" w:hAnsi="Courier New" w:cs="Courier New"/>
+          <w:sz w:val="24"/>
+          <w:szCs w:val="24"/>
+        </w:rPr>
+      </w:pPr>
+      <w:r>
+        <w:rPr>
+          <w:rFonts w:ascii="Courier New" w:hAnsi="Courier New" w:cs="Courier New"/>
+          <w:sz w:val="24"/>
+          <w:szCs w:val="24"/>
+        </w:rPr>
+        <w:t>                    z_next = y</w:t>
+      </w:r>
+    </w:p>
+    <w:p>
+      <w:pPr>
+        <w:pStyle w:val="af4"/>
+        <w:ind w:left="0"/>
+        <w:rPr>
+          <w:rFonts w:ascii="Courier New" w:hAnsi="Courier New" w:cs="Courier New"/>
+          <w:sz w:val="24"/>
+          <w:szCs w:val="24"/>
+        </w:rPr>
+      </w:pPr>
+      <w:r>
+        <w:rPr>
+          <w:rFonts w:ascii="Courier New" w:hAnsi="Courier New" w:cs="Courier New"/>
+          <w:sz w:val="24"/>
+          <w:szCs w:val="24"/>
+        </w:rPr>
+        <w:t>                    fz_next = fy</w:t>
+      </w:r>
+    </w:p>
+    <w:p>
+      <w:pPr>
+        <w:pStyle w:val="af4"/>
+        <w:ind w:left="0"/>
+        <w:rPr>
+          <w:rFonts w:ascii="Courier New" w:hAnsi="Courier New" w:cs="Courier New"/>
+          <w:sz w:val="24"/>
+          <w:szCs w:val="24"/>
+        </w:rPr>
+      </w:pPr>
+      <w:r>
+        <w:rPr>
+          <w:rFonts w:ascii="Courier New" w:hAnsi="Courier New" w:cs="Courier New"/>
+          <w:sz w:val="24"/>
+          <w:szCs w:val="24"/>
+        </w:rPr>
+        <w:t>                else:</w:t>
+      </w:r>
+    </w:p>
+    <w:p>
+      <w:pPr>
+        <w:pStyle w:val="af4"/>
+        <w:ind w:left="0"/>
+        <w:rPr>
+          <w:rFonts w:ascii="Courier New" w:hAnsi="Courier New" w:cs="Courier New"/>
+          <w:sz w:val="24"/>
+          <w:szCs w:val="24"/>
+        </w:rPr>
+      </w:pPr>
+      <w:r>
+        <w:rPr>
+          <w:rFonts w:ascii="Courier New" w:hAnsi="Courier New" w:cs="Courier New"/>
+          <w:sz w:val="24"/>
+          <w:szCs w:val="24"/>
+        </w:rPr>
+        <w:t>                    y_next = z</w:t>
+      </w:r>
+    </w:p>
+    <w:p>
+      <w:pPr>
+        <w:pStyle w:val="af4"/>
+        <w:ind w:left="0"/>
+        <w:rPr>
+          <w:rFonts w:ascii="Courier New" w:hAnsi="Courier New" w:cs="Courier New"/>
+          <w:sz w:val="24"/>
+          <w:szCs w:val="24"/>
+        </w:rPr>
+      </w:pPr>
+      <w:r>
+        <w:rPr>
+          <w:rFonts w:ascii="Courier New" w:hAnsi="Courier New" w:cs="Courier New"/>
+          <w:sz w:val="24"/>
+          <w:szCs w:val="24"/>
+        </w:rPr>
+        <w:t>                    fy_next = fz</w:t>
+      </w:r>
+    </w:p>
+    <w:p>
+      <w:pPr>
+        <w:pStyle w:val="af4"/>
+        <w:ind w:left="0"/>
+        <w:rPr>
+          <w:rFonts w:ascii="Courier New" w:hAnsi="Courier New" w:cs="Courier New"/>
+          <w:sz w:val="24"/>
+          <w:szCs w:val="24"/>
+        </w:rPr>
+      </w:pPr>
+      <w:r>
+        <w:rPr>
+          <w:rFonts w:ascii="Courier New" w:hAnsi="Courier New" w:cs="Courier New"/>
+          <w:sz w:val="24"/>
+          <w:szCs w:val="24"/>
+        </w:rPr>
+        <w:t>                    z_next = a + b - z</w:t>
+      </w:r>
+    </w:p>
+    <w:p>
+      <w:pPr>
+        <w:pStyle w:val="af4"/>
+        <w:ind w:left="0"/>
+        <w:rPr>
+          <w:rFonts w:ascii="Courier New" w:hAnsi="Courier New" w:cs="Courier New"/>
+          <w:sz w:val="24"/>
+          <w:szCs w:val="24"/>
+        </w:rPr>
+      </w:pPr>
+      <w:r>
+        <w:rPr>
+          <w:rFonts w:ascii="Courier New" w:hAnsi="Courier New" w:cs="Courier New"/>
+          <w:sz w:val="24"/>
+          <w:szCs w:val="24"/>
+        </w:rPr>
+        <w:t>                    fz_next = f(z_next)</w:t>
+      </w:r>
+    </w:p>
+    <w:p>
+      <w:pPr>
+        <w:pStyle w:val="af4"/>
+        <w:ind w:left="0"/>
+        <w:rPr>
+          <w:rFonts w:ascii="Courier New" w:hAnsi="Courier New" w:cs="Courier New"/>
+          <w:sz w:val="24"/>
+          <w:szCs w:val="24"/>
+        </w:rPr>
+      </w:pPr>
+    </w:p>
+    <w:p>
+      <w:pPr>
+        <w:pStyle w:val="af4"/>
+        <w:ind w:left="0"/>
+        <w:rPr>
+          <w:rFonts w:ascii="Courier New" w:hAnsi="Courier New" w:cs="Courier New"/>
+          <w:sz w:val="24"/>
+          <w:szCs w:val="24"/>
+        </w:rPr>
+      </w:pPr>
+      <w:r>
+        <w:rPr>
+          <w:rFonts w:ascii="Courier New" w:hAnsi="Courier New" w:cs="Courier New"/>
+          <w:sz w:val="24"/>
+          <w:szCs w:val="24"/>
+        </w:rPr>
+        <w:t>                if fy_next &lt;= fz_next:</w:t>
+      </w:r>
+    </w:p>
+    <w:p>
+      <w:pPr>
+        <w:pStyle w:val="af4"/>
+        <w:ind w:left="0"/>
+        <w:rPr>
+          <w:rFonts w:ascii="Courier New" w:hAnsi="Courier New" w:cs="Courier New"/>
+          <w:sz w:val="24"/>
+          <w:szCs w:val="24"/>
+        </w:rPr>
+      </w:pPr>
+      <w:r>
+        <w:rPr>
+          <w:rFonts w:ascii="Courier New" w:hAnsi="Courier New" w:cs="Courier New"/>
+          <w:sz w:val="24"/>
+          <w:szCs w:val="24"/>
+        </w:rPr>
+        <w:t>                    a_next = a</w:t>
+      </w:r>
+    </w:p>
+    <w:p>
+      <w:pPr>
+        <w:pStyle w:val="af4"/>
+        <w:ind w:left="0"/>
+        <w:rPr>
+          <w:rFonts w:ascii="Courier New" w:hAnsi="Courier New" w:cs="Courier New"/>
+          <w:sz w:val="24"/>
+          <w:szCs w:val="24"/>
+        </w:rPr>
+      </w:pPr>
+      <w:r>
+        <w:rPr>
+          <w:rFonts w:ascii="Courier New" w:hAnsi="Courier New" w:cs="Courier New"/>
+          <w:sz w:val="24"/>
+          <w:szCs w:val="24"/>
+        </w:rPr>
+        <w:t>                    b_next = z_next</w:t>
+      </w:r>
+    </w:p>
+    <w:p>
+      <w:pPr>
+        <w:pStyle w:val="af4"/>
+        <w:ind w:left="0"/>
+        <w:rPr>
+          <w:rFonts w:ascii="Courier New" w:hAnsi="Courier New" w:cs="Courier New"/>
+          <w:sz w:val="24"/>
+          <w:szCs w:val="24"/>
+        </w:rPr>
+      </w:pPr>
+      <w:r>
+        <w:rPr>
+          <w:rFonts w:ascii="Courier New" w:hAnsi="Courier New" w:cs="Courier New"/>
+          <w:sz w:val="24"/>
+          <w:szCs w:val="24"/>
+        </w:rPr>
+        <w:t>                else:</w:t>
+      </w:r>
+    </w:p>
+    <w:p>
+      <w:pPr>
+        <w:pStyle w:val="af4"/>
+        <w:ind w:left="0"/>
+        <w:rPr>
+          <w:rFonts w:ascii="Courier New" w:hAnsi="Courier New" w:cs="Courier New"/>
+          <w:sz w:val="24"/>
+          <w:szCs w:val="24"/>
+        </w:rPr>
+      </w:pPr>
+      <w:r>
+        <w:rPr>
+          <w:rFonts w:ascii="Courier New" w:hAnsi="Courier New" w:cs="Courier New"/>
+          <w:sz w:val="24"/>
+          <w:szCs w:val="24"/>
+        </w:rPr>
+        <w:t>                    a_next = y_next</w:t>
+      </w:r>
+    </w:p>
+    <w:p>
+      <w:pPr>
+        <w:pStyle w:val="af4"/>
+        <w:ind w:left="0"/>
+        <w:rPr>
+          <w:rFonts w:ascii="Courier New" w:hAnsi="Courier New" w:cs="Courier New"/>
+          <w:sz w:val="24"/>
+          <w:szCs w:val="24"/>
+        </w:rPr>
+      </w:pPr>
+      <w:r>
+        <w:rPr>
+          <w:rFonts w:ascii="Courier New" w:hAnsi="Courier New" w:cs="Courier New"/>
+          <w:sz w:val="24"/>
+          <w:szCs w:val="24"/>
+        </w:rPr>
+        <w:t>                    b_next = b</w:t>
+      </w:r>
+    </w:p>
+    <w:p>
+      <w:pPr>
+        <w:pStyle w:val="af4"/>
+        <w:ind w:left="0"/>
+        <w:rPr>
+          <w:rFonts w:ascii="Courier New" w:hAnsi="Courier New" w:cs="Courier New"/>
+          <w:sz w:val="24"/>
+          <w:szCs w:val="24"/>
+        </w:rPr>
+      </w:pPr>
+    </w:p>
+    <w:p>
+      <w:pPr>
+        <w:pStyle w:val="af4"/>
+        <w:ind w:left="0"/>
+        <w:rPr>
+          <w:rFonts w:ascii="Courier New" w:hAnsi="Courier New" w:cs="Courier New"/>
+          <w:sz w:val="24"/>
+          <w:szCs w:val="24"/>
+        </w:rPr>
+      </w:pPr>
+      <w:r>
+        <w:rPr>
+          <w:rFonts w:ascii="Courier New" w:hAnsi="Courier New" w:cs="Courier New"/>
+          <w:sz w:val="24"/>
+          <w:szCs w:val="24"/>
+        </w:rPr>
+        <w:t>                x_k = (a_next + b_next) / 2</w:t>
+      </w:r>
+    </w:p>
+    <w:p>
+      <w:pPr>
+        <w:pStyle w:val="af4"/>
+        <w:ind w:left="0"/>
+        <w:rPr>
+          <w:rFonts w:ascii="Courier New" w:hAnsi="Courier New" w:cs="Courier New"/>
+          <w:sz w:val="24"/>
+          <w:szCs w:val="24"/>
+        </w:rPr>
+      </w:pPr>
+      <w:r>
+        <w:rPr>
+          <w:rFonts w:ascii="Courier New" w:hAnsi="Courier New" w:cs="Courier New"/>
+          <w:sz w:val="24"/>
+          <w:szCs w:val="24"/>
+        </w:rPr>
+        <w:t>                if k &gt; 1:</w:t>
+      </w:r>
+    </w:p>
+    <w:p>
+      <w:pPr>
+        <w:pStyle w:val="af4"/>
+        <w:ind w:left="0"/>
+        <w:rPr>
+          <w:rFonts w:ascii="Courier New" w:hAnsi="Courier New" w:cs="Courier New"/>
+          <w:sz w:val="24"/>
+          <w:szCs w:val="24"/>
+        </w:rPr>
+      </w:pPr>
+      <w:r>
+        <w:rPr>
+          <w:rFonts w:ascii="Courier New" w:hAnsi="Courier New" w:cs="Courier New"/>
+          <w:sz w:val="24"/>
+          <w:szCs w:val="24"/>
+        </w:rPr>
+        <w:t>                    if np.abs(x_prev - x_k) &lt;= eps:</w:t>
+      </w:r>
+    </w:p>
+    <w:p>
+      <w:pPr>
+        <w:pStyle w:val="af4"/>
+        <w:ind w:left="0"/>
+        <w:rPr>
+          <w:rFonts w:ascii="Courier New" w:hAnsi="Courier New" w:cs="Courier New"/>
+          <w:sz w:val="24"/>
+          <w:szCs w:val="24"/>
+        </w:rPr>
+      </w:pPr>
+      <w:r>
+        <w:rPr>
+          <w:rFonts w:ascii="Courier New" w:hAnsi="Courier New" w:cs="Courier New"/>
+          <w:sz w:val="24"/>
+          <w:szCs w:val="24"/>
+        </w:rPr>
+        <w:t>                        break</w:t>
+      </w:r>
+    </w:p>
+    <w:p>
+      <w:pPr>
+        <w:pStyle w:val="af4"/>
+        <w:ind w:left="0"/>
+        <w:rPr>
+          <w:rFonts w:ascii="Courier New" w:hAnsi="Courier New" w:cs="Courier New"/>
+          <w:sz w:val="24"/>
+          <w:szCs w:val="24"/>
+        </w:rPr>
+      </w:pPr>
+    </w:p>
+    <w:p>
+      <w:pPr>
+        <w:pStyle w:val="af4"/>
+        <w:ind w:left="0"/>
+        <w:rPr>
+          <w:rFonts w:ascii="Courier New" w:hAnsi="Courier New" w:cs="Courier New"/>
+          <w:sz w:val="24"/>
+          <w:szCs w:val="24"/>
+        </w:rPr>
+      </w:pPr>
+      <w:r>
+        <w:rPr>
+          <w:rFonts w:ascii="Courier New" w:hAnsi="Courier New" w:cs="Courier New"/>
+          <w:sz w:val="24"/>
+          <w:szCs w:val="24"/>
+        </w:rPr>
+        <w:t>                a = a_next</w:t>
+      </w:r>
+    </w:p>
+    <w:p>
+      <w:pPr>
+        <w:pStyle w:val="af4"/>
+        <w:ind w:left="0"/>
+        <w:rPr>
+          <w:rFonts w:ascii="Courier New" w:hAnsi="Courier New" w:cs="Courier New"/>
+          <w:sz w:val="24"/>
+          <w:szCs w:val="24"/>
+        </w:rPr>
+      </w:pPr>
+      <w:r>
+        <w:rPr>
+          <w:rFonts w:ascii="Courier New" w:hAnsi="Courier New" w:cs="Courier New"/>
+          <w:sz w:val="24"/>
+          <w:szCs w:val="24"/>
+        </w:rPr>
+        <w:t>                b = b_next</w:t>
+      </w:r>
+    </w:p>
+    <w:p>
+      <w:pPr>
+        <w:pStyle w:val="af4"/>
+        <w:ind w:left="0"/>
+        <w:rPr>
+          <w:rFonts w:ascii="Courier New" w:hAnsi="Courier New" w:cs="Courier New"/>
+          <w:sz w:val="24"/>
+          <w:szCs w:val="24"/>
+        </w:rPr>
+      </w:pPr>
+      <w:r>
+        <w:rPr>
+          <w:rFonts w:ascii="Courier New" w:hAnsi="Courier New" w:cs="Courier New"/>
+          <w:sz w:val="24"/>
+          <w:szCs w:val="24"/>
+        </w:rPr>
+        <w:t>                y = y_next</w:t>
+      </w:r>
+    </w:p>
+    <w:p>
+      <w:pPr>
+        <w:pStyle w:val="af4"/>
+        <w:ind w:left="0"/>
+        <w:rPr>
+          <w:rFonts w:ascii="Courier New" w:hAnsi="Courier New" w:cs="Courier New"/>
+          <w:sz w:val="24"/>
+          <w:szCs w:val="24"/>
+        </w:rPr>
+      </w:pPr>
+      <w:r>
+        <w:rPr>
+          <w:rFonts w:ascii="Courier New" w:hAnsi="Courier New" w:cs="Courier New"/>
+          <w:sz w:val="24"/>
+          <w:szCs w:val="24"/>
+        </w:rPr>
+        <w:t>                z = z_next</w:t>
+      </w:r>
+    </w:p>
+    <w:p>
+      <w:pPr>
+        <w:pStyle w:val="af4"/>
+        <w:ind w:left="0"/>
+        <w:rPr>
+          <w:rFonts w:ascii="Courier New" w:hAnsi="Courier New" w:cs="Courier New"/>
+          <w:sz w:val="24"/>
+          <w:szCs w:val="24"/>
+        </w:rPr>
+      </w:pPr>
+      <w:r>
+        <w:rPr>
+          <w:rFonts w:ascii="Courier New" w:hAnsi="Courier New" w:cs="Courier New"/>
+          <w:sz w:val="24"/>
+          <w:szCs w:val="24"/>
+        </w:rPr>
+        <w:t>                fy = fy_next</w:t>
+      </w:r>
+    </w:p>
+    <w:p>
+      <w:pPr>
+        <w:pStyle w:val="af4"/>
+        <w:ind w:left="0"/>
+        <w:rPr>
+          <w:rFonts w:ascii="Courier New" w:hAnsi="Courier New" w:cs="Courier New"/>
+          <w:sz w:val="24"/>
+          <w:szCs w:val="24"/>
+        </w:rPr>
+      </w:pPr>
+      <w:r>
+        <w:rPr>
+          <w:rFonts w:ascii="Courier New" w:hAnsi="Courier New" w:cs="Courier New"/>
+          <w:sz w:val="24"/>
+          <w:szCs w:val="24"/>
+        </w:rPr>
+        <w:t>                fz = fz_next</w:t>
+      </w:r>
+    </w:p>
+    <w:p>
+      <w:pPr>
+        <w:pStyle w:val="af4"/>
+        <w:ind w:left="0"/>
+        <w:rPr>
+          <w:rFonts w:ascii="Courier New" w:hAnsi="Courier New" w:cs="Courier New"/>
+          <w:sz w:val="24"/>
+          <w:szCs w:val="24"/>
+        </w:rPr>
+      </w:pPr>
+      <w:r>
+        <w:rPr>
+          <w:rFonts w:ascii="Courier New" w:hAnsi="Courier New" w:cs="Courier New"/>
+          <w:sz w:val="24"/>
+          <w:szCs w:val="24"/>
+        </w:rPr>
+        <w:t>                x_prev = x_k</w:t>
+      </w:r>
+    </w:p>
+    <w:p>
+      <w:pPr>
+        <w:pStyle w:val="af4"/>
+        <w:ind w:left="0"/>
+        <w:rPr>
+          <w:rFonts w:ascii="Courier New" w:hAnsi="Courier New" w:cs="Courier New"/>
+          <w:sz w:val="24"/>
+          <w:szCs w:val="24"/>
+        </w:rPr>
+      </w:pPr>
+      <w:r>
+        <w:rPr>
+          <w:rFonts w:ascii="Courier New" w:hAnsi="Courier New" w:cs="Courier New"/>
+          <w:sz w:val="24"/>
+          <w:szCs w:val="24"/>
+        </w:rPr>
+        <w:t>                k += 1</w:t>
+      </w:r>
+    </w:p>
+    <w:p>
+      <w:pPr>
+        <w:pStyle w:val="af4"/>
+        <w:ind w:left="0"/>
+        <w:rPr>
+          <w:rFonts w:ascii="Courier New" w:hAnsi="Courier New" w:cs="Courier New"/>
+          <w:sz w:val="24"/>
+          <w:szCs w:val="24"/>
+        </w:rPr>
+      </w:pPr>
+    </w:p>
+    <w:p>
+      <w:pPr>
+        <w:pStyle w:val="af4"/>
+        <w:ind w:left="0"/>
+        <w:rPr>
+          <w:rFonts w:ascii="Courier New" w:hAnsi="Courier New" w:cs="Courier New"/>
+          <w:sz w:val="24"/>
+          <w:szCs w:val="24"/>
+        </w:rPr>
+      </w:pPr>
+      <w:r>
+        <w:rPr>
+          <w:rFonts w:ascii="Courier New" w:hAnsi="Courier New" w:cs="Courier New"/>
+          <w:sz w:val="24"/>
+          <w:szCs w:val="24"/>
+        </w:rPr>
+        <w:t>            x_min = x_k</w:t>
+      </w:r>
+    </w:p>
+    <w:p>
+      <w:pPr>
+        <w:pStyle w:val="af4"/>
+        <w:ind w:left="0"/>
+        <w:rPr>
+          <w:rFonts w:ascii="Courier New" w:hAnsi="Courier New" w:cs="Courier New"/>
+          <w:sz w:val="24"/>
+          <w:szCs w:val="24"/>
+          <w:lang w:val="ru-RU"/>
+        </w:rPr>
+      </w:pPr>
+      <w:r>
+        <w:rPr>
+          <w:rFonts w:ascii="Courier New" w:hAnsi="Courier New" w:cs="Courier New"/>
+          <w:sz w:val="24"/>
+          <w:szCs w:val="24"/>
         </w:rPr>
         <w:t xml:space="preserve">            </w:t>
       </w:r>
@@ -7532,6 +7596,110 @@
           <w:rFonts w:ascii="Courier New" w:hAnsi="Courier New" w:cs="Courier New"/>
           <w:sz w:val="24"/>
           <w:szCs w:val="24"/>
+          <w:lang w:val="ru-RU"/>
+        </w:rPr>
+        <w:t>f_min = f(x_min)</w:t>
+      </w:r>
+    </w:p>
+    <w:p>
+      <w:pPr>
+        <w:pStyle w:val="af4"/>
+        <w:ind w:left="0"/>
+        <w:rPr>
+          <w:rFonts w:ascii="Courier New" w:hAnsi="Courier New" w:cs="Courier New"/>
+          <w:sz w:val="24"/>
+          <w:szCs w:val="24"/>
+          <w:lang w:val="ru-RU"/>
+        </w:rPr>
+      </w:pPr>
+    </w:p>
+    <w:p>
+      <w:pPr>
+        <w:pStyle w:val="af4"/>
+        <w:ind w:left="0"/>
+        <w:rPr>
+          <w:rFonts w:ascii="Courier New" w:hAnsi="Courier New" w:cs="Courier New"/>
+          <w:sz w:val="24"/>
+          <w:szCs w:val="24"/>
+          <w:lang w:val="ru-RU"/>
+        </w:rPr>
+      </w:pPr>
+      <w:r>
+        <w:rPr>
+          <w:rFonts w:ascii="Courier New" w:hAnsi="Courier New" w:cs="Courier New"/>
+          <w:sz w:val="24"/>
+          <w:szCs w:val="24"/>
+          <w:lang w:val="ru-RU"/>
+        </w:rPr>
+        <w:t>            print("\n\nРезультат вычисления по методу золотого сечения:")</w:t>
+      </w:r>
+    </w:p>
+    <w:p>
+      <w:pPr>
+        <w:pStyle w:val="af4"/>
+        <w:ind w:left="0"/>
+        <w:rPr>
+          <w:rFonts w:ascii="Courier New" w:hAnsi="Courier New" w:cs="Courier New"/>
+          <w:sz w:val="24"/>
+          <w:szCs w:val="24"/>
+          <w:lang w:val="ru-RU"/>
+        </w:rPr>
+      </w:pPr>
+      <w:r>
+        <w:rPr>
+          <w:rFonts w:ascii="Courier New" w:hAnsi="Courier New" w:cs="Courier New"/>
+          <w:sz w:val="24"/>
+          <w:szCs w:val="24"/>
+          <w:lang w:val="ru-RU"/>
+        </w:rPr>
+        <w:t>            print(f"    Точка минимума: x_min = {x_min:.6f}")</w:t>
+      </w:r>
+    </w:p>
+    <w:p>
+      <w:pPr>
+        <w:pStyle w:val="af4"/>
+        <w:ind w:left="0"/>
+        <w:rPr>
+          <w:rFonts w:ascii="Courier New" w:hAnsi="Courier New" w:cs="Courier New"/>
+          <w:sz w:val="24"/>
+          <w:szCs w:val="24"/>
+          <w:lang w:val="ru-RU"/>
+        </w:rPr>
+      </w:pPr>
+      <w:r>
+        <w:rPr>
+          <w:rFonts w:ascii="Courier New" w:hAnsi="Courier New" w:cs="Courier New"/>
+          <w:sz w:val="24"/>
+          <w:szCs w:val="24"/>
+          <w:lang w:val="ru-RU"/>
+        </w:rPr>
+        <w:t>            print(f"    Значение в точке минимума: f(x_min) = {f_min:.6f}")</w:t>
+      </w:r>
+    </w:p>
+    <w:p>
+      <w:pPr>
+        <w:pStyle w:val="af4"/>
+        <w:ind w:left="0"/>
+        <w:rPr>
+          <w:rFonts w:ascii="Courier New" w:hAnsi="Courier New" w:cs="Courier New"/>
+          <w:sz w:val="24"/>
+          <w:szCs w:val="24"/>
+        </w:rPr>
+      </w:pPr>
+      <w:r>
+        <w:rPr>
+          <w:rFonts w:ascii="Courier New" w:hAnsi="Courier New" w:cs="Courier New"/>
+          <w:sz w:val="24"/>
+          <w:szCs w:val="24"/>
+          <w:lang w:val="ru-RU"/>
+        </w:rPr>
+        <w:t xml:space="preserve">            </w:t>
+      </w:r>
+      <w:r>
+        <w:rPr>
+          <w:rFonts w:ascii="Courier New" w:hAnsi="Courier New" w:cs="Courier New"/>
+          <w:sz w:val="24"/>
+          <w:szCs w:val="24"/>
         </w:rPr>
         <w:t>print(f"    </w:t>
       </w:r>
@@ -7605,82 +7773,29 @@
           <w:sz w:val="24"/>
           <w:szCs w:val="24"/>
         </w:rPr>
-        <w:t xml:space="preserve">            </w:t>
-      </w:r>
-      <w:proofErr w:type="spellStart"/>
-      <w:r>
-        <w:rPr>
-          <w:rFonts w:ascii="Courier New" w:hAnsi="Courier New" w:cs="Courier New"/>
-          <w:sz w:val="24"/>
-          <w:szCs w:val="24"/>
-        </w:rPr>
-        <w:t>viewPlot</w:t>
-      </w:r>
-      <w:proofErr w:type="spellEnd"/>
-      <w:r>
-        <w:rPr>
-          <w:rFonts w:ascii="Courier New" w:hAnsi="Courier New" w:cs="Courier New"/>
-          <w:sz w:val="24"/>
-          <w:szCs w:val="24"/>
-        </w:rPr>
-        <w:t xml:space="preserve">(1, </w:t>
-      </w:r>
-      <w:proofErr w:type="spellStart"/>
-      <w:r>
-        <w:rPr>
-          <w:rFonts w:ascii="Courier New" w:hAnsi="Courier New" w:cs="Courier New"/>
-          <w:sz w:val="24"/>
-          <w:szCs w:val="24"/>
-        </w:rPr>
-        <w:t>x_min</w:t>
-      </w:r>
-      <w:proofErr w:type="spellEnd"/>
-      <w:r>
-        <w:rPr>
-          <w:rFonts w:ascii="Courier New" w:hAnsi="Courier New" w:cs="Courier New"/>
-          <w:sz w:val="24"/>
-          <w:szCs w:val="24"/>
-        </w:rPr>
-        <w:t xml:space="preserve">, </w:t>
-      </w:r>
-      <w:proofErr w:type="spellStart"/>
-      <w:r>
-        <w:rPr>
-          <w:rFonts w:ascii="Courier New" w:hAnsi="Courier New" w:cs="Courier New"/>
-          <w:sz w:val="24"/>
-          <w:szCs w:val="24"/>
-        </w:rPr>
-        <w:t>f_min</w:t>
-      </w:r>
-      <w:proofErr w:type="spellEnd"/>
-      <w:r>
-        <w:rPr>
-          <w:rFonts w:ascii="Courier New" w:hAnsi="Courier New" w:cs="Courier New"/>
-          <w:sz w:val="24"/>
-          <w:szCs w:val="24"/>
-        </w:rPr>
-        <w:t>)</w:t>
-      </w:r>
-    </w:p>
-    <w:p>
-      <w:pPr>
-        <w:pStyle w:val="af4"/>
-        <w:ind w:left="0"/>
-        <w:rPr>
-          <w:rFonts w:ascii="Courier New" w:hAnsi="Courier New" w:cs="Courier New"/>
-          <w:sz w:val="24"/>
-          <w:szCs w:val="24"/>
-        </w:rPr>
-      </w:pPr>
-    </w:p>
-    <w:p>
-      <w:pPr>
-        <w:pStyle w:val="af4"/>
-        <w:ind w:left="0"/>
-        <w:rPr>
-          <w:rFonts w:ascii="Courier New" w:hAnsi="Courier New" w:cs="Courier New"/>
-          <w:sz w:val="24"/>
-          <w:szCs w:val="24"/>
+        <w:t>            viewPlot(1, x_min, f_min)</w:t>
+      </w:r>
+    </w:p>
+    <w:p>
+      <w:pPr>
+        <w:pStyle w:val="af4"/>
+        <w:ind w:left="0"/>
+        <w:rPr>
+          <w:rFonts w:ascii="Courier New" w:hAnsi="Courier New" w:cs="Courier New"/>
+          <w:sz w:val="24"/>
+          <w:szCs w:val="24"/>
+        </w:rPr>
+      </w:pPr>
+    </w:p>
+    <w:p>
+      <w:pPr>
+        <w:pStyle w:val="af4"/>
+        <w:ind w:left="0"/>
+        <w:rPr>
+          <w:rFonts w:ascii="Courier New" w:hAnsi="Courier New" w:cs="Courier New"/>
+          <w:sz w:val="24"/>
+          <w:szCs w:val="24"/>
+          <w:lang w:val="ru-RU"/>
         </w:rPr>
       </w:pPr>
       <w:r>
@@ -7691,2251 +7806,68 @@
         </w:rPr>
         <w:t xml:space="preserve">        </w:t>
       </w:r>
-      <w:proofErr w:type="spellStart"/>
-      <w:r>
-        <w:rPr>
-          <w:rFonts w:ascii="Courier New" w:hAnsi="Courier New" w:cs="Courier New"/>
-          <w:sz w:val="24"/>
-          <w:szCs w:val="24"/>
-        </w:rPr>
-        <w:t>elif</w:t>
-      </w:r>
-      <w:proofErr w:type="spellEnd"/>
-      <w:r>
-        <w:rPr>
-          <w:rFonts w:ascii="Courier New" w:hAnsi="Courier New" w:cs="Courier New"/>
-          <w:sz w:val="24"/>
-          <w:szCs w:val="24"/>
-        </w:rPr>
-        <w:t xml:space="preserve"> c == 3:</w:t>
-      </w:r>
-    </w:p>
-    <w:p>
-      <w:pPr>
-        <w:pStyle w:val="af4"/>
-        <w:ind w:left="0"/>
-        <w:rPr>
-          <w:rFonts w:ascii="Courier New" w:hAnsi="Courier New" w:cs="Courier New"/>
-          <w:sz w:val="24"/>
-          <w:szCs w:val="24"/>
-        </w:rPr>
-      </w:pPr>
-      <w:r>
-        <w:rPr>
-          <w:rFonts w:ascii="Courier New" w:hAnsi="Courier New" w:cs="Courier New"/>
-          <w:sz w:val="24"/>
-          <w:szCs w:val="24"/>
-        </w:rPr>
-        <w:t xml:space="preserve">            tau = 0.38197  # </w:t>
-      </w:r>
-      <w:r>
-        <w:rPr>
-          <w:rFonts w:ascii="Courier New" w:hAnsi="Courier New" w:cs="Courier New"/>
-          <w:sz w:val="24"/>
-          <w:szCs w:val="24"/>
-          <w:lang w:val="ru-RU"/>
-        </w:rPr>
-        <w:t>константа</w:t>
-      </w:r>
-    </w:p>
-    <w:p>
-      <w:pPr>
-        <w:pStyle w:val="af4"/>
-        <w:ind w:left="0"/>
-        <w:rPr>
-          <w:rFonts w:ascii="Courier New" w:hAnsi="Courier New" w:cs="Courier New"/>
-          <w:sz w:val="24"/>
-          <w:szCs w:val="24"/>
-        </w:rPr>
-      </w:pPr>
-      <w:r>
-        <w:rPr>
-          <w:rFonts w:ascii="Courier New" w:hAnsi="Courier New" w:cs="Courier New"/>
-          <w:sz w:val="24"/>
-          <w:szCs w:val="24"/>
-        </w:rPr>
-        <w:t>            a = -10</w:t>
-      </w:r>
-    </w:p>
-    <w:p>
-      <w:pPr>
-        <w:pStyle w:val="af4"/>
-        <w:ind w:left="0"/>
-        <w:rPr>
-          <w:rFonts w:ascii="Courier New" w:hAnsi="Courier New" w:cs="Courier New"/>
-          <w:sz w:val="24"/>
-          <w:szCs w:val="24"/>
-        </w:rPr>
-      </w:pPr>
-      <w:r>
-        <w:rPr>
-          <w:rFonts w:ascii="Courier New" w:hAnsi="Courier New" w:cs="Courier New"/>
-          <w:sz w:val="24"/>
-          <w:szCs w:val="24"/>
-        </w:rPr>
-        <w:t>            b = 6</w:t>
-      </w:r>
-    </w:p>
-    <w:p>
-      <w:pPr>
-        <w:pStyle w:val="af4"/>
-        <w:ind w:left="0"/>
-        <w:rPr>
-          <w:rFonts w:ascii="Courier New" w:hAnsi="Courier New" w:cs="Courier New"/>
-          <w:sz w:val="24"/>
-          <w:szCs w:val="24"/>
-        </w:rPr>
-      </w:pPr>
-      <w:r>
-        <w:rPr>
-          <w:rFonts w:ascii="Courier New" w:hAnsi="Courier New" w:cs="Courier New"/>
-          <w:sz w:val="24"/>
-          <w:szCs w:val="24"/>
-        </w:rPr>
-        <w:t>            y = a + tau * (b - a)</w:t>
-      </w:r>
-    </w:p>
-    <w:p>
-      <w:pPr>
-        <w:pStyle w:val="af4"/>
-        <w:ind w:left="0"/>
-        <w:rPr>
-          <w:rFonts w:ascii="Courier New" w:hAnsi="Courier New" w:cs="Courier New"/>
-          <w:sz w:val="24"/>
-          <w:szCs w:val="24"/>
-        </w:rPr>
-      </w:pPr>
-      <w:r>
-        <w:rPr>
-          <w:rFonts w:ascii="Courier New" w:hAnsi="Courier New" w:cs="Courier New"/>
-          <w:sz w:val="24"/>
-          <w:szCs w:val="24"/>
-        </w:rPr>
-        <w:t>            z = a + b - y</w:t>
-      </w:r>
-    </w:p>
-    <w:p>
-      <w:pPr>
-        <w:pStyle w:val="af4"/>
-        <w:ind w:left="0"/>
-        <w:rPr>
-          <w:rFonts w:ascii="Courier New" w:hAnsi="Courier New" w:cs="Courier New"/>
-          <w:sz w:val="24"/>
-          <w:szCs w:val="24"/>
-        </w:rPr>
-      </w:pPr>
-      <w:r>
-        <w:rPr>
-          <w:rFonts w:ascii="Courier New" w:hAnsi="Courier New" w:cs="Courier New"/>
-          <w:sz w:val="24"/>
-          <w:szCs w:val="24"/>
-        </w:rPr>
-        <w:t xml:space="preserve">            </w:t>
-      </w:r>
-      <w:proofErr w:type="spellStart"/>
-      <w:r>
-        <w:rPr>
-          <w:rFonts w:ascii="Courier New" w:hAnsi="Courier New" w:cs="Courier New"/>
-          <w:sz w:val="24"/>
-          <w:szCs w:val="24"/>
-        </w:rPr>
-        <w:t>fy</w:t>
-      </w:r>
-      <w:proofErr w:type="spellEnd"/>
-      <w:r>
-        <w:rPr>
-          <w:rFonts w:ascii="Courier New" w:hAnsi="Courier New" w:cs="Courier New"/>
-          <w:sz w:val="24"/>
-          <w:szCs w:val="24"/>
-        </w:rPr>
-        <w:t xml:space="preserve"> = f(y)</w:t>
-      </w:r>
-    </w:p>
-    <w:p>
-      <w:pPr>
-        <w:pStyle w:val="af4"/>
-        <w:ind w:left="0"/>
-        <w:rPr>
-          <w:rFonts w:ascii="Courier New" w:hAnsi="Courier New" w:cs="Courier New"/>
-          <w:sz w:val="24"/>
-          <w:szCs w:val="24"/>
-        </w:rPr>
-      </w:pPr>
-      <w:r>
-        <w:rPr>
-          <w:rFonts w:ascii="Courier New" w:hAnsi="Courier New" w:cs="Courier New"/>
-          <w:sz w:val="24"/>
-          <w:szCs w:val="24"/>
-        </w:rPr>
-        <w:t>            fz = f(z)</w:t>
-      </w:r>
-    </w:p>
-    <w:p>
-      <w:pPr>
-        <w:pStyle w:val="af4"/>
-        <w:ind w:left="0"/>
-        <w:rPr>
-          <w:rFonts w:ascii="Courier New" w:hAnsi="Courier New" w:cs="Courier New"/>
-          <w:sz w:val="24"/>
-          <w:szCs w:val="24"/>
-        </w:rPr>
-      </w:pPr>
-    </w:p>
-    <w:p>
-      <w:pPr>
-        <w:pStyle w:val="af4"/>
-        <w:ind w:left="0"/>
-        <w:rPr>
-          <w:rFonts w:ascii="Courier New" w:hAnsi="Courier New" w:cs="Courier New"/>
-          <w:sz w:val="24"/>
-          <w:szCs w:val="24"/>
-        </w:rPr>
-      </w:pPr>
-      <w:r>
-        <w:rPr>
-          <w:rFonts w:ascii="Courier New" w:hAnsi="Courier New" w:cs="Courier New"/>
-          <w:sz w:val="24"/>
-          <w:szCs w:val="24"/>
-        </w:rPr>
-        <w:t xml:space="preserve">            if </w:t>
-      </w:r>
-      <w:proofErr w:type="spellStart"/>
-      <w:r>
-        <w:rPr>
-          <w:rFonts w:ascii="Courier New" w:hAnsi="Courier New" w:cs="Courier New"/>
-          <w:sz w:val="24"/>
-          <w:szCs w:val="24"/>
-        </w:rPr>
-        <w:t>fy</w:t>
-      </w:r>
-      <w:proofErr w:type="spellEnd"/>
-      <w:r>
-        <w:rPr>
-          <w:rFonts w:ascii="Courier New" w:hAnsi="Courier New" w:cs="Courier New"/>
-          <w:sz w:val="24"/>
-          <w:szCs w:val="24"/>
-        </w:rPr>
-        <w:t xml:space="preserve"> &lt;= fz:</w:t>
-      </w:r>
-    </w:p>
-    <w:p>
-      <w:pPr>
-        <w:pStyle w:val="af4"/>
-        <w:ind w:left="0"/>
-        <w:rPr>
-          <w:rFonts w:ascii="Courier New" w:hAnsi="Courier New" w:cs="Courier New"/>
-          <w:sz w:val="24"/>
-          <w:szCs w:val="24"/>
-        </w:rPr>
-      </w:pPr>
-      <w:r>
-        <w:rPr>
-          <w:rFonts w:ascii="Courier New" w:hAnsi="Courier New" w:cs="Courier New"/>
-          <w:sz w:val="24"/>
-          <w:szCs w:val="24"/>
-        </w:rPr>
-        <w:t>                b = z</w:t>
-      </w:r>
-    </w:p>
-    <w:p>
-      <w:pPr>
-        <w:pStyle w:val="af4"/>
-        <w:ind w:left="0"/>
-        <w:rPr>
-          <w:rFonts w:ascii="Courier New" w:hAnsi="Courier New" w:cs="Courier New"/>
-          <w:sz w:val="24"/>
-          <w:szCs w:val="24"/>
-        </w:rPr>
-      </w:pPr>
-      <w:r>
-        <w:rPr>
-          <w:rFonts w:ascii="Courier New" w:hAnsi="Courier New" w:cs="Courier New"/>
-          <w:sz w:val="24"/>
-          <w:szCs w:val="24"/>
-        </w:rPr>
-        <w:t>            else:</w:t>
-      </w:r>
-    </w:p>
-    <w:p>
-      <w:pPr>
-        <w:pStyle w:val="af4"/>
-        <w:ind w:left="0"/>
-        <w:rPr>
-          <w:rFonts w:ascii="Courier New" w:hAnsi="Courier New" w:cs="Courier New"/>
-          <w:sz w:val="24"/>
-          <w:szCs w:val="24"/>
-        </w:rPr>
-      </w:pPr>
-      <w:r>
-        <w:rPr>
-          <w:rFonts w:ascii="Courier New" w:hAnsi="Courier New" w:cs="Courier New"/>
-          <w:sz w:val="24"/>
-          <w:szCs w:val="24"/>
-        </w:rPr>
-        <w:t>                a = y</w:t>
-      </w:r>
-    </w:p>
-    <w:p>
-      <w:pPr>
-        <w:pStyle w:val="af4"/>
-        <w:ind w:left="0"/>
-        <w:rPr>
-          <w:rFonts w:ascii="Courier New" w:hAnsi="Courier New" w:cs="Courier New"/>
-          <w:sz w:val="24"/>
-          <w:szCs w:val="24"/>
-        </w:rPr>
-      </w:pPr>
-    </w:p>
-    <w:p>
-      <w:pPr>
-        <w:pStyle w:val="af4"/>
-        <w:ind w:left="0"/>
-        <w:rPr>
-          <w:rFonts w:ascii="Courier New" w:hAnsi="Courier New" w:cs="Courier New"/>
-          <w:sz w:val="24"/>
-          <w:szCs w:val="24"/>
-        </w:rPr>
-      </w:pPr>
-      <w:r>
-        <w:rPr>
-          <w:rFonts w:ascii="Courier New" w:hAnsi="Courier New" w:cs="Courier New"/>
-          <w:sz w:val="24"/>
-          <w:szCs w:val="24"/>
-        </w:rPr>
-        <w:t>            k = 1</w:t>
-      </w:r>
-    </w:p>
-    <w:p>
-      <w:pPr>
-        <w:pStyle w:val="af4"/>
-        <w:ind w:left="0"/>
-        <w:rPr>
-          <w:rFonts w:ascii="Courier New" w:hAnsi="Courier New" w:cs="Courier New"/>
-          <w:sz w:val="24"/>
-          <w:szCs w:val="24"/>
-        </w:rPr>
-      </w:pPr>
-      <w:r>
-        <w:rPr>
-          <w:rFonts w:ascii="Courier New" w:hAnsi="Courier New" w:cs="Courier New"/>
-          <w:sz w:val="24"/>
-          <w:szCs w:val="24"/>
-        </w:rPr>
-        <w:t xml:space="preserve">            </w:t>
-      </w:r>
-      <w:proofErr w:type="spellStart"/>
-      <w:r>
-        <w:rPr>
-          <w:rFonts w:ascii="Courier New" w:hAnsi="Courier New" w:cs="Courier New"/>
-          <w:sz w:val="24"/>
-          <w:szCs w:val="24"/>
-        </w:rPr>
-        <w:t>x_prev</w:t>
-      </w:r>
-      <w:proofErr w:type="spellEnd"/>
-      <w:r>
-        <w:rPr>
-          <w:rFonts w:ascii="Courier New" w:hAnsi="Courier New" w:cs="Courier New"/>
-          <w:sz w:val="24"/>
-          <w:szCs w:val="24"/>
-        </w:rPr>
-        <w:t xml:space="preserve"> = 10**6</w:t>
-      </w:r>
-    </w:p>
-    <w:p>
-      <w:pPr>
-        <w:pStyle w:val="af4"/>
-        <w:ind w:left="0"/>
-        <w:rPr>
-          <w:rFonts w:ascii="Courier New" w:hAnsi="Courier New" w:cs="Courier New"/>
-          <w:sz w:val="24"/>
-          <w:szCs w:val="24"/>
-          <w:lang w:val="ru-RU"/>
-        </w:rPr>
-      </w:pPr>
-      <w:r>
-        <w:rPr>
-          <w:rFonts w:ascii="Courier New" w:hAnsi="Courier New" w:cs="Courier New"/>
-          <w:sz w:val="24"/>
-          <w:szCs w:val="24"/>
-        </w:rPr>
-        <w:t xml:space="preserve">            </w:t>
-      </w:r>
-      <w:proofErr w:type="spellStart"/>
-      <w:r>
-        <w:rPr>
-          <w:rFonts w:ascii="Courier New" w:hAnsi="Courier New" w:cs="Courier New"/>
-          <w:sz w:val="24"/>
-          <w:szCs w:val="24"/>
-          <w:lang w:val="ru-RU"/>
-        </w:rPr>
-        <w:t>iterations</w:t>
-      </w:r>
-      <w:proofErr w:type="spellEnd"/>
-      <w:r>
-        <w:rPr>
-          <w:rFonts w:ascii="Courier New" w:hAnsi="Courier New" w:cs="Courier New"/>
-          <w:sz w:val="24"/>
-          <w:szCs w:val="24"/>
-          <w:lang w:val="ru-RU"/>
-        </w:rPr>
-        <w:t xml:space="preserve"> = 0</w:t>
-      </w:r>
-    </w:p>
-    <w:p>
-      <w:pPr>
-        <w:pStyle w:val="af4"/>
-        <w:ind w:left="0"/>
-        <w:rPr>
-          <w:rFonts w:ascii="Courier New" w:hAnsi="Courier New" w:cs="Courier New"/>
-          <w:sz w:val="24"/>
-          <w:szCs w:val="24"/>
-          <w:lang w:val="ru-RU"/>
-        </w:rPr>
-      </w:pPr>
-      <w:r>
-        <w:rPr>
-          <w:rFonts w:ascii="Courier New" w:hAnsi="Courier New" w:cs="Courier New"/>
-          <w:sz w:val="24"/>
-          <w:szCs w:val="24"/>
-          <w:lang w:val="ru-RU"/>
-        </w:rPr>
-        <w:t xml:space="preserve">            </w:t>
-      </w:r>
-      <w:proofErr w:type="spellStart"/>
-      <w:r>
-        <w:rPr>
-          <w:rFonts w:ascii="Courier New" w:hAnsi="Courier New" w:cs="Courier New"/>
-          <w:sz w:val="24"/>
-          <w:szCs w:val="24"/>
-          <w:lang w:val="ru-RU"/>
-        </w:rPr>
-        <w:t>max_iter</w:t>
-      </w:r>
-      <w:proofErr w:type="spellEnd"/>
-      <w:r>
-        <w:rPr>
-          <w:rFonts w:ascii="Courier New" w:hAnsi="Courier New" w:cs="Courier New"/>
-          <w:sz w:val="24"/>
-          <w:szCs w:val="24"/>
-          <w:lang w:val="ru-RU"/>
-        </w:rPr>
-        <w:t xml:space="preserve"> = 1000  # защита от зацикливания</w:t>
-      </w:r>
-    </w:p>
-    <w:p>
-      <w:pPr>
-        <w:pStyle w:val="af4"/>
-        <w:ind w:left="0"/>
-        <w:rPr>
-          <w:rFonts w:ascii="Courier New" w:hAnsi="Courier New" w:cs="Courier New"/>
-          <w:sz w:val="24"/>
-          <w:szCs w:val="24"/>
-          <w:lang w:val="ru-RU"/>
-        </w:rPr>
-      </w:pPr>
-    </w:p>
-    <w:p>
-      <w:pPr>
-        <w:pStyle w:val="af4"/>
-        <w:ind w:left="0"/>
-        <w:rPr>
-          <w:rFonts w:ascii="Courier New" w:hAnsi="Courier New" w:cs="Courier New"/>
-          <w:sz w:val="24"/>
-          <w:szCs w:val="24"/>
-        </w:rPr>
-      </w:pPr>
-      <w:r>
-        <w:rPr>
-          <w:rFonts w:ascii="Courier New" w:hAnsi="Courier New" w:cs="Courier New"/>
-          <w:sz w:val="24"/>
-          <w:szCs w:val="24"/>
-          <w:lang w:val="ru-RU"/>
-        </w:rPr>
-        <w:t xml:space="preserve">            </w:t>
-      </w:r>
-      <w:r>
-        <w:rPr>
-          <w:rFonts w:ascii="Courier New" w:hAnsi="Courier New" w:cs="Courier New"/>
-          <w:sz w:val="24"/>
-          <w:szCs w:val="24"/>
-        </w:rPr>
-        <w:t xml:space="preserve">while iterations &lt; </w:t>
-      </w:r>
-      <w:proofErr w:type="spellStart"/>
-      <w:r>
-        <w:rPr>
-          <w:rFonts w:ascii="Courier New" w:hAnsi="Courier New" w:cs="Courier New"/>
-          <w:sz w:val="24"/>
-          <w:szCs w:val="24"/>
-        </w:rPr>
-        <w:t>max_iter</w:t>
-      </w:r>
-      <w:proofErr w:type="spellEnd"/>
-      <w:r>
-        <w:rPr>
-          <w:rFonts w:ascii="Courier New" w:hAnsi="Courier New" w:cs="Courier New"/>
-          <w:sz w:val="24"/>
-          <w:szCs w:val="24"/>
-        </w:rPr>
-        <w:t>:</w:t>
-      </w:r>
-    </w:p>
-    <w:p>
-      <w:pPr>
-        <w:pStyle w:val="af4"/>
-        <w:ind w:left="0"/>
-        <w:rPr>
-          <w:rFonts w:ascii="Courier New" w:hAnsi="Courier New" w:cs="Courier New"/>
-          <w:sz w:val="24"/>
-          <w:szCs w:val="24"/>
-        </w:rPr>
-      </w:pPr>
-      <w:r>
-        <w:rPr>
-          <w:rFonts w:ascii="Courier New" w:hAnsi="Courier New" w:cs="Courier New"/>
-          <w:sz w:val="24"/>
-          <w:szCs w:val="24"/>
-        </w:rPr>
-        <w:t>                iterations += 1</w:t>
-      </w:r>
-    </w:p>
-    <w:p>
-      <w:pPr>
-        <w:pStyle w:val="af4"/>
-        <w:ind w:left="0"/>
-        <w:rPr>
-          <w:rFonts w:ascii="Courier New" w:hAnsi="Courier New" w:cs="Courier New"/>
-          <w:sz w:val="24"/>
-          <w:szCs w:val="24"/>
-        </w:rPr>
-      </w:pPr>
-      <w:r>
-        <w:rPr>
-          <w:rFonts w:ascii="Courier New" w:hAnsi="Courier New" w:cs="Courier New"/>
-          <w:sz w:val="24"/>
-          <w:szCs w:val="24"/>
-        </w:rPr>
-        <w:t xml:space="preserve">                if </w:t>
-      </w:r>
-      <w:proofErr w:type="spellStart"/>
-      <w:r>
-        <w:rPr>
-          <w:rFonts w:ascii="Courier New" w:hAnsi="Courier New" w:cs="Courier New"/>
-          <w:sz w:val="24"/>
-          <w:szCs w:val="24"/>
-        </w:rPr>
-        <w:t>fy</w:t>
-      </w:r>
-      <w:proofErr w:type="spellEnd"/>
-      <w:r>
-        <w:rPr>
-          <w:rFonts w:ascii="Courier New" w:hAnsi="Courier New" w:cs="Courier New"/>
-          <w:sz w:val="24"/>
-          <w:szCs w:val="24"/>
-        </w:rPr>
-        <w:t xml:space="preserve"> &lt;= fz:</w:t>
-      </w:r>
-    </w:p>
-    <w:p>
-      <w:pPr>
-        <w:pStyle w:val="af4"/>
-        <w:ind w:left="0"/>
-        <w:rPr>
-          <w:rFonts w:ascii="Courier New" w:hAnsi="Courier New" w:cs="Courier New"/>
-          <w:sz w:val="24"/>
-          <w:szCs w:val="24"/>
-        </w:rPr>
-      </w:pPr>
-      <w:r>
-        <w:rPr>
-          <w:rFonts w:ascii="Courier New" w:hAnsi="Courier New" w:cs="Courier New"/>
-          <w:sz w:val="24"/>
-          <w:szCs w:val="24"/>
-        </w:rPr>
-        <w:t xml:space="preserve">                    </w:t>
-      </w:r>
-      <w:proofErr w:type="spellStart"/>
-      <w:r>
-        <w:rPr>
-          <w:rFonts w:ascii="Courier New" w:hAnsi="Courier New" w:cs="Courier New"/>
-          <w:sz w:val="24"/>
-          <w:szCs w:val="24"/>
-        </w:rPr>
-        <w:t>y_next</w:t>
-      </w:r>
-      <w:proofErr w:type="spellEnd"/>
-      <w:r>
-        <w:rPr>
-          <w:rFonts w:ascii="Courier New" w:hAnsi="Courier New" w:cs="Courier New"/>
-          <w:sz w:val="24"/>
-          <w:szCs w:val="24"/>
-        </w:rPr>
-        <w:t xml:space="preserve"> = a + b - y</w:t>
-      </w:r>
-    </w:p>
-    <w:p>
-      <w:pPr>
-        <w:pStyle w:val="af4"/>
-        <w:ind w:left="0"/>
-        <w:rPr>
-          <w:rFonts w:ascii="Courier New" w:hAnsi="Courier New" w:cs="Courier New"/>
-          <w:sz w:val="24"/>
-          <w:szCs w:val="24"/>
-        </w:rPr>
-      </w:pPr>
-      <w:r>
-        <w:rPr>
-          <w:rFonts w:ascii="Courier New" w:hAnsi="Courier New" w:cs="Courier New"/>
-          <w:sz w:val="24"/>
-          <w:szCs w:val="24"/>
-        </w:rPr>
-        <w:t xml:space="preserve">                    </w:t>
-      </w:r>
-      <w:proofErr w:type="spellStart"/>
-      <w:r>
-        <w:rPr>
-          <w:rFonts w:ascii="Courier New" w:hAnsi="Courier New" w:cs="Courier New"/>
-          <w:sz w:val="24"/>
-          <w:szCs w:val="24"/>
-        </w:rPr>
-        <w:t>fy_next</w:t>
-      </w:r>
-      <w:proofErr w:type="spellEnd"/>
-      <w:r>
-        <w:rPr>
-          <w:rFonts w:ascii="Courier New" w:hAnsi="Courier New" w:cs="Courier New"/>
-          <w:sz w:val="24"/>
-          <w:szCs w:val="24"/>
-        </w:rPr>
-        <w:t xml:space="preserve"> = f(</w:t>
-      </w:r>
-      <w:proofErr w:type="spellStart"/>
-      <w:r>
-        <w:rPr>
-          <w:rFonts w:ascii="Courier New" w:hAnsi="Courier New" w:cs="Courier New"/>
-          <w:sz w:val="24"/>
-          <w:szCs w:val="24"/>
-        </w:rPr>
-        <w:t>y_next</w:t>
-      </w:r>
-      <w:proofErr w:type="spellEnd"/>
-      <w:r>
-        <w:rPr>
-          <w:rFonts w:ascii="Courier New" w:hAnsi="Courier New" w:cs="Courier New"/>
-          <w:sz w:val="24"/>
-          <w:szCs w:val="24"/>
-        </w:rPr>
-        <w:t>)</w:t>
-      </w:r>
-    </w:p>
-    <w:p>
-      <w:pPr>
-        <w:pStyle w:val="af4"/>
-        <w:ind w:left="0"/>
-        <w:rPr>
-          <w:rFonts w:ascii="Courier New" w:hAnsi="Courier New" w:cs="Courier New"/>
-          <w:sz w:val="24"/>
-          <w:szCs w:val="24"/>
-        </w:rPr>
-      </w:pPr>
-      <w:r>
-        <w:rPr>
-          <w:rFonts w:ascii="Courier New" w:hAnsi="Courier New" w:cs="Courier New"/>
-          <w:sz w:val="24"/>
-          <w:szCs w:val="24"/>
-        </w:rPr>
-        <w:t xml:space="preserve">                    </w:t>
-      </w:r>
-      <w:proofErr w:type="spellStart"/>
-      <w:r>
-        <w:rPr>
-          <w:rFonts w:ascii="Courier New" w:hAnsi="Courier New" w:cs="Courier New"/>
-          <w:sz w:val="24"/>
-          <w:szCs w:val="24"/>
-        </w:rPr>
-        <w:t>z_next</w:t>
-      </w:r>
-      <w:proofErr w:type="spellEnd"/>
-      <w:r>
-        <w:rPr>
-          <w:rFonts w:ascii="Courier New" w:hAnsi="Courier New" w:cs="Courier New"/>
-          <w:sz w:val="24"/>
-          <w:szCs w:val="24"/>
-        </w:rPr>
-        <w:t xml:space="preserve"> = y</w:t>
-      </w:r>
-    </w:p>
-    <w:p>
-      <w:pPr>
-        <w:pStyle w:val="af4"/>
-        <w:ind w:left="0"/>
-        <w:rPr>
-          <w:rFonts w:ascii="Courier New" w:hAnsi="Courier New" w:cs="Courier New"/>
-          <w:sz w:val="24"/>
-          <w:szCs w:val="24"/>
-        </w:rPr>
-      </w:pPr>
-      <w:r>
-        <w:rPr>
-          <w:rFonts w:ascii="Courier New" w:hAnsi="Courier New" w:cs="Courier New"/>
-          <w:sz w:val="24"/>
-          <w:szCs w:val="24"/>
-        </w:rPr>
-        <w:t xml:space="preserve">                    </w:t>
-      </w:r>
-      <w:proofErr w:type="spellStart"/>
-      <w:r>
-        <w:rPr>
-          <w:rFonts w:ascii="Courier New" w:hAnsi="Courier New" w:cs="Courier New"/>
-          <w:sz w:val="24"/>
-          <w:szCs w:val="24"/>
-        </w:rPr>
-        <w:t>fz_next</w:t>
-      </w:r>
-      <w:proofErr w:type="spellEnd"/>
-      <w:r>
-        <w:rPr>
-          <w:rFonts w:ascii="Courier New" w:hAnsi="Courier New" w:cs="Courier New"/>
-          <w:sz w:val="24"/>
-          <w:szCs w:val="24"/>
-        </w:rPr>
-        <w:t xml:space="preserve"> = </w:t>
-      </w:r>
-      <w:proofErr w:type="spellStart"/>
-      <w:r>
-        <w:rPr>
-          <w:rFonts w:ascii="Courier New" w:hAnsi="Courier New" w:cs="Courier New"/>
-          <w:sz w:val="24"/>
-          <w:szCs w:val="24"/>
-        </w:rPr>
-        <w:t>fy</w:t>
-      </w:r>
-      <w:proofErr w:type="spellEnd"/>
-    </w:p>
-    <w:p>
-      <w:pPr>
-        <w:pStyle w:val="af4"/>
-        <w:ind w:left="0"/>
-        <w:rPr>
-          <w:rFonts w:ascii="Courier New" w:hAnsi="Courier New" w:cs="Courier New"/>
-          <w:sz w:val="24"/>
-          <w:szCs w:val="24"/>
-        </w:rPr>
-      </w:pPr>
-      <w:r>
-        <w:rPr>
-          <w:rFonts w:ascii="Courier New" w:hAnsi="Courier New" w:cs="Courier New"/>
-          <w:sz w:val="24"/>
-          <w:szCs w:val="24"/>
-        </w:rPr>
-        <w:t>                else:</w:t>
-      </w:r>
-    </w:p>
-    <w:p>
-      <w:pPr>
-        <w:pStyle w:val="af4"/>
-        <w:ind w:left="0"/>
-        <w:rPr>
-          <w:rFonts w:ascii="Courier New" w:hAnsi="Courier New" w:cs="Courier New"/>
-          <w:sz w:val="24"/>
-          <w:szCs w:val="24"/>
-        </w:rPr>
-      </w:pPr>
-      <w:r>
-        <w:rPr>
-          <w:rFonts w:ascii="Courier New" w:hAnsi="Courier New" w:cs="Courier New"/>
-          <w:sz w:val="24"/>
-          <w:szCs w:val="24"/>
-        </w:rPr>
-        <w:t xml:space="preserve">                    </w:t>
-      </w:r>
-      <w:proofErr w:type="spellStart"/>
-      <w:r>
-        <w:rPr>
-          <w:rFonts w:ascii="Courier New" w:hAnsi="Courier New" w:cs="Courier New"/>
-          <w:sz w:val="24"/>
-          <w:szCs w:val="24"/>
-        </w:rPr>
-        <w:t>y_next</w:t>
-      </w:r>
-      <w:proofErr w:type="spellEnd"/>
-      <w:r>
-        <w:rPr>
-          <w:rFonts w:ascii="Courier New" w:hAnsi="Courier New" w:cs="Courier New"/>
-          <w:sz w:val="24"/>
-          <w:szCs w:val="24"/>
-        </w:rPr>
-        <w:t xml:space="preserve"> = z</w:t>
-      </w:r>
-    </w:p>
-    <w:p>
-      <w:pPr>
-        <w:pStyle w:val="af4"/>
-        <w:ind w:left="0"/>
-        <w:rPr>
-          <w:rFonts w:ascii="Courier New" w:hAnsi="Courier New" w:cs="Courier New"/>
-          <w:sz w:val="24"/>
-          <w:szCs w:val="24"/>
-        </w:rPr>
-      </w:pPr>
-      <w:r>
-        <w:rPr>
-          <w:rFonts w:ascii="Courier New" w:hAnsi="Courier New" w:cs="Courier New"/>
-          <w:sz w:val="24"/>
-          <w:szCs w:val="24"/>
-        </w:rPr>
-        <w:t xml:space="preserve">                    </w:t>
-      </w:r>
-      <w:proofErr w:type="spellStart"/>
-      <w:r>
-        <w:rPr>
-          <w:rFonts w:ascii="Courier New" w:hAnsi="Courier New" w:cs="Courier New"/>
-          <w:sz w:val="24"/>
-          <w:szCs w:val="24"/>
-        </w:rPr>
-        <w:t>fy_next</w:t>
-      </w:r>
-      <w:proofErr w:type="spellEnd"/>
-      <w:r>
-        <w:rPr>
-          <w:rFonts w:ascii="Courier New" w:hAnsi="Courier New" w:cs="Courier New"/>
-          <w:sz w:val="24"/>
-          <w:szCs w:val="24"/>
-        </w:rPr>
-        <w:t xml:space="preserve"> = fz</w:t>
-      </w:r>
-    </w:p>
-    <w:p>
-      <w:pPr>
-        <w:pStyle w:val="af4"/>
-        <w:ind w:left="0"/>
-        <w:rPr>
-          <w:rFonts w:ascii="Courier New" w:hAnsi="Courier New" w:cs="Courier New"/>
-          <w:sz w:val="24"/>
-          <w:szCs w:val="24"/>
-        </w:rPr>
-      </w:pPr>
-      <w:r>
-        <w:rPr>
-          <w:rFonts w:ascii="Courier New" w:hAnsi="Courier New" w:cs="Courier New"/>
-          <w:sz w:val="24"/>
-          <w:szCs w:val="24"/>
-        </w:rPr>
-        <w:t xml:space="preserve">                    </w:t>
-      </w:r>
-      <w:proofErr w:type="spellStart"/>
-      <w:r>
-        <w:rPr>
-          <w:rFonts w:ascii="Courier New" w:hAnsi="Courier New" w:cs="Courier New"/>
-          <w:sz w:val="24"/>
-          <w:szCs w:val="24"/>
-        </w:rPr>
-        <w:t>z_next</w:t>
-      </w:r>
-      <w:proofErr w:type="spellEnd"/>
-      <w:r>
-        <w:rPr>
-          <w:rFonts w:ascii="Courier New" w:hAnsi="Courier New" w:cs="Courier New"/>
-          <w:sz w:val="24"/>
-          <w:szCs w:val="24"/>
-        </w:rPr>
-        <w:t xml:space="preserve"> = a + b - z</w:t>
-      </w:r>
-    </w:p>
-    <w:p>
-      <w:pPr>
-        <w:pStyle w:val="af4"/>
-        <w:ind w:left="0"/>
-        <w:rPr>
-          <w:rFonts w:ascii="Courier New" w:hAnsi="Courier New" w:cs="Courier New"/>
-          <w:sz w:val="24"/>
-          <w:szCs w:val="24"/>
-        </w:rPr>
-      </w:pPr>
-      <w:r>
-        <w:rPr>
-          <w:rFonts w:ascii="Courier New" w:hAnsi="Courier New" w:cs="Courier New"/>
-          <w:sz w:val="24"/>
-          <w:szCs w:val="24"/>
-        </w:rPr>
-        <w:t xml:space="preserve">                    </w:t>
-      </w:r>
-      <w:proofErr w:type="spellStart"/>
-      <w:r>
-        <w:rPr>
-          <w:rFonts w:ascii="Courier New" w:hAnsi="Courier New" w:cs="Courier New"/>
-          <w:sz w:val="24"/>
-          <w:szCs w:val="24"/>
-        </w:rPr>
-        <w:t>fz_next</w:t>
-      </w:r>
-      <w:proofErr w:type="spellEnd"/>
-      <w:r>
-        <w:rPr>
-          <w:rFonts w:ascii="Courier New" w:hAnsi="Courier New" w:cs="Courier New"/>
-          <w:sz w:val="24"/>
-          <w:szCs w:val="24"/>
-        </w:rPr>
-        <w:t xml:space="preserve"> = f(</w:t>
-      </w:r>
-      <w:proofErr w:type="spellStart"/>
-      <w:r>
-        <w:rPr>
-          <w:rFonts w:ascii="Courier New" w:hAnsi="Courier New" w:cs="Courier New"/>
-          <w:sz w:val="24"/>
-          <w:szCs w:val="24"/>
-        </w:rPr>
-        <w:t>z_next</w:t>
-      </w:r>
-      <w:proofErr w:type="spellEnd"/>
-      <w:r>
-        <w:rPr>
-          <w:rFonts w:ascii="Courier New" w:hAnsi="Courier New" w:cs="Courier New"/>
-          <w:sz w:val="24"/>
-          <w:szCs w:val="24"/>
-        </w:rPr>
-        <w:t>)</w:t>
-      </w:r>
-    </w:p>
-    <w:p>
-      <w:pPr>
-        <w:pStyle w:val="af4"/>
-        <w:ind w:left="0"/>
-        <w:rPr>
-          <w:rFonts w:ascii="Courier New" w:hAnsi="Courier New" w:cs="Courier New"/>
-          <w:sz w:val="24"/>
-          <w:szCs w:val="24"/>
-        </w:rPr>
-      </w:pPr>
-    </w:p>
-    <w:p>
-      <w:pPr>
-        <w:pStyle w:val="af4"/>
-        <w:ind w:left="0"/>
-        <w:rPr>
-          <w:rFonts w:ascii="Courier New" w:hAnsi="Courier New" w:cs="Courier New"/>
-          <w:sz w:val="24"/>
-          <w:szCs w:val="24"/>
-        </w:rPr>
-      </w:pPr>
-      <w:r>
-        <w:rPr>
-          <w:rFonts w:ascii="Courier New" w:hAnsi="Courier New" w:cs="Courier New"/>
-          <w:sz w:val="24"/>
-          <w:szCs w:val="24"/>
-        </w:rPr>
-        <w:t xml:space="preserve">                if </w:t>
-      </w:r>
-      <w:proofErr w:type="spellStart"/>
-      <w:r>
-        <w:rPr>
-          <w:rFonts w:ascii="Courier New" w:hAnsi="Courier New" w:cs="Courier New"/>
-          <w:sz w:val="24"/>
-          <w:szCs w:val="24"/>
-        </w:rPr>
-        <w:t>fy_next</w:t>
-      </w:r>
-      <w:proofErr w:type="spellEnd"/>
-      <w:r>
-        <w:rPr>
-          <w:rFonts w:ascii="Courier New" w:hAnsi="Courier New" w:cs="Courier New"/>
-          <w:sz w:val="24"/>
-          <w:szCs w:val="24"/>
-        </w:rPr>
-        <w:t xml:space="preserve"> &lt;= </w:t>
-      </w:r>
-      <w:proofErr w:type="spellStart"/>
-      <w:r>
-        <w:rPr>
-          <w:rFonts w:ascii="Courier New" w:hAnsi="Courier New" w:cs="Courier New"/>
-          <w:sz w:val="24"/>
-          <w:szCs w:val="24"/>
-        </w:rPr>
-        <w:t>fz_next</w:t>
-      </w:r>
-      <w:proofErr w:type="spellEnd"/>
-      <w:r>
-        <w:rPr>
-          <w:rFonts w:ascii="Courier New" w:hAnsi="Courier New" w:cs="Courier New"/>
-          <w:sz w:val="24"/>
-          <w:szCs w:val="24"/>
-        </w:rPr>
-        <w:t>:</w:t>
-      </w:r>
-    </w:p>
-    <w:p>
-      <w:pPr>
-        <w:pStyle w:val="af4"/>
-        <w:ind w:left="0"/>
-        <w:rPr>
-          <w:rFonts w:ascii="Courier New" w:hAnsi="Courier New" w:cs="Courier New"/>
-          <w:sz w:val="24"/>
-          <w:szCs w:val="24"/>
-        </w:rPr>
-      </w:pPr>
-      <w:r>
-        <w:rPr>
-          <w:rFonts w:ascii="Courier New" w:hAnsi="Courier New" w:cs="Courier New"/>
-          <w:sz w:val="24"/>
-          <w:szCs w:val="24"/>
-        </w:rPr>
-        <w:t xml:space="preserve">                    </w:t>
-      </w:r>
-      <w:proofErr w:type="spellStart"/>
-      <w:r>
-        <w:rPr>
-          <w:rFonts w:ascii="Courier New" w:hAnsi="Courier New" w:cs="Courier New"/>
-          <w:sz w:val="24"/>
-          <w:szCs w:val="24"/>
-        </w:rPr>
-        <w:t>a_next</w:t>
-      </w:r>
-      <w:proofErr w:type="spellEnd"/>
-      <w:r>
-        <w:rPr>
-          <w:rFonts w:ascii="Courier New" w:hAnsi="Courier New" w:cs="Courier New"/>
-          <w:sz w:val="24"/>
-          <w:szCs w:val="24"/>
-        </w:rPr>
-        <w:t xml:space="preserve"> = a</w:t>
-      </w:r>
-    </w:p>
-    <w:p>
-      <w:pPr>
-        <w:pStyle w:val="af4"/>
-        <w:ind w:left="0"/>
-        <w:rPr>
-          <w:rFonts w:ascii="Courier New" w:hAnsi="Courier New" w:cs="Courier New"/>
-          <w:sz w:val="24"/>
-          <w:szCs w:val="24"/>
-        </w:rPr>
-      </w:pPr>
-      <w:r>
-        <w:rPr>
-          <w:rFonts w:ascii="Courier New" w:hAnsi="Courier New" w:cs="Courier New"/>
-          <w:sz w:val="24"/>
-          <w:szCs w:val="24"/>
-        </w:rPr>
-        <w:t xml:space="preserve">                    </w:t>
-      </w:r>
-      <w:proofErr w:type="spellStart"/>
-      <w:r>
-        <w:rPr>
-          <w:rFonts w:ascii="Courier New" w:hAnsi="Courier New" w:cs="Courier New"/>
-          <w:sz w:val="24"/>
-          <w:szCs w:val="24"/>
-        </w:rPr>
-        <w:t>b_next</w:t>
-      </w:r>
-      <w:proofErr w:type="spellEnd"/>
-      <w:r>
-        <w:rPr>
-          <w:rFonts w:ascii="Courier New" w:hAnsi="Courier New" w:cs="Courier New"/>
-          <w:sz w:val="24"/>
-          <w:szCs w:val="24"/>
-        </w:rPr>
-        <w:t xml:space="preserve"> = </w:t>
-      </w:r>
-      <w:proofErr w:type="spellStart"/>
-      <w:r>
-        <w:rPr>
-          <w:rFonts w:ascii="Courier New" w:hAnsi="Courier New" w:cs="Courier New"/>
-          <w:sz w:val="24"/>
-          <w:szCs w:val="24"/>
-        </w:rPr>
-        <w:t>z_next</w:t>
-      </w:r>
-      <w:proofErr w:type="spellEnd"/>
-    </w:p>
-    <w:p>
-      <w:pPr>
-        <w:pStyle w:val="af4"/>
-        <w:ind w:left="0"/>
-        <w:rPr>
-          <w:rFonts w:ascii="Courier New" w:hAnsi="Courier New" w:cs="Courier New"/>
-          <w:sz w:val="24"/>
-          <w:szCs w:val="24"/>
-        </w:rPr>
-      </w:pPr>
-      <w:r>
-        <w:rPr>
-          <w:rFonts w:ascii="Courier New" w:hAnsi="Courier New" w:cs="Courier New"/>
-          <w:sz w:val="24"/>
-          <w:szCs w:val="24"/>
-        </w:rPr>
-        <w:t>                else:</w:t>
-      </w:r>
-    </w:p>
-    <w:p>
-      <w:pPr>
-        <w:pStyle w:val="af4"/>
-        <w:ind w:left="0"/>
-        <w:rPr>
-          <w:rFonts w:ascii="Courier New" w:hAnsi="Courier New" w:cs="Courier New"/>
-          <w:sz w:val="24"/>
-          <w:szCs w:val="24"/>
-        </w:rPr>
-      </w:pPr>
-      <w:r>
-        <w:rPr>
-          <w:rFonts w:ascii="Courier New" w:hAnsi="Courier New" w:cs="Courier New"/>
-          <w:sz w:val="24"/>
-          <w:szCs w:val="24"/>
-        </w:rPr>
-        <w:t xml:space="preserve">                    </w:t>
-      </w:r>
-      <w:proofErr w:type="spellStart"/>
-      <w:r>
-        <w:rPr>
-          <w:rFonts w:ascii="Courier New" w:hAnsi="Courier New" w:cs="Courier New"/>
-          <w:sz w:val="24"/>
-          <w:szCs w:val="24"/>
-        </w:rPr>
-        <w:t>a_next</w:t>
-      </w:r>
-      <w:proofErr w:type="spellEnd"/>
-      <w:r>
-        <w:rPr>
-          <w:rFonts w:ascii="Courier New" w:hAnsi="Courier New" w:cs="Courier New"/>
-          <w:sz w:val="24"/>
-          <w:szCs w:val="24"/>
-        </w:rPr>
-        <w:t xml:space="preserve"> = </w:t>
-      </w:r>
-      <w:proofErr w:type="spellStart"/>
-      <w:r>
-        <w:rPr>
-          <w:rFonts w:ascii="Courier New" w:hAnsi="Courier New" w:cs="Courier New"/>
-          <w:sz w:val="24"/>
-          <w:szCs w:val="24"/>
-        </w:rPr>
-        <w:t>y_next</w:t>
-      </w:r>
-      <w:proofErr w:type="spellEnd"/>
-    </w:p>
-    <w:p>
-      <w:pPr>
-        <w:pStyle w:val="af4"/>
-        <w:ind w:left="0"/>
-        <w:rPr>
-          <w:rFonts w:ascii="Courier New" w:hAnsi="Courier New" w:cs="Courier New"/>
-          <w:sz w:val="24"/>
-          <w:szCs w:val="24"/>
-        </w:rPr>
-      </w:pPr>
-      <w:r>
-        <w:rPr>
-          <w:rFonts w:ascii="Courier New" w:hAnsi="Courier New" w:cs="Courier New"/>
-          <w:sz w:val="24"/>
-          <w:szCs w:val="24"/>
-        </w:rPr>
-        <w:t xml:space="preserve">                    </w:t>
-      </w:r>
-      <w:proofErr w:type="spellStart"/>
-      <w:r>
-        <w:rPr>
-          <w:rFonts w:ascii="Courier New" w:hAnsi="Courier New" w:cs="Courier New"/>
-          <w:sz w:val="24"/>
-          <w:szCs w:val="24"/>
-        </w:rPr>
-        <w:t>b_next</w:t>
-      </w:r>
-      <w:proofErr w:type="spellEnd"/>
-      <w:r>
-        <w:rPr>
-          <w:rFonts w:ascii="Courier New" w:hAnsi="Courier New" w:cs="Courier New"/>
-          <w:sz w:val="24"/>
-          <w:szCs w:val="24"/>
-        </w:rPr>
-        <w:t xml:space="preserve"> = b</w:t>
-      </w:r>
-    </w:p>
-    <w:p>
-      <w:pPr>
-        <w:pStyle w:val="af4"/>
-        <w:ind w:left="0"/>
-        <w:rPr>
-          <w:rFonts w:ascii="Courier New" w:hAnsi="Courier New" w:cs="Courier New"/>
-          <w:sz w:val="24"/>
-          <w:szCs w:val="24"/>
-        </w:rPr>
-      </w:pPr>
-    </w:p>
-    <w:p>
-      <w:pPr>
-        <w:pStyle w:val="af4"/>
-        <w:ind w:left="0"/>
-        <w:rPr>
-          <w:rFonts w:ascii="Courier New" w:hAnsi="Courier New" w:cs="Courier New"/>
-          <w:sz w:val="24"/>
-          <w:szCs w:val="24"/>
-        </w:rPr>
-      </w:pPr>
-      <w:r>
-        <w:rPr>
-          <w:rFonts w:ascii="Courier New" w:hAnsi="Courier New" w:cs="Courier New"/>
-          <w:sz w:val="24"/>
-          <w:szCs w:val="24"/>
-        </w:rPr>
-        <w:t xml:space="preserve">                </w:t>
-      </w:r>
-      <w:proofErr w:type="spellStart"/>
-      <w:r>
-        <w:rPr>
-          <w:rFonts w:ascii="Courier New" w:hAnsi="Courier New" w:cs="Courier New"/>
-          <w:sz w:val="24"/>
-          <w:szCs w:val="24"/>
-        </w:rPr>
-        <w:t>x_k</w:t>
-      </w:r>
-      <w:proofErr w:type="spellEnd"/>
-      <w:r>
-        <w:rPr>
-          <w:rFonts w:ascii="Courier New" w:hAnsi="Courier New" w:cs="Courier New"/>
-          <w:sz w:val="24"/>
-          <w:szCs w:val="24"/>
-        </w:rPr>
-        <w:t xml:space="preserve"> = (</w:t>
-      </w:r>
-      <w:proofErr w:type="spellStart"/>
-      <w:r>
-        <w:rPr>
-          <w:rFonts w:ascii="Courier New" w:hAnsi="Courier New" w:cs="Courier New"/>
-          <w:sz w:val="24"/>
-          <w:szCs w:val="24"/>
-        </w:rPr>
-        <w:t>a_next</w:t>
-      </w:r>
-      <w:proofErr w:type="spellEnd"/>
-      <w:r>
-        <w:rPr>
-          <w:rFonts w:ascii="Courier New" w:hAnsi="Courier New" w:cs="Courier New"/>
-          <w:sz w:val="24"/>
-          <w:szCs w:val="24"/>
-        </w:rPr>
-        <w:t xml:space="preserve"> + </w:t>
-      </w:r>
-      <w:proofErr w:type="spellStart"/>
-      <w:r>
-        <w:rPr>
-          <w:rFonts w:ascii="Courier New" w:hAnsi="Courier New" w:cs="Courier New"/>
-          <w:sz w:val="24"/>
-          <w:szCs w:val="24"/>
-        </w:rPr>
-        <w:t>b_next</w:t>
-      </w:r>
-      <w:proofErr w:type="spellEnd"/>
-      <w:r>
-        <w:rPr>
-          <w:rFonts w:ascii="Courier New" w:hAnsi="Courier New" w:cs="Courier New"/>
-          <w:sz w:val="24"/>
-          <w:szCs w:val="24"/>
-        </w:rPr>
-        <w:t>) / 2</w:t>
-      </w:r>
-    </w:p>
-    <w:p>
-      <w:pPr>
-        <w:pStyle w:val="af4"/>
-        <w:ind w:left="0"/>
-        <w:rPr>
-          <w:rFonts w:ascii="Courier New" w:hAnsi="Courier New" w:cs="Courier New"/>
-          <w:sz w:val="24"/>
-          <w:szCs w:val="24"/>
-        </w:rPr>
-      </w:pPr>
-      <w:r>
-        <w:rPr>
-          <w:rFonts w:ascii="Courier New" w:hAnsi="Courier New" w:cs="Courier New"/>
-          <w:sz w:val="24"/>
-          <w:szCs w:val="24"/>
-        </w:rPr>
-        <w:t>                if k &gt; 1:</w:t>
-      </w:r>
-    </w:p>
-    <w:p>
-      <w:pPr>
-        <w:pStyle w:val="af4"/>
-        <w:ind w:left="0"/>
-        <w:rPr>
-          <w:rFonts w:ascii="Courier New" w:hAnsi="Courier New" w:cs="Courier New"/>
-          <w:sz w:val="24"/>
-          <w:szCs w:val="24"/>
-        </w:rPr>
-      </w:pPr>
-      <w:r>
-        <w:rPr>
-          <w:rFonts w:ascii="Courier New" w:hAnsi="Courier New" w:cs="Courier New"/>
-          <w:sz w:val="24"/>
-          <w:szCs w:val="24"/>
-        </w:rPr>
-        <w:t xml:space="preserve">                    if </w:t>
-      </w:r>
-      <w:proofErr w:type="spellStart"/>
-      <w:r>
-        <w:rPr>
-          <w:rFonts w:ascii="Courier New" w:hAnsi="Courier New" w:cs="Courier New"/>
-          <w:sz w:val="24"/>
-          <w:szCs w:val="24"/>
-        </w:rPr>
-        <w:t>np.abs</w:t>
-      </w:r>
-      <w:proofErr w:type="spellEnd"/>
-      <w:r>
-        <w:rPr>
-          <w:rFonts w:ascii="Courier New" w:hAnsi="Courier New" w:cs="Courier New"/>
-          <w:sz w:val="24"/>
-          <w:szCs w:val="24"/>
-        </w:rPr>
-        <w:t>(</w:t>
-      </w:r>
-      <w:proofErr w:type="spellStart"/>
-      <w:r>
-        <w:rPr>
-          <w:rFonts w:ascii="Courier New" w:hAnsi="Courier New" w:cs="Courier New"/>
-          <w:sz w:val="24"/>
-          <w:szCs w:val="24"/>
-        </w:rPr>
-        <w:t>x_prev</w:t>
-      </w:r>
-      <w:proofErr w:type="spellEnd"/>
-      <w:r>
-        <w:rPr>
-          <w:rFonts w:ascii="Courier New" w:hAnsi="Courier New" w:cs="Courier New"/>
-          <w:sz w:val="24"/>
-          <w:szCs w:val="24"/>
-        </w:rPr>
-        <w:t xml:space="preserve"> - </w:t>
-      </w:r>
-      <w:proofErr w:type="spellStart"/>
-      <w:r>
-        <w:rPr>
-          <w:rFonts w:ascii="Courier New" w:hAnsi="Courier New" w:cs="Courier New"/>
-          <w:sz w:val="24"/>
-          <w:szCs w:val="24"/>
-        </w:rPr>
-        <w:t>x_k</w:t>
-      </w:r>
-      <w:proofErr w:type="spellEnd"/>
-      <w:r>
-        <w:rPr>
-          <w:rFonts w:ascii="Courier New" w:hAnsi="Courier New" w:cs="Courier New"/>
-          <w:sz w:val="24"/>
-          <w:szCs w:val="24"/>
-        </w:rPr>
-        <w:t>) &lt;= eps:</w:t>
-      </w:r>
-    </w:p>
-    <w:p>
-      <w:pPr>
-        <w:pStyle w:val="af4"/>
-        <w:ind w:left="0"/>
-        <w:rPr>
-          <w:rFonts w:ascii="Courier New" w:hAnsi="Courier New" w:cs="Courier New"/>
-          <w:sz w:val="24"/>
-          <w:szCs w:val="24"/>
-        </w:rPr>
-      </w:pPr>
-      <w:r>
-        <w:rPr>
-          <w:rFonts w:ascii="Courier New" w:hAnsi="Courier New" w:cs="Courier New"/>
-          <w:sz w:val="24"/>
-          <w:szCs w:val="24"/>
-        </w:rPr>
-        <w:t>                        break</w:t>
-      </w:r>
-    </w:p>
-    <w:p>
-      <w:pPr>
-        <w:pStyle w:val="af4"/>
-        <w:ind w:left="0"/>
-        <w:rPr>
-          <w:rFonts w:ascii="Courier New" w:hAnsi="Courier New" w:cs="Courier New"/>
-          <w:sz w:val="24"/>
-          <w:szCs w:val="24"/>
-        </w:rPr>
-      </w:pPr>
-    </w:p>
-    <w:p>
-      <w:pPr>
-        <w:pStyle w:val="af4"/>
-        <w:ind w:left="0"/>
-        <w:rPr>
-          <w:rFonts w:ascii="Courier New" w:hAnsi="Courier New" w:cs="Courier New"/>
-          <w:sz w:val="24"/>
-          <w:szCs w:val="24"/>
-        </w:rPr>
-      </w:pPr>
-      <w:r>
-        <w:rPr>
-          <w:rFonts w:ascii="Courier New" w:hAnsi="Courier New" w:cs="Courier New"/>
-          <w:sz w:val="24"/>
-          <w:szCs w:val="24"/>
-        </w:rPr>
-        <w:t xml:space="preserve">                a = </w:t>
-      </w:r>
-      <w:proofErr w:type="spellStart"/>
-      <w:r>
-        <w:rPr>
-          <w:rFonts w:ascii="Courier New" w:hAnsi="Courier New" w:cs="Courier New"/>
-          <w:sz w:val="24"/>
-          <w:szCs w:val="24"/>
-        </w:rPr>
-        <w:t>a_next</w:t>
-      </w:r>
-      <w:proofErr w:type="spellEnd"/>
-    </w:p>
-    <w:p>
-      <w:pPr>
-        <w:pStyle w:val="af4"/>
-        <w:ind w:left="0"/>
-        <w:rPr>
-          <w:rFonts w:ascii="Courier New" w:hAnsi="Courier New" w:cs="Courier New"/>
-          <w:sz w:val="24"/>
-          <w:szCs w:val="24"/>
-        </w:rPr>
-      </w:pPr>
-      <w:r>
-        <w:rPr>
-          <w:rFonts w:ascii="Courier New" w:hAnsi="Courier New" w:cs="Courier New"/>
-          <w:sz w:val="24"/>
-          <w:szCs w:val="24"/>
-        </w:rPr>
-        <w:t xml:space="preserve">                b = </w:t>
-      </w:r>
-      <w:proofErr w:type="spellStart"/>
-      <w:r>
-        <w:rPr>
-          <w:rFonts w:ascii="Courier New" w:hAnsi="Courier New" w:cs="Courier New"/>
-          <w:sz w:val="24"/>
-          <w:szCs w:val="24"/>
-        </w:rPr>
-        <w:t>b_next</w:t>
-      </w:r>
-      <w:proofErr w:type="spellEnd"/>
-    </w:p>
-    <w:p>
-      <w:pPr>
-        <w:pStyle w:val="af4"/>
-        <w:ind w:left="0"/>
-        <w:rPr>
-          <w:rFonts w:ascii="Courier New" w:hAnsi="Courier New" w:cs="Courier New"/>
-          <w:sz w:val="24"/>
-          <w:szCs w:val="24"/>
-        </w:rPr>
-      </w:pPr>
-      <w:r>
-        <w:rPr>
-          <w:rFonts w:ascii="Courier New" w:hAnsi="Courier New" w:cs="Courier New"/>
-          <w:sz w:val="24"/>
-          <w:szCs w:val="24"/>
-        </w:rPr>
-        <w:t xml:space="preserve">                y = </w:t>
-      </w:r>
-      <w:proofErr w:type="spellStart"/>
-      <w:r>
-        <w:rPr>
-          <w:rFonts w:ascii="Courier New" w:hAnsi="Courier New" w:cs="Courier New"/>
-          <w:sz w:val="24"/>
-          <w:szCs w:val="24"/>
-        </w:rPr>
-        <w:t>y_next</w:t>
-      </w:r>
-      <w:proofErr w:type="spellEnd"/>
-    </w:p>
-    <w:p>
-      <w:pPr>
-        <w:pStyle w:val="af4"/>
-        <w:ind w:left="0"/>
-        <w:rPr>
-          <w:rFonts w:ascii="Courier New" w:hAnsi="Courier New" w:cs="Courier New"/>
-          <w:sz w:val="24"/>
-          <w:szCs w:val="24"/>
-        </w:rPr>
-      </w:pPr>
-      <w:r>
-        <w:rPr>
-          <w:rFonts w:ascii="Courier New" w:hAnsi="Courier New" w:cs="Courier New"/>
-          <w:sz w:val="24"/>
-          <w:szCs w:val="24"/>
-        </w:rPr>
-        <w:t xml:space="preserve">                z = </w:t>
-      </w:r>
-      <w:proofErr w:type="spellStart"/>
-      <w:r>
-        <w:rPr>
-          <w:rFonts w:ascii="Courier New" w:hAnsi="Courier New" w:cs="Courier New"/>
-          <w:sz w:val="24"/>
-          <w:szCs w:val="24"/>
-        </w:rPr>
-        <w:t>z_next</w:t>
-      </w:r>
-      <w:proofErr w:type="spellEnd"/>
-    </w:p>
-    <w:p>
-      <w:pPr>
-        <w:pStyle w:val="af4"/>
-        <w:ind w:left="0"/>
-        <w:rPr>
-          <w:rFonts w:ascii="Courier New" w:hAnsi="Courier New" w:cs="Courier New"/>
-          <w:sz w:val="24"/>
-          <w:szCs w:val="24"/>
-        </w:rPr>
-      </w:pPr>
-      <w:r>
-        <w:rPr>
-          <w:rFonts w:ascii="Courier New" w:hAnsi="Courier New" w:cs="Courier New"/>
-          <w:sz w:val="24"/>
-          <w:szCs w:val="24"/>
-        </w:rPr>
-        <w:t xml:space="preserve">                </w:t>
-      </w:r>
-      <w:proofErr w:type="spellStart"/>
-      <w:r>
-        <w:rPr>
-          <w:rFonts w:ascii="Courier New" w:hAnsi="Courier New" w:cs="Courier New"/>
-          <w:sz w:val="24"/>
-          <w:szCs w:val="24"/>
-        </w:rPr>
-        <w:t>fy</w:t>
-      </w:r>
-      <w:proofErr w:type="spellEnd"/>
-      <w:r>
-        <w:rPr>
-          <w:rFonts w:ascii="Courier New" w:hAnsi="Courier New" w:cs="Courier New"/>
-          <w:sz w:val="24"/>
-          <w:szCs w:val="24"/>
-        </w:rPr>
-        <w:t xml:space="preserve"> = </w:t>
-      </w:r>
-      <w:proofErr w:type="spellStart"/>
-      <w:r>
-        <w:rPr>
-          <w:rFonts w:ascii="Courier New" w:hAnsi="Courier New" w:cs="Courier New"/>
-          <w:sz w:val="24"/>
-          <w:szCs w:val="24"/>
-        </w:rPr>
-        <w:t>fy_next</w:t>
-      </w:r>
-      <w:proofErr w:type="spellEnd"/>
-    </w:p>
-    <w:p>
-      <w:pPr>
-        <w:pStyle w:val="af4"/>
-        <w:ind w:left="0"/>
-        <w:rPr>
-          <w:rFonts w:ascii="Courier New" w:hAnsi="Courier New" w:cs="Courier New"/>
-          <w:sz w:val="24"/>
-          <w:szCs w:val="24"/>
-        </w:rPr>
-      </w:pPr>
-      <w:r>
-        <w:rPr>
-          <w:rFonts w:ascii="Courier New" w:hAnsi="Courier New" w:cs="Courier New"/>
-          <w:sz w:val="24"/>
-          <w:szCs w:val="24"/>
-        </w:rPr>
-        <w:t xml:space="preserve">                fz = </w:t>
-      </w:r>
-      <w:proofErr w:type="spellStart"/>
-      <w:r>
-        <w:rPr>
-          <w:rFonts w:ascii="Courier New" w:hAnsi="Courier New" w:cs="Courier New"/>
-          <w:sz w:val="24"/>
-          <w:szCs w:val="24"/>
-        </w:rPr>
-        <w:t>fz_next</w:t>
-      </w:r>
-      <w:proofErr w:type="spellEnd"/>
-    </w:p>
-    <w:p>
-      <w:pPr>
-        <w:pStyle w:val="af4"/>
-        <w:ind w:left="0"/>
-        <w:rPr>
-          <w:rFonts w:ascii="Courier New" w:hAnsi="Courier New" w:cs="Courier New"/>
-          <w:sz w:val="24"/>
-          <w:szCs w:val="24"/>
-        </w:rPr>
-      </w:pPr>
-      <w:r>
-        <w:rPr>
-          <w:rFonts w:ascii="Courier New" w:hAnsi="Courier New" w:cs="Courier New"/>
-          <w:sz w:val="24"/>
-          <w:szCs w:val="24"/>
-        </w:rPr>
-        <w:t xml:space="preserve">                </w:t>
-      </w:r>
-      <w:proofErr w:type="spellStart"/>
-      <w:r>
-        <w:rPr>
-          <w:rFonts w:ascii="Courier New" w:hAnsi="Courier New" w:cs="Courier New"/>
-          <w:sz w:val="24"/>
-          <w:szCs w:val="24"/>
-        </w:rPr>
-        <w:t>x_prev</w:t>
-      </w:r>
-      <w:proofErr w:type="spellEnd"/>
-      <w:r>
-        <w:rPr>
-          <w:rFonts w:ascii="Courier New" w:hAnsi="Courier New" w:cs="Courier New"/>
-          <w:sz w:val="24"/>
-          <w:szCs w:val="24"/>
-        </w:rPr>
-        <w:t xml:space="preserve"> = </w:t>
-      </w:r>
-      <w:proofErr w:type="spellStart"/>
-      <w:r>
-        <w:rPr>
-          <w:rFonts w:ascii="Courier New" w:hAnsi="Courier New" w:cs="Courier New"/>
-          <w:sz w:val="24"/>
-          <w:szCs w:val="24"/>
-        </w:rPr>
-        <w:t>x_k</w:t>
-      </w:r>
-      <w:proofErr w:type="spellEnd"/>
-    </w:p>
-    <w:p>
-      <w:pPr>
-        <w:pStyle w:val="af4"/>
-        <w:ind w:left="0"/>
-        <w:rPr>
-          <w:rFonts w:ascii="Courier New" w:hAnsi="Courier New" w:cs="Courier New"/>
-          <w:sz w:val="24"/>
-          <w:szCs w:val="24"/>
-        </w:rPr>
-      </w:pPr>
-      <w:r>
-        <w:rPr>
-          <w:rFonts w:ascii="Courier New" w:hAnsi="Courier New" w:cs="Courier New"/>
-          <w:sz w:val="24"/>
-          <w:szCs w:val="24"/>
-        </w:rPr>
-        <w:t>                k += 1</w:t>
-      </w:r>
-    </w:p>
-    <w:p>
-      <w:pPr>
-        <w:pStyle w:val="af4"/>
-        <w:ind w:left="0"/>
-        <w:rPr>
-          <w:rFonts w:ascii="Courier New" w:hAnsi="Courier New" w:cs="Courier New"/>
-          <w:sz w:val="24"/>
-          <w:szCs w:val="24"/>
-        </w:rPr>
-      </w:pPr>
-    </w:p>
-    <w:p>
-      <w:pPr>
-        <w:pStyle w:val="af4"/>
-        <w:ind w:left="0"/>
-        <w:rPr>
-          <w:rFonts w:ascii="Courier New" w:hAnsi="Courier New" w:cs="Courier New"/>
-          <w:sz w:val="24"/>
-          <w:szCs w:val="24"/>
-        </w:rPr>
-      </w:pPr>
-      <w:r>
-        <w:rPr>
-          <w:rFonts w:ascii="Courier New" w:hAnsi="Courier New" w:cs="Courier New"/>
-          <w:sz w:val="24"/>
-          <w:szCs w:val="24"/>
-        </w:rPr>
-        <w:t xml:space="preserve">            </w:t>
-      </w:r>
-      <w:proofErr w:type="spellStart"/>
-      <w:r>
-        <w:rPr>
-          <w:rFonts w:ascii="Courier New" w:hAnsi="Courier New" w:cs="Courier New"/>
-          <w:sz w:val="24"/>
-          <w:szCs w:val="24"/>
-        </w:rPr>
-        <w:t>x_min</w:t>
-      </w:r>
-      <w:proofErr w:type="spellEnd"/>
-      <w:r>
-        <w:rPr>
-          <w:rFonts w:ascii="Courier New" w:hAnsi="Courier New" w:cs="Courier New"/>
-          <w:sz w:val="24"/>
-          <w:szCs w:val="24"/>
-        </w:rPr>
-        <w:t xml:space="preserve"> = </w:t>
-      </w:r>
-      <w:proofErr w:type="spellStart"/>
-      <w:r>
-        <w:rPr>
-          <w:rFonts w:ascii="Courier New" w:hAnsi="Courier New" w:cs="Courier New"/>
-          <w:sz w:val="24"/>
-          <w:szCs w:val="24"/>
-        </w:rPr>
-        <w:t>x_k</w:t>
-      </w:r>
-      <w:proofErr w:type="spellEnd"/>
-    </w:p>
-    <w:p>
-      <w:pPr>
-        <w:pStyle w:val="af4"/>
-        <w:ind w:left="0"/>
-        <w:rPr>
-          <w:rFonts w:ascii="Courier New" w:hAnsi="Courier New" w:cs="Courier New"/>
-          <w:sz w:val="24"/>
-          <w:szCs w:val="24"/>
-          <w:lang w:val="ru-RU"/>
-        </w:rPr>
-      </w:pPr>
-      <w:r>
-        <w:rPr>
-          <w:rFonts w:ascii="Courier New" w:hAnsi="Courier New" w:cs="Courier New"/>
-          <w:sz w:val="24"/>
-          <w:szCs w:val="24"/>
-        </w:rPr>
-        <w:t xml:space="preserve">            </w:t>
-      </w:r>
-      <w:proofErr w:type="spellStart"/>
-      <w:r>
-        <w:rPr>
-          <w:rFonts w:ascii="Courier New" w:hAnsi="Courier New" w:cs="Courier New"/>
-          <w:sz w:val="24"/>
-          <w:szCs w:val="24"/>
-          <w:lang w:val="ru-RU"/>
-        </w:rPr>
-        <w:t>f_min</w:t>
-      </w:r>
-      <w:proofErr w:type="spellEnd"/>
-      <w:r>
-        <w:rPr>
-          <w:rFonts w:ascii="Courier New" w:hAnsi="Courier New" w:cs="Courier New"/>
-          <w:sz w:val="24"/>
-          <w:szCs w:val="24"/>
-          <w:lang w:val="ru-RU"/>
-        </w:rPr>
-        <w:t xml:space="preserve"> = f(</w:t>
-      </w:r>
-      <w:proofErr w:type="spellStart"/>
-      <w:r>
-        <w:rPr>
-          <w:rFonts w:ascii="Courier New" w:hAnsi="Courier New" w:cs="Courier New"/>
-          <w:sz w:val="24"/>
-          <w:szCs w:val="24"/>
-          <w:lang w:val="ru-RU"/>
-        </w:rPr>
-        <w:t>x_min</w:t>
-      </w:r>
-      <w:proofErr w:type="spellEnd"/>
-      <w:r>
-        <w:rPr>
-          <w:rFonts w:ascii="Courier New" w:hAnsi="Courier New" w:cs="Courier New"/>
-          <w:sz w:val="24"/>
-          <w:szCs w:val="24"/>
-          <w:lang w:val="ru-RU"/>
-        </w:rPr>
-        <w:t>)</w:t>
-      </w:r>
-    </w:p>
-    <w:p>
-      <w:pPr>
-        <w:pStyle w:val="af4"/>
-        <w:ind w:left="0"/>
-        <w:rPr>
-          <w:rFonts w:ascii="Courier New" w:hAnsi="Courier New" w:cs="Courier New"/>
-          <w:sz w:val="24"/>
-          <w:szCs w:val="24"/>
-          <w:lang w:val="ru-RU"/>
-        </w:rPr>
-      </w:pPr>
-    </w:p>
-    <w:p>
-      <w:pPr>
-        <w:pStyle w:val="af4"/>
-        <w:ind w:left="0"/>
-        <w:rPr>
-          <w:rFonts w:ascii="Courier New" w:hAnsi="Courier New" w:cs="Courier New"/>
-          <w:sz w:val="24"/>
-          <w:szCs w:val="24"/>
-          <w:lang w:val="ru-RU"/>
-        </w:rPr>
-      </w:pPr>
-      <w:r>
-        <w:rPr>
-          <w:rFonts w:ascii="Courier New" w:hAnsi="Courier New" w:cs="Courier New"/>
-          <w:sz w:val="24"/>
-          <w:szCs w:val="24"/>
-          <w:lang w:val="ru-RU"/>
-        </w:rPr>
-        <w:t xml:space="preserve">            </w:t>
-      </w:r>
-      <w:proofErr w:type="spellStart"/>
-      <w:r>
-        <w:rPr>
-          <w:rFonts w:ascii="Courier New" w:hAnsi="Courier New" w:cs="Courier New"/>
-          <w:sz w:val="24"/>
-          <w:szCs w:val="24"/>
-          <w:lang w:val="ru-RU"/>
-        </w:rPr>
-        <w:t>print</w:t>
-      </w:r>
-      <w:proofErr w:type="spellEnd"/>
-      <w:r>
-        <w:rPr>
-          <w:rFonts w:ascii="Courier New" w:hAnsi="Courier New" w:cs="Courier New"/>
-          <w:sz w:val="24"/>
-          <w:szCs w:val="24"/>
-          <w:lang w:val="ru-RU"/>
-        </w:rPr>
-        <w:t>("\n\</w:t>
-      </w:r>
-      <w:proofErr w:type="spellStart"/>
-      <w:r>
-        <w:rPr>
-          <w:rFonts w:ascii="Courier New" w:hAnsi="Courier New" w:cs="Courier New"/>
-          <w:sz w:val="24"/>
-          <w:szCs w:val="24"/>
-          <w:lang w:val="ru-RU"/>
-        </w:rPr>
-        <w:t>nРезультат</w:t>
-      </w:r>
-      <w:proofErr w:type="spellEnd"/>
-      <w:r>
-        <w:rPr>
-          <w:rFonts w:ascii="Courier New" w:hAnsi="Courier New" w:cs="Courier New"/>
-          <w:sz w:val="24"/>
-          <w:szCs w:val="24"/>
-          <w:lang w:val="ru-RU"/>
-        </w:rPr>
-        <w:t xml:space="preserve"> вычисления по методу золотого сечения:")</w:t>
-      </w:r>
-    </w:p>
-    <w:p>
-      <w:pPr>
-        <w:pStyle w:val="af4"/>
-        <w:ind w:left="0"/>
-        <w:rPr>
-          <w:rFonts w:ascii="Courier New" w:hAnsi="Courier New" w:cs="Courier New"/>
-          <w:sz w:val="24"/>
-          <w:szCs w:val="24"/>
-          <w:lang w:val="ru-RU"/>
-        </w:rPr>
-      </w:pPr>
-      <w:r>
-        <w:rPr>
-          <w:rFonts w:ascii="Courier New" w:hAnsi="Courier New" w:cs="Courier New"/>
-          <w:sz w:val="24"/>
-          <w:szCs w:val="24"/>
-          <w:lang w:val="ru-RU"/>
-        </w:rPr>
-        <w:t xml:space="preserve">            </w:t>
-      </w:r>
-      <w:proofErr w:type="spellStart"/>
-      <w:r>
-        <w:rPr>
-          <w:rFonts w:ascii="Courier New" w:hAnsi="Courier New" w:cs="Courier New"/>
-          <w:sz w:val="24"/>
-          <w:szCs w:val="24"/>
-          <w:lang w:val="ru-RU"/>
-        </w:rPr>
-        <w:t>print</w:t>
-      </w:r>
-      <w:proofErr w:type="spellEnd"/>
-      <w:r>
-        <w:rPr>
-          <w:rFonts w:ascii="Courier New" w:hAnsi="Courier New" w:cs="Courier New"/>
-          <w:sz w:val="24"/>
-          <w:szCs w:val="24"/>
-          <w:lang w:val="ru-RU"/>
-        </w:rPr>
-        <w:t xml:space="preserve">(f"    Точка минимума: </w:t>
-      </w:r>
-      <w:proofErr w:type="spellStart"/>
-      <w:r>
-        <w:rPr>
-          <w:rFonts w:ascii="Courier New" w:hAnsi="Courier New" w:cs="Courier New"/>
-          <w:sz w:val="24"/>
-          <w:szCs w:val="24"/>
-          <w:lang w:val="ru-RU"/>
-        </w:rPr>
-        <w:t>x_min</w:t>
-      </w:r>
-      <w:proofErr w:type="spellEnd"/>
-      <w:r>
-        <w:rPr>
-          <w:rFonts w:ascii="Courier New" w:hAnsi="Courier New" w:cs="Courier New"/>
-          <w:sz w:val="24"/>
-          <w:szCs w:val="24"/>
-          <w:lang w:val="ru-RU"/>
-        </w:rPr>
-        <w:t xml:space="preserve"> = {x_min:.6f}")</w:t>
-      </w:r>
-    </w:p>
-    <w:p>
-      <w:pPr>
-        <w:pStyle w:val="af4"/>
-        <w:ind w:left="0"/>
-        <w:rPr>
-          <w:rFonts w:ascii="Courier New" w:hAnsi="Courier New" w:cs="Courier New"/>
-          <w:sz w:val="24"/>
-          <w:szCs w:val="24"/>
-          <w:lang w:val="ru-RU"/>
-        </w:rPr>
-      </w:pPr>
-      <w:r>
-        <w:rPr>
-          <w:rFonts w:ascii="Courier New" w:hAnsi="Courier New" w:cs="Courier New"/>
-          <w:sz w:val="24"/>
-          <w:szCs w:val="24"/>
-          <w:lang w:val="ru-RU"/>
-        </w:rPr>
-        <w:t xml:space="preserve">            </w:t>
-      </w:r>
-      <w:proofErr w:type="spellStart"/>
-      <w:r>
-        <w:rPr>
-          <w:rFonts w:ascii="Courier New" w:hAnsi="Courier New" w:cs="Courier New"/>
-          <w:sz w:val="24"/>
-          <w:szCs w:val="24"/>
-          <w:lang w:val="ru-RU"/>
-        </w:rPr>
-        <w:t>print</w:t>
-      </w:r>
-      <w:proofErr w:type="spellEnd"/>
-      <w:r>
-        <w:rPr>
-          <w:rFonts w:ascii="Courier New" w:hAnsi="Courier New" w:cs="Courier New"/>
-          <w:sz w:val="24"/>
-          <w:szCs w:val="24"/>
-          <w:lang w:val="ru-RU"/>
-        </w:rPr>
-        <w:t>(f"    Значение в точке минимума: f(</w:t>
-      </w:r>
-      <w:proofErr w:type="spellStart"/>
-      <w:r>
-        <w:rPr>
-          <w:rFonts w:ascii="Courier New" w:hAnsi="Courier New" w:cs="Courier New"/>
-          <w:sz w:val="24"/>
-          <w:szCs w:val="24"/>
-          <w:lang w:val="ru-RU"/>
-        </w:rPr>
-        <w:t>x_min</w:t>
-      </w:r>
-      <w:proofErr w:type="spellEnd"/>
-      <w:r>
-        <w:rPr>
-          <w:rFonts w:ascii="Courier New" w:hAnsi="Courier New" w:cs="Courier New"/>
-          <w:sz w:val="24"/>
-          <w:szCs w:val="24"/>
-          <w:lang w:val="ru-RU"/>
-        </w:rPr>
-        <w:t>) = {f_min:.6f}")</w:t>
-      </w:r>
-    </w:p>
-    <w:p>
-      <w:pPr>
-        <w:pStyle w:val="af4"/>
-        <w:ind w:left="0"/>
-        <w:rPr>
-          <w:rFonts w:ascii="Courier New" w:hAnsi="Courier New" w:cs="Courier New"/>
-          <w:sz w:val="24"/>
-          <w:szCs w:val="24"/>
-        </w:rPr>
-      </w:pPr>
-      <w:r>
-        <w:rPr>
-          <w:rFonts w:ascii="Courier New" w:hAnsi="Courier New" w:cs="Courier New"/>
-          <w:sz w:val="24"/>
-          <w:szCs w:val="24"/>
-          <w:lang w:val="ru-RU"/>
-        </w:rPr>
-        <w:t xml:space="preserve">            </w:t>
-      </w:r>
-      <w:r>
-        <w:rPr>
-          <w:rFonts w:ascii="Courier New" w:hAnsi="Courier New" w:cs="Courier New"/>
-          <w:sz w:val="24"/>
-          <w:szCs w:val="24"/>
-        </w:rPr>
-        <w:t>print(f"    </w:t>
-      </w:r>
-      <w:r>
-        <w:rPr>
-          <w:rFonts w:ascii="Courier New" w:hAnsi="Courier New" w:cs="Courier New"/>
-          <w:sz w:val="24"/>
-          <w:szCs w:val="24"/>
-          <w:lang w:val="ru-RU"/>
-        </w:rPr>
-        <w:t>Заняло</w:t>
-      </w:r>
-      <w:r>
-        <w:rPr>
-          <w:rFonts w:ascii="Courier New" w:hAnsi="Courier New" w:cs="Courier New"/>
-          <w:sz w:val="24"/>
-          <w:szCs w:val="24"/>
-        </w:rPr>
-        <w:t xml:space="preserve"> </w:t>
-      </w:r>
-      <w:r>
-        <w:rPr>
-          <w:rFonts w:ascii="Courier New" w:hAnsi="Courier New" w:cs="Courier New"/>
-          <w:sz w:val="24"/>
-          <w:szCs w:val="24"/>
-          <w:lang w:val="ru-RU"/>
-        </w:rPr>
-        <w:t>итераций</w:t>
-      </w:r>
-      <w:r>
-        <w:rPr>
-          <w:rFonts w:ascii="Courier New" w:hAnsi="Courier New" w:cs="Courier New"/>
-          <w:sz w:val="24"/>
-          <w:szCs w:val="24"/>
-        </w:rPr>
-        <w:t>: {iterations}")</w:t>
-      </w:r>
-    </w:p>
-    <w:p>
-      <w:pPr>
-        <w:pStyle w:val="af4"/>
-        <w:ind w:left="0"/>
-        <w:rPr>
-          <w:rFonts w:ascii="Courier New" w:hAnsi="Courier New" w:cs="Courier New"/>
-          <w:sz w:val="24"/>
-          <w:szCs w:val="24"/>
-        </w:rPr>
-      </w:pPr>
-      <w:r>
-        <w:rPr>
-          <w:rFonts w:ascii="Courier New" w:hAnsi="Courier New" w:cs="Courier New"/>
-          <w:sz w:val="24"/>
-          <w:szCs w:val="24"/>
-        </w:rPr>
-        <w:t>            print("==========================================================\n\n")</w:t>
-      </w:r>
-    </w:p>
-    <w:p>
-      <w:pPr>
-        <w:pStyle w:val="af4"/>
-        <w:ind w:left="0"/>
-        <w:rPr>
-          <w:rFonts w:ascii="Courier New" w:hAnsi="Courier New" w:cs="Courier New"/>
-          <w:sz w:val="24"/>
-          <w:szCs w:val="24"/>
-        </w:rPr>
-      </w:pPr>
-      <w:r>
-        <w:rPr>
-          <w:rFonts w:ascii="Courier New" w:hAnsi="Courier New" w:cs="Courier New"/>
-          <w:sz w:val="24"/>
-          <w:szCs w:val="24"/>
-        </w:rPr>
-        <w:t xml:space="preserve">            </w:t>
-      </w:r>
-      <w:proofErr w:type="spellStart"/>
-      <w:r>
-        <w:rPr>
-          <w:rFonts w:ascii="Courier New" w:hAnsi="Courier New" w:cs="Courier New"/>
-          <w:sz w:val="24"/>
-          <w:szCs w:val="24"/>
-        </w:rPr>
-        <w:t>viewPlot</w:t>
-      </w:r>
-      <w:proofErr w:type="spellEnd"/>
-      <w:r>
-        <w:rPr>
-          <w:rFonts w:ascii="Courier New" w:hAnsi="Courier New" w:cs="Courier New"/>
-          <w:sz w:val="24"/>
-          <w:szCs w:val="24"/>
-        </w:rPr>
-        <w:t xml:space="preserve">(1, </w:t>
-      </w:r>
-      <w:proofErr w:type="spellStart"/>
-      <w:r>
-        <w:rPr>
-          <w:rFonts w:ascii="Courier New" w:hAnsi="Courier New" w:cs="Courier New"/>
-          <w:sz w:val="24"/>
-          <w:szCs w:val="24"/>
-        </w:rPr>
-        <w:t>x_min</w:t>
-      </w:r>
-      <w:proofErr w:type="spellEnd"/>
-      <w:r>
-        <w:rPr>
-          <w:rFonts w:ascii="Courier New" w:hAnsi="Courier New" w:cs="Courier New"/>
-          <w:sz w:val="24"/>
-          <w:szCs w:val="24"/>
-        </w:rPr>
-        <w:t xml:space="preserve">, </w:t>
-      </w:r>
-      <w:proofErr w:type="spellStart"/>
-      <w:r>
-        <w:rPr>
-          <w:rFonts w:ascii="Courier New" w:hAnsi="Courier New" w:cs="Courier New"/>
-          <w:sz w:val="24"/>
-          <w:szCs w:val="24"/>
-        </w:rPr>
-        <w:t>f_min</w:t>
-      </w:r>
-      <w:proofErr w:type="spellEnd"/>
-      <w:r>
-        <w:rPr>
-          <w:rFonts w:ascii="Courier New" w:hAnsi="Courier New" w:cs="Courier New"/>
-          <w:sz w:val="24"/>
-          <w:szCs w:val="24"/>
-        </w:rPr>
-        <w:t>)</w:t>
-      </w:r>
-    </w:p>
-    <w:p>
-      <w:pPr>
-        <w:pStyle w:val="af4"/>
-        <w:ind w:left="0"/>
-        <w:rPr>
-          <w:rFonts w:ascii="Courier New" w:hAnsi="Courier New" w:cs="Courier New"/>
-          <w:sz w:val="24"/>
-          <w:szCs w:val="24"/>
-        </w:rPr>
-      </w:pPr>
-    </w:p>
-    <w:p>
-      <w:pPr>
-        <w:pStyle w:val="af4"/>
-        <w:ind w:left="0"/>
-        <w:rPr>
-          <w:rFonts w:ascii="Courier New" w:hAnsi="Courier New" w:cs="Courier New"/>
-          <w:sz w:val="24"/>
-          <w:szCs w:val="24"/>
-          <w:lang w:val="ru-RU"/>
-        </w:rPr>
-      </w:pPr>
-      <w:r>
-        <w:rPr>
-          <w:rFonts w:ascii="Courier New" w:hAnsi="Courier New" w:cs="Courier New"/>
-          <w:sz w:val="24"/>
-          <w:szCs w:val="24"/>
-        </w:rPr>
-        <w:t xml:space="preserve">        </w:t>
-      </w:r>
-      <w:proofErr w:type="spellStart"/>
-      <w:r>
-        <w:rPr>
-          <w:rFonts w:ascii="Courier New" w:hAnsi="Courier New" w:cs="Courier New"/>
-          <w:sz w:val="24"/>
-          <w:szCs w:val="24"/>
-          <w:lang w:val="ru-RU"/>
-        </w:rPr>
-        <w:t>else</w:t>
-      </w:r>
-      <w:proofErr w:type="spellEnd"/>
-      <w:r>
-        <w:rPr>
-          <w:rFonts w:ascii="Courier New" w:hAnsi="Courier New" w:cs="Courier New"/>
-          <w:sz w:val="24"/>
-          <w:szCs w:val="24"/>
-          <w:lang w:val="ru-RU"/>
-        </w:rPr>
-        <w:t>:</w:t>
-      </w:r>
-    </w:p>
-    <w:p>
-      <w:pPr>
-        <w:pStyle w:val="af4"/>
-        <w:ind w:left="0"/>
-        <w:rPr>
-          <w:rFonts w:ascii="Courier New" w:hAnsi="Courier New" w:cs="Courier New"/>
-          <w:sz w:val="24"/>
-          <w:szCs w:val="24"/>
-          <w:lang w:val="ru-RU"/>
-        </w:rPr>
-      </w:pPr>
-      <w:r>
-        <w:rPr>
-          <w:rFonts w:ascii="Courier New" w:hAnsi="Courier New" w:cs="Courier New"/>
-          <w:sz w:val="24"/>
-          <w:szCs w:val="24"/>
-          <w:lang w:val="ru-RU"/>
-        </w:rPr>
-        <w:t xml:space="preserve">            </w:t>
-      </w:r>
-      <w:proofErr w:type="spellStart"/>
-      <w:r>
-        <w:rPr>
-          <w:rFonts w:ascii="Courier New" w:hAnsi="Courier New" w:cs="Courier New"/>
-          <w:sz w:val="24"/>
-          <w:szCs w:val="24"/>
-          <w:lang w:val="ru-RU"/>
-        </w:rPr>
-        <w:t>print</w:t>
-      </w:r>
-      <w:proofErr w:type="spellEnd"/>
-      <w:r>
-        <w:rPr>
-          <w:rFonts w:ascii="Courier New" w:hAnsi="Courier New" w:cs="Courier New"/>
-          <w:sz w:val="24"/>
-          <w:szCs w:val="24"/>
-          <w:lang w:val="ru-RU"/>
-        </w:rPr>
-        <w:t>("\n\</w:t>
-      </w:r>
-      <w:proofErr w:type="spellStart"/>
-      <w:r>
-        <w:rPr>
-          <w:rFonts w:ascii="Courier New" w:hAnsi="Courier New" w:cs="Courier New"/>
-          <w:sz w:val="24"/>
-          <w:szCs w:val="24"/>
-          <w:lang w:val="ru-RU"/>
-        </w:rPr>
-        <w:t>nНеизвестная</w:t>
-      </w:r>
-      <w:proofErr w:type="spellEnd"/>
-      <w:r>
-        <w:rPr>
-          <w:rFonts w:ascii="Courier New" w:hAnsi="Courier New" w:cs="Courier New"/>
-          <w:sz w:val="24"/>
-          <w:szCs w:val="24"/>
-          <w:lang w:val="ru-RU"/>
-        </w:rPr>
-        <w:t xml:space="preserve"> команда\n\n")</w:t>
-      </w:r>
-    </w:p>
-    <w:p>
-      <w:pPr>
-        <w:pStyle w:val="af4"/>
-        <w:ind w:left="0"/>
-        <w:rPr>
-          <w:rFonts w:ascii="Courier New" w:hAnsi="Courier New" w:cs="Courier New"/>
-          <w:sz w:val="24"/>
-          <w:szCs w:val="24"/>
-          <w:lang w:val="ru-RU"/>
-        </w:rPr>
-      </w:pPr>
-    </w:p>
-    <w:p>
-      <w:pPr>
-        <w:pStyle w:val="af4"/>
-        <w:ind w:left="0"/>
-        <w:rPr>
-          <w:rFonts w:ascii="Courier New" w:hAnsi="Courier New" w:cs="Courier New"/>
-          <w:sz w:val="24"/>
-          <w:szCs w:val="24"/>
-          <w:lang w:val="ru-RU"/>
-        </w:rPr>
-      </w:pPr>
-      <w:proofErr w:type="spellStart"/>
-      <w:r>
-        <w:rPr>
-          <w:rFonts w:ascii="Courier New" w:hAnsi="Courier New" w:cs="Courier New"/>
-          <w:sz w:val="24"/>
-          <w:szCs w:val="24"/>
-          <w:lang w:val="ru-RU"/>
-        </w:rPr>
-        <w:t>mainloop</w:t>
-      </w:r>
-      <w:proofErr w:type="spellEnd"/>
-      <w:r>
-        <w:rPr>
-          <w:rFonts w:ascii="Courier New" w:hAnsi="Courier New" w:cs="Courier New"/>
-          <w:sz w:val="24"/>
-          <w:szCs w:val="24"/>
-          <w:lang w:val="ru-RU"/>
-        </w:rPr>
-        <w:t>()</w:t>
+      <w:r>
+        <w:rPr>
+          <w:rFonts w:ascii="Courier New" w:hAnsi="Courier New" w:cs="Courier New"/>
+          <w:sz w:val="24"/>
+          <w:szCs w:val="24"/>
+          <w:lang w:val="ru-RU"/>
+        </w:rPr>
+        <w:t>else:</w:t>
+      </w:r>
+    </w:p>
+    <w:p>
+      <w:pPr>
+        <w:pStyle w:val="af4"/>
+        <w:ind w:left="0"/>
+        <w:rPr>
+          <w:rFonts w:ascii="Courier New" w:hAnsi="Courier New" w:cs="Courier New"/>
+          <w:sz w:val="24"/>
+          <w:szCs w:val="24"/>
+          <w:lang w:val="ru-RU"/>
+        </w:rPr>
+      </w:pPr>
+      <w:r>
+        <w:rPr>
+          <w:rFonts w:ascii="Courier New" w:hAnsi="Courier New" w:cs="Courier New"/>
+          <w:sz w:val="24"/>
+          <w:szCs w:val="24"/>
+          <w:lang w:val="ru-RU"/>
+        </w:rPr>
+        <w:t>            print("\n\nНеизвестная команда\n\n")</w:t>
+      </w:r>
+    </w:p>
+    <w:p>
+      <w:pPr>
+        <w:pStyle w:val="af4"/>
+        <w:ind w:left="0"/>
+        <w:rPr>
+          <w:rFonts w:ascii="Courier New" w:hAnsi="Courier New" w:cs="Courier New"/>
+          <w:sz w:val="24"/>
+          <w:szCs w:val="24"/>
+          <w:lang w:val="ru-RU"/>
+        </w:rPr>
+      </w:pPr>
+    </w:p>
+    <w:p>
+      <w:pPr>
+        <w:pStyle w:val="af4"/>
+        <w:ind w:left="0"/>
+        <w:rPr>
+          <w:rFonts w:ascii="Courier New" w:hAnsi="Courier New" w:cs="Courier New"/>
+          <w:sz w:val="24"/>
+          <w:szCs w:val="24"/>
+          <w:lang w:val="ru-RU"/>
+        </w:rPr>
+      </w:pPr>
+      <w:r>
+        <w:rPr>
+          <w:rFonts w:ascii="Courier New" w:hAnsi="Courier New" w:cs="Courier New"/>
+          <w:sz w:val="24"/>
+          <w:szCs w:val="24"/>
+          <w:lang w:val="ru-RU"/>
+        </w:rPr>
+        <w:t>mainloop()</w:t>
       </w:r>
     </w:p>
     <w:p>
@@ -10687,6 +8619,7 @@
   <w:style w:type="character" w:default="1" w:styleId="a0">
     <w:name w:val="Default Paragraph Font"/>
     <w:uiPriority w:val="1"/>
+    <w:semiHidden/>
     <w:unhideWhenUsed/>
   </w:style>
   <w:style w:type="table" w:default="1" w:styleId="a1">

--- a/2_Course/3_Term/Applied_Math_in_AI/lab_01/ЛР-1_Заварзин_ИИ-б-25-6-о.docx
+++ b/2_Course/3_Term/Applied_Math_in_AI/lab_01/ЛР-1_Заварзин_ИИ-б-25-6-о.docx
@@ -3068,16 +3068,17 @@
       <w:r>
         <w:rPr>
           <w:i/>
+          <w:noProof/>
           <w:sz w:val="28"/>
           <w:szCs w:val="28"/>
           <w:lang w:val="ru-RU"/>
         </w:rPr>
         <w:lastRenderedPageBreak/>
         <w:drawing>
-          <wp:inline distT="0" distB="0" distL="0" distR="0" wp14:anchorId="2293B860" wp14:editId="18150D13">
-            <wp:extent cx="3896269" cy="2257740"/>
+          <wp:inline distT="0" distB="0" distL="0" distR="0" wp14:anchorId="1934A1BD" wp14:editId="132D83D0">
+            <wp:extent cx="3934374" cy="2543530"/>
             <wp:effectExtent l="0" t="0" r="9525" b="9525"/>
-            <wp:docPr id="1540278476" name="Рисунок 1"/>
+            <wp:docPr id="1676494603" name="Рисунок 1"/>
             <wp:cNvGraphicFramePr>
               <a:graphicFrameLocks xmlns:a="http://schemas.openxmlformats.org/drawingml/2006/main" noChangeAspect="1"/>
             </wp:cNvGraphicFramePr>
@@ -3085,7 +3086,7 @@
               <a:graphicData uri="http://schemas.openxmlformats.org/drawingml/2006/picture">
                 <pic:pic xmlns:pic="http://schemas.openxmlformats.org/drawingml/2006/picture">
                   <pic:nvPicPr>
-                    <pic:cNvPr id="1540278476" name=""/>
+                    <pic:cNvPr id="1676494603" name=""/>
                     <pic:cNvPicPr/>
                   </pic:nvPicPr>
                   <pic:blipFill>
@@ -3097,7 +3098,7 @@
                   <pic:spPr>
                     <a:xfrm>
                       <a:off x="0" y="0"/>
-                      <a:ext cx="3896269" cy="2257740"/>
+                      <a:ext cx="3934374" cy="2543530"/>
                     </a:xfrm>
                     <a:prstGeom prst="rect">
                       <a:avLst/>
@@ -3260,17 +3261,16 @@
       <w:r>
         <w:rPr>
           <w:iCs/>
-          <w:noProof/>
           <w:sz w:val="28"/>
           <w:szCs w:val="28"/>
           <w:lang w:val="ru-RU"/>
         </w:rPr>
         <w:lastRenderedPageBreak/>
         <w:drawing>
-          <wp:inline distT="0" distB="0" distL="0" distR="0" wp14:anchorId="760443CB" wp14:editId="1CA9AEB8">
-            <wp:extent cx="3972479" cy="2229161"/>
-            <wp:effectExtent l="0" t="0" r="9525" b="0"/>
-            <wp:docPr id="922669086" name="Рисунок 1"/>
+          <wp:inline distT="0" distB="0" distL="0" distR="0" wp14:anchorId="268B5213" wp14:editId="49D85F72">
+            <wp:extent cx="3972479" cy="2543530"/>
+            <wp:effectExtent l="0" t="0" r="9525" b="9525"/>
+            <wp:docPr id="1457940258" name="Рисунок 1"/>
             <wp:cNvGraphicFramePr>
               <a:graphicFrameLocks xmlns:a="http://schemas.openxmlformats.org/drawingml/2006/main" noChangeAspect="1"/>
             </wp:cNvGraphicFramePr>
@@ -3278,7 +3278,7 @@
               <a:graphicData uri="http://schemas.openxmlformats.org/drawingml/2006/picture">
                 <pic:pic xmlns:pic="http://schemas.openxmlformats.org/drawingml/2006/picture">
                   <pic:nvPicPr>
-                    <pic:cNvPr id="922669086" name=""/>
+                    <pic:cNvPr id="1457940258" name=""/>
                     <pic:cNvPicPr/>
                   </pic:nvPicPr>
                   <pic:blipFill>
@@ -3290,7 +3290,7 @@
                   <pic:spPr>
                     <a:xfrm>
                       <a:off x="0" y="0"/>
-                      <a:ext cx="3972479" cy="2229161"/>
+                      <a:ext cx="3972479" cy="2543530"/>
                     </a:xfrm>
                     <a:prstGeom prst="rect">
                       <a:avLst/>
@@ -3371,16 +3371,15 @@
       <w:r>
         <w:rPr>
           <w:iCs/>
-          <w:noProof/>
           <w:sz w:val="28"/>
           <w:szCs w:val="28"/>
           <w:lang w:val="ru-RU"/>
         </w:rPr>
         <w:drawing>
-          <wp:inline distT="0" distB="0" distL="0" distR="0" wp14:anchorId="13355A60" wp14:editId="08710989">
-            <wp:extent cx="6119495" cy="3463925"/>
-            <wp:effectExtent l="0" t="0" r="0" b="3175"/>
-            <wp:docPr id="190990336" name="Рисунок 1"/>
+          <wp:inline distT="0" distB="0" distL="0" distR="0" wp14:anchorId="1A988EC0" wp14:editId="4E49F720">
+            <wp:extent cx="6119495" cy="3429635"/>
+            <wp:effectExtent l="0" t="0" r="0" b="0"/>
+            <wp:docPr id="486460429" name="Рисунок 1"/>
             <wp:cNvGraphicFramePr>
               <a:graphicFrameLocks xmlns:a="http://schemas.openxmlformats.org/drawingml/2006/main" noChangeAspect="1"/>
             </wp:cNvGraphicFramePr>
@@ -3388,7 +3387,7 @@
               <a:graphicData uri="http://schemas.openxmlformats.org/drawingml/2006/picture">
                 <pic:pic xmlns:pic="http://schemas.openxmlformats.org/drawingml/2006/picture">
                   <pic:nvPicPr>
-                    <pic:cNvPr id="190990336" name=""/>
+                    <pic:cNvPr id="486460429" name=""/>
                     <pic:cNvPicPr/>
                   </pic:nvPicPr>
                   <pic:blipFill>
@@ -3400,7 +3399,7 @@
                   <pic:spPr>
                     <a:xfrm>
                       <a:off x="0" y="0"/>
-                      <a:ext cx="6119495" cy="3463925"/>
+                      <a:ext cx="6119495" cy="3429635"/>
                     </a:xfrm>
                     <a:prstGeom prst="rect">
                       <a:avLst/>
@@ -3462,10 +3461,10 @@
         </w:rPr>
         <w:lastRenderedPageBreak/>
         <w:drawing>
-          <wp:inline distT="0" distB="0" distL="0" distR="0" wp14:anchorId="6D6DF81E" wp14:editId="2ED48B43">
-            <wp:extent cx="3962953" cy="2257740"/>
-            <wp:effectExtent l="0" t="0" r="0" b="9525"/>
-            <wp:docPr id="1912678801" name="Рисунок 1"/>
+          <wp:inline distT="0" distB="0" distL="0" distR="0" wp14:anchorId="23464047" wp14:editId="591C9E76">
+            <wp:extent cx="3972479" cy="2553056"/>
+            <wp:effectExtent l="0" t="0" r="9525" b="0"/>
+            <wp:docPr id="214886964" name="Рисунок 1"/>
             <wp:cNvGraphicFramePr>
               <a:graphicFrameLocks xmlns:a="http://schemas.openxmlformats.org/drawingml/2006/main" noChangeAspect="1"/>
             </wp:cNvGraphicFramePr>
@@ -3473,7 +3472,7 @@
               <a:graphicData uri="http://schemas.openxmlformats.org/drawingml/2006/picture">
                 <pic:pic xmlns:pic="http://schemas.openxmlformats.org/drawingml/2006/picture">
                   <pic:nvPicPr>
-                    <pic:cNvPr id="1912678801" name=""/>
+                    <pic:cNvPr id="214886964" name=""/>
                     <pic:cNvPicPr/>
                   </pic:nvPicPr>
                   <pic:blipFill>
@@ -3485,7 +3484,7 @@
                   <pic:spPr>
                     <a:xfrm>
                       <a:off x="0" y="0"/>
-                      <a:ext cx="3962953" cy="2257740"/>
+                      <a:ext cx="3972479" cy="2553056"/>
                     </a:xfrm>
                     <a:prstGeom prst="rect">
                       <a:avLst/>
@@ -3771,17 +3770,8 @@
           <w:szCs w:val="28"/>
           <w:lang w:val="ru-RU"/>
         </w:rPr>
-        <w:t xml:space="preserve">Сравнивая все методы можно сделать вывод, что они действительно </w:t>
-      </w:r>
-      <w:r>
-        <w:rPr>
-          <w:iCs/>
-          <w:sz w:val="28"/>
-          <w:szCs w:val="28"/>
-          <w:lang w:val="ru-RU"/>
-        </w:rPr>
         <w:lastRenderedPageBreak/>
-        <w:t xml:space="preserve">приводят результат к теоретическому с заданной погрешностью </w:t>
+        <w:t xml:space="preserve">Сравнивая все методы можно сделать вывод, что они действительно приводят результат к теоретическому с заданной погрешностью </w:t>
       </w:r>
       <m:oMath>
         <m:r>
@@ -4571,7 +4561,6 @@
           <w:rFonts w:ascii="Courier New" w:hAnsi="Courier New" w:cs="Courier New"/>
           <w:sz w:val="24"/>
           <w:szCs w:val="24"/>
-          <w:lang w:val="ru-RU"/>
         </w:rPr>
       </w:pPr>
       <w:r>
@@ -4587,30 +4576,88 @@
           <w:rFonts w:ascii="Courier New" w:hAnsi="Courier New" w:cs="Courier New"/>
           <w:sz w:val="24"/>
           <w:szCs w:val="24"/>
-          <w:lang w:val="ru-RU"/>
-        </w:rPr>
-        <w:t>print("1. Метод деления интервалов")</w:t>
-      </w:r>
-    </w:p>
-    <w:p>
-      <w:pPr>
-        <w:pStyle w:val="af4"/>
-        <w:ind w:left="0"/>
-        <w:rPr>
-          <w:rFonts w:ascii="Courier New" w:hAnsi="Courier New" w:cs="Courier New"/>
-          <w:sz w:val="24"/>
-          <w:szCs w:val="24"/>
-          <w:lang w:val="ru-RU"/>
-        </w:rPr>
-      </w:pPr>
-      <w:r>
-        <w:rPr>
-          <w:rFonts w:ascii="Courier New" w:hAnsi="Courier New" w:cs="Courier New"/>
-          <w:sz w:val="24"/>
-          <w:szCs w:val="24"/>
-          <w:lang w:val="ru-RU"/>
-        </w:rPr>
-        <w:t>        print("2. Метод Фибоначчи")</w:t>
+        </w:rPr>
+        <w:t xml:space="preserve">print("1. </w:t>
+      </w:r>
+      <w:r>
+        <w:rPr>
+          <w:rFonts w:ascii="Courier New" w:hAnsi="Courier New" w:cs="Courier New"/>
+          <w:sz w:val="24"/>
+          <w:szCs w:val="24"/>
+          <w:lang w:val="ru-RU"/>
+        </w:rPr>
+        <w:t>Метод</w:t>
+      </w:r>
+      <w:r>
+        <w:rPr>
+          <w:rFonts w:ascii="Courier New" w:hAnsi="Courier New" w:cs="Courier New"/>
+          <w:sz w:val="24"/>
+          <w:szCs w:val="24"/>
+        </w:rPr>
+        <w:t xml:space="preserve"> </w:t>
+      </w:r>
+      <w:r>
+        <w:rPr>
+          <w:rFonts w:ascii="Courier New" w:hAnsi="Courier New" w:cs="Courier New"/>
+          <w:sz w:val="24"/>
+          <w:szCs w:val="24"/>
+          <w:lang w:val="ru-RU"/>
+        </w:rPr>
+        <w:t>деления</w:t>
+      </w:r>
+      <w:r>
+        <w:rPr>
+          <w:rFonts w:ascii="Courier New" w:hAnsi="Courier New" w:cs="Courier New"/>
+          <w:sz w:val="24"/>
+          <w:szCs w:val="24"/>
+        </w:rPr>
+        <w:t xml:space="preserve"> </w:t>
+      </w:r>
+      <w:r>
+        <w:rPr>
+          <w:rFonts w:ascii="Courier New" w:hAnsi="Courier New" w:cs="Courier New"/>
+          <w:sz w:val="24"/>
+          <w:szCs w:val="24"/>
+          <w:lang w:val="ru-RU"/>
+        </w:rPr>
+        <w:t>интервалов</w:t>
+      </w:r>
+      <w:r>
+        <w:rPr>
+          <w:rFonts w:ascii="Courier New" w:hAnsi="Courier New" w:cs="Courier New"/>
+          <w:sz w:val="24"/>
+          <w:szCs w:val="24"/>
+        </w:rPr>
+        <w:t>")</w:t>
+      </w:r>
+    </w:p>
+    <w:p>
+      <w:pPr>
+        <w:pStyle w:val="af4"/>
+        <w:ind w:left="0"/>
+        <w:rPr>
+          <w:rFonts w:ascii="Courier New" w:hAnsi="Courier New" w:cs="Courier New"/>
+          <w:sz w:val="24"/>
+          <w:szCs w:val="24"/>
+          <w:lang w:val="ru-RU"/>
+        </w:rPr>
+      </w:pPr>
+      <w:r>
+        <w:rPr>
+          <w:rFonts w:ascii="Courier New" w:hAnsi="Courier New" w:cs="Courier New"/>
+          <w:sz w:val="24"/>
+          <w:szCs w:val="24"/>
+        </w:rPr>
+        <w:t xml:space="preserve">        </w:t>
+      </w:r>
+      <w:r>
+        <w:rPr>
+          <w:rFonts w:ascii="Courier New" w:hAnsi="Courier New" w:cs="Courier New"/>
+          <w:sz w:val="24"/>
+          <w:szCs w:val="24"/>
+          <w:lang w:val="ru-RU"/>
+        </w:rPr>
+        <w:t>print("2. Метод Фибоначчи")</w:t>
       </w:r>
     </w:p>
     <w:p>
@@ -6162,7 +6209,6 @@
           <w:sz w:val="24"/>
           <w:szCs w:val="24"/>
         </w:rPr>
-        <w:lastRenderedPageBreak/>
         <w:t>                    if fx_1 &lt;= fx_2:</w:t>
       </w:r>
     </w:p>
@@ -6364,7 +6410,6 @@
           <w:rFonts w:ascii="Courier New" w:hAnsi="Courier New" w:cs="Courier New"/>
           <w:sz w:val="24"/>
           <w:szCs w:val="24"/>
-          <w:lang w:val="ru-RU"/>
         </w:rPr>
       </w:pPr>
       <w:r>
@@ -6380,7 +6425,6 @@
           <w:rFonts w:ascii="Courier New" w:hAnsi="Courier New" w:cs="Courier New"/>
           <w:sz w:val="24"/>
           <w:szCs w:val="24"/>
-          <w:lang w:val="ru-RU"/>
         </w:rPr>
         <w:t>fx_2 = f(x_2)</w:t>
       </w:r>
@@ -6393,29 +6437,36 @@
           <w:rFonts w:ascii="Courier New" w:hAnsi="Courier New" w:cs="Courier New"/>
           <w:sz w:val="24"/>
           <w:szCs w:val="24"/>
-          <w:lang w:val="ru-RU"/>
-        </w:rPr>
-      </w:pPr>
-    </w:p>
-    <w:p>
-      <w:pPr>
-        <w:pStyle w:val="af4"/>
-        <w:ind w:left="0"/>
-        <w:rPr>
-          <w:rFonts w:ascii="Courier New" w:hAnsi="Courier New" w:cs="Courier New"/>
-          <w:sz w:val="24"/>
-          <w:szCs w:val="24"/>
-          <w:lang w:val="ru-RU"/>
-        </w:rPr>
-      </w:pPr>
-      <w:r>
-        <w:rPr>
-          <w:rFonts w:ascii="Courier New" w:hAnsi="Courier New" w:cs="Courier New"/>
-          <w:sz w:val="24"/>
-          <w:szCs w:val="24"/>
-          <w:lang w:val="ru-RU"/>
-        </w:rPr>
-        <w:t>            print("\n\nРезультат вычисления по методу Фибоначчи:")</w:t>
+        </w:rPr>
+      </w:pPr>
+    </w:p>
+    <w:p>
+      <w:pPr>
+        <w:pStyle w:val="af4"/>
+        <w:ind w:left="0"/>
+        <w:rPr>
+          <w:rFonts w:ascii="Courier New" w:hAnsi="Courier New" w:cs="Courier New"/>
+          <w:sz w:val="24"/>
+          <w:szCs w:val="24"/>
+          <w:lang w:val="ru-RU"/>
+        </w:rPr>
+      </w:pPr>
+      <w:r>
+        <w:rPr>
+          <w:rFonts w:ascii="Courier New" w:hAnsi="Courier New" w:cs="Courier New"/>
+          <w:sz w:val="24"/>
+          <w:szCs w:val="24"/>
+        </w:rPr>
+        <w:t xml:space="preserve">            </w:t>
+      </w:r>
+      <w:r>
+        <w:rPr>
+          <w:rFonts w:ascii="Courier New" w:hAnsi="Courier New" w:cs="Courier New"/>
+          <w:sz w:val="24"/>
+          <w:szCs w:val="24"/>
+          <w:lang w:val="ru-RU"/>
+        </w:rPr>
+        <w:t>print("\n\nРезультат вычисления по методу Фибоначчи:")</w:t>
       </w:r>
     </w:p>
     <w:p>
@@ -6876,7 +6927,6 @@
           <w:rFonts w:ascii="Courier New" w:hAnsi="Courier New" w:cs="Courier New"/>
           <w:sz w:val="24"/>
           <w:szCs w:val="24"/>
-          <w:lang w:val="ru-RU"/>
         </w:rPr>
       </w:pPr>
       <w:r>
@@ -6892,7 +6942,6 @@
           <w:rFonts w:ascii="Courier New" w:hAnsi="Courier New" w:cs="Courier New"/>
           <w:sz w:val="24"/>
           <w:szCs w:val="24"/>
-          <w:lang w:val="ru-RU"/>
         </w:rPr>
         <w:t>iterations = 0</w:t>
       </w:r>
@@ -6905,47 +6954,86 @@
           <w:rFonts w:ascii="Courier New" w:hAnsi="Courier New" w:cs="Courier New"/>
           <w:sz w:val="24"/>
           <w:szCs w:val="24"/>
-          <w:lang w:val="ru-RU"/>
-        </w:rPr>
-      </w:pPr>
-      <w:r>
-        <w:rPr>
-          <w:rFonts w:ascii="Courier New" w:hAnsi="Courier New" w:cs="Courier New"/>
-          <w:sz w:val="24"/>
-          <w:szCs w:val="24"/>
-          <w:lang w:val="ru-RU"/>
-        </w:rPr>
-        <w:t>            max_iter = 1000  # защита от зацикливания</w:t>
-      </w:r>
-    </w:p>
-    <w:p>
-      <w:pPr>
-        <w:pStyle w:val="af4"/>
-        <w:ind w:left="0"/>
-        <w:rPr>
-          <w:rFonts w:ascii="Courier New" w:hAnsi="Courier New" w:cs="Courier New"/>
-          <w:sz w:val="24"/>
-          <w:szCs w:val="24"/>
-          <w:lang w:val="ru-RU"/>
-        </w:rPr>
-      </w:pPr>
-    </w:p>
-    <w:p>
-      <w:pPr>
-        <w:pStyle w:val="af4"/>
-        <w:ind w:left="0"/>
-        <w:rPr>
-          <w:rFonts w:ascii="Courier New" w:hAnsi="Courier New" w:cs="Courier New"/>
-          <w:sz w:val="24"/>
-          <w:szCs w:val="24"/>
-        </w:rPr>
-      </w:pPr>
-      <w:r>
-        <w:rPr>
-          <w:rFonts w:ascii="Courier New" w:hAnsi="Courier New" w:cs="Courier New"/>
-          <w:sz w:val="24"/>
-          <w:szCs w:val="24"/>
-          <w:lang w:val="ru-RU"/>
+        </w:rPr>
+      </w:pPr>
+      <w:r>
+        <w:rPr>
+          <w:rFonts w:ascii="Courier New" w:hAnsi="Courier New" w:cs="Courier New"/>
+          <w:sz w:val="24"/>
+          <w:szCs w:val="24"/>
+        </w:rPr>
+        <w:t xml:space="preserve">            max_iter = 1000  # </w:t>
+      </w:r>
+      <w:r>
+        <w:rPr>
+          <w:rFonts w:ascii="Courier New" w:hAnsi="Courier New" w:cs="Courier New"/>
+          <w:sz w:val="24"/>
+          <w:szCs w:val="24"/>
+          <w:lang w:val="ru-RU"/>
+        </w:rPr>
+        <w:t>защита</w:t>
+      </w:r>
+      <w:r>
+        <w:rPr>
+          <w:rFonts w:ascii="Courier New" w:hAnsi="Courier New" w:cs="Courier New"/>
+          <w:sz w:val="24"/>
+          <w:szCs w:val="24"/>
+        </w:rPr>
+        <w:t xml:space="preserve"> </w:t>
+      </w:r>
+      <w:r>
+        <w:rPr>
+          <w:rFonts w:ascii="Courier New" w:hAnsi="Courier New" w:cs="Courier New"/>
+          <w:sz w:val="24"/>
+          <w:szCs w:val="24"/>
+          <w:lang w:val="ru-RU"/>
+        </w:rPr>
+        <w:t>от</w:t>
+      </w:r>
+      <w:r>
+        <w:rPr>
+          <w:rFonts w:ascii="Courier New" w:hAnsi="Courier New" w:cs="Courier New"/>
+          <w:sz w:val="24"/>
+          <w:szCs w:val="24"/>
+        </w:rPr>
+        <w:t xml:space="preserve"> </w:t>
+      </w:r>
+      <w:r>
+        <w:rPr>
+          <w:rFonts w:ascii="Courier New" w:hAnsi="Courier New" w:cs="Courier New"/>
+          <w:sz w:val="24"/>
+          <w:szCs w:val="24"/>
+          <w:lang w:val="ru-RU"/>
+        </w:rPr>
+        <w:t>зацикливания</w:t>
+      </w:r>
+    </w:p>
+    <w:p>
+      <w:pPr>
+        <w:pStyle w:val="af4"/>
+        <w:ind w:left="0"/>
+        <w:rPr>
+          <w:rFonts w:ascii="Courier New" w:hAnsi="Courier New" w:cs="Courier New"/>
+          <w:sz w:val="24"/>
+          <w:szCs w:val="24"/>
+        </w:rPr>
+      </w:pPr>
+    </w:p>
+    <w:p>
+      <w:pPr>
+        <w:pStyle w:val="af4"/>
+        <w:ind w:left="0"/>
+        <w:rPr>
+          <w:rFonts w:ascii="Courier New" w:hAnsi="Courier New" w:cs="Courier New"/>
+          <w:sz w:val="24"/>
+          <w:szCs w:val="24"/>
+        </w:rPr>
+      </w:pPr>
+      <w:r>
+        <w:rPr>
+          <w:rFonts w:ascii="Courier New" w:hAnsi="Courier New" w:cs="Courier New"/>
+          <w:sz w:val="24"/>
+          <w:szCs w:val="24"/>
         </w:rPr>
         <w:t xml:space="preserve">            </w:t>
       </w:r>

--- a/2_Course/3_Term/Applied_Math_in_AI/lab_01/ЛР-1_Заварзин_ИИ-б-25-6-о.docx
+++ b/2_Course/3_Term/Applied_Math_in_AI/lab_01/ЛР-1_Заварзин_ИИ-б-25-6-о.docx
@@ -282,7 +282,23 @@
           <w:color w:val="000000" w:themeColor="text1"/>
           <w:lang w:val="ru-RU"/>
         </w:rPr>
-        <w:t>Студент группы ИИ/б-25-6-о</w:t>
+        <w:t>Студент группы ИИ/б-</w:t>
+      </w:r>
+      <w:proofErr w:type="gramStart"/>
+      <w:r>
+        <w:rPr>
+          <w:color w:val="000000" w:themeColor="text1"/>
+          <w:lang w:val="ru-RU"/>
+        </w:rPr>
+        <w:t>25-6</w:t>
+      </w:r>
+      <w:proofErr w:type="gramEnd"/>
+      <w:r>
+        <w:rPr>
+          <w:color w:val="000000" w:themeColor="text1"/>
+          <w:lang w:val="ru-RU"/>
+        </w:rPr>
+        <w:t>-о</w:t>
       </w:r>
     </w:p>
     <w:p>
@@ -336,15 +352,55 @@
           <w:color w:val="000000" w:themeColor="text1"/>
           <w:lang w:val="ru-RU"/>
         </w:rPr>
-        <w:t>к.т.н., доцент, доцент кафедры ПМиИ, доцент кафедры ИТиС</w:t>
-      </w:r>
+        <w:t xml:space="preserve">к.т.н., доцент, доцент кафедры </w:t>
+      </w:r>
+      <w:proofErr w:type="spellStart"/>
       <w:r>
         <w:rPr>
           <w:color w:val="000000" w:themeColor="text1"/>
           <w:lang w:val="ru-RU"/>
         </w:rPr>
+        <w:t>ПМиИ</w:t>
+      </w:r>
+      <w:proofErr w:type="spellEnd"/>
+      <w:r>
+        <w:rPr>
+          <w:color w:val="000000" w:themeColor="text1"/>
+          <w:lang w:val="ru-RU"/>
+        </w:rPr>
+        <w:t xml:space="preserve">, доцент кафедры </w:t>
+      </w:r>
+      <w:proofErr w:type="spellStart"/>
+      <w:r>
+        <w:rPr>
+          <w:color w:val="000000" w:themeColor="text1"/>
+          <w:lang w:val="ru-RU"/>
+        </w:rPr>
+        <w:t>ИТиС</w:t>
+      </w:r>
+      <w:proofErr w:type="spellEnd"/>
+      <w:r>
+        <w:rPr>
+          <w:color w:val="000000" w:themeColor="text1"/>
+          <w:lang w:val="ru-RU"/>
+        </w:rPr>
         <w:br/>
-        <w:t>Ченгарь О.</w:t>
+      </w:r>
+      <w:proofErr w:type="spellStart"/>
+      <w:r>
+        <w:rPr>
+          <w:color w:val="000000" w:themeColor="text1"/>
+          <w:lang w:val="ru-RU"/>
+        </w:rPr>
+        <w:t>Ченгарь</w:t>
+      </w:r>
+      <w:proofErr w:type="spellEnd"/>
+      <w:r>
+        <w:rPr>
+          <w:color w:val="000000" w:themeColor="text1"/>
+          <w:lang w:val="ru-RU"/>
+        </w:rPr>
+        <w:t xml:space="preserve"> О.</w:t>
       </w:r>
       <w:r>
         <w:rPr>
@@ -633,7 +689,25 @@
           <w:szCs w:val="28"/>
           <w:lang w:val="ru-RU"/>
         </w:rPr>
-        <w:t xml:space="preserve">Определить локальный минимум функции на основе методов одномерной оптимизации, выполнив 3-4 итерации (с помощью </w:t>
+        <w:t xml:space="preserve">Определить локальный минимум функции на основе методов одномерной оптимизации, выполнив </w:t>
+      </w:r>
+      <w:proofErr w:type="gramStart"/>
+      <w:r>
+        <w:rPr>
+          <w:sz w:val="28"/>
+          <w:szCs w:val="28"/>
+          <w:lang w:val="ru-RU"/>
+        </w:rPr>
+        <w:t>3-4</w:t>
+      </w:r>
+      <w:proofErr w:type="gramEnd"/>
+      <w:r>
+        <w:rPr>
+          <w:sz w:val="28"/>
+          <w:szCs w:val="28"/>
+          <w:lang w:val="ru-RU"/>
+        </w:rPr>
+        <w:t xml:space="preserve"> итерации (с помощью </w:t>
       </w:r>
       <w:r>
         <w:rPr>
@@ -1919,7 +1993,25 @@
           <w:szCs w:val="28"/>
           <w:lang w:val="ru-RU"/>
         </w:rPr>
-        <w:t xml:space="preserve">все полученные значения в исходную функцию можно сказать, что точка минимума функции по оси располагается в </w:t>
+        <w:t xml:space="preserve">все полученные значения </w:t>
+      </w:r>
+      <w:proofErr w:type="gramStart"/>
+      <w:r>
+        <w:rPr>
+          <w:sz w:val="28"/>
+          <w:szCs w:val="28"/>
+          <w:lang w:val="ru-RU"/>
+        </w:rPr>
+        <w:t>в исходную функцию</w:t>
+      </w:r>
+      <w:proofErr w:type="gramEnd"/>
+      <w:r>
+        <w:rPr>
+          <w:sz w:val="28"/>
+          <w:szCs w:val="28"/>
+          <w:lang w:val="ru-RU"/>
+        </w:rPr>
+        <w:t xml:space="preserve"> можно сказать, что точка минимума функции по оси располагается в </w:t>
       </w:r>
       <w:r>
         <w:rPr>
@@ -2363,7 +2455,27 @@
           <w:szCs w:val="28"/>
           <w:lang w:val="ru-RU"/>
         </w:rPr>
-        <w:t xml:space="preserve">После определения интервала в котором лежит предполагаемый минимум </w:t>
+        <w:t xml:space="preserve">После определения </w:t>
+      </w:r>
+      <w:proofErr w:type="gramStart"/>
+      <w:r>
+        <w:rPr>
+          <w:iCs/>
+          <w:sz w:val="28"/>
+          <w:szCs w:val="28"/>
+          <w:lang w:val="ru-RU"/>
+        </w:rPr>
+        <w:t>интервала</w:t>
+      </w:r>
+      <w:proofErr w:type="gramEnd"/>
+      <w:r>
+        <w:rPr>
+          <w:iCs/>
+          <w:sz w:val="28"/>
+          <w:szCs w:val="28"/>
+          <w:lang w:val="ru-RU"/>
+        </w:rPr>
+        <w:t xml:space="preserve"> в котором лежит предполагаемый минимум </w:t>
       </w:r>
       <w:r>
         <w:rPr>
@@ -2762,17 +2874,16 @@
       </w:pPr>
       <w:r>
         <w:rPr>
-          <w:noProof/>
           <w:sz w:val="28"/>
           <w:szCs w:val="28"/>
           <w:lang w:val="ru-RU"/>
         </w:rPr>
         <w:lastRenderedPageBreak/>
         <w:drawing>
-          <wp:inline distT="0" distB="0" distL="0" distR="0" wp14:anchorId="58226A60" wp14:editId="197DA2EE">
-            <wp:extent cx="6119495" cy="3415665"/>
+          <wp:inline distT="0" distB="0" distL="0" distR="0" wp14:anchorId="05C4BA6E" wp14:editId="6730BAC4">
+            <wp:extent cx="5925377" cy="4096322"/>
             <wp:effectExtent l="0" t="0" r="0" b="0"/>
-            <wp:docPr id="1746385793" name="Рисунок 1"/>
+            <wp:docPr id="1045784756" name="Рисунок 1"/>
             <wp:cNvGraphicFramePr>
               <a:graphicFrameLocks xmlns:a="http://schemas.openxmlformats.org/drawingml/2006/main" noChangeAspect="1"/>
             </wp:cNvGraphicFramePr>
@@ -2780,7 +2891,7 @@
               <a:graphicData uri="http://schemas.openxmlformats.org/drawingml/2006/picture">
                 <pic:pic xmlns:pic="http://schemas.openxmlformats.org/drawingml/2006/picture">
                   <pic:nvPicPr>
-                    <pic:cNvPr id="1746385793" name=""/>
+                    <pic:cNvPr id="1045784756" name=""/>
                     <pic:cNvPicPr/>
                   </pic:nvPicPr>
                   <pic:blipFill>
@@ -2792,7 +2903,7 @@
                   <pic:spPr>
                     <a:xfrm>
                       <a:off x="0" y="0"/>
-                      <a:ext cx="6119495" cy="3415665"/>
+                      <a:ext cx="5925377" cy="4096322"/>
                     </a:xfrm>
                     <a:prstGeom prst="rect">
                       <a:avLst/>
@@ -3026,15 +3137,33 @@
           <w:szCs w:val="28"/>
           <w:lang w:val="ru-RU"/>
         </w:rPr>
-        <w:t>Результаты работы программы представлены на рисунках 2.5</w:t>
-      </w:r>
-      <w:r>
-        <w:rPr>
-          <w:sz w:val="28"/>
-          <w:szCs w:val="28"/>
-          <w:lang w:val="ru-RU"/>
-        </w:rPr>
-        <w:t xml:space="preserve"> – 2.10.</w:t>
+        <w:t xml:space="preserve">Результаты работы программы представлены на рисунках </w:t>
+      </w:r>
+      <w:proofErr w:type="gramStart"/>
+      <w:r>
+        <w:rPr>
+          <w:sz w:val="28"/>
+          <w:szCs w:val="28"/>
+          <w:lang w:val="ru-RU"/>
+        </w:rPr>
+        <w:t>2.5</w:t>
+      </w:r>
+      <w:r>
+        <w:rPr>
+          <w:sz w:val="28"/>
+          <w:szCs w:val="28"/>
+          <w:lang w:val="ru-RU"/>
+        </w:rPr>
+        <w:t xml:space="preserve"> – 2.10</w:t>
+      </w:r>
+      <w:proofErr w:type="gramEnd"/>
+      <w:r>
+        <w:rPr>
+          <w:sz w:val="28"/>
+          <w:szCs w:val="28"/>
+          <w:lang w:val="ru-RU"/>
+        </w:rPr>
+        <w:t>.</w:t>
       </w:r>
     </w:p>
     <w:p>
@@ -3068,17 +3197,16 @@
       <w:r>
         <w:rPr>
           <w:i/>
-          <w:noProof/>
           <w:sz w:val="28"/>
           <w:szCs w:val="28"/>
           <w:lang w:val="ru-RU"/>
         </w:rPr>
         <w:lastRenderedPageBreak/>
         <w:drawing>
-          <wp:inline distT="0" distB="0" distL="0" distR="0" wp14:anchorId="1934A1BD" wp14:editId="132D83D0">
-            <wp:extent cx="3934374" cy="2543530"/>
-            <wp:effectExtent l="0" t="0" r="9525" b="9525"/>
-            <wp:docPr id="1676494603" name="Рисунок 1"/>
+          <wp:inline distT="0" distB="0" distL="0" distR="0" wp14:anchorId="0452CF6A" wp14:editId="64EE5DF8">
+            <wp:extent cx="4880758" cy="4035128"/>
+            <wp:effectExtent l="0" t="0" r="0" b="3810"/>
+            <wp:docPr id="776369315" name="Рисунок 1"/>
             <wp:cNvGraphicFramePr>
               <a:graphicFrameLocks xmlns:a="http://schemas.openxmlformats.org/drawingml/2006/main" noChangeAspect="1"/>
             </wp:cNvGraphicFramePr>
@@ -3086,7 +3214,7 @@
               <a:graphicData uri="http://schemas.openxmlformats.org/drawingml/2006/picture">
                 <pic:pic xmlns:pic="http://schemas.openxmlformats.org/drawingml/2006/picture">
                   <pic:nvPicPr>
-                    <pic:cNvPr id="1676494603" name=""/>
+                    <pic:cNvPr id="776369315" name=""/>
                     <pic:cNvPicPr/>
                   </pic:nvPicPr>
                   <pic:blipFill>
@@ -3098,7 +3226,7 @@
                   <pic:spPr>
                     <a:xfrm>
                       <a:off x="0" y="0"/>
-                      <a:ext cx="3934374" cy="2543530"/>
+                      <a:ext cx="4884250" cy="4038015"/>
                     </a:xfrm>
                     <a:prstGeom prst="rect">
                       <a:avLst/>
@@ -3243,21 +3371,6 @@
           <w:lang w:val="ru-RU"/>
         </w:rPr>
       </w:pPr>
-    </w:p>
-    <w:p>
-      <w:pPr>
-        <w:pStyle w:val="af4"/>
-        <w:spacing w:line="360" w:lineRule="auto"/>
-        <w:ind w:left="0"/>
-        <w:contextualSpacing w:val="0"/>
-        <w:jc w:val="center"/>
-        <w:rPr>
-          <w:iCs/>
-          <w:sz w:val="28"/>
-          <w:szCs w:val="28"/>
-          <w:lang w:val="ru-RU"/>
-        </w:rPr>
-      </w:pPr>
       <w:r>
         <w:rPr>
           <w:iCs/>
@@ -3267,10 +3380,10 @@
         </w:rPr>
         <w:lastRenderedPageBreak/>
         <w:drawing>
-          <wp:inline distT="0" distB="0" distL="0" distR="0" wp14:anchorId="268B5213" wp14:editId="49D85F72">
-            <wp:extent cx="3972479" cy="2543530"/>
-            <wp:effectExtent l="0" t="0" r="9525" b="9525"/>
-            <wp:docPr id="1457940258" name="Рисунок 1"/>
+          <wp:inline distT="0" distB="0" distL="0" distR="0" wp14:anchorId="14DF9084" wp14:editId="177F3060">
+            <wp:extent cx="4096987" cy="4112624"/>
+            <wp:effectExtent l="0" t="0" r="0" b="2540"/>
+            <wp:docPr id="2095405542" name="Рисунок 1"/>
             <wp:cNvGraphicFramePr>
               <a:graphicFrameLocks xmlns:a="http://schemas.openxmlformats.org/drawingml/2006/main" noChangeAspect="1"/>
             </wp:cNvGraphicFramePr>
@@ -3278,7 +3391,7 @@
               <a:graphicData uri="http://schemas.openxmlformats.org/drawingml/2006/picture">
                 <pic:pic xmlns:pic="http://schemas.openxmlformats.org/drawingml/2006/picture">
                   <pic:nvPicPr>
-                    <pic:cNvPr id="1457940258" name=""/>
+                    <pic:cNvPr id="2095405542" name=""/>
                     <pic:cNvPicPr/>
                   </pic:nvPicPr>
                   <pic:blipFill>
@@ -3290,7 +3403,7 @@
                   <pic:spPr>
                     <a:xfrm>
                       <a:off x="0" y="0"/>
-                      <a:ext cx="3972479" cy="2543530"/>
+                      <a:ext cx="4122303" cy="4138036"/>
                     </a:xfrm>
                     <a:prstGeom prst="rect">
                       <a:avLst/>
@@ -3376,10 +3489,10 @@
           <w:lang w:val="ru-RU"/>
         </w:rPr>
         <w:drawing>
-          <wp:inline distT="0" distB="0" distL="0" distR="0" wp14:anchorId="1A988EC0" wp14:editId="4E49F720">
-            <wp:extent cx="6119495" cy="3429635"/>
-            <wp:effectExtent l="0" t="0" r="0" b="0"/>
-            <wp:docPr id="486460429" name="Рисунок 1"/>
+          <wp:inline distT="0" distB="0" distL="0" distR="0" wp14:anchorId="3E9E2448" wp14:editId="0AA1DC81">
+            <wp:extent cx="5997039" cy="3404566"/>
+            <wp:effectExtent l="0" t="0" r="3810" b="5715"/>
+            <wp:docPr id="613362870" name="Рисунок 1"/>
             <wp:cNvGraphicFramePr>
               <a:graphicFrameLocks xmlns:a="http://schemas.openxmlformats.org/drawingml/2006/main" noChangeAspect="1"/>
             </wp:cNvGraphicFramePr>
@@ -3387,7 +3500,7 @@
               <a:graphicData uri="http://schemas.openxmlformats.org/drawingml/2006/picture">
                 <pic:pic xmlns:pic="http://schemas.openxmlformats.org/drawingml/2006/picture">
                   <pic:nvPicPr>
-                    <pic:cNvPr id="486460429" name=""/>
+                    <pic:cNvPr id="613362870" name=""/>
                     <pic:cNvPicPr/>
                   </pic:nvPicPr>
                   <pic:blipFill>
@@ -3399,7 +3512,7 @@
                   <pic:spPr>
                     <a:xfrm>
                       <a:off x="0" y="0"/>
-                      <a:ext cx="6119495" cy="3429635"/>
+                      <a:ext cx="6001573" cy="3407140"/>
                     </a:xfrm>
                     <a:prstGeom prst="rect">
                       <a:avLst/>
@@ -3436,35 +3549,19 @@
           <w:lang w:val="ru-RU"/>
         </w:rPr>
       </w:pPr>
-    </w:p>
-    <w:p>
-      <w:pPr>
-        <w:pStyle w:val="af4"/>
-        <w:spacing w:line="360" w:lineRule="auto"/>
-        <w:ind w:left="0"/>
-        <w:contextualSpacing w:val="0"/>
-        <w:jc w:val="center"/>
+      <w:r>
         <w:rPr>
           <w:iCs/>
-          <w:sz w:val="28"/>
-          <w:szCs w:val="28"/>
-          <w:lang w:val="ru-RU"/>
-        </w:rPr>
-      </w:pPr>
-      <w:r>
-        <w:rPr>
-          <w:iCs/>
-          <w:noProof/>
           <w:sz w:val="28"/>
           <w:szCs w:val="28"/>
           <w:lang w:val="ru-RU"/>
         </w:rPr>
         <w:lastRenderedPageBreak/>
         <w:drawing>
-          <wp:inline distT="0" distB="0" distL="0" distR="0" wp14:anchorId="23464047" wp14:editId="591C9E76">
-            <wp:extent cx="3972479" cy="2553056"/>
-            <wp:effectExtent l="0" t="0" r="9525" b="0"/>
-            <wp:docPr id="214886964" name="Рисунок 1"/>
+          <wp:inline distT="0" distB="0" distL="0" distR="0" wp14:anchorId="68EF4470" wp14:editId="2078CD61">
+            <wp:extent cx="4714504" cy="4399002"/>
+            <wp:effectExtent l="0" t="0" r="0" b="1905"/>
+            <wp:docPr id="1830472923" name="Рисунок 1"/>
             <wp:cNvGraphicFramePr>
               <a:graphicFrameLocks xmlns:a="http://schemas.openxmlformats.org/drawingml/2006/main" noChangeAspect="1"/>
             </wp:cNvGraphicFramePr>
@@ -3472,7 +3569,7 @@
               <a:graphicData uri="http://schemas.openxmlformats.org/drawingml/2006/picture">
                 <pic:pic xmlns:pic="http://schemas.openxmlformats.org/drawingml/2006/picture">
                   <pic:nvPicPr>
-                    <pic:cNvPr id="214886964" name=""/>
+                    <pic:cNvPr id="1830472923" name=""/>
                     <pic:cNvPicPr/>
                   </pic:nvPicPr>
                   <pic:blipFill>
@@ -3484,7 +3581,7 @@
                   <pic:spPr>
                     <a:xfrm>
                       <a:off x="0" y="0"/>
-                      <a:ext cx="3972479" cy="2553056"/>
+                      <a:ext cx="4726912" cy="4410580"/>
                     </a:xfrm>
                     <a:prstGeom prst="rect">
                       <a:avLst/>
@@ -3541,7 +3638,6 @@
           <w:iCs/>
           <w:sz w:val="28"/>
           <w:szCs w:val="28"/>
-          <w:lang w:val="ru-RU"/>
         </w:rPr>
       </w:pPr>
       <w:r>
@@ -3553,9 +3649,9 @@
           <w:lang w:val="ru-RU"/>
         </w:rPr>
         <w:drawing>
-          <wp:inline distT="0" distB="0" distL="0" distR="0" wp14:anchorId="3AC39183" wp14:editId="7D904105">
-            <wp:extent cx="6119495" cy="3407410"/>
-            <wp:effectExtent l="0" t="0" r="0" b="2540"/>
+          <wp:inline distT="0" distB="0" distL="0" distR="0" wp14:anchorId="3AC39183" wp14:editId="2B6B0BE0">
+            <wp:extent cx="5605153" cy="3121018"/>
+            <wp:effectExtent l="0" t="0" r="0" b="3810"/>
             <wp:docPr id="1422248004" name="Рисунок 1"/>
             <wp:cNvGraphicFramePr>
               <a:graphicFrameLocks xmlns:a="http://schemas.openxmlformats.org/drawingml/2006/main" noChangeAspect="1"/>
@@ -3576,7 +3672,7 @@
                   <pic:spPr>
                     <a:xfrm>
                       <a:off x="0" y="0"/>
-                      <a:ext cx="6119495" cy="3407410"/>
+                      <a:ext cx="5628870" cy="3134224"/>
                     </a:xfrm>
                     <a:prstGeom prst="rect">
                       <a:avLst/>
@@ -3601,21 +3697,6 @@
     </w:p>
     <w:p>
       <w:pPr>
-        <w:pStyle w:val="af4"/>
-        <w:spacing w:line="360" w:lineRule="auto"/>
-        <w:ind w:left="0"/>
-        <w:contextualSpacing w:val="0"/>
-        <w:jc w:val="center"/>
-        <w:rPr>
-          <w:iCs/>
-          <w:sz w:val="28"/>
-          <w:szCs w:val="28"/>
-          <w:lang w:val="ru-RU"/>
-        </w:rPr>
-      </w:pPr>
-    </w:p>
-    <w:p>
-      <w:pPr>
         <w:spacing w:line="360" w:lineRule="auto"/>
         <w:ind w:firstLine="709"/>
         <w:jc w:val="both"/>
@@ -3637,6 +3718,7 @@
           <w:szCs w:val="28"/>
           <w:lang w:val="ru-RU"/>
         </w:rPr>
+        <w:lastRenderedPageBreak/>
         <w:t xml:space="preserve">Задание </w:t>
       </w:r>
       <w:r>
@@ -3770,8 +3852,27 @@
           <w:szCs w:val="28"/>
           <w:lang w:val="ru-RU"/>
         </w:rPr>
-        <w:lastRenderedPageBreak/>
-        <w:t xml:space="preserve">Сравнивая все методы можно сделать вывод, что они действительно приводят результат к теоретическому с заданной погрешностью </w:t>
+        <w:t xml:space="preserve">Сравнивая </w:t>
+      </w:r>
+      <w:proofErr w:type="gramStart"/>
+      <w:r>
+        <w:rPr>
+          <w:iCs/>
+          <w:sz w:val="28"/>
+          <w:szCs w:val="28"/>
+          <w:lang w:val="ru-RU"/>
+        </w:rPr>
+        <w:t>все методы</w:t>
+      </w:r>
+      <w:proofErr w:type="gramEnd"/>
+      <w:r>
+        <w:rPr>
+          <w:iCs/>
+          <w:sz w:val="28"/>
+          <w:szCs w:val="28"/>
+          <w:lang w:val="ru-RU"/>
+        </w:rPr>
+        <w:t xml:space="preserve"> можно сделать вывод, что они действительно приводят результат к теоретическому с заданной погрешностью </w:t>
       </w:r>
       <m:oMath>
         <m:r>
@@ -3793,6 +3894,7 @@
         </w:rPr>
         <w:t xml:space="preserve">. Вычисления, произведённые с помощью инструментов </w:t>
       </w:r>
+      <w:proofErr w:type="gramStart"/>
       <w:r>
         <w:rPr>
           <w:iCs/>
@@ -3827,6 +3929,7 @@
         </w:rPr>
         <w:t xml:space="preserve"> </w:t>
       </w:r>
+      <w:proofErr w:type="gramEnd"/>
       <w:r>
         <w:rPr>
           <w:iCs/>
@@ -3834,7 +3937,27 @@
           <w:szCs w:val="28"/>
           <w:lang w:val="ru-RU"/>
         </w:rPr>
-        <w:t xml:space="preserve">совпадают с решением задачи с помощью программы написанной на языке программирования </w:t>
+        <w:t xml:space="preserve">совпадают с решением задачи с помощью </w:t>
+      </w:r>
+      <w:proofErr w:type="gramStart"/>
+      <w:r>
+        <w:rPr>
+          <w:iCs/>
+          <w:sz w:val="28"/>
+          <w:szCs w:val="28"/>
+          <w:lang w:val="ru-RU"/>
+        </w:rPr>
+        <w:t>программы</w:t>
+      </w:r>
+      <w:proofErr w:type="gramEnd"/>
+      <w:r>
+        <w:rPr>
+          <w:iCs/>
+          <w:sz w:val="28"/>
+          <w:szCs w:val="28"/>
+          <w:lang w:val="ru-RU"/>
+        </w:rPr>
+        <w:t xml:space="preserve"> написанной на языке программирования </w:t>
       </w:r>
       <w:r>
         <w:rPr>
@@ -4142,56 +4265,110 @@
     <w:p>
       <w:pPr>
         <w:pStyle w:val="af4"/>
-        <w:ind w:left="0"/>
-        <w:rPr>
-          <w:rFonts w:ascii="Courier New" w:hAnsi="Courier New" w:cs="Courier New"/>
-          <w:sz w:val="24"/>
-          <w:szCs w:val="24"/>
-        </w:rPr>
-      </w:pPr>
-      <w:r>
-        <w:rPr>
-          <w:rFonts w:ascii="Courier New" w:hAnsi="Courier New" w:cs="Courier New"/>
-          <w:sz w:val="24"/>
-          <w:szCs w:val="24"/>
-        </w:rPr>
-        <w:t>import numpy as np</w:t>
-      </w:r>
-    </w:p>
-    <w:p>
-      <w:pPr>
-        <w:pStyle w:val="af4"/>
-        <w:ind w:left="0"/>
-        <w:rPr>
-          <w:rFonts w:ascii="Courier New" w:hAnsi="Courier New" w:cs="Courier New"/>
-          <w:sz w:val="24"/>
-          <w:szCs w:val="24"/>
-        </w:rPr>
-      </w:pPr>
-      <w:r>
-        <w:rPr>
-          <w:rFonts w:ascii="Courier New" w:hAnsi="Courier New" w:cs="Courier New"/>
-          <w:sz w:val="24"/>
-          <w:szCs w:val="24"/>
-        </w:rPr>
-        <w:t>import matplotlib.pyplot as plt</w:t>
-      </w:r>
-    </w:p>
-    <w:p>
-      <w:pPr>
-        <w:pStyle w:val="af4"/>
-        <w:ind w:left="0"/>
-        <w:rPr>
-          <w:rFonts w:ascii="Courier New" w:hAnsi="Courier New" w:cs="Courier New"/>
-          <w:sz w:val="24"/>
-          <w:szCs w:val="24"/>
-        </w:rPr>
-      </w:pPr>
-    </w:p>
-    <w:p>
-      <w:pPr>
-        <w:pStyle w:val="af4"/>
-        <w:ind w:left="0"/>
+        <w:rPr>
+          <w:rFonts w:ascii="Courier New" w:hAnsi="Courier New" w:cs="Courier New"/>
+          <w:sz w:val="24"/>
+          <w:szCs w:val="24"/>
+        </w:rPr>
+      </w:pPr>
+      <w:proofErr w:type="gramStart"/>
+      <w:r>
+        <w:rPr>
+          <w:rFonts w:ascii="Courier New" w:hAnsi="Courier New" w:cs="Courier New"/>
+          <w:sz w:val="24"/>
+          <w:szCs w:val="24"/>
+        </w:rPr>
+        <w:t>import</w:t>
+      </w:r>
+      <w:proofErr w:type="gramEnd"/>
+      <w:r>
+        <w:rPr>
+          <w:rFonts w:ascii="Courier New" w:hAnsi="Courier New" w:cs="Courier New"/>
+          <w:sz w:val="24"/>
+          <w:szCs w:val="24"/>
+        </w:rPr>
+        <w:t xml:space="preserve"> </w:t>
+      </w:r>
+      <w:proofErr w:type="spellStart"/>
+      <w:r>
+        <w:rPr>
+          <w:rFonts w:ascii="Courier New" w:hAnsi="Courier New" w:cs="Courier New"/>
+          <w:sz w:val="24"/>
+          <w:szCs w:val="24"/>
+        </w:rPr>
+        <w:t>numpy</w:t>
+      </w:r>
+      <w:proofErr w:type="spellEnd"/>
+      <w:r>
+        <w:rPr>
+          <w:rFonts w:ascii="Courier New" w:hAnsi="Courier New" w:cs="Courier New"/>
+          <w:sz w:val="24"/>
+          <w:szCs w:val="24"/>
+        </w:rPr>
+        <w:t xml:space="preserve"> as np</w:t>
+      </w:r>
+    </w:p>
+    <w:p>
+      <w:pPr>
+        <w:pStyle w:val="af4"/>
+        <w:rPr>
+          <w:rFonts w:ascii="Courier New" w:hAnsi="Courier New" w:cs="Courier New"/>
+          <w:sz w:val="24"/>
+          <w:szCs w:val="24"/>
+        </w:rPr>
+      </w:pPr>
+      <w:r>
+        <w:rPr>
+          <w:rFonts w:ascii="Courier New" w:hAnsi="Courier New" w:cs="Courier New"/>
+          <w:sz w:val="24"/>
+          <w:szCs w:val="24"/>
+        </w:rPr>
+        <w:t xml:space="preserve">import </w:t>
+      </w:r>
+      <w:proofErr w:type="spellStart"/>
+      <w:proofErr w:type="gramStart"/>
+      <w:r>
+        <w:rPr>
+          <w:rFonts w:ascii="Courier New" w:hAnsi="Courier New" w:cs="Courier New"/>
+          <w:sz w:val="24"/>
+          <w:szCs w:val="24"/>
+        </w:rPr>
+        <w:t>matplotlib.pyplot</w:t>
+      </w:r>
+      <w:proofErr w:type="spellEnd"/>
+      <w:proofErr w:type="gramEnd"/>
+      <w:r>
+        <w:rPr>
+          <w:rFonts w:ascii="Courier New" w:hAnsi="Courier New" w:cs="Courier New"/>
+          <w:sz w:val="24"/>
+          <w:szCs w:val="24"/>
+        </w:rPr>
+        <w:t xml:space="preserve"> as </w:t>
+      </w:r>
+      <w:proofErr w:type="spellStart"/>
+      <w:r>
+        <w:rPr>
+          <w:rFonts w:ascii="Courier New" w:hAnsi="Courier New" w:cs="Courier New"/>
+          <w:sz w:val="24"/>
+          <w:szCs w:val="24"/>
+        </w:rPr>
+        <w:t>plt</w:t>
+      </w:r>
+      <w:proofErr w:type="spellEnd"/>
+    </w:p>
+    <w:p>
+      <w:pPr>
+        <w:pStyle w:val="af4"/>
+        <w:rPr>
+          <w:rFonts w:ascii="Courier New" w:hAnsi="Courier New" w:cs="Courier New"/>
+          <w:sz w:val="24"/>
+          <w:szCs w:val="24"/>
+        </w:rPr>
+      </w:pPr>
+    </w:p>
+    <w:p>
+      <w:pPr>
+        <w:pStyle w:val="af4"/>
         <w:rPr>
           <w:rFonts w:ascii="Courier New" w:hAnsi="Courier New" w:cs="Courier New"/>
           <w:sz w:val="24"/>
@@ -4210,7 +4387,6 @@
     <w:p>
       <w:pPr>
         <w:pStyle w:val="af4"/>
-        <w:ind w:left="0"/>
         <w:rPr>
           <w:rFonts w:ascii="Courier New" w:hAnsi="Courier New" w:cs="Courier New"/>
           <w:sz w:val="24"/>
@@ -4229,94 +4405,230 @@
     <w:p>
       <w:pPr>
         <w:pStyle w:val="af4"/>
-        <w:ind w:left="0"/>
-        <w:rPr>
-          <w:rFonts w:ascii="Courier New" w:hAnsi="Courier New" w:cs="Courier New"/>
-          <w:sz w:val="24"/>
-          <w:szCs w:val="24"/>
-        </w:rPr>
-      </w:pPr>
-    </w:p>
-    <w:p>
-      <w:pPr>
-        <w:pStyle w:val="af4"/>
-        <w:ind w:left="0"/>
-        <w:rPr>
-          <w:rFonts w:ascii="Courier New" w:hAnsi="Courier New" w:cs="Courier New"/>
-          <w:sz w:val="24"/>
-          <w:szCs w:val="24"/>
-        </w:rPr>
-      </w:pPr>
-      <w:r>
-        <w:rPr>
-          <w:rFonts w:ascii="Courier New" w:hAnsi="Courier New" w:cs="Courier New"/>
-          <w:sz w:val="24"/>
-          <w:szCs w:val="24"/>
-        </w:rPr>
-        <w:t>def viewPlot(flag = 0, x = 0, y = 0):</w:t>
-      </w:r>
-    </w:p>
-    <w:p>
-      <w:pPr>
-        <w:pStyle w:val="af4"/>
-        <w:ind w:left="0"/>
-        <w:rPr>
-          <w:rFonts w:ascii="Courier New" w:hAnsi="Courier New" w:cs="Courier New"/>
-          <w:sz w:val="24"/>
-          <w:szCs w:val="24"/>
-        </w:rPr>
-      </w:pPr>
-      <w:r>
-        <w:rPr>
-          <w:rFonts w:ascii="Courier New" w:hAnsi="Courier New" w:cs="Courier New"/>
-          <w:sz w:val="24"/>
-          <w:szCs w:val="24"/>
-        </w:rPr>
-        <w:t>    arr = np.linspace(-10, 6, 500)</w:t>
-      </w:r>
-    </w:p>
-    <w:p>
-      <w:pPr>
-        <w:pStyle w:val="af4"/>
-        <w:ind w:left="0"/>
-        <w:rPr>
-          <w:rFonts w:ascii="Courier New" w:hAnsi="Courier New" w:cs="Courier New"/>
-          <w:sz w:val="24"/>
-          <w:szCs w:val="24"/>
-        </w:rPr>
-      </w:pPr>
-      <w:r>
-        <w:rPr>
-          <w:rFonts w:ascii="Courier New" w:hAnsi="Courier New" w:cs="Courier New"/>
-          <w:sz w:val="24"/>
-          <w:szCs w:val="24"/>
-        </w:rPr>
-        <w:t>    plt.plot(arr, f(arr), label="f(x)")</w:t>
-      </w:r>
-    </w:p>
-    <w:p>
-      <w:pPr>
-        <w:pStyle w:val="af4"/>
-        <w:ind w:left="0"/>
-        <w:rPr>
-          <w:rFonts w:ascii="Courier New" w:hAnsi="Courier New" w:cs="Courier New"/>
-          <w:sz w:val="24"/>
-          <w:szCs w:val="24"/>
-        </w:rPr>
-      </w:pPr>
-      <w:r>
-        <w:rPr>
-          <w:rFonts w:ascii="Courier New" w:hAnsi="Courier New" w:cs="Courier New"/>
-          <w:sz w:val="24"/>
-          <w:szCs w:val="24"/>
-        </w:rPr>
-        <w:t>    plt.grid(True)</w:t>
-      </w:r>
-    </w:p>
-    <w:p>
-      <w:pPr>
-        <w:pStyle w:val="af4"/>
-        <w:ind w:left="0"/>
+        <w:rPr>
+          <w:rFonts w:ascii="Courier New" w:hAnsi="Courier New" w:cs="Courier New"/>
+          <w:sz w:val="24"/>
+          <w:szCs w:val="24"/>
+        </w:rPr>
+      </w:pPr>
+    </w:p>
+    <w:p>
+      <w:pPr>
+        <w:pStyle w:val="af4"/>
+        <w:rPr>
+          <w:rFonts w:ascii="Courier New" w:hAnsi="Courier New" w:cs="Courier New"/>
+          <w:sz w:val="24"/>
+          <w:szCs w:val="24"/>
+        </w:rPr>
+      </w:pPr>
+      <w:r>
+        <w:rPr>
+          <w:rFonts w:ascii="Courier New" w:hAnsi="Courier New" w:cs="Courier New"/>
+          <w:sz w:val="24"/>
+          <w:szCs w:val="24"/>
+        </w:rPr>
+        <w:t xml:space="preserve">def </w:t>
+      </w:r>
+      <w:proofErr w:type="spellStart"/>
+      <w:proofErr w:type="gramStart"/>
+      <w:r>
+        <w:rPr>
+          <w:rFonts w:ascii="Courier New" w:hAnsi="Courier New" w:cs="Courier New"/>
+          <w:sz w:val="24"/>
+          <w:szCs w:val="24"/>
+        </w:rPr>
+        <w:t>viewPlot</w:t>
+      </w:r>
+      <w:proofErr w:type="spellEnd"/>
+      <w:r>
+        <w:rPr>
+          <w:rFonts w:ascii="Courier New" w:hAnsi="Courier New" w:cs="Courier New"/>
+          <w:sz w:val="24"/>
+          <w:szCs w:val="24"/>
+        </w:rPr>
+        <w:t>(</w:t>
+      </w:r>
+      <w:proofErr w:type="gramEnd"/>
+      <w:r>
+        <w:rPr>
+          <w:rFonts w:ascii="Courier New" w:hAnsi="Courier New" w:cs="Courier New"/>
+          <w:sz w:val="24"/>
+          <w:szCs w:val="24"/>
+        </w:rPr>
+        <w:t>flag=0, x=0, y=0):</w:t>
+      </w:r>
+    </w:p>
+    <w:p>
+      <w:pPr>
+        <w:pStyle w:val="af4"/>
+        <w:rPr>
+          <w:rFonts w:ascii="Courier New" w:hAnsi="Courier New" w:cs="Courier New"/>
+          <w:sz w:val="24"/>
+          <w:szCs w:val="24"/>
+        </w:rPr>
+      </w:pPr>
+      <w:r>
+        <w:rPr>
+          <w:rFonts w:ascii="Courier New" w:hAnsi="Courier New" w:cs="Courier New"/>
+          <w:sz w:val="24"/>
+          <w:szCs w:val="24"/>
+        </w:rPr>
+        <w:t xml:space="preserve">    </w:t>
+      </w:r>
+      <w:proofErr w:type="spellStart"/>
+      <w:r>
+        <w:rPr>
+          <w:rFonts w:ascii="Courier New" w:hAnsi="Courier New" w:cs="Courier New"/>
+          <w:sz w:val="24"/>
+          <w:szCs w:val="24"/>
+        </w:rPr>
+        <w:t>arr</w:t>
+      </w:r>
+      <w:proofErr w:type="spellEnd"/>
+      <w:r>
+        <w:rPr>
+          <w:rFonts w:ascii="Courier New" w:hAnsi="Courier New" w:cs="Courier New"/>
+          <w:sz w:val="24"/>
+          <w:szCs w:val="24"/>
+        </w:rPr>
+        <w:t xml:space="preserve"> = </w:t>
+      </w:r>
+      <w:proofErr w:type="spellStart"/>
+      <w:proofErr w:type="gramStart"/>
+      <w:r>
+        <w:rPr>
+          <w:rFonts w:ascii="Courier New" w:hAnsi="Courier New" w:cs="Courier New"/>
+          <w:sz w:val="24"/>
+          <w:szCs w:val="24"/>
+        </w:rPr>
+        <w:t>np.linspace</w:t>
+      </w:r>
+      <w:proofErr w:type="spellEnd"/>
+      <w:proofErr w:type="gramEnd"/>
+      <w:r>
+        <w:rPr>
+          <w:rFonts w:ascii="Courier New" w:hAnsi="Courier New" w:cs="Courier New"/>
+          <w:sz w:val="24"/>
+          <w:szCs w:val="24"/>
+        </w:rPr>
+        <w:t>(-10, 6, 500)</w:t>
+      </w:r>
+    </w:p>
+    <w:p>
+      <w:pPr>
+        <w:pStyle w:val="af4"/>
+        <w:rPr>
+          <w:rFonts w:ascii="Courier New" w:hAnsi="Courier New" w:cs="Courier New"/>
+          <w:sz w:val="24"/>
+          <w:szCs w:val="24"/>
+        </w:rPr>
+      </w:pPr>
+      <w:r>
+        <w:rPr>
+          <w:rFonts w:ascii="Courier New" w:hAnsi="Courier New" w:cs="Courier New"/>
+          <w:sz w:val="24"/>
+          <w:szCs w:val="24"/>
+        </w:rPr>
+        <w:t xml:space="preserve">    </w:t>
+      </w:r>
+      <w:proofErr w:type="spellStart"/>
+      <w:proofErr w:type="gramStart"/>
+      <w:r>
+        <w:rPr>
+          <w:rFonts w:ascii="Courier New" w:hAnsi="Courier New" w:cs="Courier New"/>
+          <w:sz w:val="24"/>
+          <w:szCs w:val="24"/>
+        </w:rPr>
+        <w:t>plt.plot</w:t>
+      </w:r>
+      <w:proofErr w:type="spellEnd"/>
+      <w:proofErr w:type="gramEnd"/>
+      <w:r>
+        <w:rPr>
+          <w:rFonts w:ascii="Courier New" w:hAnsi="Courier New" w:cs="Courier New"/>
+          <w:sz w:val="24"/>
+          <w:szCs w:val="24"/>
+        </w:rPr>
+        <w:t>(</w:t>
+      </w:r>
+      <w:proofErr w:type="spellStart"/>
+      <w:r>
+        <w:rPr>
+          <w:rFonts w:ascii="Courier New" w:hAnsi="Courier New" w:cs="Courier New"/>
+          <w:sz w:val="24"/>
+          <w:szCs w:val="24"/>
+        </w:rPr>
+        <w:t>arr</w:t>
+      </w:r>
+      <w:proofErr w:type="spellEnd"/>
+      <w:r>
+        <w:rPr>
+          <w:rFonts w:ascii="Courier New" w:hAnsi="Courier New" w:cs="Courier New"/>
+          <w:sz w:val="24"/>
+          <w:szCs w:val="24"/>
+        </w:rPr>
+        <w:t>, f(</w:t>
+      </w:r>
+      <w:proofErr w:type="spellStart"/>
+      <w:r>
+        <w:rPr>
+          <w:rFonts w:ascii="Courier New" w:hAnsi="Courier New" w:cs="Courier New"/>
+          <w:sz w:val="24"/>
+          <w:szCs w:val="24"/>
+        </w:rPr>
+        <w:t>arr</w:t>
+      </w:r>
+      <w:proofErr w:type="spellEnd"/>
+      <w:r>
+        <w:rPr>
+          <w:rFonts w:ascii="Courier New" w:hAnsi="Courier New" w:cs="Courier New"/>
+          <w:sz w:val="24"/>
+          <w:szCs w:val="24"/>
+        </w:rPr>
+        <w:t>), label="f(x)")</w:t>
+      </w:r>
+    </w:p>
+    <w:p>
+      <w:pPr>
+        <w:pStyle w:val="af4"/>
+        <w:rPr>
+          <w:rFonts w:ascii="Courier New" w:hAnsi="Courier New" w:cs="Courier New"/>
+          <w:sz w:val="24"/>
+          <w:szCs w:val="24"/>
+        </w:rPr>
+      </w:pPr>
+      <w:r>
+        <w:rPr>
+          <w:rFonts w:ascii="Courier New" w:hAnsi="Courier New" w:cs="Courier New"/>
+          <w:sz w:val="24"/>
+          <w:szCs w:val="24"/>
+        </w:rPr>
+        <w:t xml:space="preserve">    </w:t>
+      </w:r>
+      <w:proofErr w:type="spellStart"/>
+      <w:proofErr w:type="gramStart"/>
+      <w:r>
+        <w:rPr>
+          <w:rFonts w:ascii="Courier New" w:hAnsi="Courier New" w:cs="Courier New"/>
+          <w:sz w:val="24"/>
+          <w:szCs w:val="24"/>
+        </w:rPr>
+        <w:t>plt.grid</w:t>
+      </w:r>
+      <w:proofErr w:type="spellEnd"/>
+      <w:proofErr w:type="gramEnd"/>
+      <w:r>
+        <w:rPr>
+          <w:rFonts w:ascii="Courier New" w:hAnsi="Courier New" w:cs="Courier New"/>
+          <w:sz w:val="24"/>
+          <w:szCs w:val="24"/>
+        </w:rPr>
+        <w:t>(True)</w:t>
+      </w:r>
+    </w:p>
+    <w:p>
+      <w:pPr>
+        <w:pStyle w:val="af4"/>
         <w:rPr>
           <w:rFonts w:ascii="Courier New" w:hAnsi="Courier New" w:cs="Courier New"/>
           <w:sz w:val="24"/>
@@ -4335,20 +4647,39 @@
     <w:p>
       <w:pPr>
         <w:pStyle w:val="af4"/>
-        <w:ind w:left="0"/>
-        <w:rPr>
-          <w:rFonts w:ascii="Courier New" w:hAnsi="Courier New" w:cs="Courier New"/>
-          <w:sz w:val="24"/>
-          <w:szCs w:val="24"/>
-        </w:rPr>
-      </w:pPr>
-      <w:r>
-        <w:rPr>
-          <w:rFonts w:ascii="Courier New" w:hAnsi="Courier New" w:cs="Courier New"/>
-          <w:sz w:val="24"/>
-          <w:szCs w:val="24"/>
-        </w:rPr>
-        <w:t>        plt.plot(x, y, 'o', color="red", label="</w:t>
+        <w:rPr>
+          <w:rFonts w:ascii="Courier New" w:hAnsi="Courier New" w:cs="Courier New"/>
+          <w:sz w:val="24"/>
+          <w:szCs w:val="24"/>
+        </w:rPr>
+      </w:pPr>
+      <w:r>
+        <w:rPr>
+          <w:rFonts w:ascii="Courier New" w:hAnsi="Courier New" w:cs="Courier New"/>
+          <w:sz w:val="24"/>
+          <w:szCs w:val="24"/>
+        </w:rPr>
+        <w:t xml:space="preserve">        </w:t>
+      </w:r>
+      <w:proofErr w:type="spellStart"/>
+      <w:proofErr w:type="gramStart"/>
+      <w:r>
+        <w:rPr>
+          <w:rFonts w:ascii="Courier New" w:hAnsi="Courier New" w:cs="Courier New"/>
+          <w:sz w:val="24"/>
+          <w:szCs w:val="24"/>
+        </w:rPr>
+        <w:t>plt.plot</w:t>
+      </w:r>
+      <w:proofErr w:type="spellEnd"/>
+      <w:proofErr w:type="gramEnd"/>
+      <w:r>
+        <w:rPr>
+          <w:rFonts w:ascii="Courier New" w:hAnsi="Courier New" w:cs="Courier New"/>
+          <w:sz w:val="24"/>
+          <w:szCs w:val="24"/>
+        </w:rPr>
+        <w:t>(x, y, 'o', color="red", label="</w:t>
       </w:r>
       <w:r>
         <w:rPr>
@@ -4405,103 +4736,4512 @@
     <w:p>
       <w:pPr>
         <w:pStyle w:val="af4"/>
-        <w:ind w:left="0"/>
-        <w:rPr>
-          <w:rFonts w:ascii="Courier New" w:hAnsi="Courier New" w:cs="Courier New"/>
-          <w:sz w:val="24"/>
-          <w:szCs w:val="24"/>
-        </w:rPr>
-      </w:pPr>
-      <w:r>
-        <w:rPr>
-          <w:rFonts w:ascii="Courier New" w:hAnsi="Courier New" w:cs="Courier New"/>
-          <w:sz w:val="24"/>
-          <w:szCs w:val="24"/>
-        </w:rPr>
-        <w:t>    plt.legend()</w:t>
-      </w:r>
-    </w:p>
-    <w:p>
-      <w:pPr>
-        <w:pStyle w:val="af4"/>
-        <w:ind w:left="0"/>
-        <w:rPr>
-          <w:rFonts w:ascii="Courier New" w:hAnsi="Courier New" w:cs="Courier New"/>
-          <w:sz w:val="24"/>
-          <w:szCs w:val="24"/>
-        </w:rPr>
-      </w:pPr>
-      <w:r>
-        <w:rPr>
-          <w:rFonts w:ascii="Courier New" w:hAnsi="Courier New" w:cs="Courier New"/>
-          <w:sz w:val="24"/>
-          <w:szCs w:val="24"/>
-        </w:rPr>
-        <w:t>    plt.show()</w:t>
-      </w:r>
-    </w:p>
-    <w:p>
-      <w:pPr>
-        <w:pStyle w:val="af4"/>
-        <w:ind w:left="0"/>
-        <w:rPr>
-          <w:rFonts w:ascii="Courier New" w:hAnsi="Courier New" w:cs="Courier New"/>
-          <w:sz w:val="24"/>
-          <w:szCs w:val="24"/>
-        </w:rPr>
-      </w:pPr>
-    </w:p>
-    <w:p>
-      <w:pPr>
-        <w:pStyle w:val="af4"/>
-        <w:ind w:left="0"/>
-        <w:rPr>
-          <w:rFonts w:ascii="Courier New" w:hAnsi="Courier New" w:cs="Courier New"/>
-          <w:sz w:val="24"/>
-          <w:szCs w:val="24"/>
-        </w:rPr>
-      </w:pPr>
-      <w:r>
-        <w:rPr>
-          <w:rFonts w:ascii="Courier New" w:hAnsi="Courier New" w:cs="Courier New"/>
-          <w:sz w:val="24"/>
-          <w:szCs w:val="24"/>
-        </w:rPr>
-        <w:t>def mainloop():</w:t>
-      </w:r>
-    </w:p>
-    <w:p>
-      <w:pPr>
-        <w:pStyle w:val="af4"/>
-        <w:ind w:left="0"/>
-        <w:rPr>
-          <w:rFonts w:ascii="Courier New" w:hAnsi="Courier New" w:cs="Courier New"/>
-          <w:sz w:val="24"/>
-          <w:szCs w:val="24"/>
-        </w:rPr>
-      </w:pPr>
-      <w:r>
-        <w:rPr>
-          <w:rFonts w:ascii="Courier New" w:hAnsi="Courier New" w:cs="Courier New"/>
-          <w:sz w:val="24"/>
-          <w:szCs w:val="24"/>
-        </w:rPr>
-        <w:t xml:space="preserve">    eps = 0.05  # </w:t>
-      </w:r>
-      <w:r>
-        <w:rPr>
-          <w:rFonts w:ascii="Courier New" w:hAnsi="Courier New" w:cs="Courier New"/>
-          <w:sz w:val="24"/>
-          <w:szCs w:val="24"/>
-          <w:lang w:val="ru-RU"/>
-        </w:rPr>
-        <w:t>погрешность</w:t>
-      </w:r>
-    </w:p>
-    <w:p>
-      <w:pPr>
-        <w:pStyle w:val="af4"/>
-        <w:ind w:left="0"/>
+        <w:rPr>
+          <w:rFonts w:ascii="Courier New" w:hAnsi="Courier New" w:cs="Courier New"/>
+          <w:sz w:val="24"/>
+          <w:szCs w:val="24"/>
+          <w:lang w:val="ru-RU"/>
+        </w:rPr>
+      </w:pPr>
+      <w:r>
+        <w:rPr>
+          <w:rFonts w:ascii="Courier New" w:hAnsi="Courier New" w:cs="Courier New"/>
+          <w:sz w:val="24"/>
+          <w:szCs w:val="24"/>
+        </w:rPr>
+        <w:t xml:space="preserve">    </w:t>
+      </w:r>
+      <w:proofErr w:type="spellStart"/>
+      <w:proofErr w:type="gramStart"/>
+      <w:r>
+        <w:rPr>
+          <w:rFonts w:ascii="Courier New" w:hAnsi="Courier New" w:cs="Courier New"/>
+          <w:sz w:val="24"/>
+          <w:szCs w:val="24"/>
+          <w:lang w:val="ru-RU"/>
+        </w:rPr>
+        <w:t>plt.legend</w:t>
+      </w:r>
+      <w:proofErr w:type="spellEnd"/>
+      <w:proofErr w:type="gramEnd"/>
+      <w:r>
+        <w:rPr>
+          <w:rFonts w:ascii="Courier New" w:hAnsi="Courier New" w:cs="Courier New"/>
+          <w:sz w:val="24"/>
+          <w:szCs w:val="24"/>
+          <w:lang w:val="ru-RU"/>
+        </w:rPr>
+        <w:t>()</w:t>
+      </w:r>
+    </w:p>
+    <w:p>
+      <w:pPr>
+        <w:pStyle w:val="af4"/>
+        <w:rPr>
+          <w:rFonts w:ascii="Courier New" w:hAnsi="Courier New" w:cs="Courier New"/>
+          <w:sz w:val="24"/>
+          <w:szCs w:val="24"/>
+          <w:lang w:val="ru-RU"/>
+        </w:rPr>
+      </w:pPr>
+      <w:r>
+        <w:rPr>
+          <w:rFonts w:ascii="Courier New" w:hAnsi="Courier New" w:cs="Courier New"/>
+          <w:sz w:val="24"/>
+          <w:szCs w:val="24"/>
+          <w:lang w:val="ru-RU"/>
+        </w:rPr>
+        <w:t xml:space="preserve">    </w:t>
+      </w:r>
+      <w:proofErr w:type="spellStart"/>
+      <w:proofErr w:type="gramStart"/>
+      <w:r>
+        <w:rPr>
+          <w:rFonts w:ascii="Courier New" w:hAnsi="Courier New" w:cs="Courier New"/>
+          <w:sz w:val="24"/>
+          <w:szCs w:val="24"/>
+          <w:lang w:val="ru-RU"/>
+        </w:rPr>
+        <w:t>plt.show</w:t>
+      </w:r>
+      <w:proofErr w:type="spellEnd"/>
+      <w:proofErr w:type="gramEnd"/>
+      <w:r>
+        <w:rPr>
+          <w:rFonts w:ascii="Courier New" w:hAnsi="Courier New" w:cs="Courier New"/>
+          <w:sz w:val="24"/>
+          <w:szCs w:val="24"/>
+          <w:lang w:val="ru-RU"/>
+        </w:rPr>
+        <w:t>()</w:t>
+      </w:r>
+    </w:p>
+    <w:p>
+      <w:pPr>
+        <w:pStyle w:val="af4"/>
+        <w:rPr>
+          <w:rFonts w:ascii="Courier New" w:hAnsi="Courier New" w:cs="Courier New"/>
+          <w:sz w:val="24"/>
+          <w:szCs w:val="24"/>
+        </w:rPr>
+      </w:pPr>
+    </w:p>
+    <w:p>
+      <w:pPr>
+        <w:pStyle w:val="af4"/>
+        <w:rPr>
+          <w:rFonts w:ascii="Courier New" w:hAnsi="Courier New" w:cs="Courier New"/>
+          <w:sz w:val="24"/>
+          <w:szCs w:val="24"/>
+        </w:rPr>
+      </w:pPr>
+      <w:r>
+        <w:rPr>
+          <w:rFonts w:ascii="Courier New" w:hAnsi="Courier New" w:cs="Courier New"/>
+          <w:sz w:val="24"/>
+          <w:szCs w:val="24"/>
+        </w:rPr>
+        <w:t xml:space="preserve">HEADER = (" № </w:t>
+      </w:r>
+      <w:r>
+        <w:rPr>
+          <w:rFonts w:ascii="Courier New" w:hAnsi="Courier New" w:cs="Courier New"/>
+          <w:sz w:val="24"/>
+          <w:szCs w:val="24"/>
+          <w:lang w:val="ru-RU"/>
+        </w:rPr>
+        <w:t>Итерации</w:t>
+      </w:r>
+      <w:r>
+        <w:rPr>
+          <w:rFonts w:ascii="Courier New" w:hAnsi="Courier New" w:cs="Courier New"/>
+          <w:sz w:val="24"/>
+          <w:szCs w:val="24"/>
+        </w:rPr>
+        <w:t xml:space="preserve"> |    a    |    b    |   x_1   </w:t>
+      </w:r>
+      <w:proofErr w:type="gramStart"/>
+      <w:r>
+        <w:rPr>
+          <w:rFonts w:ascii="Courier New" w:hAnsi="Courier New" w:cs="Courier New"/>
+          <w:sz w:val="24"/>
+          <w:szCs w:val="24"/>
+        </w:rPr>
+        <w:t>|  f</w:t>
+      </w:r>
+      <w:proofErr w:type="gramEnd"/>
+      <w:r>
+        <w:rPr>
+          <w:rFonts w:ascii="Courier New" w:hAnsi="Courier New" w:cs="Courier New"/>
+          <w:sz w:val="24"/>
+          <w:szCs w:val="24"/>
+        </w:rPr>
+        <w:t>(x_1) |"</w:t>
+      </w:r>
+    </w:p>
+    <w:p>
+      <w:pPr>
+        <w:pStyle w:val="af4"/>
+        <w:rPr>
+          <w:rFonts w:ascii="Courier New" w:hAnsi="Courier New" w:cs="Courier New"/>
+          <w:sz w:val="24"/>
+          <w:szCs w:val="24"/>
+          <w:lang w:val="ru-RU"/>
+        </w:rPr>
+      </w:pPr>
+      <w:r>
+        <w:rPr>
+          <w:rFonts w:ascii="Courier New" w:hAnsi="Courier New" w:cs="Courier New"/>
+          <w:sz w:val="24"/>
+          <w:szCs w:val="24"/>
+        </w:rPr>
+        <w:t xml:space="preserve">          </w:t>
+      </w:r>
+      <w:r>
+        <w:rPr>
+          <w:rFonts w:ascii="Courier New" w:hAnsi="Courier New" w:cs="Courier New"/>
+          <w:sz w:val="24"/>
+          <w:szCs w:val="24"/>
+          <w:lang w:val="ru-RU"/>
+        </w:rPr>
+        <w:t xml:space="preserve">"   x_2   </w:t>
+      </w:r>
+      <w:proofErr w:type="gramStart"/>
+      <w:r>
+        <w:rPr>
+          <w:rFonts w:ascii="Courier New" w:hAnsi="Courier New" w:cs="Courier New"/>
+          <w:sz w:val="24"/>
+          <w:szCs w:val="24"/>
+          <w:lang w:val="ru-RU"/>
+        </w:rPr>
+        <w:t>|  f</w:t>
+      </w:r>
+      <w:proofErr w:type="gramEnd"/>
+      <w:r>
+        <w:rPr>
+          <w:rFonts w:ascii="Courier New" w:hAnsi="Courier New" w:cs="Courier New"/>
+          <w:sz w:val="24"/>
+          <w:szCs w:val="24"/>
+          <w:lang w:val="ru-RU"/>
+        </w:rPr>
+        <w:t xml:space="preserve">(x_2) |   </w:t>
+      </w:r>
+      <w:proofErr w:type="spellStart"/>
+      <w:r>
+        <w:rPr>
+          <w:rFonts w:ascii="Courier New" w:hAnsi="Courier New" w:cs="Courier New"/>
+          <w:sz w:val="24"/>
+          <w:szCs w:val="24"/>
+          <w:lang w:val="ru-RU"/>
+        </w:rPr>
+        <w:t>x_m</w:t>
+      </w:r>
+      <w:proofErr w:type="spellEnd"/>
+      <w:r>
+        <w:rPr>
+          <w:rFonts w:ascii="Courier New" w:hAnsi="Courier New" w:cs="Courier New"/>
+          <w:sz w:val="24"/>
+          <w:szCs w:val="24"/>
+          <w:lang w:val="ru-RU"/>
+        </w:rPr>
+        <w:t xml:space="preserve">   </w:t>
+      </w:r>
+      <w:proofErr w:type="gramStart"/>
+      <w:r>
+        <w:rPr>
+          <w:rFonts w:ascii="Courier New" w:hAnsi="Courier New" w:cs="Courier New"/>
+          <w:sz w:val="24"/>
+          <w:szCs w:val="24"/>
+          <w:lang w:val="ru-RU"/>
+        </w:rPr>
+        <w:t>|  f</w:t>
+      </w:r>
+      <w:proofErr w:type="gramEnd"/>
+      <w:r>
+        <w:rPr>
+          <w:rFonts w:ascii="Courier New" w:hAnsi="Courier New" w:cs="Courier New"/>
+          <w:sz w:val="24"/>
+          <w:szCs w:val="24"/>
+          <w:lang w:val="ru-RU"/>
+        </w:rPr>
+        <w:t>(</w:t>
+      </w:r>
+      <w:proofErr w:type="spellStart"/>
+      <w:r>
+        <w:rPr>
+          <w:rFonts w:ascii="Courier New" w:hAnsi="Courier New" w:cs="Courier New"/>
+          <w:sz w:val="24"/>
+          <w:szCs w:val="24"/>
+          <w:lang w:val="ru-RU"/>
+        </w:rPr>
+        <w:t>x_m</w:t>
+      </w:r>
+      <w:proofErr w:type="spellEnd"/>
+      <w:r>
+        <w:rPr>
+          <w:rFonts w:ascii="Courier New" w:hAnsi="Courier New" w:cs="Courier New"/>
+          <w:sz w:val="24"/>
+          <w:szCs w:val="24"/>
+          <w:lang w:val="ru-RU"/>
+        </w:rPr>
+        <w:t>) ")</w:t>
+      </w:r>
+    </w:p>
+    <w:p>
+      <w:pPr>
+        <w:pStyle w:val="af4"/>
+        <w:rPr>
+          <w:rFonts w:ascii="Courier New" w:hAnsi="Courier New" w:cs="Courier New"/>
+          <w:sz w:val="24"/>
+          <w:szCs w:val="24"/>
+          <w:lang w:val="ru-RU"/>
+        </w:rPr>
+      </w:pPr>
+      <w:r>
+        <w:rPr>
+          <w:rFonts w:ascii="Courier New" w:hAnsi="Courier New" w:cs="Courier New"/>
+          <w:sz w:val="24"/>
+          <w:szCs w:val="24"/>
+          <w:lang w:val="ru-RU"/>
+        </w:rPr>
+        <w:t>ROW    = ("{:11d} | {:7.4f} | {:7.4f} | {:7.4f} | {:7.3f} |"</w:t>
+      </w:r>
+    </w:p>
+    <w:p>
+      <w:pPr>
+        <w:pStyle w:val="af4"/>
+        <w:rPr>
+          <w:rFonts w:ascii="Courier New" w:hAnsi="Courier New" w:cs="Courier New"/>
+          <w:sz w:val="24"/>
+          <w:szCs w:val="24"/>
+        </w:rPr>
+      </w:pPr>
+      <w:r>
+        <w:rPr>
+          <w:rFonts w:ascii="Courier New" w:hAnsi="Courier New" w:cs="Courier New"/>
+          <w:sz w:val="24"/>
+          <w:szCs w:val="24"/>
+          <w:lang w:val="ru-RU"/>
+        </w:rPr>
+        <w:t xml:space="preserve">          </w:t>
+      </w:r>
+      <w:proofErr w:type="gramStart"/>
+      <w:r>
+        <w:rPr>
+          <w:rFonts w:ascii="Courier New" w:hAnsi="Courier New" w:cs="Courier New"/>
+          <w:sz w:val="24"/>
+          <w:szCs w:val="24"/>
+        </w:rPr>
+        <w:t>" {:</w:t>
+      </w:r>
+      <w:proofErr w:type="gramEnd"/>
+      <w:r>
+        <w:rPr>
+          <w:rFonts w:ascii="Courier New" w:hAnsi="Courier New" w:cs="Courier New"/>
+          <w:sz w:val="24"/>
+          <w:szCs w:val="24"/>
+        </w:rPr>
+        <w:t>7.4f} | {:7.3f} | {:7.4f} | {:7.3</w:t>
+      </w:r>
+      <w:proofErr w:type="gramStart"/>
+      <w:r>
+        <w:rPr>
+          <w:rFonts w:ascii="Courier New" w:hAnsi="Courier New" w:cs="Courier New"/>
+          <w:sz w:val="24"/>
+          <w:szCs w:val="24"/>
+        </w:rPr>
+        <w:t>f}"</w:t>
+      </w:r>
+      <w:proofErr w:type="gramEnd"/>
+      <w:r>
+        <w:rPr>
+          <w:rFonts w:ascii="Courier New" w:hAnsi="Courier New" w:cs="Courier New"/>
+          <w:sz w:val="24"/>
+          <w:szCs w:val="24"/>
+        </w:rPr>
+        <w:t>)</w:t>
+      </w:r>
+    </w:p>
+    <w:p>
+      <w:pPr>
+        <w:pStyle w:val="af4"/>
+        <w:rPr>
+          <w:rFonts w:ascii="Courier New" w:hAnsi="Courier New" w:cs="Courier New"/>
+          <w:sz w:val="24"/>
+          <w:szCs w:val="24"/>
+        </w:rPr>
+      </w:pPr>
+    </w:p>
+    <w:p>
+      <w:pPr>
+        <w:pStyle w:val="af4"/>
+        <w:rPr>
+          <w:rFonts w:ascii="Courier New" w:hAnsi="Courier New" w:cs="Courier New"/>
+          <w:sz w:val="24"/>
+          <w:szCs w:val="24"/>
+        </w:rPr>
+      </w:pPr>
+      <w:r>
+        <w:rPr>
+          <w:rFonts w:ascii="Courier New" w:hAnsi="Courier New" w:cs="Courier New"/>
+          <w:sz w:val="24"/>
+          <w:szCs w:val="24"/>
+        </w:rPr>
+        <w:t xml:space="preserve">def </w:t>
+      </w:r>
+      <w:proofErr w:type="spellStart"/>
+      <w:r>
+        <w:rPr>
+          <w:rFonts w:ascii="Courier New" w:hAnsi="Courier New" w:cs="Courier New"/>
+          <w:sz w:val="24"/>
+          <w:szCs w:val="24"/>
+        </w:rPr>
+        <w:t>print_</w:t>
+      </w:r>
+      <w:proofErr w:type="gramStart"/>
+      <w:r>
+        <w:rPr>
+          <w:rFonts w:ascii="Courier New" w:hAnsi="Courier New" w:cs="Courier New"/>
+          <w:sz w:val="24"/>
+          <w:szCs w:val="24"/>
+        </w:rPr>
+        <w:t>result</w:t>
+      </w:r>
+      <w:proofErr w:type="spellEnd"/>
+      <w:r>
+        <w:rPr>
+          <w:rFonts w:ascii="Courier New" w:hAnsi="Courier New" w:cs="Courier New"/>
+          <w:sz w:val="24"/>
+          <w:szCs w:val="24"/>
+        </w:rPr>
+        <w:t>(</w:t>
+      </w:r>
+      <w:proofErr w:type="gramEnd"/>
+      <w:r>
+        <w:rPr>
+          <w:rFonts w:ascii="Courier New" w:hAnsi="Courier New" w:cs="Courier New"/>
+          <w:sz w:val="24"/>
+          <w:szCs w:val="24"/>
+        </w:rPr>
+        <w:t xml:space="preserve">name, </w:t>
+      </w:r>
+      <w:proofErr w:type="spellStart"/>
+      <w:r>
+        <w:rPr>
+          <w:rFonts w:ascii="Courier New" w:hAnsi="Courier New" w:cs="Courier New"/>
+          <w:sz w:val="24"/>
+          <w:szCs w:val="24"/>
+        </w:rPr>
+        <w:t>x_min</w:t>
+      </w:r>
+      <w:proofErr w:type="spellEnd"/>
+      <w:r>
+        <w:rPr>
+          <w:rFonts w:ascii="Courier New" w:hAnsi="Courier New" w:cs="Courier New"/>
+          <w:sz w:val="24"/>
+          <w:szCs w:val="24"/>
+        </w:rPr>
+        <w:t xml:space="preserve">, </w:t>
+      </w:r>
+      <w:proofErr w:type="spellStart"/>
+      <w:r>
+        <w:rPr>
+          <w:rFonts w:ascii="Courier New" w:hAnsi="Courier New" w:cs="Courier New"/>
+          <w:sz w:val="24"/>
+          <w:szCs w:val="24"/>
+        </w:rPr>
+        <w:t>f_min</w:t>
+      </w:r>
+      <w:proofErr w:type="spellEnd"/>
+      <w:r>
+        <w:rPr>
+          <w:rFonts w:ascii="Courier New" w:hAnsi="Courier New" w:cs="Courier New"/>
+          <w:sz w:val="24"/>
+          <w:szCs w:val="24"/>
+        </w:rPr>
+        <w:t>, a, b, iterations):</w:t>
+      </w:r>
+    </w:p>
+    <w:p>
+      <w:pPr>
+        <w:pStyle w:val="af4"/>
+        <w:rPr>
+          <w:rFonts w:ascii="Courier New" w:hAnsi="Courier New" w:cs="Courier New"/>
+          <w:sz w:val="24"/>
+          <w:szCs w:val="24"/>
+          <w:lang w:val="ru-RU"/>
+        </w:rPr>
+      </w:pPr>
+      <w:r>
+        <w:rPr>
+          <w:rFonts w:ascii="Courier New" w:hAnsi="Courier New" w:cs="Courier New"/>
+          <w:sz w:val="24"/>
+          <w:szCs w:val="24"/>
+        </w:rPr>
+        <w:t xml:space="preserve">    </w:t>
+      </w:r>
+      <w:proofErr w:type="spellStart"/>
+      <w:proofErr w:type="gramStart"/>
+      <w:r>
+        <w:rPr>
+          <w:rFonts w:ascii="Courier New" w:hAnsi="Courier New" w:cs="Courier New"/>
+          <w:sz w:val="24"/>
+          <w:szCs w:val="24"/>
+          <w:lang w:val="ru-RU"/>
+        </w:rPr>
+        <w:t>print</w:t>
+      </w:r>
+      <w:proofErr w:type="spellEnd"/>
+      <w:r>
+        <w:rPr>
+          <w:rFonts w:ascii="Courier New" w:hAnsi="Courier New" w:cs="Courier New"/>
+          <w:sz w:val="24"/>
+          <w:szCs w:val="24"/>
+          <w:lang w:val="ru-RU"/>
+        </w:rPr>
+        <w:t>(</w:t>
+      </w:r>
+      <w:proofErr w:type="gramEnd"/>
+      <w:r>
+        <w:rPr>
+          <w:rFonts w:ascii="Courier New" w:hAnsi="Courier New" w:cs="Courier New"/>
+          <w:sz w:val="24"/>
+          <w:szCs w:val="24"/>
+          <w:lang w:val="ru-RU"/>
+        </w:rPr>
+        <w:t>f"\n\</w:t>
+      </w:r>
+      <w:proofErr w:type="spellStart"/>
+      <w:r>
+        <w:rPr>
+          <w:rFonts w:ascii="Courier New" w:hAnsi="Courier New" w:cs="Courier New"/>
+          <w:sz w:val="24"/>
+          <w:szCs w:val="24"/>
+          <w:lang w:val="ru-RU"/>
+        </w:rPr>
+        <w:t>nРезультат</w:t>
+      </w:r>
+      <w:proofErr w:type="spellEnd"/>
+      <w:r>
+        <w:rPr>
+          <w:rFonts w:ascii="Courier New" w:hAnsi="Courier New" w:cs="Courier New"/>
+          <w:sz w:val="24"/>
+          <w:szCs w:val="24"/>
+          <w:lang w:val="ru-RU"/>
+        </w:rPr>
+        <w:t xml:space="preserve"> вычисления по методу {</w:t>
+      </w:r>
+      <w:proofErr w:type="spellStart"/>
+      <w:r>
+        <w:rPr>
+          <w:rFonts w:ascii="Courier New" w:hAnsi="Courier New" w:cs="Courier New"/>
+          <w:sz w:val="24"/>
+          <w:szCs w:val="24"/>
+          <w:lang w:val="ru-RU"/>
+        </w:rPr>
+        <w:t>name</w:t>
+      </w:r>
+      <w:proofErr w:type="spellEnd"/>
+      <w:r>
+        <w:rPr>
+          <w:rFonts w:ascii="Courier New" w:hAnsi="Courier New" w:cs="Courier New"/>
+          <w:sz w:val="24"/>
+          <w:szCs w:val="24"/>
+          <w:lang w:val="ru-RU"/>
+        </w:rPr>
+        <w:t>}:")</w:t>
+      </w:r>
+    </w:p>
+    <w:p>
+      <w:pPr>
+        <w:pStyle w:val="af4"/>
+        <w:rPr>
+          <w:rFonts w:ascii="Courier New" w:hAnsi="Courier New" w:cs="Courier New"/>
+          <w:sz w:val="24"/>
+          <w:szCs w:val="24"/>
+          <w:lang w:val="ru-RU"/>
+        </w:rPr>
+      </w:pPr>
+      <w:r>
+        <w:rPr>
+          <w:rFonts w:ascii="Courier New" w:hAnsi="Courier New" w:cs="Courier New"/>
+          <w:sz w:val="24"/>
+          <w:szCs w:val="24"/>
+          <w:lang w:val="ru-RU"/>
+        </w:rPr>
+        <w:t xml:space="preserve">    </w:t>
+      </w:r>
+      <w:proofErr w:type="spellStart"/>
+      <w:proofErr w:type="gramStart"/>
+      <w:r>
+        <w:rPr>
+          <w:rFonts w:ascii="Courier New" w:hAnsi="Courier New" w:cs="Courier New"/>
+          <w:sz w:val="24"/>
+          <w:szCs w:val="24"/>
+          <w:lang w:val="ru-RU"/>
+        </w:rPr>
+        <w:t>print</w:t>
+      </w:r>
+      <w:proofErr w:type="spellEnd"/>
+      <w:r>
+        <w:rPr>
+          <w:rFonts w:ascii="Courier New" w:hAnsi="Courier New" w:cs="Courier New"/>
+          <w:sz w:val="24"/>
+          <w:szCs w:val="24"/>
+          <w:lang w:val="ru-RU"/>
+        </w:rPr>
+        <w:t>(</w:t>
+      </w:r>
+      <w:proofErr w:type="gramEnd"/>
+      <w:r>
+        <w:rPr>
+          <w:rFonts w:ascii="Courier New" w:hAnsi="Courier New" w:cs="Courier New"/>
+          <w:sz w:val="24"/>
+          <w:szCs w:val="24"/>
+          <w:lang w:val="ru-RU"/>
+        </w:rPr>
+        <w:t xml:space="preserve">f"    Точка минимума: </w:t>
+      </w:r>
+      <w:proofErr w:type="spellStart"/>
+      <w:r>
+        <w:rPr>
+          <w:rFonts w:ascii="Courier New" w:hAnsi="Courier New" w:cs="Courier New"/>
+          <w:sz w:val="24"/>
+          <w:szCs w:val="24"/>
+          <w:lang w:val="ru-RU"/>
+        </w:rPr>
+        <w:t>x_min</w:t>
+      </w:r>
+      <w:proofErr w:type="spellEnd"/>
+      <w:r>
+        <w:rPr>
+          <w:rFonts w:ascii="Courier New" w:hAnsi="Courier New" w:cs="Courier New"/>
+          <w:sz w:val="24"/>
+          <w:szCs w:val="24"/>
+          <w:lang w:val="ru-RU"/>
+        </w:rPr>
+        <w:t xml:space="preserve"> = {x_min:.6f}")</w:t>
+      </w:r>
+    </w:p>
+    <w:p>
+      <w:pPr>
+        <w:pStyle w:val="af4"/>
+        <w:rPr>
+          <w:rFonts w:ascii="Courier New" w:hAnsi="Courier New" w:cs="Courier New"/>
+          <w:sz w:val="24"/>
+          <w:szCs w:val="24"/>
+          <w:lang w:val="ru-RU"/>
+        </w:rPr>
+      </w:pPr>
+      <w:r>
+        <w:rPr>
+          <w:rFonts w:ascii="Courier New" w:hAnsi="Courier New" w:cs="Courier New"/>
+          <w:sz w:val="24"/>
+          <w:szCs w:val="24"/>
+          <w:lang w:val="ru-RU"/>
+        </w:rPr>
+        <w:t xml:space="preserve">    </w:t>
+      </w:r>
+      <w:proofErr w:type="spellStart"/>
+      <w:proofErr w:type="gramStart"/>
+      <w:r>
+        <w:rPr>
+          <w:rFonts w:ascii="Courier New" w:hAnsi="Courier New" w:cs="Courier New"/>
+          <w:sz w:val="24"/>
+          <w:szCs w:val="24"/>
+          <w:lang w:val="ru-RU"/>
+        </w:rPr>
+        <w:t>print</w:t>
+      </w:r>
+      <w:proofErr w:type="spellEnd"/>
+      <w:r>
+        <w:rPr>
+          <w:rFonts w:ascii="Courier New" w:hAnsi="Courier New" w:cs="Courier New"/>
+          <w:sz w:val="24"/>
+          <w:szCs w:val="24"/>
+          <w:lang w:val="ru-RU"/>
+        </w:rPr>
+        <w:t>(</w:t>
+      </w:r>
+      <w:proofErr w:type="gramEnd"/>
+      <w:r>
+        <w:rPr>
+          <w:rFonts w:ascii="Courier New" w:hAnsi="Courier New" w:cs="Courier New"/>
+          <w:sz w:val="24"/>
+          <w:szCs w:val="24"/>
+          <w:lang w:val="ru-RU"/>
+        </w:rPr>
+        <w:t>f"    Значение в точке минимума: f(</w:t>
+      </w:r>
+      <w:proofErr w:type="spellStart"/>
+      <w:r>
+        <w:rPr>
+          <w:rFonts w:ascii="Courier New" w:hAnsi="Courier New" w:cs="Courier New"/>
+          <w:sz w:val="24"/>
+          <w:szCs w:val="24"/>
+          <w:lang w:val="ru-RU"/>
+        </w:rPr>
+        <w:t>x_min</w:t>
+      </w:r>
+      <w:proofErr w:type="spellEnd"/>
+      <w:r>
+        <w:rPr>
+          <w:rFonts w:ascii="Courier New" w:hAnsi="Courier New" w:cs="Courier New"/>
+          <w:sz w:val="24"/>
+          <w:szCs w:val="24"/>
+          <w:lang w:val="ru-RU"/>
+        </w:rPr>
+        <w:t>) = {f_min:.6f}")</w:t>
+      </w:r>
+    </w:p>
+    <w:p>
+      <w:pPr>
+        <w:pStyle w:val="af4"/>
+        <w:rPr>
+          <w:rFonts w:ascii="Courier New" w:hAnsi="Courier New" w:cs="Courier New"/>
+          <w:sz w:val="24"/>
+          <w:szCs w:val="24"/>
+          <w:lang w:val="ru-RU"/>
+        </w:rPr>
+      </w:pPr>
+      <w:r>
+        <w:rPr>
+          <w:rFonts w:ascii="Courier New" w:hAnsi="Courier New" w:cs="Courier New"/>
+          <w:sz w:val="24"/>
+          <w:szCs w:val="24"/>
+          <w:lang w:val="ru-RU"/>
+        </w:rPr>
+        <w:t xml:space="preserve">    </w:t>
+      </w:r>
+      <w:proofErr w:type="spellStart"/>
+      <w:proofErr w:type="gramStart"/>
+      <w:r>
+        <w:rPr>
+          <w:rFonts w:ascii="Courier New" w:hAnsi="Courier New" w:cs="Courier New"/>
+          <w:sz w:val="24"/>
+          <w:szCs w:val="24"/>
+          <w:lang w:val="ru-RU"/>
+        </w:rPr>
+        <w:t>print</w:t>
+      </w:r>
+      <w:proofErr w:type="spellEnd"/>
+      <w:r>
+        <w:rPr>
+          <w:rFonts w:ascii="Courier New" w:hAnsi="Courier New" w:cs="Courier New"/>
+          <w:sz w:val="24"/>
+          <w:szCs w:val="24"/>
+          <w:lang w:val="ru-RU"/>
+        </w:rPr>
+        <w:t>(</w:t>
+      </w:r>
+      <w:proofErr w:type="gramEnd"/>
+      <w:r>
+        <w:rPr>
+          <w:rFonts w:ascii="Courier New" w:hAnsi="Courier New" w:cs="Courier New"/>
+          <w:sz w:val="24"/>
+          <w:szCs w:val="24"/>
+          <w:lang w:val="ru-RU"/>
+        </w:rPr>
+        <w:t>f"    Интервал (границы): [{a:.6f}; {b:.6f}]")</w:t>
+      </w:r>
+    </w:p>
+    <w:p>
+      <w:pPr>
+        <w:pStyle w:val="af4"/>
+        <w:rPr>
+          <w:rFonts w:ascii="Courier New" w:hAnsi="Courier New" w:cs="Courier New"/>
+          <w:sz w:val="24"/>
+          <w:szCs w:val="24"/>
+          <w:lang w:val="ru-RU"/>
+        </w:rPr>
+      </w:pPr>
+      <w:r>
+        <w:rPr>
+          <w:rFonts w:ascii="Courier New" w:hAnsi="Courier New" w:cs="Courier New"/>
+          <w:sz w:val="24"/>
+          <w:szCs w:val="24"/>
+          <w:lang w:val="ru-RU"/>
+        </w:rPr>
+        <w:t xml:space="preserve">    </w:t>
+      </w:r>
+      <w:proofErr w:type="spellStart"/>
+      <w:proofErr w:type="gramStart"/>
+      <w:r>
+        <w:rPr>
+          <w:rFonts w:ascii="Courier New" w:hAnsi="Courier New" w:cs="Courier New"/>
+          <w:sz w:val="24"/>
+          <w:szCs w:val="24"/>
+          <w:lang w:val="ru-RU"/>
+        </w:rPr>
+        <w:t>print</w:t>
+      </w:r>
+      <w:proofErr w:type="spellEnd"/>
+      <w:r>
+        <w:rPr>
+          <w:rFonts w:ascii="Courier New" w:hAnsi="Courier New" w:cs="Courier New"/>
+          <w:sz w:val="24"/>
+          <w:szCs w:val="24"/>
+          <w:lang w:val="ru-RU"/>
+        </w:rPr>
+        <w:t>(</w:t>
+      </w:r>
+      <w:proofErr w:type="gramEnd"/>
+      <w:r>
+        <w:rPr>
+          <w:rFonts w:ascii="Courier New" w:hAnsi="Courier New" w:cs="Courier New"/>
+          <w:sz w:val="24"/>
+          <w:szCs w:val="24"/>
+          <w:lang w:val="ru-RU"/>
+        </w:rPr>
+        <w:t>f"    Длина интервала: {</w:t>
+      </w:r>
+      <w:proofErr w:type="spellStart"/>
+      <w:proofErr w:type="gramStart"/>
+      <w:r>
+        <w:rPr>
+          <w:rFonts w:ascii="Courier New" w:hAnsi="Courier New" w:cs="Courier New"/>
+          <w:sz w:val="24"/>
+          <w:szCs w:val="24"/>
+          <w:lang w:val="ru-RU"/>
+        </w:rPr>
+        <w:t>np.abs</w:t>
+      </w:r>
+      <w:proofErr w:type="spellEnd"/>
+      <w:r>
+        <w:rPr>
+          <w:rFonts w:ascii="Courier New" w:hAnsi="Courier New" w:cs="Courier New"/>
+          <w:sz w:val="24"/>
+          <w:szCs w:val="24"/>
+          <w:lang w:val="ru-RU"/>
+        </w:rPr>
+        <w:t>(</w:t>
+      </w:r>
+      <w:proofErr w:type="gramEnd"/>
+      <w:r>
+        <w:rPr>
+          <w:rFonts w:ascii="Courier New" w:hAnsi="Courier New" w:cs="Courier New"/>
+          <w:sz w:val="24"/>
+          <w:szCs w:val="24"/>
+          <w:lang w:val="ru-RU"/>
+        </w:rPr>
+        <w:t>b - a):.6f}")</w:t>
+      </w:r>
+    </w:p>
+    <w:p>
+      <w:pPr>
+        <w:pStyle w:val="af4"/>
+        <w:rPr>
+          <w:rFonts w:ascii="Courier New" w:hAnsi="Courier New" w:cs="Courier New"/>
+          <w:sz w:val="24"/>
+          <w:szCs w:val="24"/>
+        </w:rPr>
+      </w:pPr>
+      <w:r>
+        <w:rPr>
+          <w:rFonts w:ascii="Courier New" w:hAnsi="Courier New" w:cs="Courier New"/>
+          <w:sz w:val="24"/>
+          <w:szCs w:val="24"/>
+          <w:lang w:val="ru-RU"/>
+        </w:rPr>
+        <w:t xml:space="preserve">    </w:t>
+      </w:r>
+      <w:proofErr w:type="gramStart"/>
+      <w:r>
+        <w:rPr>
+          <w:rFonts w:ascii="Courier New" w:hAnsi="Courier New" w:cs="Courier New"/>
+          <w:sz w:val="24"/>
+          <w:szCs w:val="24"/>
+        </w:rPr>
+        <w:t>print(</w:t>
+      </w:r>
+      <w:proofErr w:type="gramEnd"/>
+      <w:r>
+        <w:rPr>
+          <w:rFonts w:ascii="Courier New" w:hAnsi="Courier New" w:cs="Courier New"/>
+          <w:sz w:val="24"/>
+          <w:szCs w:val="24"/>
+        </w:rPr>
+        <w:t>f"    </w:t>
+      </w:r>
+      <w:r>
+        <w:rPr>
+          <w:rFonts w:ascii="Courier New" w:hAnsi="Courier New" w:cs="Courier New"/>
+          <w:sz w:val="24"/>
+          <w:szCs w:val="24"/>
+          <w:lang w:val="ru-RU"/>
+        </w:rPr>
+        <w:t>Заняло</w:t>
+      </w:r>
+      <w:r>
+        <w:rPr>
+          <w:rFonts w:ascii="Courier New" w:hAnsi="Courier New" w:cs="Courier New"/>
+          <w:sz w:val="24"/>
+          <w:szCs w:val="24"/>
+        </w:rPr>
+        <w:t xml:space="preserve"> </w:t>
+      </w:r>
+      <w:r>
+        <w:rPr>
+          <w:rFonts w:ascii="Courier New" w:hAnsi="Courier New" w:cs="Courier New"/>
+          <w:sz w:val="24"/>
+          <w:szCs w:val="24"/>
+          <w:lang w:val="ru-RU"/>
+        </w:rPr>
+        <w:t>итераций</w:t>
+      </w:r>
+      <w:r>
+        <w:rPr>
+          <w:rFonts w:ascii="Courier New" w:hAnsi="Courier New" w:cs="Courier New"/>
+          <w:sz w:val="24"/>
+          <w:szCs w:val="24"/>
+        </w:rPr>
+        <w:t>: {</w:t>
+      </w:r>
+      <w:proofErr w:type="gramStart"/>
+      <w:r>
+        <w:rPr>
+          <w:rFonts w:ascii="Courier New" w:hAnsi="Courier New" w:cs="Courier New"/>
+          <w:sz w:val="24"/>
+          <w:szCs w:val="24"/>
+        </w:rPr>
+        <w:t>iterations}"</w:t>
+      </w:r>
+      <w:proofErr w:type="gramEnd"/>
+      <w:r>
+        <w:rPr>
+          <w:rFonts w:ascii="Courier New" w:hAnsi="Courier New" w:cs="Courier New"/>
+          <w:sz w:val="24"/>
+          <w:szCs w:val="24"/>
+        </w:rPr>
+        <w:t>)</w:t>
+      </w:r>
+    </w:p>
+    <w:p>
+      <w:pPr>
+        <w:pStyle w:val="af4"/>
+        <w:rPr>
+          <w:rFonts w:ascii="Courier New" w:hAnsi="Courier New" w:cs="Courier New"/>
+          <w:sz w:val="24"/>
+          <w:szCs w:val="24"/>
+        </w:rPr>
+      </w:pPr>
+      <w:r>
+        <w:rPr>
+          <w:rFonts w:ascii="Courier New" w:hAnsi="Courier New" w:cs="Courier New"/>
+          <w:sz w:val="24"/>
+          <w:szCs w:val="24"/>
+        </w:rPr>
+        <w:t>    print("==========================================================\n\n")</w:t>
+      </w:r>
+    </w:p>
+    <w:p>
+      <w:pPr>
+        <w:pStyle w:val="af4"/>
+        <w:rPr>
+          <w:rFonts w:ascii="Courier New" w:hAnsi="Courier New" w:cs="Courier New"/>
+          <w:sz w:val="24"/>
+          <w:szCs w:val="24"/>
+        </w:rPr>
+      </w:pPr>
+    </w:p>
+    <w:p>
+      <w:pPr>
+        <w:pStyle w:val="af4"/>
+        <w:rPr>
+          <w:rFonts w:ascii="Courier New" w:hAnsi="Courier New" w:cs="Courier New"/>
+          <w:sz w:val="24"/>
+          <w:szCs w:val="24"/>
+        </w:rPr>
+      </w:pPr>
+      <w:r>
+        <w:rPr>
+          <w:rFonts w:ascii="Courier New" w:hAnsi="Courier New" w:cs="Courier New"/>
+          <w:sz w:val="24"/>
+          <w:szCs w:val="24"/>
+        </w:rPr>
+        <w:t xml:space="preserve">def </w:t>
+      </w:r>
+      <w:proofErr w:type="spellStart"/>
+      <w:r>
+        <w:rPr>
+          <w:rFonts w:ascii="Courier New" w:hAnsi="Courier New" w:cs="Courier New"/>
+          <w:sz w:val="24"/>
+          <w:szCs w:val="24"/>
+        </w:rPr>
+        <w:t>method_division</w:t>
+      </w:r>
+      <w:proofErr w:type="spellEnd"/>
+      <w:r>
+        <w:rPr>
+          <w:rFonts w:ascii="Courier New" w:hAnsi="Courier New" w:cs="Courier New"/>
+          <w:sz w:val="24"/>
+          <w:szCs w:val="24"/>
+        </w:rPr>
+        <w:t>(eps):</w:t>
+      </w:r>
+    </w:p>
+    <w:p>
+      <w:pPr>
+        <w:pStyle w:val="af4"/>
+        <w:rPr>
+          <w:rFonts w:ascii="Courier New" w:hAnsi="Courier New" w:cs="Courier New"/>
+          <w:sz w:val="24"/>
+          <w:szCs w:val="24"/>
+        </w:rPr>
+      </w:pPr>
+      <w:r>
+        <w:rPr>
+          <w:rFonts w:ascii="Courier New" w:hAnsi="Courier New" w:cs="Courier New"/>
+          <w:sz w:val="24"/>
+          <w:szCs w:val="24"/>
+        </w:rPr>
+        <w:t>    a, b = -10, 6</w:t>
+      </w:r>
+    </w:p>
+    <w:p>
+      <w:pPr>
+        <w:pStyle w:val="af4"/>
+        <w:rPr>
+          <w:rFonts w:ascii="Courier New" w:hAnsi="Courier New" w:cs="Courier New"/>
+          <w:sz w:val="24"/>
+          <w:szCs w:val="24"/>
+        </w:rPr>
+      </w:pPr>
+      <w:r>
+        <w:rPr>
+          <w:rFonts w:ascii="Courier New" w:hAnsi="Courier New" w:cs="Courier New"/>
+          <w:sz w:val="24"/>
+          <w:szCs w:val="24"/>
+        </w:rPr>
+        <w:t xml:space="preserve">    </w:t>
+      </w:r>
+      <w:proofErr w:type="spellStart"/>
+      <w:r>
+        <w:rPr>
+          <w:rFonts w:ascii="Courier New" w:hAnsi="Courier New" w:cs="Courier New"/>
+          <w:sz w:val="24"/>
+          <w:szCs w:val="24"/>
+        </w:rPr>
+        <w:t>x_m</w:t>
+      </w:r>
+      <w:proofErr w:type="spellEnd"/>
+      <w:r>
+        <w:rPr>
+          <w:rFonts w:ascii="Courier New" w:hAnsi="Courier New" w:cs="Courier New"/>
+          <w:sz w:val="24"/>
+          <w:szCs w:val="24"/>
+        </w:rPr>
+        <w:t xml:space="preserve"> = (a + b) / 2</w:t>
+      </w:r>
+    </w:p>
+    <w:p>
+      <w:pPr>
+        <w:pStyle w:val="af4"/>
+        <w:rPr>
+          <w:rFonts w:ascii="Courier New" w:hAnsi="Courier New" w:cs="Courier New"/>
+          <w:sz w:val="24"/>
+          <w:szCs w:val="24"/>
+        </w:rPr>
+      </w:pPr>
+      <w:r>
+        <w:rPr>
+          <w:rFonts w:ascii="Courier New" w:hAnsi="Courier New" w:cs="Courier New"/>
+          <w:sz w:val="24"/>
+          <w:szCs w:val="24"/>
+        </w:rPr>
+        <w:t>    l = b - a</w:t>
+      </w:r>
+    </w:p>
+    <w:p>
+      <w:pPr>
+        <w:pStyle w:val="af4"/>
+        <w:rPr>
+          <w:rFonts w:ascii="Courier New" w:hAnsi="Courier New" w:cs="Courier New"/>
+          <w:sz w:val="24"/>
+          <w:szCs w:val="24"/>
+        </w:rPr>
+      </w:pPr>
+      <w:r>
+        <w:rPr>
+          <w:rFonts w:ascii="Courier New" w:hAnsi="Courier New" w:cs="Courier New"/>
+          <w:sz w:val="24"/>
+          <w:szCs w:val="24"/>
+        </w:rPr>
+        <w:t>    iterations = 0</w:t>
+      </w:r>
+    </w:p>
+    <w:p>
+      <w:pPr>
+        <w:pStyle w:val="af4"/>
+        <w:rPr>
+          <w:rFonts w:ascii="Courier New" w:hAnsi="Courier New" w:cs="Courier New"/>
+          <w:sz w:val="24"/>
+          <w:szCs w:val="24"/>
+        </w:rPr>
+      </w:pPr>
+      <w:r>
+        <w:rPr>
+          <w:rFonts w:ascii="Courier New" w:hAnsi="Courier New" w:cs="Courier New"/>
+          <w:sz w:val="24"/>
+          <w:szCs w:val="24"/>
+        </w:rPr>
+        <w:t xml:space="preserve">    </w:t>
+      </w:r>
+      <w:proofErr w:type="gramStart"/>
+      <w:r>
+        <w:rPr>
+          <w:rFonts w:ascii="Courier New" w:hAnsi="Courier New" w:cs="Courier New"/>
+          <w:sz w:val="24"/>
+          <w:szCs w:val="24"/>
+        </w:rPr>
+        <w:t>print(</w:t>
+      </w:r>
+      <w:proofErr w:type="gramEnd"/>
+      <w:r>
+        <w:rPr>
+          <w:rFonts w:ascii="Courier New" w:hAnsi="Courier New" w:cs="Courier New"/>
+          <w:sz w:val="24"/>
+          <w:szCs w:val="24"/>
+        </w:rPr>
+        <w:t>HEADER)</w:t>
+      </w:r>
+    </w:p>
+    <w:p>
+      <w:pPr>
+        <w:pStyle w:val="af4"/>
+        <w:rPr>
+          <w:rFonts w:ascii="Courier New" w:hAnsi="Courier New" w:cs="Courier New"/>
+          <w:sz w:val="24"/>
+          <w:szCs w:val="24"/>
+        </w:rPr>
+      </w:pPr>
+      <w:r>
+        <w:rPr>
+          <w:rFonts w:ascii="Courier New" w:hAnsi="Courier New" w:cs="Courier New"/>
+          <w:sz w:val="24"/>
+          <w:szCs w:val="24"/>
+        </w:rPr>
+        <w:t xml:space="preserve">    while </w:t>
+      </w:r>
+      <w:proofErr w:type="spellStart"/>
+      <w:r>
+        <w:rPr>
+          <w:rFonts w:ascii="Courier New" w:hAnsi="Courier New" w:cs="Courier New"/>
+          <w:sz w:val="24"/>
+          <w:szCs w:val="24"/>
+        </w:rPr>
+        <w:t>np.abs</w:t>
+      </w:r>
+      <w:proofErr w:type="spellEnd"/>
+      <w:r>
+        <w:rPr>
+          <w:rFonts w:ascii="Courier New" w:hAnsi="Courier New" w:cs="Courier New"/>
+          <w:sz w:val="24"/>
+          <w:szCs w:val="24"/>
+        </w:rPr>
+        <w:t>(l) &gt;= eps:</w:t>
+      </w:r>
+    </w:p>
+    <w:p>
+      <w:pPr>
+        <w:pStyle w:val="af4"/>
+        <w:rPr>
+          <w:rFonts w:ascii="Courier New" w:hAnsi="Courier New" w:cs="Courier New"/>
+          <w:sz w:val="24"/>
+          <w:szCs w:val="24"/>
+        </w:rPr>
+      </w:pPr>
+      <w:r>
+        <w:rPr>
+          <w:rFonts w:ascii="Courier New" w:hAnsi="Courier New" w:cs="Courier New"/>
+          <w:sz w:val="24"/>
+          <w:szCs w:val="24"/>
+        </w:rPr>
+        <w:t>        iterations += 1</w:t>
+      </w:r>
+    </w:p>
+    <w:p>
+      <w:pPr>
+        <w:pStyle w:val="af4"/>
+        <w:rPr>
+          <w:rFonts w:ascii="Courier New" w:hAnsi="Courier New" w:cs="Courier New"/>
+          <w:sz w:val="24"/>
+          <w:szCs w:val="24"/>
+        </w:rPr>
+      </w:pPr>
+      <w:r>
+        <w:rPr>
+          <w:rFonts w:ascii="Courier New" w:hAnsi="Courier New" w:cs="Courier New"/>
+          <w:sz w:val="24"/>
+          <w:szCs w:val="24"/>
+        </w:rPr>
+        <w:t>        x_1 = a + l / 4</w:t>
+      </w:r>
+    </w:p>
+    <w:p>
+      <w:pPr>
+        <w:pStyle w:val="af4"/>
+        <w:rPr>
+          <w:rFonts w:ascii="Courier New" w:hAnsi="Courier New" w:cs="Courier New"/>
+          <w:sz w:val="24"/>
+          <w:szCs w:val="24"/>
+        </w:rPr>
+      </w:pPr>
+      <w:r>
+        <w:rPr>
+          <w:rFonts w:ascii="Courier New" w:hAnsi="Courier New" w:cs="Courier New"/>
+          <w:sz w:val="24"/>
+          <w:szCs w:val="24"/>
+        </w:rPr>
+        <w:t>        x_2 = b - l / 4</w:t>
+      </w:r>
+    </w:p>
+    <w:p>
+      <w:pPr>
+        <w:pStyle w:val="af4"/>
+        <w:rPr>
+          <w:rFonts w:ascii="Courier New" w:hAnsi="Courier New" w:cs="Courier New"/>
+          <w:sz w:val="24"/>
+          <w:szCs w:val="24"/>
+        </w:rPr>
+      </w:pPr>
+      <w:r>
+        <w:rPr>
+          <w:rFonts w:ascii="Courier New" w:hAnsi="Courier New" w:cs="Courier New"/>
+          <w:sz w:val="24"/>
+          <w:szCs w:val="24"/>
+        </w:rPr>
+        <w:t>        fx_1 = f(x_1)</w:t>
+      </w:r>
+    </w:p>
+    <w:p>
+      <w:pPr>
+        <w:pStyle w:val="af4"/>
+        <w:rPr>
+          <w:rFonts w:ascii="Courier New" w:hAnsi="Courier New" w:cs="Courier New"/>
+          <w:sz w:val="24"/>
+          <w:szCs w:val="24"/>
+        </w:rPr>
+      </w:pPr>
+      <w:r>
+        <w:rPr>
+          <w:rFonts w:ascii="Courier New" w:hAnsi="Courier New" w:cs="Courier New"/>
+          <w:sz w:val="24"/>
+          <w:szCs w:val="24"/>
+        </w:rPr>
+        <w:t>        fx_2 = f(x_2)</w:t>
+      </w:r>
+    </w:p>
+    <w:p>
+      <w:pPr>
+        <w:pStyle w:val="af4"/>
+        <w:rPr>
+          <w:rFonts w:ascii="Courier New" w:hAnsi="Courier New" w:cs="Courier New"/>
+          <w:sz w:val="24"/>
+          <w:szCs w:val="24"/>
+        </w:rPr>
+      </w:pPr>
+      <w:r>
+        <w:rPr>
+          <w:rFonts w:ascii="Courier New" w:hAnsi="Courier New" w:cs="Courier New"/>
+          <w:sz w:val="24"/>
+          <w:szCs w:val="24"/>
+        </w:rPr>
+        <w:t xml:space="preserve">        </w:t>
+      </w:r>
+      <w:proofErr w:type="spellStart"/>
+      <w:r>
+        <w:rPr>
+          <w:rFonts w:ascii="Courier New" w:hAnsi="Courier New" w:cs="Courier New"/>
+          <w:sz w:val="24"/>
+          <w:szCs w:val="24"/>
+        </w:rPr>
+        <w:t>fx_m</w:t>
+      </w:r>
+      <w:proofErr w:type="spellEnd"/>
+      <w:r>
+        <w:rPr>
+          <w:rFonts w:ascii="Courier New" w:hAnsi="Courier New" w:cs="Courier New"/>
+          <w:sz w:val="24"/>
+          <w:szCs w:val="24"/>
+        </w:rPr>
+        <w:t xml:space="preserve"> = f(</w:t>
+      </w:r>
+      <w:proofErr w:type="spellStart"/>
+      <w:r>
+        <w:rPr>
+          <w:rFonts w:ascii="Courier New" w:hAnsi="Courier New" w:cs="Courier New"/>
+          <w:sz w:val="24"/>
+          <w:szCs w:val="24"/>
+        </w:rPr>
+        <w:t>x_m</w:t>
+      </w:r>
+      <w:proofErr w:type="spellEnd"/>
+      <w:r>
+        <w:rPr>
+          <w:rFonts w:ascii="Courier New" w:hAnsi="Courier New" w:cs="Courier New"/>
+          <w:sz w:val="24"/>
+          <w:szCs w:val="24"/>
+        </w:rPr>
+        <w:t>)</w:t>
+      </w:r>
+    </w:p>
+    <w:p>
+      <w:pPr>
+        <w:pStyle w:val="af4"/>
+        <w:rPr>
+          <w:rFonts w:ascii="Courier New" w:hAnsi="Courier New" w:cs="Courier New"/>
+          <w:sz w:val="24"/>
+          <w:szCs w:val="24"/>
+        </w:rPr>
+      </w:pPr>
+      <w:r>
+        <w:rPr>
+          <w:rFonts w:ascii="Courier New" w:hAnsi="Courier New" w:cs="Courier New"/>
+          <w:sz w:val="24"/>
+          <w:szCs w:val="24"/>
+        </w:rPr>
+        <w:t xml:space="preserve">        if fx_1 &lt; </w:t>
+      </w:r>
+      <w:proofErr w:type="spellStart"/>
+      <w:r>
+        <w:rPr>
+          <w:rFonts w:ascii="Courier New" w:hAnsi="Courier New" w:cs="Courier New"/>
+          <w:sz w:val="24"/>
+          <w:szCs w:val="24"/>
+        </w:rPr>
+        <w:t>fx_m</w:t>
+      </w:r>
+      <w:proofErr w:type="spellEnd"/>
+      <w:r>
+        <w:rPr>
+          <w:rFonts w:ascii="Courier New" w:hAnsi="Courier New" w:cs="Courier New"/>
+          <w:sz w:val="24"/>
+          <w:szCs w:val="24"/>
+        </w:rPr>
+        <w:t>:</w:t>
+      </w:r>
+    </w:p>
+    <w:p>
+      <w:pPr>
+        <w:pStyle w:val="af4"/>
+        <w:rPr>
+          <w:rFonts w:ascii="Courier New" w:hAnsi="Courier New" w:cs="Courier New"/>
+          <w:sz w:val="24"/>
+          <w:szCs w:val="24"/>
+        </w:rPr>
+      </w:pPr>
+      <w:r>
+        <w:rPr>
+          <w:rFonts w:ascii="Courier New" w:hAnsi="Courier New" w:cs="Courier New"/>
+          <w:sz w:val="24"/>
+          <w:szCs w:val="24"/>
+        </w:rPr>
+        <w:t xml:space="preserve">            b = </w:t>
+      </w:r>
+      <w:proofErr w:type="spellStart"/>
+      <w:r>
+        <w:rPr>
+          <w:rFonts w:ascii="Courier New" w:hAnsi="Courier New" w:cs="Courier New"/>
+          <w:sz w:val="24"/>
+          <w:szCs w:val="24"/>
+        </w:rPr>
+        <w:t>x_m</w:t>
+      </w:r>
+      <w:proofErr w:type="spellEnd"/>
+    </w:p>
+    <w:p>
+      <w:pPr>
+        <w:pStyle w:val="af4"/>
+        <w:rPr>
+          <w:rFonts w:ascii="Courier New" w:hAnsi="Courier New" w:cs="Courier New"/>
+          <w:sz w:val="24"/>
+          <w:szCs w:val="24"/>
+        </w:rPr>
+      </w:pPr>
+      <w:r>
+        <w:rPr>
+          <w:rFonts w:ascii="Courier New" w:hAnsi="Courier New" w:cs="Courier New"/>
+          <w:sz w:val="24"/>
+          <w:szCs w:val="24"/>
+        </w:rPr>
+        <w:t xml:space="preserve">            </w:t>
+      </w:r>
+      <w:proofErr w:type="spellStart"/>
+      <w:r>
+        <w:rPr>
+          <w:rFonts w:ascii="Courier New" w:hAnsi="Courier New" w:cs="Courier New"/>
+          <w:sz w:val="24"/>
+          <w:szCs w:val="24"/>
+        </w:rPr>
+        <w:t>x_m</w:t>
+      </w:r>
+      <w:proofErr w:type="spellEnd"/>
+      <w:r>
+        <w:rPr>
+          <w:rFonts w:ascii="Courier New" w:hAnsi="Courier New" w:cs="Courier New"/>
+          <w:sz w:val="24"/>
+          <w:szCs w:val="24"/>
+        </w:rPr>
+        <w:t xml:space="preserve"> = x_1</w:t>
+      </w:r>
+    </w:p>
+    <w:p>
+      <w:pPr>
+        <w:pStyle w:val="af4"/>
+        <w:rPr>
+          <w:rFonts w:ascii="Courier New" w:hAnsi="Courier New" w:cs="Courier New"/>
+          <w:sz w:val="24"/>
+          <w:szCs w:val="24"/>
+        </w:rPr>
+      </w:pPr>
+      <w:r>
+        <w:rPr>
+          <w:rFonts w:ascii="Courier New" w:hAnsi="Courier New" w:cs="Courier New"/>
+          <w:sz w:val="24"/>
+          <w:szCs w:val="24"/>
+        </w:rPr>
+        <w:lastRenderedPageBreak/>
+        <w:t>            l = b - a</w:t>
+      </w:r>
+    </w:p>
+    <w:p>
+      <w:pPr>
+        <w:pStyle w:val="af4"/>
+        <w:rPr>
+          <w:rFonts w:ascii="Courier New" w:hAnsi="Courier New" w:cs="Courier New"/>
+          <w:sz w:val="24"/>
+          <w:szCs w:val="24"/>
+        </w:rPr>
+      </w:pPr>
+      <w:r>
+        <w:rPr>
+          <w:rFonts w:ascii="Courier New" w:hAnsi="Courier New" w:cs="Courier New"/>
+          <w:sz w:val="24"/>
+          <w:szCs w:val="24"/>
+        </w:rPr>
+        <w:t xml:space="preserve">        </w:t>
+      </w:r>
+      <w:proofErr w:type="spellStart"/>
+      <w:r>
+        <w:rPr>
+          <w:rFonts w:ascii="Courier New" w:hAnsi="Courier New" w:cs="Courier New"/>
+          <w:sz w:val="24"/>
+          <w:szCs w:val="24"/>
+        </w:rPr>
+        <w:t>elif</w:t>
+      </w:r>
+      <w:proofErr w:type="spellEnd"/>
+      <w:r>
+        <w:rPr>
+          <w:rFonts w:ascii="Courier New" w:hAnsi="Courier New" w:cs="Courier New"/>
+          <w:sz w:val="24"/>
+          <w:szCs w:val="24"/>
+        </w:rPr>
+        <w:t xml:space="preserve"> fx_2 &lt; </w:t>
+      </w:r>
+      <w:proofErr w:type="spellStart"/>
+      <w:r>
+        <w:rPr>
+          <w:rFonts w:ascii="Courier New" w:hAnsi="Courier New" w:cs="Courier New"/>
+          <w:sz w:val="24"/>
+          <w:szCs w:val="24"/>
+        </w:rPr>
+        <w:t>fx_m</w:t>
+      </w:r>
+      <w:proofErr w:type="spellEnd"/>
+      <w:r>
+        <w:rPr>
+          <w:rFonts w:ascii="Courier New" w:hAnsi="Courier New" w:cs="Courier New"/>
+          <w:sz w:val="24"/>
+          <w:szCs w:val="24"/>
+        </w:rPr>
+        <w:t>:</w:t>
+      </w:r>
+    </w:p>
+    <w:p>
+      <w:pPr>
+        <w:pStyle w:val="af4"/>
+        <w:rPr>
+          <w:rFonts w:ascii="Courier New" w:hAnsi="Courier New" w:cs="Courier New"/>
+          <w:sz w:val="24"/>
+          <w:szCs w:val="24"/>
+        </w:rPr>
+      </w:pPr>
+      <w:r>
+        <w:rPr>
+          <w:rFonts w:ascii="Courier New" w:hAnsi="Courier New" w:cs="Courier New"/>
+          <w:sz w:val="24"/>
+          <w:szCs w:val="24"/>
+        </w:rPr>
+        <w:t xml:space="preserve">            a = </w:t>
+      </w:r>
+      <w:proofErr w:type="spellStart"/>
+      <w:r>
+        <w:rPr>
+          <w:rFonts w:ascii="Courier New" w:hAnsi="Courier New" w:cs="Courier New"/>
+          <w:sz w:val="24"/>
+          <w:szCs w:val="24"/>
+        </w:rPr>
+        <w:t>x_m</w:t>
+      </w:r>
+      <w:proofErr w:type="spellEnd"/>
+    </w:p>
+    <w:p>
+      <w:pPr>
+        <w:pStyle w:val="af4"/>
+        <w:rPr>
+          <w:rFonts w:ascii="Courier New" w:hAnsi="Courier New" w:cs="Courier New"/>
+          <w:sz w:val="24"/>
+          <w:szCs w:val="24"/>
+        </w:rPr>
+      </w:pPr>
+      <w:r>
+        <w:rPr>
+          <w:rFonts w:ascii="Courier New" w:hAnsi="Courier New" w:cs="Courier New"/>
+          <w:sz w:val="24"/>
+          <w:szCs w:val="24"/>
+        </w:rPr>
+        <w:t xml:space="preserve">            </w:t>
+      </w:r>
+      <w:proofErr w:type="spellStart"/>
+      <w:r>
+        <w:rPr>
+          <w:rFonts w:ascii="Courier New" w:hAnsi="Courier New" w:cs="Courier New"/>
+          <w:sz w:val="24"/>
+          <w:szCs w:val="24"/>
+        </w:rPr>
+        <w:t>x_m</w:t>
+      </w:r>
+      <w:proofErr w:type="spellEnd"/>
+      <w:r>
+        <w:rPr>
+          <w:rFonts w:ascii="Courier New" w:hAnsi="Courier New" w:cs="Courier New"/>
+          <w:sz w:val="24"/>
+          <w:szCs w:val="24"/>
+        </w:rPr>
+        <w:t xml:space="preserve"> = x_2</w:t>
+      </w:r>
+    </w:p>
+    <w:p>
+      <w:pPr>
+        <w:pStyle w:val="af4"/>
+        <w:rPr>
+          <w:rFonts w:ascii="Courier New" w:hAnsi="Courier New" w:cs="Courier New"/>
+          <w:sz w:val="24"/>
+          <w:szCs w:val="24"/>
+        </w:rPr>
+      </w:pPr>
+      <w:r>
+        <w:rPr>
+          <w:rFonts w:ascii="Courier New" w:hAnsi="Courier New" w:cs="Courier New"/>
+          <w:sz w:val="24"/>
+          <w:szCs w:val="24"/>
+        </w:rPr>
+        <w:t>            l = b - a</w:t>
+      </w:r>
+    </w:p>
+    <w:p>
+      <w:pPr>
+        <w:pStyle w:val="af4"/>
+        <w:rPr>
+          <w:rFonts w:ascii="Courier New" w:hAnsi="Courier New" w:cs="Courier New"/>
+          <w:sz w:val="24"/>
+          <w:szCs w:val="24"/>
+        </w:rPr>
+      </w:pPr>
+      <w:r>
+        <w:rPr>
+          <w:rFonts w:ascii="Courier New" w:hAnsi="Courier New" w:cs="Courier New"/>
+          <w:sz w:val="24"/>
+          <w:szCs w:val="24"/>
+        </w:rPr>
+        <w:t>        else:</w:t>
+      </w:r>
+    </w:p>
+    <w:p>
+      <w:pPr>
+        <w:pStyle w:val="af4"/>
+        <w:rPr>
+          <w:rFonts w:ascii="Courier New" w:hAnsi="Courier New" w:cs="Courier New"/>
+          <w:sz w:val="24"/>
+          <w:szCs w:val="24"/>
+        </w:rPr>
+      </w:pPr>
+      <w:r>
+        <w:rPr>
+          <w:rFonts w:ascii="Courier New" w:hAnsi="Courier New" w:cs="Courier New"/>
+          <w:sz w:val="24"/>
+          <w:szCs w:val="24"/>
+        </w:rPr>
+        <w:t>            a = x_1</w:t>
+      </w:r>
+    </w:p>
+    <w:p>
+      <w:pPr>
+        <w:pStyle w:val="af4"/>
+        <w:rPr>
+          <w:rFonts w:ascii="Courier New" w:hAnsi="Courier New" w:cs="Courier New"/>
+          <w:sz w:val="24"/>
+          <w:szCs w:val="24"/>
+        </w:rPr>
+      </w:pPr>
+      <w:r>
+        <w:rPr>
+          <w:rFonts w:ascii="Courier New" w:hAnsi="Courier New" w:cs="Courier New"/>
+          <w:sz w:val="24"/>
+          <w:szCs w:val="24"/>
+        </w:rPr>
+        <w:t>            b = x_2</w:t>
+      </w:r>
+    </w:p>
+    <w:p>
+      <w:pPr>
+        <w:pStyle w:val="af4"/>
+        <w:rPr>
+          <w:rFonts w:ascii="Courier New" w:hAnsi="Courier New" w:cs="Courier New"/>
+          <w:sz w:val="24"/>
+          <w:szCs w:val="24"/>
+        </w:rPr>
+      </w:pPr>
+      <w:r>
+        <w:rPr>
+          <w:rFonts w:ascii="Courier New" w:hAnsi="Courier New" w:cs="Courier New"/>
+          <w:sz w:val="24"/>
+          <w:szCs w:val="24"/>
+        </w:rPr>
+        <w:t>            l = b - a</w:t>
+      </w:r>
+    </w:p>
+    <w:p>
+      <w:pPr>
+        <w:pStyle w:val="af4"/>
+        <w:rPr>
+          <w:rFonts w:ascii="Courier New" w:hAnsi="Courier New" w:cs="Courier New"/>
+          <w:sz w:val="24"/>
+          <w:szCs w:val="24"/>
+        </w:rPr>
+      </w:pPr>
+      <w:r>
+        <w:rPr>
+          <w:rFonts w:ascii="Courier New" w:hAnsi="Courier New" w:cs="Courier New"/>
+          <w:sz w:val="24"/>
+          <w:szCs w:val="24"/>
+        </w:rPr>
+        <w:t xml:space="preserve">        </w:t>
+      </w:r>
+      <w:proofErr w:type="spellStart"/>
+      <w:r>
+        <w:rPr>
+          <w:rFonts w:ascii="Courier New" w:hAnsi="Courier New" w:cs="Courier New"/>
+          <w:sz w:val="24"/>
+          <w:szCs w:val="24"/>
+        </w:rPr>
+        <w:t>fx_m</w:t>
+      </w:r>
+      <w:proofErr w:type="spellEnd"/>
+      <w:r>
+        <w:rPr>
+          <w:rFonts w:ascii="Courier New" w:hAnsi="Courier New" w:cs="Courier New"/>
+          <w:sz w:val="24"/>
+          <w:szCs w:val="24"/>
+        </w:rPr>
+        <w:t xml:space="preserve"> = f(</w:t>
+      </w:r>
+      <w:proofErr w:type="spellStart"/>
+      <w:r>
+        <w:rPr>
+          <w:rFonts w:ascii="Courier New" w:hAnsi="Courier New" w:cs="Courier New"/>
+          <w:sz w:val="24"/>
+          <w:szCs w:val="24"/>
+        </w:rPr>
+        <w:t>x_m</w:t>
+      </w:r>
+      <w:proofErr w:type="spellEnd"/>
+      <w:r>
+        <w:rPr>
+          <w:rFonts w:ascii="Courier New" w:hAnsi="Courier New" w:cs="Courier New"/>
+          <w:sz w:val="24"/>
+          <w:szCs w:val="24"/>
+        </w:rPr>
+        <w:t>)</w:t>
+      </w:r>
+    </w:p>
+    <w:p>
+      <w:pPr>
+        <w:pStyle w:val="af4"/>
+        <w:rPr>
+          <w:rFonts w:ascii="Courier New" w:hAnsi="Courier New" w:cs="Courier New"/>
+          <w:sz w:val="24"/>
+          <w:szCs w:val="24"/>
+        </w:rPr>
+      </w:pPr>
+      <w:r>
+        <w:rPr>
+          <w:rFonts w:ascii="Courier New" w:hAnsi="Courier New" w:cs="Courier New"/>
+          <w:sz w:val="24"/>
+          <w:szCs w:val="24"/>
+        </w:rPr>
+        <w:t xml:space="preserve">        </w:t>
+      </w:r>
+      <w:proofErr w:type="gramStart"/>
+      <w:r>
+        <w:rPr>
+          <w:rFonts w:ascii="Courier New" w:hAnsi="Courier New" w:cs="Courier New"/>
+          <w:sz w:val="24"/>
+          <w:szCs w:val="24"/>
+        </w:rPr>
+        <w:t>print(</w:t>
+      </w:r>
+      <w:proofErr w:type="spellStart"/>
+      <w:proofErr w:type="gramEnd"/>
+      <w:r>
+        <w:rPr>
+          <w:rFonts w:ascii="Courier New" w:hAnsi="Courier New" w:cs="Courier New"/>
+          <w:sz w:val="24"/>
+          <w:szCs w:val="24"/>
+        </w:rPr>
+        <w:t>ROW.format</w:t>
+      </w:r>
+      <w:proofErr w:type="spellEnd"/>
+      <w:r>
+        <w:rPr>
+          <w:rFonts w:ascii="Courier New" w:hAnsi="Courier New" w:cs="Courier New"/>
+          <w:sz w:val="24"/>
+          <w:szCs w:val="24"/>
+        </w:rPr>
+        <w:t xml:space="preserve">(iterations, a, b, x_1, fx_1, x_2, fx_2, </w:t>
+      </w:r>
+      <w:proofErr w:type="spellStart"/>
+      <w:r>
+        <w:rPr>
+          <w:rFonts w:ascii="Courier New" w:hAnsi="Courier New" w:cs="Courier New"/>
+          <w:sz w:val="24"/>
+          <w:szCs w:val="24"/>
+        </w:rPr>
+        <w:t>x_m</w:t>
+      </w:r>
+      <w:proofErr w:type="spellEnd"/>
+      <w:r>
+        <w:rPr>
+          <w:rFonts w:ascii="Courier New" w:hAnsi="Courier New" w:cs="Courier New"/>
+          <w:sz w:val="24"/>
+          <w:szCs w:val="24"/>
+        </w:rPr>
+        <w:t xml:space="preserve">, </w:t>
+      </w:r>
+      <w:proofErr w:type="spellStart"/>
+      <w:r>
+        <w:rPr>
+          <w:rFonts w:ascii="Courier New" w:hAnsi="Courier New" w:cs="Courier New"/>
+          <w:sz w:val="24"/>
+          <w:szCs w:val="24"/>
+        </w:rPr>
+        <w:t>fx_m</w:t>
+      </w:r>
+      <w:proofErr w:type="spellEnd"/>
+      <w:r>
+        <w:rPr>
+          <w:rFonts w:ascii="Courier New" w:hAnsi="Courier New" w:cs="Courier New"/>
+          <w:sz w:val="24"/>
+          <w:szCs w:val="24"/>
+        </w:rPr>
+        <w:t>))</w:t>
+      </w:r>
+    </w:p>
+    <w:p>
+      <w:pPr>
+        <w:pStyle w:val="af4"/>
+        <w:rPr>
+          <w:rFonts w:ascii="Courier New" w:hAnsi="Courier New" w:cs="Courier New"/>
+          <w:sz w:val="24"/>
+          <w:szCs w:val="24"/>
+        </w:rPr>
+      </w:pPr>
+      <w:r>
+        <w:rPr>
+          <w:rFonts w:ascii="Courier New" w:hAnsi="Courier New" w:cs="Courier New"/>
+          <w:sz w:val="24"/>
+          <w:szCs w:val="24"/>
+        </w:rPr>
+        <w:t xml:space="preserve">    </w:t>
+      </w:r>
+      <w:proofErr w:type="spellStart"/>
+      <w:r>
+        <w:rPr>
+          <w:rFonts w:ascii="Courier New" w:hAnsi="Courier New" w:cs="Courier New"/>
+          <w:sz w:val="24"/>
+          <w:szCs w:val="24"/>
+        </w:rPr>
+        <w:t>print_</w:t>
+      </w:r>
+      <w:proofErr w:type="gramStart"/>
+      <w:r>
+        <w:rPr>
+          <w:rFonts w:ascii="Courier New" w:hAnsi="Courier New" w:cs="Courier New"/>
+          <w:sz w:val="24"/>
+          <w:szCs w:val="24"/>
+        </w:rPr>
+        <w:t>result</w:t>
+      </w:r>
+      <w:proofErr w:type="spellEnd"/>
+      <w:r>
+        <w:rPr>
+          <w:rFonts w:ascii="Courier New" w:hAnsi="Courier New" w:cs="Courier New"/>
+          <w:sz w:val="24"/>
+          <w:szCs w:val="24"/>
+        </w:rPr>
+        <w:t>(</w:t>
+      </w:r>
+      <w:proofErr w:type="gramEnd"/>
+      <w:r>
+        <w:rPr>
+          <w:rFonts w:ascii="Courier New" w:hAnsi="Courier New" w:cs="Courier New"/>
+          <w:sz w:val="24"/>
+          <w:szCs w:val="24"/>
+        </w:rPr>
+        <w:t>"</w:t>
+      </w:r>
+      <w:r>
+        <w:rPr>
+          <w:rFonts w:ascii="Courier New" w:hAnsi="Courier New" w:cs="Courier New"/>
+          <w:sz w:val="24"/>
+          <w:szCs w:val="24"/>
+          <w:lang w:val="ru-RU"/>
+        </w:rPr>
+        <w:t>деления</w:t>
+      </w:r>
+      <w:r>
+        <w:rPr>
+          <w:rFonts w:ascii="Courier New" w:hAnsi="Courier New" w:cs="Courier New"/>
+          <w:sz w:val="24"/>
+          <w:szCs w:val="24"/>
+        </w:rPr>
+        <w:t xml:space="preserve"> </w:t>
+      </w:r>
+      <w:r>
+        <w:rPr>
+          <w:rFonts w:ascii="Courier New" w:hAnsi="Courier New" w:cs="Courier New"/>
+          <w:sz w:val="24"/>
+          <w:szCs w:val="24"/>
+          <w:lang w:val="ru-RU"/>
+        </w:rPr>
+        <w:t>интервала</w:t>
+      </w:r>
+      <w:r>
+        <w:rPr>
+          <w:rFonts w:ascii="Courier New" w:hAnsi="Courier New" w:cs="Courier New"/>
+          <w:sz w:val="24"/>
+          <w:szCs w:val="24"/>
+        </w:rPr>
+        <w:t xml:space="preserve">", </w:t>
+      </w:r>
+      <w:proofErr w:type="spellStart"/>
+      <w:r>
+        <w:rPr>
+          <w:rFonts w:ascii="Courier New" w:hAnsi="Courier New" w:cs="Courier New"/>
+          <w:sz w:val="24"/>
+          <w:szCs w:val="24"/>
+        </w:rPr>
+        <w:t>x_m</w:t>
+      </w:r>
+      <w:proofErr w:type="spellEnd"/>
+      <w:r>
+        <w:rPr>
+          <w:rFonts w:ascii="Courier New" w:hAnsi="Courier New" w:cs="Courier New"/>
+          <w:sz w:val="24"/>
+          <w:szCs w:val="24"/>
+        </w:rPr>
+        <w:t>, f(</w:t>
+      </w:r>
+      <w:proofErr w:type="spellStart"/>
+      <w:r>
+        <w:rPr>
+          <w:rFonts w:ascii="Courier New" w:hAnsi="Courier New" w:cs="Courier New"/>
+          <w:sz w:val="24"/>
+          <w:szCs w:val="24"/>
+        </w:rPr>
+        <w:t>x_m</w:t>
+      </w:r>
+      <w:proofErr w:type="spellEnd"/>
+      <w:r>
+        <w:rPr>
+          <w:rFonts w:ascii="Courier New" w:hAnsi="Courier New" w:cs="Courier New"/>
+          <w:sz w:val="24"/>
+          <w:szCs w:val="24"/>
+        </w:rPr>
+        <w:t>), a, b, iterations)</w:t>
+      </w:r>
+    </w:p>
+    <w:p>
+      <w:pPr>
+        <w:pStyle w:val="af4"/>
+        <w:rPr>
+          <w:rFonts w:ascii="Courier New" w:hAnsi="Courier New" w:cs="Courier New"/>
+          <w:sz w:val="24"/>
+          <w:szCs w:val="24"/>
+        </w:rPr>
+      </w:pPr>
+      <w:r>
+        <w:rPr>
+          <w:rFonts w:ascii="Courier New" w:hAnsi="Courier New" w:cs="Courier New"/>
+          <w:sz w:val="24"/>
+          <w:szCs w:val="24"/>
+        </w:rPr>
+        <w:t xml:space="preserve">    </w:t>
+      </w:r>
+      <w:proofErr w:type="spellStart"/>
+      <w:proofErr w:type="gramStart"/>
+      <w:r>
+        <w:rPr>
+          <w:rFonts w:ascii="Courier New" w:hAnsi="Courier New" w:cs="Courier New"/>
+          <w:sz w:val="24"/>
+          <w:szCs w:val="24"/>
+        </w:rPr>
+        <w:t>viewPlot</w:t>
+      </w:r>
+      <w:proofErr w:type="spellEnd"/>
+      <w:r>
+        <w:rPr>
+          <w:rFonts w:ascii="Courier New" w:hAnsi="Courier New" w:cs="Courier New"/>
+          <w:sz w:val="24"/>
+          <w:szCs w:val="24"/>
+        </w:rPr>
+        <w:t>(</w:t>
+      </w:r>
+      <w:proofErr w:type="gramEnd"/>
+      <w:r>
+        <w:rPr>
+          <w:rFonts w:ascii="Courier New" w:hAnsi="Courier New" w:cs="Courier New"/>
+          <w:sz w:val="24"/>
+          <w:szCs w:val="24"/>
+        </w:rPr>
+        <w:t xml:space="preserve">1, </w:t>
+      </w:r>
+      <w:proofErr w:type="spellStart"/>
+      <w:r>
+        <w:rPr>
+          <w:rFonts w:ascii="Courier New" w:hAnsi="Courier New" w:cs="Courier New"/>
+          <w:sz w:val="24"/>
+          <w:szCs w:val="24"/>
+        </w:rPr>
+        <w:t>x_m</w:t>
+      </w:r>
+      <w:proofErr w:type="spellEnd"/>
+      <w:r>
+        <w:rPr>
+          <w:rFonts w:ascii="Courier New" w:hAnsi="Courier New" w:cs="Courier New"/>
+          <w:sz w:val="24"/>
+          <w:szCs w:val="24"/>
+        </w:rPr>
+        <w:t>, f(</w:t>
+      </w:r>
+      <w:proofErr w:type="spellStart"/>
+      <w:r>
+        <w:rPr>
+          <w:rFonts w:ascii="Courier New" w:hAnsi="Courier New" w:cs="Courier New"/>
+          <w:sz w:val="24"/>
+          <w:szCs w:val="24"/>
+        </w:rPr>
+        <w:t>x_m</w:t>
+      </w:r>
+      <w:proofErr w:type="spellEnd"/>
+      <w:r>
+        <w:rPr>
+          <w:rFonts w:ascii="Courier New" w:hAnsi="Courier New" w:cs="Courier New"/>
+          <w:sz w:val="24"/>
+          <w:szCs w:val="24"/>
+        </w:rPr>
+        <w:t>))</w:t>
+      </w:r>
+    </w:p>
+    <w:p>
+      <w:pPr>
+        <w:pStyle w:val="af4"/>
+        <w:rPr>
+          <w:rFonts w:ascii="Courier New" w:hAnsi="Courier New" w:cs="Courier New"/>
+          <w:sz w:val="24"/>
+          <w:szCs w:val="24"/>
+        </w:rPr>
+      </w:pPr>
+    </w:p>
+    <w:p>
+      <w:pPr>
+        <w:pStyle w:val="af4"/>
+        <w:rPr>
+          <w:rFonts w:ascii="Courier New" w:hAnsi="Courier New" w:cs="Courier New"/>
+          <w:sz w:val="24"/>
+          <w:szCs w:val="24"/>
+        </w:rPr>
+      </w:pPr>
+      <w:r>
+        <w:rPr>
+          <w:rFonts w:ascii="Courier New" w:hAnsi="Courier New" w:cs="Courier New"/>
+          <w:sz w:val="24"/>
+          <w:szCs w:val="24"/>
+        </w:rPr>
+        <w:t xml:space="preserve">def </w:t>
+      </w:r>
+      <w:proofErr w:type="spellStart"/>
+      <w:r>
+        <w:rPr>
+          <w:rFonts w:ascii="Courier New" w:hAnsi="Courier New" w:cs="Courier New"/>
+          <w:sz w:val="24"/>
+          <w:szCs w:val="24"/>
+        </w:rPr>
+        <w:t>method_fibonacci</w:t>
+      </w:r>
+      <w:proofErr w:type="spellEnd"/>
+      <w:r>
+        <w:rPr>
+          <w:rFonts w:ascii="Courier New" w:hAnsi="Courier New" w:cs="Courier New"/>
+          <w:sz w:val="24"/>
+          <w:szCs w:val="24"/>
+        </w:rPr>
+        <w:t>(eps):</w:t>
+      </w:r>
+    </w:p>
+    <w:p>
+      <w:pPr>
+        <w:pStyle w:val="af4"/>
+        <w:rPr>
+          <w:rFonts w:ascii="Courier New" w:hAnsi="Courier New" w:cs="Courier New"/>
+          <w:sz w:val="24"/>
+          <w:szCs w:val="24"/>
+        </w:rPr>
+      </w:pPr>
+      <w:r>
+        <w:rPr>
+          <w:rFonts w:ascii="Courier New" w:hAnsi="Courier New" w:cs="Courier New"/>
+          <w:sz w:val="24"/>
+          <w:szCs w:val="24"/>
+        </w:rPr>
+        <w:t>    a, b = -10, 6</w:t>
+      </w:r>
+    </w:p>
+    <w:p>
+      <w:pPr>
+        <w:pStyle w:val="af4"/>
+        <w:rPr>
+          <w:rFonts w:ascii="Courier New" w:hAnsi="Courier New" w:cs="Courier New"/>
+          <w:sz w:val="24"/>
+          <w:szCs w:val="24"/>
+        </w:rPr>
+      </w:pPr>
+      <w:r>
+        <w:rPr>
+          <w:rFonts w:ascii="Courier New" w:hAnsi="Courier New" w:cs="Courier New"/>
+          <w:sz w:val="24"/>
+          <w:szCs w:val="24"/>
+        </w:rPr>
+        <w:t>    l = b - a</w:t>
+      </w:r>
+    </w:p>
+    <w:p>
+      <w:pPr>
+        <w:pStyle w:val="af4"/>
+        <w:rPr>
+          <w:rFonts w:ascii="Courier New" w:hAnsi="Courier New" w:cs="Courier New"/>
+          <w:sz w:val="24"/>
+          <w:szCs w:val="24"/>
+        </w:rPr>
+      </w:pPr>
+      <w:r>
+        <w:rPr>
+          <w:rFonts w:ascii="Courier New" w:hAnsi="Courier New" w:cs="Courier New"/>
+          <w:sz w:val="24"/>
+          <w:szCs w:val="24"/>
+        </w:rPr>
+        <w:t>    iterations = 0</w:t>
+      </w:r>
+    </w:p>
+    <w:p>
+      <w:pPr>
+        <w:pStyle w:val="af4"/>
+        <w:rPr>
+          <w:rFonts w:ascii="Courier New" w:hAnsi="Courier New" w:cs="Courier New"/>
+          <w:sz w:val="24"/>
+          <w:szCs w:val="24"/>
+        </w:rPr>
+      </w:pPr>
+      <w:r>
+        <w:rPr>
+          <w:rFonts w:ascii="Courier New" w:hAnsi="Courier New" w:cs="Courier New"/>
+          <w:sz w:val="24"/>
+          <w:szCs w:val="24"/>
+        </w:rPr>
+        <w:t xml:space="preserve">    ratio = </w:t>
+      </w:r>
+      <w:proofErr w:type="spellStart"/>
+      <w:proofErr w:type="gramStart"/>
+      <w:r>
+        <w:rPr>
+          <w:rFonts w:ascii="Courier New" w:hAnsi="Courier New" w:cs="Courier New"/>
+          <w:sz w:val="24"/>
+          <w:szCs w:val="24"/>
+        </w:rPr>
+        <w:t>np.ceil</w:t>
+      </w:r>
+      <w:proofErr w:type="spellEnd"/>
+      <w:proofErr w:type="gramEnd"/>
+      <w:r>
+        <w:rPr>
+          <w:rFonts w:ascii="Courier New" w:hAnsi="Courier New" w:cs="Courier New"/>
+          <w:sz w:val="24"/>
+          <w:szCs w:val="24"/>
+        </w:rPr>
+        <w:t>(l / eps)</w:t>
+      </w:r>
+    </w:p>
+    <w:p>
+      <w:pPr>
+        <w:pStyle w:val="af4"/>
+        <w:rPr>
+          <w:rFonts w:ascii="Courier New" w:hAnsi="Courier New" w:cs="Courier New"/>
+          <w:sz w:val="24"/>
+          <w:szCs w:val="24"/>
+          <w:lang w:val="ru-RU"/>
+        </w:rPr>
+      </w:pPr>
+      <w:r>
+        <w:rPr>
+          <w:rFonts w:ascii="Courier New" w:hAnsi="Courier New" w:cs="Courier New"/>
+          <w:sz w:val="24"/>
+          <w:szCs w:val="24"/>
+        </w:rPr>
+        <w:t xml:space="preserve">    </w:t>
+      </w:r>
+      <w:proofErr w:type="spellStart"/>
+      <w:r>
+        <w:rPr>
+          <w:rFonts w:ascii="Courier New" w:hAnsi="Courier New" w:cs="Courier New"/>
+          <w:sz w:val="24"/>
+          <w:szCs w:val="24"/>
+          <w:lang w:val="ru-RU"/>
+        </w:rPr>
+        <w:t>x_min</w:t>
+      </w:r>
+      <w:proofErr w:type="spellEnd"/>
+      <w:r>
+        <w:rPr>
+          <w:rFonts w:ascii="Courier New" w:hAnsi="Courier New" w:cs="Courier New"/>
+          <w:sz w:val="24"/>
+          <w:szCs w:val="24"/>
+          <w:lang w:val="ru-RU"/>
+        </w:rPr>
+        <w:t xml:space="preserve">, </w:t>
+      </w:r>
+      <w:proofErr w:type="spellStart"/>
+      <w:r>
+        <w:rPr>
+          <w:rFonts w:ascii="Courier New" w:hAnsi="Courier New" w:cs="Courier New"/>
+          <w:sz w:val="24"/>
+          <w:szCs w:val="24"/>
+          <w:lang w:val="ru-RU"/>
+        </w:rPr>
+        <w:t>f_min</w:t>
+      </w:r>
+      <w:proofErr w:type="spellEnd"/>
+      <w:r>
+        <w:rPr>
+          <w:rFonts w:ascii="Courier New" w:hAnsi="Courier New" w:cs="Courier New"/>
+          <w:sz w:val="24"/>
+          <w:szCs w:val="24"/>
+          <w:lang w:val="ru-RU"/>
+        </w:rPr>
+        <w:t xml:space="preserve"> = 10**6, 10**6</w:t>
+      </w:r>
+    </w:p>
+    <w:p>
+      <w:pPr>
+        <w:pStyle w:val="af4"/>
+        <w:rPr>
+          <w:rFonts w:ascii="Courier New" w:hAnsi="Courier New" w:cs="Courier New"/>
+          <w:sz w:val="24"/>
+          <w:szCs w:val="24"/>
+          <w:lang w:val="ru-RU"/>
+        </w:rPr>
+      </w:pPr>
+    </w:p>
+    <w:p>
+      <w:pPr>
+        <w:pStyle w:val="af4"/>
+        <w:rPr>
+          <w:rFonts w:ascii="Courier New" w:hAnsi="Courier New" w:cs="Courier New"/>
+          <w:sz w:val="24"/>
+          <w:szCs w:val="24"/>
+          <w:lang w:val="ru-RU"/>
+        </w:rPr>
+      </w:pPr>
+      <w:r>
+        <w:rPr>
+          <w:rFonts w:ascii="Courier New" w:hAnsi="Courier New" w:cs="Courier New"/>
+          <w:sz w:val="24"/>
+          <w:szCs w:val="24"/>
+          <w:lang w:val="ru-RU"/>
+        </w:rPr>
+        <w:t>    # Генерация чисел Фибоначчи</w:t>
+      </w:r>
+    </w:p>
+    <w:p>
+      <w:pPr>
+        <w:pStyle w:val="af4"/>
+        <w:rPr>
+          <w:rFonts w:ascii="Courier New" w:hAnsi="Courier New" w:cs="Courier New"/>
+          <w:sz w:val="24"/>
+          <w:szCs w:val="24"/>
+        </w:rPr>
+      </w:pPr>
+      <w:r>
+        <w:rPr>
+          <w:rFonts w:ascii="Courier New" w:hAnsi="Courier New" w:cs="Courier New"/>
+          <w:sz w:val="24"/>
+          <w:szCs w:val="24"/>
+          <w:lang w:val="ru-RU"/>
+        </w:rPr>
+        <w:t xml:space="preserve">    </w:t>
+      </w:r>
+      <w:r>
+        <w:rPr>
+          <w:rFonts w:ascii="Courier New" w:hAnsi="Courier New" w:cs="Courier New"/>
+          <w:sz w:val="24"/>
+          <w:szCs w:val="24"/>
+        </w:rPr>
+        <w:t>F = [1, 1]</w:t>
+      </w:r>
+    </w:p>
+    <w:p>
+      <w:pPr>
+        <w:pStyle w:val="af4"/>
+        <w:rPr>
+          <w:rFonts w:ascii="Courier New" w:hAnsi="Courier New" w:cs="Courier New"/>
+          <w:sz w:val="24"/>
+          <w:szCs w:val="24"/>
+        </w:rPr>
+      </w:pPr>
+      <w:r>
+        <w:rPr>
+          <w:rFonts w:ascii="Courier New" w:hAnsi="Courier New" w:cs="Courier New"/>
+          <w:sz w:val="24"/>
+          <w:szCs w:val="24"/>
+        </w:rPr>
+        <w:t xml:space="preserve">    while </w:t>
+      </w:r>
+      <w:proofErr w:type="gramStart"/>
+      <w:r>
+        <w:rPr>
+          <w:rFonts w:ascii="Courier New" w:hAnsi="Courier New" w:cs="Courier New"/>
+          <w:sz w:val="24"/>
+          <w:szCs w:val="24"/>
+        </w:rPr>
+        <w:t>F[</w:t>
+      </w:r>
+      <w:proofErr w:type="gramEnd"/>
+      <w:r>
+        <w:rPr>
+          <w:rFonts w:ascii="Courier New" w:hAnsi="Courier New" w:cs="Courier New"/>
+          <w:sz w:val="24"/>
+          <w:szCs w:val="24"/>
+        </w:rPr>
+        <w:t>-1] &lt; ratio:</w:t>
+      </w:r>
+    </w:p>
+    <w:p>
+      <w:pPr>
+        <w:pStyle w:val="af4"/>
+        <w:rPr>
+          <w:rFonts w:ascii="Courier New" w:hAnsi="Courier New" w:cs="Courier New"/>
+          <w:sz w:val="24"/>
+          <w:szCs w:val="24"/>
+        </w:rPr>
+      </w:pPr>
+      <w:r>
+        <w:rPr>
+          <w:rFonts w:ascii="Courier New" w:hAnsi="Courier New" w:cs="Courier New"/>
+          <w:sz w:val="24"/>
+          <w:szCs w:val="24"/>
+        </w:rPr>
+        <w:t xml:space="preserve">        </w:t>
+      </w:r>
+      <w:proofErr w:type="spellStart"/>
+      <w:proofErr w:type="gramStart"/>
+      <w:r>
+        <w:rPr>
+          <w:rFonts w:ascii="Courier New" w:hAnsi="Courier New" w:cs="Courier New"/>
+          <w:sz w:val="24"/>
+          <w:szCs w:val="24"/>
+        </w:rPr>
+        <w:t>F.append</w:t>
+      </w:r>
+      <w:proofErr w:type="spellEnd"/>
+      <w:proofErr w:type="gramEnd"/>
+      <w:r>
+        <w:rPr>
+          <w:rFonts w:ascii="Courier New" w:hAnsi="Courier New" w:cs="Courier New"/>
+          <w:sz w:val="24"/>
+          <w:szCs w:val="24"/>
+        </w:rPr>
+        <w:t>(</w:t>
+      </w:r>
+      <w:proofErr w:type="gramStart"/>
+      <w:r>
+        <w:rPr>
+          <w:rFonts w:ascii="Courier New" w:hAnsi="Courier New" w:cs="Courier New"/>
+          <w:sz w:val="24"/>
+          <w:szCs w:val="24"/>
+        </w:rPr>
+        <w:t>F[</w:t>
+      </w:r>
+      <w:proofErr w:type="gramEnd"/>
+      <w:r>
+        <w:rPr>
+          <w:rFonts w:ascii="Courier New" w:hAnsi="Courier New" w:cs="Courier New"/>
+          <w:sz w:val="24"/>
+          <w:szCs w:val="24"/>
+        </w:rPr>
+        <w:t xml:space="preserve">-1] + </w:t>
+      </w:r>
+      <w:proofErr w:type="gramStart"/>
+      <w:r>
+        <w:rPr>
+          <w:rFonts w:ascii="Courier New" w:hAnsi="Courier New" w:cs="Courier New"/>
+          <w:sz w:val="24"/>
+          <w:szCs w:val="24"/>
+        </w:rPr>
+        <w:t>F[</w:t>
+      </w:r>
+      <w:proofErr w:type="gramEnd"/>
+      <w:r>
+        <w:rPr>
+          <w:rFonts w:ascii="Courier New" w:hAnsi="Courier New" w:cs="Courier New"/>
+          <w:sz w:val="24"/>
+          <w:szCs w:val="24"/>
+        </w:rPr>
+        <w:t>-2])</w:t>
+      </w:r>
+    </w:p>
+    <w:p>
+      <w:pPr>
+        <w:pStyle w:val="af4"/>
+        <w:rPr>
+          <w:rFonts w:ascii="Courier New" w:hAnsi="Courier New" w:cs="Courier New"/>
+          <w:sz w:val="24"/>
+          <w:szCs w:val="24"/>
+        </w:rPr>
+      </w:pPr>
+      <w:r>
+        <w:rPr>
+          <w:rFonts w:ascii="Courier New" w:hAnsi="Courier New" w:cs="Courier New"/>
+          <w:sz w:val="24"/>
+          <w:szCs w:val="24"/>
+        </w:rPr>
+        <w:t xml:space="preserve">    n = </w:t>
+      </w:r>
+      <w:proofErr w:type="spellStart"/>
+      <w:r>
+        <w:rPr>
+          <w:rFonts w:ascii="Courier New" w:hAnsi="Courier New" w:cs="Courier New"/>
+          <w:sz w:val="24"/>
+          <w:szCs w:val="24"/>
+        </w:rPr>
+        <w:t>len</w:t>
+      </w:r>
+      <w:proofErr w:type="spellEnd"/>
+      <w:r>
+        <w:rPr>
+          <w:rFonts w:ascii="Courier New" w:hAnsi="Courier New" w:cs="Courier New"/>
+          <w:sz w:val="24"/>
+          <w:szCs w:val="24"/>
+        </w:rPr>
+        <w:t>(F) + 1</w:t>
+      </w:r>
+    </w:p>
+    <w:p>
+      <w:pPr>
+        <w:pStyle w:val="af4"/>
+        <w:rPr>
+          <w:rFonts w:ascii="Courier New" w:hAnsi="Courier New" w:cs="Courier New"/>
+          <w:sz w:val="24"/>
+          <w:szCs w:val="24"/>
+        </w:rPr>
+      </w:pPr>
+      <w:r>
+        <w:rPr>
+          <w:rFonts w:ascii="Courier New" w:hAnsi="Courier New" w:cs="Courier New"/>
+          <w:sz w:val="24"/>
+          <w:szCs w:val="24"/>
+        </w:rPr>
+        <w:t xml:space="preserve">    while </w:t>
+      </w:r>
+      <w:proofErr w:type="spellStart"/>
+      <w:r>
+        <w:rPr>
+          <w:rFonts w:ascii="Courier New" w:hAnsi="Courier New" w:cs="Courier New"/>
+          <w:sz w:val="24"/>
+          <w:szCs w:val="24"/>
+        </w:rPr>
+        <w:t>len</w:t>
+      </w:r>
+      <w:proofErr w:type="spellEnd"/>
+      <w:r>
+        <w:rPr>
+          <w:rFonts w:ascii="Courier New" w:hAnsi="Courier New" w:cs="Courier New"/>
+          <w:sz w:val="24"/>
+          <w:szCs w:val="24"/>
+        </w:rPr>
+        <w:t>(F) &lt;= n + 2:</w:t>
+      </w:r>
+    </w:p>
+    <w:p>
+      <w:pPr>
+        <w:pStyle w:val="af4"/>
+        <w:rPr>
+          <w:rFonts w:ascii="Courier New" w:hAnsi="Courier New" w:cs="Courier New"/>
+          <w:sz w:val="24"/>
+          <w:szCs w:val="24"/>
+        </w:rPr>
+      </w:pPr>
+      <w:r>
+        <w:rPr>
+          <w:rFonts w:ascii="Courier New" w:hAnsi="Courier New" w:cs="Courier New"/>
+          <w:sz w:val="24"/>
+          <w:szCs w:val="24"/>
+        </w:rPr>
+        <w:t xml:space="preserve">        </w:t>
+      </w:r>
+      <w:proofErr w:type="spellStart"/>
+      <w:proofErr w:type="gramStart"/>
+      <w:r>
+        <w:rPr>
+          <w:rFonts w:ascii="Courier New" w:hAnsi="Courier New" w:cs="Courier New"/>
+          <w:sz w:val="24"/>
+          <w:szCs w:val="24"/>
+        </w:rPr>
+        <w:t>F.append</w:t>
+      </w:r>
+      <w:proofErr w:type="spellEnd"/>
+      <w:proofErr w:type="gramEnd"/>
+      <w:r>
+        <w:rPr>
+          <w:rFonts w:ascii="Courier New" w:hAnsi="Courier New" w:cs="Courier New"/>
+          <w:sz w:val="24"/>
+          <w:szCs w:val="24"/>
+        </w:rPr>
+        <w:t>(</w:t>
+      </w:r>
+      <w:proofErr w:type="gramStart"/>
+      <w:r>
+        <w:rPr>
+          <w:rFonts w:ascii="Courier New" w:hAnsi="Courier New" w:cs="Courier New"/>
+          <w:sz w:val="24"/>
+          <w:szCs w:val="24"/>
+        </w:rPr>
+        <w:t>F[</w:t>
+      </w:r>
+      <w:proofErr w:type="gramEnd"/>
+      <w:r>
+        <w:rPr>
+          <w:rFonts w:ascii="Courier New" w:hAnsi="Courier New" w:cs="Courier New"/>
+          <w:sz w:val="24"/>
+          <w:szCs w:val="24"/>
+        </w:rPr>
+        <w:t xml:space="preserve">-1] + </w:t>
+      </w:r>
+      <w:proofErr w:type="gramStart"/>
+      <w:r>
+        <w:rPr>
+          <w:rFonts w:ascii="Courier New" w:hAnsi="Courier New" w:cs="Courier New"/>
+          <w:sz w:val="24"/>
+          <w:szCs w:val="24"/>
+        </w:rPr>
+        <w:t>F[</w:t>
+      </w:r>
+      <w:proofErr w:type="gramEnd"/>
+      <w:r>
+        <w:rPr>
+          <w:rFonts w:ascii="Courier New" w:hAnsi="Courier New" w:cs="Courier New"/>
+          <w:sz w:val="24"/>
+          <w:szCs w:val="24"/>
+        </w:rPr>
+        <w:t>-2])</w:t>
+      </w:r>
+    </w:p>
+    <w:p>
+      <w:pPr>
+        <w:pStyle w:val="af4"/>
+        <w:rPr>
+          <w:rFonts w:ascii="Courier New" w:hAnsi="Courier New" w:cs="Courier New"/>
+          <w:sz w:val="24"/>
+          <w:szCs w:val="24"/>
+        </w:rPr>
+      </w:pPr>
+    </w:p>
+    <w:p>
+      <w:pPr>
+        <w:pStyle w:val="af4"/>
+        <w:rPr>
+          <w:rFonts w:ascii="Courier New" w:hAnsi="Courier New" w:cs="Courier New"/>
+          <w:sz w:val="24"/>
+          <w:szCs w:val="24"/>
+        </w:rPr>
+      </w:pPr>
+      <w:r>
+        <w:rPr>
+          <w:rFonts w:ascii="Courier New" w:hAnsi="Courier New" w:cs="Courier New"/>
+          <w:sz w:val="24"/>
+          <w:szCs w:val="24"/>
+        </w:rPr>
+        <w:t xml:space="preserve">    </w:t>
+      </w:r>
+      <w:proofErr w:type="gramStart"/>
+      <w:r>
+        <w:rPr>
+          <w:rFonts w:ascii="Courier New" w:hAnsi="Courier New" w:cs="Courier New"/>
+          <w:sz w:val="24"/>
+          <w:szCs w:val="24"/>
+        </w:rPr>
+        <w:t>print(</w:t>
+      </w:r>
+      <w:proofErr w:type="gramEnd"/>
+      <w:r>
+        <w:rPr>
+          <w:rFonts w:ascii="Courier New" w:hAnsi="Courier New" w:cs="Courier New"/>
+          <w:sz w:val="24"/>
+          <w:szCs w:val="24"/>
+        </w:rPr>
+        <w:t>HEADER)</w:t>
+      </w:r>
+    </w:p>
+    <w:p>
+      <w:pPr>
+        <w:pStyle w:val="af4"/>
+        <w:rPr>
+          <w:rFonts w:ascii="Courier New" w:hAnsi="Courier New" w:cs="Courier New"/>
+          <w:sz w:val="24"/>
+          <w:szCs w:val="24"/>
+        </w:rPr>
+      </w:pPr>
+      <w:r>
+        <w:rPr>
+          <w:rFonts w:ascii="Courier New" w:hAnsi="Courier New" w:cs="Courier New"/>
+          <w:sz w:val="24"/>
+          <w:szCs w:val="24"/>
+        </w:rPr>
+        <w:t>    while n &gt; 1:</w:t>
+      </w:r>
+    </w:p>
+    <w:p>
+      <w:pPr>
+        <w:pStyle w:val="af4"/>
+        <w:rPr>
+          <w:rFonts w:ascii="Courier New" w:hAnsi="Courier New" w:cs="Courier New"/>
+          <w:sz w:val="24"/>
+          <w:szCs w:val="24"/>
+        </w:rPr>
+      </w:pPr>
+      <w:r>
+        <w:rPr>
+          <w:rFonts w:ascii="Courier New" w:hAnsi="Courier New" w:cs="Courier New"/>
+          <w:sz w:val="24"/>
+          <w:szCs w:val="24"/>
+        </w:rPr>
+        <w:t>        iterations += 1</w:t>
+      </w:r>
+    </w:p>
+    <w:p>
+      <w:pPr>
+        <w:pStyle w:val="af4"/>
+        <w:rPr>
+          <w:rFonts w:ascii="Courier New" w:hAnsi="Courier New" w:cs="Courier New"/>
+          <w:sz w:val="24"/>
+          <w:szCs w:val="24"/>
+        </w:rPr>
+      </w:pPr>
+      <w:r>
+        <w:rPr>
+          <w:rFonts w:ascii="Courier New" w:hAnsi="Courier New" w:cs="Courier New"/>
+          <w:sz w:val="24"/>
+          <w:szCs w:val="24"/>
+        </w:rPr>
+        <w:t>        x_1 = a + (F[</w:t>
+      </w:r>
+      <w:proofErr w:type="gramStart"/>
+      <w:r>
+        <w:rPr>
+          <w:rFonts w:ascii="Courier New" w:hAnsi="Courier New" w:cs="Courier New"/>
+          <w:sz w:val="24"/>
+          <w:szCs w:val="24"/>
+        </w:rPr>
+        <w:t xml:space="preserve">n]   </w:t>
+      </w:r>
+      <w:proofErr w:type="gramEnd"/>
+      <w:r>
+        <w:rPr>
+          <w:rFonts w:ascii="Courier New" w:hAnsi="Courier New" w:cs="Courier New"/>
+          <w:sz w:val="24"/>
+          <w:szCs w:val="24"/>
+        </w:rPr>
+        <w:t xml:space="preserve">  / </w:t>
+      </w:r>
+      <w:proofErr w:type="gramStart"/>
+      <w:r>
+        <w:rPr>
+          <w:rFonts w:ascii="Courier New" w:hAnsi="Courier New" w:cs="Courier New"/>
+          <w:sz w:val="24"/>
+          <w:szCs w:val="24"/>
+        </w:rPr>
+        <w:t>F[</w:t>
+      </w:r>
+      <w:proofErr w:type="gramEnd"/>
+      <w:r>
+        <w:rPr>
+          <w:rFonts w:ascii="Courier New" w:hAnsi="Courier New" w:cs="Courier New"/>
+          <w:sz w:val="24"/>
+          <w:szCs w:val="24"/>
+        </w:rPr>
+        <w:t>n + 2]) * (b - a)</w:t>
+      </w:r>
+    </w:p>
+    <w:p>
+      <w:pPr>
+        <w:pStyle w:val="af4"/>
+        <w:rPr>
+          <w:rFonts w:ascii="Courier New" w:hAnsi="Courier New" w:cs="Courier New"/>
+          <w:sz w:val="24"/>
+          <w:szCs w:val="24"/>
+        </w:rPr>
+      </w:pPr>
+      <w:r>
+        <w:rPr>
+          <w:rFonts w:ascii="Courier New" w:hAnsi="Courier New" w:cs="Courier New"/>
+          <w:sz w:val="24"/>
+          <w:szCs w:val="24"/>
+        </w:rPr>
+        <w:t>        x_2 = a + (</w:t>
+      </w:r>
+      <w:proofErr w:type="gramStart"/>
+      <w:r>
+        <w:rPr>
+          <w:rFonts w:ascii="Courier New" w:hAnsi="Courier New" w:cs="Courier New"/>
+          <w:sz w:val="24"/>
+          <w:szCs w:val="24"/>
+        </w:rPr>
+        <w:t>F[</w:t>
+      </w:r>
+      <w:proofErr w:type="gramEnd"/>
+      <w:r>
+        <w:rPr>
+          <w:rFonts w:ascii="Courier New" w:hAnsi="Courier New" w:cs="Courier New"/>
+          <w:sz w:val="24"/>
+          <w:szCs w:val="24"/>
+        </w:rPr>
+        <w:t xml:space="preserve">n + 1] / </w:t>
+      </w:r>
+      <w:proofErr w:type="gramStart"/>
+      <w:r>
+        <w:rPr>
+          <w:rFonts w:ascii="Courier New" w:hAnsi="Courier New" w:cs="Courier New"/>
+          <w:sz w:val="24"/>
+          <w:szCs w:val="24"/>
+        </w:rPr>
+        <w:t>F[</w:t>
+      </w:r>
+      <w:proofErr w:type="gramEnd"/>
+      <w:r>
+        <w:rPr>
+          <w:rFonts w:ascii="Courier New" w:hAnsi="Courier New" w:cs="Courier New"/>
+          <w:sz w:val="24"/>
+          <w:szCs w:val="24"/>
+        </w:rPr>
+        <w:t>n + 2]) * (b - a)</w:t>
+      </w:r>
+    </w:p>
+    <w:p>
+      <w:pPr>
+        <w:pStyle w:val="af4"/>
+        <w:rPr>
+          <w:rFonts w:ascii="Courier New" w:hAnsi="Courier New" w:cs="Courier New"/>
+          <w:sz w:val="24"/>
+          <w:szCs w:val="24"/>
+        </w:rPr>
+      </w:pPr>
+      <w:r>
+        <w:rPr>
+          <w:rFonts w:ascii="Courier New" w:hAnsi="Courier New" w:cs="Courier New"/>
+          <w:sz w:val="24"/>
+          <w:szCs w:val="24"/>
+        </w:rPr>
+        <w:t>        fx_1 = f(x_1)</w:t>
+      </w:r>
+    </w:p>
+    <w:p>
+      <w:pPr>
+        <w:pStyle w:val="af4"/>
+        <w:rPr>
+          <w:rFonts w:ascii="Courier New" w:hAnsi="Courier New" w:cs="Courier New"/>
+          <w:sz w:val="24"/>
+          <w:szCs w:val="24"/>
+        </w:rPr>
+      </w:pPr>
+      <w:r>
+        <w:rPr>
+          <w:rFonts w:ascii="Courier New" w:hAnsi="Courier New" w:cs="Courier New"/>
+          <w:sz w:val="24"/>
+          <w:szCs w:val="24"/>
+        </w:rPr>
+        <w:t>        fx_2 = f(x_2)</w:t>
+      </w:r>
+    </w:p>
+    <w:p>
+      <w:pPr>
+        <w:pStyle w:val="af4"/>
+        <w:rPr>
+          <w:rFonts w:ascii="Courier New" w:hAnsi="Courier New" w:cs="Courier New"/>
+          <w:sz w:val="24"/>
+          <w:szCs w:val="24"/>
+        </w:rPr>
+      </w:pPr>
+    </w:p>
+    <w:p>
+      <w:pPr>
+        <w:pStyle w:val="af4"/>
+        <w:rPr>
+          <w:rFonts w:ascii="Courier New" w:hAnsi="Courier New" w:cs="Courier New"/>
+          <w:sz w:val="24"/>
+          <w:szCs w:val="24"/>
+        </w:rPr>
+      </w:pPr>
+      <w:r>
+        <w:rPr>
+          <w:rFonts w:ascii="Courier New" w:hAnsi="Courier New" w:cs="Courier New"/>
+          <w:sz w:val="24"/>
+          <w:szCs w:val="24"/>
+        </w:rPr>
+        <w:t>        if n == 2:</w:t>
+      </w:r>
+    </w:p>
+    <w:p>
+      <w:pPr>
+        <w:pStyle w:val="af4"/>
+        <w:rPr>
+          <w:rFonts w:ascii="Courier New" w:hAnsi="Courier New" w:cs="Courier New"/>
+          <w:sz w:val="24"/>
+          <w:szCs w:val="24"/>
+        </w:rPr>
+      </w:pPr>
+      <w:r>
+        <w:rPr>
+          <w:rFonts w:ascii="Courier New" w:hAnsi="Courier New" w:cs="Courier New"/>
+          <w:sz w:val="24"/>
+          <w:szCs w:val="24"/>
+        </w:rPr>
+        <w:t>            if fx_1 &lt;= fx_2:</w:t>
+      </w:r>
+    </w:p>
+    <w:p>
+      <w:pPr>
+        <w:pStyle w:val="af4"/>
+        <w:rPr>
+          <w:rFonts w:ascii="Courier New" w:hAnsi="Courier New" w:cs="Courier New"/>
+          <w:sz w:val="24"/>
+          <w:szCs w:val="24"/>
+        </w:rPr>
+      </w:pPr>
+      <w:r>
+        <w:rPr>
+          <w:rFonts w:ascii="Courier New" w:hAnsi="Courier New" w:cs="Courier New"/>
+          <w:sz w:val="24"/>
+          <w:szCs w:val="24"/>
+        </w:rPr>
+        <w:t xml:space="preserve">                </w:t>
+      </w:r>
+      <w:proofErr w:type="spellStart"/>
+      <w:r>
+        <w:rPr>
+          <w:rFonts w:ascii="Courier New" w:hAnsi="Courier New" w:cs="Courier New"/>
+          <w:sz w:val="24"/>
+          <w:szCs w:val="24"/>
+        </w:rPr>
+        <w:t>x_min</w:t>
+      </w:r>
+      <w:proofErr w:type="spellEnd"/>
+      <w:r>
+        <w:rPr>
+          <w:rFonts w:ascii="Courier New" w:hAnsi="Courier New" w:cs="Courier New"/>
+          <w:sz w:val="24"/>
+          <w:szCs w:val="24"/>
+        </w:rPr>
+        <w:t xml:space="preserve">, </w:t>
+      </w:r>
+      <w:proofErr w:type="spellStart"/>
+      <w:r>
+        <w:rPr>
+          <w:rFonts w:ascii="Courier New" w:hAnsi="Courier New" w:cs="Courier New"/>
+          <w:sz w:val="24"/>
+          <w:szCs w:val="24"/>
+        </w:rPr>
+        <w:t>f_min</w:t>
+      </w:r>
+      <w:proofErr w:type="spellEnd"/>
+      <w:r>
+        <w:rPr>
+          <w:rFonts w:ascii="Courier New" w:hAnsi="Courier New" w:cs="Courier New"/>
+          <w:sz w:val="24"/>
+          <w:szCs w:val="24"/>
+        </w:rPr>
+        <w:t xml:space="preserve"> = x_1, fx_1</w:t>
+      </w:r>
+    </w:p>
+    <w:p>
+      <w:pPr>
+        <w:pStyle w:val="af4"/>
+        <w:rPr>
+          <w:rFonts w:ascii="Courier New" w:hAnsi="Courier New" w:cs="Courier New"/>
+          <w:sz w:val="24"/>
+          <w:szCs w:val="24"/>
+        </w:rPr>
+      </w:pPr>
+      <w:r>
+        <w:rPr>
+          <w:rFonts w:ascii="Courier New" w:hAnsi="Courier New" w:cs="Courier New"/>
+          <w:sz w:val="24"/>
+          <w:szCs w:val="24"/>
+        </w:rPr>
+        <w:t>            else:</w:t>
+      </w:r>
+    </w:p>
+    <w:p>
+      <w:pPr>
+        <w:pStyle w:val="af4"/>
+        <w:rPr>
+          <w:rFonts w:ascii="Courier New" w:hAnsi="Courier New" w:cs="Courier New"/>
+          <w:sz w:val="24"/>
+          <w:szCs w:val="24"/>
+        </w:rPr>
+      </w:pPr>
+      <w:r>
+        <w:rPr>
+          <w:rFonts w:ascii="Courier New" w:hAnsi="Courier New" w:cs="Courier New"/>
+          <w:sz w:val="24"/>
+          <w:szCs w:val="24"/>
+        </w:rPr>
+        <w:t xml:space="preserve">                </w:t>
+      </w:r>
+      <w:proofErr w:type="spellStart"/>
+      <w:r>
+        <w:rPr>
+          <w:rFonts w:ascii="Courier New" w:hAnsi="Courier New" w:cs="Courier New"/>
+          <w:sz w:val="24"/>
+          <w:szCs w:val="24"/>
+        </w:rPr>
+        <w:t>x_min</w:t>
+      </w:r>
+      <w:proofErr w:type="spellEnd"/>
+      <w:r>
+        <w:rPr>
+          <w:rFonts w:ascii="Courier New" w:hAnsi="Courier New" w:cs="Courier New"/>
+          <w:sz w:val="24"/>
+          <w:szCs w:val="24"/>
+        </w:rPr>
+        <w:t xml:space="preserve">, </w:t>
+      </w:r>
+      <w:proofErr w:type="spellStart"/>
+      <w:r>
+        <w:rPr>
+          <w:rFonts w:ascii="Courier New" w:hAnsi="Courier New" w:cs="Courier New"/>
+          <w:sz w:val="24"/>
+          <w:szCs w:val="24"/>
+        </w:rPr>
+        <w:t>f_min</w:t>
+      </w:r>
+      <w:proofErr w:type="spellEnd"/>
+      <w:r>
+        <w:rPr>
+          <w:rFonts w:ascii="Courier New" w:hAnsi="Courier New" w:cs="Courier New"/>
+          <w:sz w:val="24"/>
+          <w:szCs w:val="24"/>
+        </w:rPr>
+        <w:t xml:space="preserve"> = x_2, fx_2</w:t>
+      </w:r>
+    </w:p>
+    <w:p>
+      <w:pPr>
+        <w:pStyle w:val="af4"/>
+        <w:rPr>
+          <w:rFonts w:ascii="Courier New" w:hAnsi="Courier New" w:cs="Courier New"/>
+          <w:sz w:val="24"/>
+          <w:szCs w:val="24"/>
+        </w:rPr>
+      </w:pPr>
+      <w:r>
+        <w:rPr>
+          <w:rFonts w:ascii="Courier New" w:hAnsi="Courier New" w:cs="Courier New"/>
+          <w:sz w:val="24"/>
+          <w:szCs w:val="24"/>
+        </w:rPr>
+        <w:t xml:space="preserve">            </w:t>
+      </w:r>
+      <w:proofErr w:type="gramStart"/>
+      <w:r>
+        <w:rPr>
+          <w:rFonts w:ascii="Courier New" w:hAnsi="Courier New" w:cs="Courier New"/>
+          <w:sz w:val="24"/>
+          <w:szCs w:val="24"/>
+        </w:rPr>
+        <w:t>print(</w:t>
+      </w:r>
+      <w:proofErr w:type="spellStart"/>
+      <w:proofErr w:type="gramEnd"/>
+      <w:r>
+        <w:rPr>
+          <w:rFonts w:ascii="Courier New" w:hAnsi="Courier New" w:cs="Courier New"/>
+          <w:sz w:val="24"/>
+          <w:szCs w:val="24"/>
+        </w:rPr>
+        <w:t>ROW.format</w:t>
+      </w:r>
+      <w:proofErr w:type="spellEnd"/>
+      <w:r>
+        <w:rPr>
+          <w:rFonts w:ascii="Courier New" w:hAnsi="Courier New" w:cs="Courier New"/>
+          <w:sz w:val="24"/>
+          <w:szCs w:val="24"/>
+        </w:rPr>
+        <w:t xml:space="preserve">(iterations, a, b, x_1, fx_1, x_2, fx_2, </w:t>
+      </w:r>
+      <w:proofErr w:type="spellStart"/>
+      <w:r>
+        <w:rPr>
+          <w:rFonts w:ascii="Courier New" w:hAnsi="Courier New" w:cs="Courier New"/>
+          <w:sz w:val="24"/>
+          <w:szCs w:val="24"/>
+        </w:rPr>
+        <w:t>x_min</w:t>
+      </w:r>
+      <w:proofErr w:type="spellEnd"/>
+      <w:r>
+        <w:rPr>
+          <w:rFonts w:ascii="Courier New" w:hAnsi="Courier New" w:cs="Courier New"/>
+          <w:sz w:val="24"/>
+          <w:szCs w:val="24"/>
+        </w:rPr>
+        <w:t xml:space="preserve">, </w:t>
+      </w:r>
+      <w:proofErr w:type="spellStart"/>
+      <w:r>
+        <w:rPr>
+          <w:rFonts w:ascii="Courier New" w:hAnsi="Courier New" w:cs="Courier New"/>
+          <w:sz w:val="24"/>
+          <w:szCs w:val="24"/>
+        </w:rPr>
+        <w:t>f_min</w:t>
+      </w:r>
+      <w:proofErr w:type="spellEnd"/>
+      <w:r>
+        <w:rPr>
+          <w:rFonts w:ascii="Courier New" w:hAnsi="Courier New" w:cs="Courier New"/>
+          <w:sz w:val="24"/>
+          <w:szCs w:val="24"/>
+        </w:rPr>
+        <w:t>))</w:t>
+      </w:r>
+    </w:p>
+    <w:p>
+      <w:pPr>
+        <w:pStyle w:val="af4"/>
+        <w:rPr>
+          <w:rFonts w:ascii="Courier New" w:hAnsi="Courier New" w:cs="Courier New"/>
+          <w:sz w:val="24"/>
+          <w:szCs w:val="24"/>
+        </w:rPr>
+      </w:pPr>
+      <w:r>
+        <w:rPr>
+          <w:rFonts w:ascii="Courier New" w:hAnsi="Courier New" w:cs="Courier New"/>
+          <w:sz w:val="24"/>
+          <w:szCs w:val="24"/>
+        </w:rPr>
+        <w:t xml:space="preserve">            </w:t>
+      </w:r>
+      <w:proofErr w:type="gramStart"/>
+      <w:r>
+        <w:rPr>
+          <w:rFonts w:ascii="Courier New" w:hAnsi="Courier New" w:cs="Courier New"/>
+          <w:sz w:val="24"/>
+          <w:szCs w:val="24"/>
+        </w:rPr>
+        <w:t>break</w:t>
+      </w:r>
+      <w:proofErr w:type="gramEnd"/>
+    </w:p>
+    <w:p>
+      <w:pPr>
+        <w:pStyle w:val="af4"/>
+        <w:rPr>
+          <w:rFonts w:ascii="Courier New" w:hAnsi="Courier New" w:cs="Courier New"/>
+          <w:sz w:val="24"/>
+          <w:szCs w:val="24"/>
+        </w:rPr>
+      </w:pPr>
+      <w:r>
+        <w:rPr>
+          <w:rFonts w:ascii="Courier New" w:hAnsi="Courier New" w:cs="Courier New"/>
+          <w:sz w:val="24"/>
+          <w:szCs w:val="24"/>
+        </w:rPr>
+        <w:t>        else:</w:t>
+      </w:r>
+    </w:p>
+    <w:p>
+      <w:pPr>
+        <w:pStyle w:val="af4"/>
+        <w:rPr>
+          <w:rFonts w:ascii="Courier New" w:hAnsi="Courier New" w:cs="Courier New"/>
+          <w:sz w:val="24"/>
+          <w:szCs w:val="24"/>
+        </w:rPr>
+      </w:pPr>
+      <w:r>
+        <w:rPr>
+          <w:rFonts w:ascii="Courier New" w:hAnsi="Courier New" w:cs="Courier New"/>
+          <w:sz w:val="24"/>
+          <w:szCs w:val="24"/>
+        </w:rPr>
+        <w:t>            if fx_1 &lt;= fx_2:</w:t>
+      </w:r>
+    </w:p>
+    <w:p>
+      <w:pPr>
+        <w:pStyle w:val="af4"/>
+        <w:rPr>
+          <w:rFonts w:ascii="Courier New" w:hAnsi="Courier New" w:cs="Courier New"/>
+          <w:sz w:val="24"/>
+          <w:szCs w:val="24"/>
+          <w:lang w:val="ru-RU"/>
+        </w:rPr>
+      </w:pPr>
+      <w:r>
+        <w:rPr>
+          <w:rFonts w:ascii="Courier New" w:hAnsi="Courier New" w:cs="Courier New"/>
+          <w:sz w:val="24"/>
+          <w:szCs w:val="24"/>
+        </w:rPr>
+        <w:t xml:space="preserve">                </w:t>
+      </w:r>
+      <w:r>
+        <w:rPr>
+          <w:rFonts w:ascii="Courier New" w:hAnsi="Courier New" w:cs="Courier New"/>
+          <w:sz w:val="24"/>
+          <w:szCs w:val="24"/>
+          <w:lang w:val="ru-RU"/>
+        </w:rPr>
+        <w:t>b = x_2</w:t>
+      </w:r>
+    </w:p>
+    <w:p>
+      <w:pPr>
+        <w:pStyle w:val="af4"/>
+        <w:rPr>
+          <w:rFonts w:ascii="Courier New" w:hAnsi="Courier New" w:cs="Courier New"/>
+          <w:sz w:val="24"/>
+          <w:szCs w:val="24"/>
+          <w:lang w:val="ru-RU"/>
+        </w:rPr>
+      </w:pPr>
+      <w:r>
+        <w:rPr>
+          <w:rFonts w:ascii="Courier New" w:hAnsi="Courier New" w:cs="Courier New"/>
+          <w:sz w:val="24"/>
+          <w:szCs w:val="24"/>
+          <w:lang w:val="ru-RU"/>
+        </w:rPr>
+        <w:t>                x_2, fx_2 = x_1, fx_1</w:t>
+      </w:r>
+    </w:p>
+    <w:p>
+      <w:pPr>
+        <w:pStyle w:val="af4"/>
+        <w:rPr>
+          <w:rFonts w:ascii="Courier New" w:hAnsi="Courier New" w:cs="Courier New"/>
+          <w:sz w:val="24"/>
+          <w:szCs w:val="24"/>
+          <w:lang w:val="ru-RU"/>
+        </w:rPr>
+      </w:pPr>
+      <w:r>
+        <w:rPr>
+          <w:rFonts w:ascii="Courier New" w:hAnsi="Courier New" w:cs="Courier New"/>
+          <w:sz w:val="24"/>
+          <w:szCs w:val="24"/>
+          <w:lang w:val="ru-RU"/>
+        </w:rPr>
+        <w:t>                n -= 1</w:t>
+      </w:r>
+    </w:p>
+    <w:p>
+      <w:pPr>
+        <w:pStyle w:val="af4"/>
+        <w:rPr>
+          <w:rFonts w:ascii="Courier New" w:hAnsi="Courier New" w:cs="Courier New"/>
+          <w:sz w:val="24"/>
+          <w:szCs w:val="24"/>
+        </w:rPr>
+      </w:pPr>
+      <w:r>
+        <w:rPr>
+          <w:rFonts w:ascii="Courier New" w:hAnsi="Courier New" w:cs="Courier New"/>
+          <w:sz w:val="24"/>
+          <w:szCs w:val="24"/>
+          <w:lang w:val="ru-RU"/>
+        </w:rPr>
+        <w:t xml:space="preserve">                </w:t>
+      </w:r>
+      <w:r>
+        <w:rPr>
+          <w:rFonts w:ascii="Courier New" w:hAnsi="Courier New" w:cs="Courier New"/>
+          <w:sz w:val="24"/>
+          <w:szCs w:val="24"/>
+        </w:rPr>
+        <w:t xml:space="preserve">x_1 = a + (F[n] / </w:t>
+      </w:r>
+      <w:proofErr w:type="gramStart"/>
+      <w:r>
+        <w:rPr>
+          <w:rFonts w:ascii="Courier New" w:hAnsi="Courier New" w:cs="Courier New"/>
+          <w:sz w:val="24"/>
+          <w:szCs w:val="24"/>
+        </w:rPr>
+        <w:t>F[</w:t>
+      </w:r>
+      <w:proofErr w:type="gramEnd"/>
+      <w:r>
+        <w:rPr>
+          <w:rFonts w:ascii="Courier New" w:hAnsi="Courier New" w:cs="Courier New"/>
+          <w:sz w:val="24"/>
+          <w:szCs w:val="24"/>
+        </w:rPr>
+        <w:t>n + 2]) * (b - a)</w:t>
+      </w:r>
+    </w:p>
+    <w:p>
+      <w:pPr>
+        <w:pStyle w:val="af4"/>
+        <w:rPr>
+          <w:rFonts w:ascii="Courier New" w:hAnsi="Courier New" w:cs="Courier New"/>
+          <w:sz w:val="24"/>
+          <w:szCs w:val="24"/>
+        </w:rPr>
+      </w:pPr>
+      <w:r>
+        <w:rPr>
+          <w:rFonts w:ascii="Courier New" w:hAnsi="Courier New" w:cs="Courier New"/>
+          <w:sz w:val="24"/>
+          <w:szCs w:val="24"/>
+        </w:rPr>
+        <w:lastRenderedPageBreak/>
+        <w:t>                fx_1 = f(x_1)</w:t>
+      </w:r>
+    </w:p>
+    <w:p>
+      <w:pPr>
+        <w:pStyle w:val="af4"/>
+        <w:rPr>
+          <w:rFonts w:ascii="Courier New" w:hAnsi="Courier New" w:cs="Courier New"/>
+          <w:sz w:val="24"/>
+          <w:szCs w:val="24"/>
+        </w:rPr>
+      </w:pPr>
+      <w:r>
+        <w:rPr>
+          <w:rFonts w:ascii="Courier New" w:hAnsi="Courier New" w:cs="Courier New"/>
+          <w:sz w:val="24"/>
+          <w:szCs w:val="24"/>
+        </w:rPr>
+        <w:t>            else:</w:t>
+      </w:r>
+    </w:p>
+    <w:p>
+      <w:pPr>
+        <w:pStyle w:val="af4"/>
+        <w:rPr>
+          <w:rFonts w:ascii="Courier New" w:hAnsi="Courier New" w:cs="Courier New"/>
+          <w:sz w:val="24"/>
+          <w:szCs w:val="24"/>
+        </w:rPr>
+      </w:pPr>
+      <w:r>
+        <w:rPr>
+          <w:rFonts w:ascii="Courier New" w:hAnsi="Courier New" w:cs="Courier New"/>
+          <w:sz w:val="24"/>
+          <w:szCs w:val="24"/>
+        </w:rPr>
+        <w:t>                a = x_1</w:t>
+      </w:r>
+    </w:p>
+    <w:p>
+      <w:pPr>
+        <w:pStyle w:val="af4"/>
+        <w:rPr>
+          <w:rFonts w:ascii="Courier New" w:hAnsi="Courier New" w:cs="Courier New"/>
+          <w:sz w:val="24"/>
+          <w:szCs w:val="24"/>
+        </w:rPr>
+      </w:pPr>
+      <w:r>
+        <w:rPr>
+          <w:rFonts w:ascii="Courier New" w:hAnsi="Courier New" w:cs="Courier New"/>
+          <w:sz w:val="24"/>
+          <w:szCs w:val="24"/>
+        </w:rPr>
+        <w:t>                x_1, fx_1 = x_2, fx_2</w:t>
+      </w:r>
+    </w:p>
+    <w:p>
+      <w:pPr>
+        <w:pStyle w:val="af4"/>
+        <w:rPr>
+          <w:rFonts w:ascii="Courier New" w:hAnsi="Courier New" w:cs="Courier New"/>
+          <w:sz w:val="24"/>
+          <w:szCs w:val="24"/>
+        </w:rPr>
+      </w:pPr>
+      <w:r>
+        <w:rPr>
+          <w:rFonts w:ascii="Courier New" w:hAnsi="Courier New" w:cs="Courier New"/>
+          <w:sz w:val="24"/>
+          <w:szCs w:val="24"/>
+        </w:rPr>
+        <w:t>                n -= 1</w:t>
+      </w:r>
+    </w:p>
+    <w:p>
+      <w:pPr>
+        <w:pStyle w:val="af4"/>
+        <w:rPr>
+          <w:rFonts w:ascii="Courier New" w:hAnsi="Courier New" w:cs="Courier New"/>
+          <w:sz w:val="24"/>
+          <w:szCs w:val="24"/>
+        </w:rPr>
+      </w:pPr>
+      <w:r>
+        <w:rPr>
+          <w:rFonts w:ascii="Courier New" w:hAnsi="Courier New" w:cs="Courier New"/>
+          <w:sz w:val="24"/>
+          <w:szCs w:val="24"/>
+        </w:rPr>
+        <w:t>                x_2 = a + (</w:t>
+      </w:r>
+      <w:proofErr w:type="gramStart"/>
+      <w:r>
+        <w:rPr>
+          <w:rFonts w:ascii="Courier New" w:hAnsi="Courier New" w:cs="Courier New"/>
+          <w:sz w:val="24"/>
+          <w:szCs w:val="24"/>
+        </w:rPr>
+        <w:t>F[</w:t>
+      </w:r>
+      <w:proofErr w:type="gramEnd"/>
+      <w:r>
+        <w:rPr>
+          <w:rFonts w:ascii="Courier New" w:hAnsi="Courier New" w:cs="Courier New"/>
+          <w:sz w:val="24"/>
+          <w:szCs w:val="24"/>
+        </w:rPr>
+        <w:t xml:space="preserve">n + 1] / </w:t>
+      </w:r>
+      <w:proofErr w:type="gramStart"/>
+      <w:r>
+        <w:rPr>
+          <w:rFonts w:ascii="Courier New" w:hAnsi="Courier New" w:cs="Courier New"/>
+          <w:sz w:val="24"/>
+          <w:szCs w:val="24"/>
+        </w:rPr>
+        <w:t>F[</w:t>
+      </w:r>
+      <w:proofErr w:type="gramEnd"/>
+      <w:r>
+        <w:rPr>
+          <w:rFonts w:ascii="Courier New" w:hAnsi="Courier New" w:cs="Courier New"/>
+          <w:sz w:val="24"/>
+          <w:szCs w:val="24"/>
+        </w:rPr>
+        <w:t>n + 2]) * (b - a)</w:t>
+      </w:r>
+    </w:p>
+    <w:p>
+      <w:pPr>
+        <w:pStyle w:val="af4"/>
+        <w:rPr>
+          <w:rFonts w:ascii="Courier New" w:hAnsi="Courier New" w:cs="Courier New"/>
+          <w:sz w:val="24"/>
+          <w:szCs w:val="24"/>
+        </w:rPr>
+      </w:pPr>
+      <w:r>
+        <w:rPr>
+          <w:rFonts w:ascii="Courier New" w:hAnsi="Courier New" w:cs="Courier New"/>
+          <w:sz w:val="24"/>
+          <w:szCs w:val="24"/>
+        </w:rPr>
+        <w:t>                fx_2 = f(x_2)</w:t>
+      </w:r>
+    </w:p>
+    <w:p>
+      <w:pPr>
+        <w:pStyle w:val="af4"/>
+        <w:rPr>
+          <w:rFonts w:ascii="Courier New" w:hAnsi="Courier New" w:cs="Courier New"/>
+          <w:sz w:val="24"/>
+          <w:szCs w:val="24"/>
+        </w:rPr>
+      </w:pPr>
+    </w:p>
+    <w:p>
+      <w:pPr>
+        <w:pStyle w:val="af4"/>
+        <w:rPr>
+          <w:rFonts w:ascii="Courier New" w:hAnsi="Courier New" w:cs="Courier New"/>
+          <w:sz w:val="24"/>
+          <w:szCs w:val="24"/>
+        </w:rPr>
+      </w:pPr>
+      <w:r>
+        <w:rPr>
+          <w:rFonts w:ascii="Courier New" w:hAnsi="Courier New" w:cs="Courier New"/>
+          <w:sz w:val="24"/>
+          <w:szCs w:val="24"/>
+        </w:rPr>
+        <w:t xml:space="preserve">        </w:t>
+      </w:r>
+      <w:proofErr w:type="gramStart"/>
+      <w:r>
+        <w:rPr>
+          <w:rFonts w:ascii="Courier New" w:hAnsi="Courier New" w:cs="Courier New"/>
+          <w:sz w:val="24"/>
+          <w:szCs w:val="24"/>
+        </w:rPr>
+        <w:t>print(</w:t>
+      </w:r>
+      <w:proofErr w:type="spellStart"/>
+      <w:proofErr w:type="gramEnd"/>
+      <w:r>
+        <w:rPr>
+          <w:rFonts w:ascii="Courier New" w:hAnsi="Courier New" w:cs="Courier New"/>
+          <w:sz w:val="24"/>
+          <w:szCs w:val="24"/>
+        </w:rPr>
+        <w:t>ROW.format</w:t>
+      </w:r>
+      <w:proofErr w:type="spellEnd"/>
+      <w:r>
+        <w:rPr>
+          <w:rFonts w:ascii="Courier New" w:hAnsi="Courier New" w:cs="Courier New"/>
+          <w:sz w:val="24"/>
+          <w:szCs w:val="24"/>
+        </w:rPr>
+        <w:t xml:space="preserve">(iterations, a, b, x_1, fx_1, x_2, fx_2, </w:t>
+      </w:r>
+      <w:proofErr w:type="spellStart"/>
+      <w:r>
+        <w:rPr>
+          <w:rFonts w:ascii="Courier New" w:hAnsi="Courier New" w:cs="Courier New"/>
+          <w:sz w:val="24"/>
+          <w:szCs w:val="24"/>
+        </w:rPr>
+        <w:t>x_min</w:t>
+      </w:r>
+      <w:proofErr w:type="spellEnd"/>
+      <w:r>
+        <w:rPr>
+          <w:rFonts w:ascii="Courier New" w:hAnsi="Courier New" w:cs="Courier New"/>
+          <w:sz w:val="24"/>
+          <w:szCs w:val="24"/>
+        </w:rPr>
+        <w:t xml:space="preserve">, </w:t>
+      </w:r>
+      <w:proofErr w:type="spellStart"/>
+      <w:r>
+        <w:rPr>
+          <w:rFonts w:ascii="Courier New" w:hAnsi="Courier New" w:cs="Courier New"/>
+          <w:sz w:val="24"/>
+          <w:szCs w:val="24"/>
+        </w:rPr>
+        <w:t>f_min</w:t>
+      </w:r>
+      <w:proofErr w:type="spellEnd"/>
+      <w:r>
+        <w:rPr>
+          <w:rFonts w:ascii="Courier New" w:hAnsi="Courier New" w:cs="Courier New"/>
+          <w:sz w:val="24"/>
+          <w:szCs w:val="24"/>
+        </w:rPr>
+        <w:t>))</w:t>
+      </w:r>
+    </w:p>
+    <w:p>
+      <w:pPr>
+        <w:pStyle w:val="af4"/>
+        <w:rPr>
+          <w:rFonts w:ascii="Courier New" w:hAnsi="Courier New" w:cs="Courier New"/>
+          <w:sz w:val="24"/>
+          <w:szCs w:val="24"/>
+        </w:rPr>
+      </w:pPr>
+    </w:p>
+    <w:p>
+      <w:pPr>
+        <w:pStyle w:val="af4"/>
+        <w:rPr>
+          <w:rFonts w:ascii="Courier New" w:hAnsi="Courier New" w:cs="Courier New"/>
+          <w:sz w:val="24"/>
+          <w:szCs w:val="24"/>
+        </w:rPr>
+      </w:pPr>
+      <w:r>
+        <w:rPr>
+          <w:rFonts w:ascii="Courier New" w:hAnsi="Courier New" w:cs="Courier New"/>
+          <w:sz w:val="24"/>
+          <w:szCs w:val="24"/>
+        </w:rPr>
+        <w:t xml:space="preserve">    </w:t>
+      </w:r>
+      <w:proofErr w:type="spellStart"/>
+      <w:r>
+        <w:rPr>
+          <w:rFonts w:ascii="Courier New" w:hAnsi="Courier New" w:cs="Courier New"/>
+          <w:sz w:val="24"/>
+          <w:szCs w:val="24"/>
+        </w:rPr>
+        <w:t>print_</w:t>
+      </w:r>
+      <w:proofErr w:type="gramStart"/>
+      <w:r>
+        <w:rPr>
+          <w:rFonts w:ascii="Courier New" w:hAnsi="Courier New" w:cs="Courier New"/>
+          <w:sz w:val="24"/>
+          <w:szCs w:val="24"/>
+        </w:rPr>
+        <w:t>result</w:t>
+      </w:r>
+      <w:proofErr w:type="spellEnd"/>
+      <w:r>
+        <w:rPr>
+          <w:rFonts w:ascii="Courier New" w:hAnsi="Courier New" w:cs="Courier New"/>
+          <w:sz w:val="24"/>
+          <w:szCs w:val="24"/>
+        </w:rPr>
+        <w:t>(</w:t>
+      </w:r>
+      <w:proofErr w:type="gramEnd"/>
+      <w:r>
+        <w:rPr>
+          <w:rFonts w:ascii="Courier New" w:hAnsi="Courier New" w:cs="Courier New"/>
+          <w:sz w:val="24"/>
+          <w:szCs w:val="24"/>
+        </w:rPr>
+        <w:t>"</w:t>
+      </w:r>
+      <w:r>
+        <w:rPr>
+          <w:rFonts w:ascii="Courier New" w:hAnsi="Courier New" w:cs="Courier New"/>
+          <w:sz w:val="24"/>
+          <w:szCs w:val="24"/>
+          <w:lang w:val="ru-RU"/>
+        </w:rPr>
+        <w:t>Фибоначчи</w:t>
+      </w:r>
+      <w:r>
+        <w:rPr>
+          <w:rFonts w:ascii="Courier New" w:hAnsi="Courier New" w:cs="Courier New"/>
+          <w:sz w:val="24"/>
+          <w:szCs w:val="24"/>
+        </w:rPr>
+        <w:t xml:space="preserve">", </w:t>
+      </w:r>
+      <w:proofErr w:type="spellStart"/>
+      <w:r>
+        <w:rPr>
+          <w:rFonts w:ascii="Courier New" w:hAnsi="Courier New" w:cs="Courier New"/>
+          <w:sz w:val="24"/>
+          <w:szCs w:val="24"/>
+        </w:rPr>
+        <w:t>x_min</w:t>
+      </w:r>
+      <w:proofErr w:type="spellEnd"/>
+      <w:r>
+        <w:rPr>
+          <w:rFonts w:ascii="Courier New" w:hAnsi="Courier New" w:cs="Courier New"/>
+          <w:sz w:val="24"/>
+          <w:szCs w:val="24"/>
+        </w:rPr>
+        <w:t xml:space="preserve">, </w:t>
+      </w:r>
+      <w:proofErr w:type="spellStart"/>
+      <w:r>
+        <w:rPr>
+          <w:rFonts w:ascii="Courier New" w:hAnsi="Courier New" w:cs="Courier New"/>
+          <w:sz w:val="24"/>
+          <w:szCs w:val="24"/>
+        </w:rPr>
+        <w:t>f_min</w:t>
+      </w:r>
+      <w:proofErr w:type="spellEnd"/>
+      <w:r>
+        <w:rPr>
+          <w:rFonts w:ascii="Courier New" w:hAnsi="Courier New" w:cs="Courier New"/>
+          <w:sz w:val="24"/>
+          <w:szCs w:val="24"/>
+        </w:rPr>
+        <w:t>, a, b, iterations)</w:t>
+      </w:r>
+    </w:p>
+    <w:p>
+      <w:pPr>
+        <w:pStyle w:val="af4"/>
+        <w:rPr>
+          <w:rFonts w:ascii="Courier New" w:hAnsi="Courier New" w:cs="Courier New"/>
+          <w:sz w:val="24"/>
+          <w:szCs w:val="24"/>
+        </w:rPr>
+      </w:pPr>
+      <w:r>
+        <w:rPr>
+          <w:rFonts w:ascii="Courier New" w:hAnsi="Courier New" w:cs="Courier New"/>
+          <w:sz w:val="24"/>
+          <w:szCs w:val="24"/>
+        </w:rPr>
+        <w:t xml:space="preserve">    </w:t>
+      </w:r>
+      <w:proofErr w:type="spellStart"/>
+      <w:proofErr w:type="gramStart"/>
+      <w:r>
+        <w:rPr>
+          <w:rFonts w:ascii="Courier New" w:hAnsi="Courier New" w:cs="Courier New"/>
+          <w:sz w:val="24"/>
+          <w:szCs w:val="24"/>
+        </w:rPr>
+        <w:t>viewPlot</w:t>
+      </w:r>
+      <w:proofErr w:type="spellEnd"/>
+      <w:r>
+        <w:rPr>
+          <w:rFonts w:ascii="Courier New" w:hAnsi="Courier New" w:cs="Courier New"/>
+          <w:sz w:val="24"/>
+          <w:szCs w:val="24"/>
+        </w:rPr>
+        <w:t>(</w:t>
+      </w:r>
+      <w:proofErr w:type="gramEnd"/>
+      <w:r>
+        <w:rPr>
+          <w:rFonts w:ascii="Courier New" w:hAnsi="Courier New" w:cs="Courier New"/>
+          <w:sz w:val="24"/>
+          <w:szCs w:val="24"/>
+        </w:rPr>
+        <w:t xml:space="preserve">1, </w:t>
+      </w:r>
+      <w:proofErr w:type="spellStart"/>
+      <w:r>
+        <w:rPr>
+          <w:rFonts w:ascii="Courier New" w:hAnsi="Courier New" w:cs="Courier New"/>
+          <w:sz w:val="24"/>
+          <w:szCs w:val="24"/>
+        </w:rPr>
+        <w:t>x_min</w:t>
+      </w:r>
+      <w:proofErr w:type="spellEnd"/>
+      <w:r>
+        <w:rPr>
+          <w:rFonts w:ascii="Courier New" w:hAnsi="Courier New" w:cs="Courier New"/>
+          <w:sz w:val="24"/>
+          <w:szCs w:val="24"/>
+        </w:rPr>
+        <w:t xml:space="preserve">, </w:t>
+      </w:r>
+      <w:proofErr w:type="spellStart"/>
+      <w:r>
+        <w:rPr>
+          <w:rFonts w:ascii="Courier New" w:hAnsi="Courier New" w:cs="Courier New"/>
+          <w:sz w:val="24"/>
+          <w:szCs w:val="24"/>
+        </w:rPr>
+        <w:t>f_min</w:t>
+      </w:r>
+      <w:proofErr w:type="spellEnd"/>
+      <w:r>
+        <w:rPr>
+          <w:rFonts w:ascii="Courier New" w:hAnsi="Courier New" w:cs="Courier New"/>
+          <w:sz w:val="24"/>
+          <w:szCs w:val="24"/>
+        </w:rPr>
+        <w:t>)</w:t>
+      </w:r>
+    </w:p>
+    <w:p>
+      <w:pPr>
+        <w:pStyle w:val="af4"/>
+        <w:rPr>
+          <w:rFonts w:ascii="Courier New" w:hAnsi="Courier New" w:cs="Courier New"/>
+          <w:sz w:val="24"/>
+          <w:szCs w:val="24"/>
+        </w:rPr>
+      </w:pPr>
+    </w:p>
+    <w:p>
+      <w:pPr>
+        <w:pStyle w:val="af4"/>
+        <w:rPr>
+          <w:rFonts w:ascii="Courier New" w:hAnsi="Courier New" w:cs="Courier New"/>
+          <w:sz w:val="24"/>
+          <w:szCs w:val="24"/>
+        </w:rPr>
+      </w:pPr>
+      <w:r>
+        <w:rPr>
+          <w:rFonts w:ascii="Courier New" w:hAnsi="Courier New" w:cs="Courier New"/>
+          <w:sz w:val="24"/>
+          <w:szCs w:val="24"/>
+        </w:rPr>
+        <w:t xml:space="preserve">def </w:t>
+      </w:r>
+      <w:proofErr w:type="spellStart"/>
+      <w:r>
+        <w:rPr>
+          <w:rFonts w:ascii="Courier New" w:hAnsi="Courier New" w:cs="Courier New"/>
+          <w:sz w:val="24"/>
+          <w:szCs w:val="24"/>
+        </w:rPr>
+        <w:t>method_golden</w:t>
+      </w:r>
+      <w:proofErr w:type="spellEnd"/>
+      <w:r>
+        <w:rPr>
+          <w:rFonts w:ascii="Courier New" w:hAnsi="Courier New" w:cs="Courier New"/>
+          <w:sz w:val="24"/>
+          <w:szCs w:val="24"/>
+        </w:rPr>
+        <w:t>(eps):</w:t>
+      </w:r>
+    </w:p>
+    <w:p>
+      <w:pPr>
+        <w:pStyle w:val="af4"/>
+        <w:rPr>
+          <w:rFonts w:ascii="Courier New" w:hAnsi="Courier New" w:cs="Courier New"/>
+          <w:sz w:val="24"/>
+          <w:szCs w:val="24"/>
+        </w:rPr>
+      </w:pPr>
+      <w:r>
+        <w:rPr>
+          <w:rFonts w:ascii="Courier New" w:hAnsi="Courier New" w:cs="Courier New"/>
+          <w:sz w:val="24"/>
+          <w:szCs w:val="24"/>
+        </w:rPr>
+        <w:t>    tau = 0.38197</w:t>
+      </w:r>
+    </w:p>
+    <w:p>
+      <w:pPr>
+        <w:pStyle w:val="af4"/>
+        <w:rPr>
+          <w:rFonts w:ascii="Courier New" w:hAnsi="Courier New" w:cs="Courier New"/>
+          <w:sz w:val="24"/>
+          <w:szCs w:val="24"/>
+        </w:rPr>
+      </w:pPr>
+      <w:r>
+        <w:rPr>
+          <w:rFonts w:ascii="Courier New" w:hAnsi="Courier New" w:cs="Courier New"/>
+          <w:sz w:val="24"/>
+          <w:szCs w:val="24"/>
+        </w:rPr>
+        <w:t>    a, b = -10, 6</w:t>
+      </w:r>
+    </w:p>
+    <w:p>
+      <w:pPr>
+        <w:pStyle w:val="af4"/>
+        <w:rPr>
+          <w:rFonts w:ascii="Courier New" w:hAnsi="Courier New" w:cs="Courier New"/>
+          <w:sz w:val="24"/>
+          <w:szCs w:val="24"/>
+        </w:rPr>
+      </w:pPr>
+      <w:r>
+        <w:rPr>
+          <w:rFonts w:ascii="Courier New" w:hAnsi="Courier New" w:cs="Courier New"/>
+          <w:sz w:val="24"/>
+          <w:szCs w:val="24"/>
+        </w:rPr>
+        <w:t>    iterations = 0</w:t>
+      </w:r>
+    </w:p>
+    <w:p>
+      <w:pPr>
+        <w:pStyle w:val="af4"/>
+        <w:rPr>
+          <w:rFonts w:ascii="Courier New" w:hAnsi="Courier New" w:cs="Courier New"/>
+          <w:sz w:val="24"/>
+          <w:szCs w:val="24"/>
+        </w:rPr>
+      </w:pPr>
+    </w:p>
+    <w:p>
+      <w:pPr>
+        <w:pStyle w:val="af4"/>
+        <w:rPr>
+          <w:rFonts w:ascii="Courier New" w:hAnsi="Courier New" w:cs="Courier New"/>
+          <w:sz w:val="24"/>
+          <w:szCs w:val="24"/>
+        </w:rPr>
+      </w:pPr>
+      <w:r>
+        <w:rPr>
+          <w:rFonts w:ascii="Courier New" w:hAnsi="Courier New" w:cs="Courier New"/>
+          <w:sz w:val="24"/>
+          <w:szCs w:val="24"/>
+        </w:rPr>
+        <w:t>    x_1 = a + tau * (b - a)</w:t>
+      </w:r>
+    </w:p>
+    <w:p>
+      <w:pPr>
+        <w:pStyle w:val="af4"/>
+        <w:rPr>
+          <w:rFonts w:ascii="Courier New" w:hAnsi="Courier New" w:cs="Courier New"/>
+          <w:sz w:val="24"/>
+          <w:szCs w:val="24"/>
+        </w:rPr>
+      </w:pPr>
+      <w:r>
+        <w:rPr>
+          <w:rFonts w:ascii="Courier New" w:hAnsi="Courier New" w:cs="Courier New"/>
+          <w:sz w:val="24"/>
+          <w:szCs w:val="24"/>
+        </w:rPr>
+        <w:t>    x_2 = b - tau * (b - a)</w:t>
+      </w:r>
+    </w:p>
+    <w:p>
+      <w:pPr>
+        <w:pStyle w:val="af4"/>
+        <w:rPr>
+          <w:rFonts w:ascii="Courier New" w:hAnsi="Courier New" w:cs="Courier New"/>
+          <w:sz w:val="24"/>
+          <w:szCs w:val="24"/>
+        </w:rPr>
+      </w:pPr>
+      <w:r>
+        <w:rPr>
+          <w:rFonts w:ascii="Courier New" w:hAnsi="Courier New" w:cs="Courier New"/>
+          <w:sz w:val="24"/>
+          <w:szCs w:val="24"/>
+        </w:rPr>
+        <w:t>    fx_1, fx_2 = f(x_1), f(x_2)</w:t>
+      </w:r>
+    </w:p>
+    <w:p>
+      <w:pPr>
+        <w:pStyle w:val="af4"/>
+        <w:rPr>
+          <w:rFonts w:ascii="Courier New" w:hAnsi="Courier New" w:cs="Courier New"/>
+          <w:sz w:val="24"/>
+          <w:szCs w:val="24"/>
+        </w:rPr>
+      </w:pPr>
+    </w:p>
+    <w:p>
+      <w:pPr>
+        <w:pStyle w:val="af4"/>
+        <w:rPr>
+          <w:rFonts w:ascii="Courier New" w:hAnsi="Courier New" w:cs="Courier New"/>
+          <w:sz w:val="24"/>
+          <w:szCs w:val="24"/>
+        </w:rPr>
+      </w:pPr>
+      <w:r>
+        <w:rPr>
+          <w:rFonts w:ascii="Courier New" w:hAnsi="Courier New" w:cs="Courier New"/>
+          <w:sz w:val="24"/>
+          <w:szCs w:val="24"/>
+        </w:rPr>
+        <w:t xml:space="preserve">    </w:t>
+      </w:r>
+      <w:proofErr w:type="gramStart"/>
+      <w:r>
+        <w:rPr>
+          <w:rFonts w:ascii="Courier New" w:hAnsi="Courier New" w:cs="Courier New"/>
+          <w:sz w:val="24"/>
+          <w:szCs w:val="24"/>
+        </w:rPr>
+        <w:t>print(</w:t>
+      </w:r>
+      <w:proofErr w:type="gramEnd"/>
+      <w:r>
+        <w:rPr>
+          <w:rFonts w:ascii="Courier New" w:hAnsi="Courier New" w:cs="Courier New"/>
+          <w:sz w:val="24"/>
+          <w:szCs w:val="24"/>
+        </w:rPr>
+        <w:t>HEADER)</w:t>
+      </w:r>
+    </w:p>
+    <w:p>
+      <w:pPr>
+        <w:pStyle w:val="af4"/>
+        <w:rPr>
+          <w:rFonts w:ascii="Courier New" w:hAnsi="Courier New" w:cs="Courier New"/>
+          <w:sz w:val="24"/>
+          <w:szCs w:val="24"/>
+        </w:rPr>
+      </w:pPr>
+      <w:r>
+        <w:rPr>
+          <w:rFonts w:ascii="Courier New" w:hAnsi="Courier New" w:cs="Courier New"/>
+          <w:sz w:val="24"/>
+          <w:szCs w:val="24"/>
+        </w:rPr>
+        <w:t xml:space="preserve">    while </w:t>
+      </w:r>
+      <w:proofErr w:type="spellStart"/>
+      <w:proofErr w:type="gramStart"/>
+      <w:r>
+        <w:rPr>
+          <w:rFonts w:ascii="Courier New" w:hAnsi="Courier New" w:cs="Courier New"/>
+          <w:sz w:val="24"/>
+          <w:szCs w:val="24"/>
+        </w:rPr>
+        <w:t>np.abs</w:t>
+      </w:r>
+      <w:proofErr w:type="spellEnd"/>
+      <w:r>
+        <w:rPr>
+          <w:rFonts w:ascii="Courier New" w:hAnsi="Courier New" w:cs="Courier New"/>
+          <w:sz w:val="24"/>
+          <w:szCs w:val="24"/>
+        </w:rPr>
+        <w:t>(</w:t>
+      </w:r>
+      <w:proofErr w:type="gramEnd"/>
+      <w:r>
+        <w:rPr>
+          <w:rFonts w:ascii="Courier New" w:hAnsi="Courier New" w:cs="Courier New"/>
+          <w:sz w:val="24"/>
+          <w:szCs w:val="24"/>
+        </w:rPr>
+        <w:t>b - a) &gt; eps:</w:t>
+      </w:r>
+    </w:p>
+    <w:p>
+      <w:pPr>
+        <w:pStyle w:val="af4"/>
+        <w:rPr>
+          <w:rFonts w:ascii="Courier New" w:hAnsi="Courier New" w:cs="Courier New"/>
+          <w:sz w:val="24"/>
+          <w:szCs w:val="24"/>
+        </w:rPr>
+      </w:pPr>
+      <w:r>
+        <w:rPr>
+          <w:rFonts w:ascii="Courier New" w:hAnsi="Courier New" w:cs="Courier New"/>
+          <w:sz w:val="24"/>
+          <w:szCs w:val="24"/>
+        </w:rPr>
+        <w:t>        iterations += 1</w:t>
+      </w:r>
+    </w:p>
+    <w:p>
+      <w:pPr>
+        <w:pStyle w:val="af4"/>
+        <w:rPr>
+          <w:rFonts w:ascii="Courier New" w:hAnsi="Courier New" w:cs="Courier New"/>
+          <w:sz w:val="24"/>
+          <w:szCs w:val="24"/>
+        </w:rPr>
+      </w:pPr>
+      <w:r>
+        <w:rPr>
+          <w:rFonts w:ascii="Courier New" w:hAnsi="Courier New" w:cs="Courier New"/>
+          <w:sz w:val="24"/>
+          <w:szCs w:val="24"/>
+        </w:rPr>
+        <w:t>        if fx_1 &lt;= fx_2:</w:t>
+      </w:r>
+    </w:p>
+    <w:p>
+      <w:pPr>
+        <w:pStyle w:val="af4"/>
+        <w:rPr>
+          <w:rFonts w:ascii="Courier New" w:hAnsi="Courier New" w:cs="Courier New"/>
+          <w:sz w:val="24"/>
+          <w:szCs w:val="24"/>
+        </w:rPr>
+      </w:pPr>
+      <w:r>
+        <w:rPr>
+          <w:rFonts w:ascii="Courier New" w:hAnsi="Courier New" w:cs="Courier New"/>
+          <w:sz w:val="24"/>
+          <w:szCs w:val="24"/>
+        </w:rPr>
+        <w:t>            b = x_2</w:t>
+      </w:r>
+    </w:p>
+    <w:p>
+      <w:pPr>
+        <w:pStyle w:val="af4"/>
+        <w:rPr>
+          <w:rFonts w:ascii="Courier New" w:hAnsi="Courier New" w:cs="Courier New"/>
+          <w:sz w:val="24"/>
+          <w:szCs w:val="24"/>
+        </w:rPr>
+      </w:pPr>
+      <w:r>
+        <w:rPr>
+          <w:rFonts w:ascii="Courier New" w:hAnsi="Courier New" w:cs="Courier New"/>
+          <w:sz w:val="24"/>
+          <w:szCs w:val="24"/>
+        </w:rPr>
+        <w:t>            x_2, fx_2 = x_1, fx_1</w:t>
+      </w:r>
+    </w:p>
+    <w:p>
+      <w:pPr>
+        <w:pStyle w:val="af4"/>
+        <w:rPr>
+          <w:rFonts w:ascii="Courier New" w:hAnsi="Courier New" w:cs="Courier New"/>
+          <w:sz w:val="24"/>
+          <w:szCs w:val="24"/>
+        </w:rPr>
+      </w:pPr>
+      <w:r>
+        <w:rPr>
+          <w:rFonts w:ascii="Courier New" w:hAnsi="Courier New" w:cs="Courier New"/>
+          <w:sz w:val="24"/>
+          <w:szCs w:val="24"/>
+        </w:rPr>
+        <w:t>            x_1 = a + tau * (b - a)</w:t>
+      </w:r>
+    </w:p>
+    <w:p>
+      <w:pPr>
+        <w:pStyle w:val="af4"/>
+        <w:rPr>
+          <w:rFonts w:ascii="Courier New" w:hAnsi="Courier New" w:cs="Courier New"/>
+          <w:sz w:val="24"/>
+          <w:szCs w:val="24"/>
+        </w:rPr>
+      </w:pPr>
+      <w:r>
+        <w:rPr>
+          <w:rFonts w:ascii="Courier New" w:hAnsi="Courier New" w:cs="Courier New"/>
+          <w:sz w:val="24"/>
+          <w:szCs w:val="24"/>
+        </w:rPr>
+        <w:t>            fx_1 = f(x_1)</w:t>
+      </w:r>
+    </w:p>
+    <w:p>
+      <w:pPr>
+        <w:pStyle w:val="af4"/>
+        <w:rPr>
+          <w:rFonts w:ascii="Courier New" w:hAnsi="Courier New" w:cs="Courier New"/>
+          <w:sz w:val="24"/>
+          <w:szCs w:val="24"/>
+        </w:rPr>
+      </w:pPr>
+      <w:r>
+        <w:rPr>
+          <w:rFonts w:ascii="Courier New" w:hAnsi="Courier New" w:cs="Courier New"/>
+          <w:sz w:val="24"/>
+          <w:szCs w:val="24"/>
+        </w:rPr>
+        <w:t>        else:</w:t>
+      </w:r>
+    </w:p>
+    <w:p>
+      <w:pPr>
+        <w:pStyle w:val="af4"/>
+        <w:rPr>
+          <w:rFonts w:ascii="Courier New" w:hAnsi="Courier New" w:cs="Courier New"/>
+          <w:sz w:val="24"/>
+          <w:szCs w:val="24"/>
+        </w:rPr>
+      </w:pPr>
+      <w:r>
+        <w:rPr>
+          <w:rFonts w:ascii="Courier New" w:hAnsi="Courier New" w:cs="Courier New"/>
+          <w:sz w:val="24"/>
+          <w:szCs w:val="24"/>
+        </w:rPr>
+        <w:t>            a = x_1</w:t>
+      </w:r>
+    </w:p>
+    <w:p>
+      <w:pPr>
+        <w:pStyle w:val="af4"/>
+        <w:rPr>
+          <w:rFonts w:ascii="Courier New" w:hAnsi="Courier New" w:cs="Courier New"/>
+          <w:sz w:val="24"/>
+          <w:szCs w:val="24"/>
+        </w:rPr>
+      </w:pPr>
+      <w:r>
+        <w:rPr>
+          <w:rFonts w:ascii="Courier New" w:hAnsi="Courier New" w:cs="Courier New"/>
+          <w:sz w:val="24"/>
+          <w:szCs w:val="24"/>
+        </w:rPr>
+        <w:t>            x_1, fx_1 = x_2, fx_2</w:t>
+      </w:r>
+    </w:p>
+    <w:p>
+      <w:pPr>
+        <w:pStyle w:val="af4"/>
+        <w:rPr>
+          <w:rFonts w:ascii="Courier New" w:hAnsi="Courier New" w:cs="Courier New"/>
+          <w:sz w:val="24"/>
+          <w:szCs w:val="24"/>
+        </w:rPr>
+      </w:pPr>
+      <w:r>
+        <w:rPr>
+          <w:rFonts w:ascii="Courier New" w:hAnsi="Courier New" w:cs="Courier New"/>
+          <w:sz w:val="24"/>
+          <w:szCs w:val="24"/>
+        </w:rPr>
+        <w:t>            x_2 = b - tau * (b - a)</w:t>
+      </w:r>
+    </w:p>
+    <w:p>
+      <w:pPr>
+        <w:pStyle w:val="af4"/>
+        <w:rPr>
+          <w:rFonts w:ascii="Courier New" w:hAnsi="Courier New" w:cs="Courier New"/>
+          <w:sz w:val="24"/>
+          <w:szCs w:val="24"/>
+        </w:rPr>
+      </w:pPr>
+      <w:r>
+        <w:rPr>
+          <w:rFonts w:ascii="Courier New" w:hAnsi="Courier New" w:cs="Courier New"/>
+          <w:sz w:val="24"/>
+          <w:szCs w:val="24"/>
+        </w:rPr>
+        <w:t>            fx_2 = f(x_2)</w:t>
+      </w:r>
+    </w:p>
+    <w:p>
+      <w:pPr>
+        <w:pStyle w:val="af4"/>
+        <w:rPr>
+          <w:rFonts w:ascii="Courier New" w:hAnsi="Courier New" w:cs="Courier New"/>
+          <w:sz w:val="24"/>
+          <w:szCs w:val="24"/>
+        </w:rPr>
+      </w:pPr>
+    </w:p>
+    <w:p>
+      <w:pPr>
+        <w:pStyle w:val="af4"/>
+        <w:rPr>
+          <w:rFonts w:ascii="Courier New" w:hAnsi="Courier New" w:cs="Courier New"/>
+          <w:sz w:val="24"/>
+          <w:szCs w:val="24"/>
+        </w:rPr>
+      </w:pPr>
+      <w:r>
+        <w:rPr>
+          <w:rFonts w:ascii="Courier New" w:hAnsi="Courier New" w:cs="Courier New"/>
+          <w:sz w:val="24"/>
+          <w:szCs w:val="24"/>
+        </w:rPr>
+        <w:t xml:space="preserve">        </w:t>
+      </w:r>
+      <w:proofErr w:type="spellStart"/>
+      <w:r>
+        <w:rPr>
+          <w:rFonts w:ascii="Courier New" w:hAnsi="Courier New" w:cs="Courier New"/>
+          <w:sz w:val="24"/>
+          <w:szCs w:val="24"/>
+        </w:rPr>
+        <w:t>x_m</w:t>
+      </w:r>
+      <w:proofErr w:type="spellEnd"/>
+      <w:r>
+        <w:rPr>
+          <w:rFonts w:ascii="Courier New" w:hAnsi="Courier New" w:cs="Courier New"/>
+          <w:sz w:val="24"/>
+          <w:szCs w:val="24"/>
+        </w:rPr>
+        <w:t xml:space="preserve"> = (a + b) / 2</w:t>
+      </w:r>
+    </w:p>
+    <w:p>
+      <w:pPr>
+        <w:pStyle w:val="af4"/>
+        <w:rPr>
+          <w:rFonts w:ascii="Courier New" w:hAnsi="Courier New" w:cs="Courier New"/>
+          <w:sz w:val="24"/>
+          <w:szCs w:val="24"/>
+        </w:rPr>
+      </w:pPr>
+      <w:r>
+        <w:rPr>
+          <w:rFonts w:ascii="Courier New" w:hAnsi="Courier New" w:cs="Courier New"/>
+          <w:sz w:val="24"/>
+          <w:szCs w:val="24"/>
+        </w:rPr>
+        <w:t xml:space="preserve">        </w:t>
+      </w:r>
+      <w:proofErr w:type="gramStart"/>
+      <w:r>
+        <w:rPr>
+          <w:rFonts w:ascii="Courier New" w:hAnsi="Courier New" w:cs="Courier New"/>
+          <w:sz w:val="24"/>
+          <w:szCs w:val="24"/>
+        </w:rPr>
+        <w:t>print(</w:t>
+      </w:r>
+      <w:proofErr w:type="spellStart"/>
+      <w:proofErr w:type="gramEnd"/>
+      <w:r>
+        <w:rPr>
+          <w:rFonts w:ascii="Courier New" w:hAnsi="Courier New" w:cs="Courier New"/>
+          <w:sz w:val="24"/>
+          <w:szCs w:val="24"/>
+        </w:rPr>
+        <w:t>ROW.format</w:t>
+      </w:r>
+      <w:proofErr w:type="spellEnd"/>
+      <w:r>
+        <w:rPr>
+          <w:rFonts w:ascii="Courier New" w:hAnsi="Courier New" w:cs="Courier New"/>
+          <w:sz w:val="24"/>
+          <w:szCs w:val="24"/>
+        </w:rPr>
+        <w:t xml:space="preserve">(iterations, a, b, x_1, fx_1, x_2, fx_2, </w:t>
+      </w:r>
+      <w:proofErr w:type="spellStart"/>
+      <w:r>
+        <w:rPr>
+          <w:rFonts w:ascii="Courier New" w:hAnsi="Courier New" w:cs="Courier New"/>
+          <w:sz w:val="24"/>
+          <w:szCs w:val="24"/>
+        </w:rPr>
+        <w:t>x_m</w:t>
+      </w:r>
+      <w:proofErr w:type="spellEnd"/>
+      <w:r>
+        <w:rPr>
+          <w:rFonts w:ascii="Courier New" w:hAnsi="Courier New" w:cs="Courier New"/>
+          <w:sz w:val="24"/>
+          <w:szCs w:val="24"/>
+        </w:rPr>
+        <w:t>, f(</w:t>
+      </w:r>
+      <w:proofErr w:type="spellStart"/>
+      <w:r>
+        <w:rPr>
+          <w:rFonts w:ascii="Courier New" w:hAnsi="Courier New" w:cs="Courier New"/>
+          <w:sz w:val="24"/>
+          <w:szCs w:val="24"/>
+        </w:rPr>
+        <w:t>x_m</w:t>
+      </w:r>
+      <w:proofErr w:type="spellEnd"/>
+      <w:r>
+        <w:rPr>
+          <w:rFonts w:ascii="Courier New" w:hAnsi="Courier New" w:cs="Courier New"/>
+          <w:sz w:val="24"/>
+          <w:szCs w:val="24"/>
+        </w:rPr>
+        <w:t>)))</w:t>
+      </w:r>
+    </w:p>
+    <w:p>
+      <w:pPr>
+        <w:pStyle w:val="af4"/>
+        <w:rPr>
+          <w:rFonts w:ascii="Courier New" w:hAnsi="Courier New" w:cs="Courier New"/>
+          <w:sz w:val="24"/>
+          <w:szCs w:val="24"/>
+        </w:rPr>
+      </w:pPr>
+    </w:p>
+    <w:p>
+      <w:pPr>
+        <w:pStyle w:val="af4"/>
+        <w:rPr>
+          <w:rFonts w:ascii="Courier New" w:hAnsi="Courier New" w:cs="Courier New"/>
+          <w:sz w:val="24"/>
+          <w:szCs w:val="24"/>
+        </w:rPr>
+      </w:pPr>
+      <w:r>
+        <w:rPr>
+          <w:rFonts w:ascii="Courier New" w:hAnsi="Courier New" w:cs="Courier New"/>
+          <w:sz w:val="24"/>
+          <w:szCs w:val="24"/>
+        </w:rPr>
+        <w:t xml:space="preserve">    </w:t>
+      </w:r>
+      <w:proofErr w:type="spellStart"/>
+      <w:r>
+        <w:rPr>
+          <w:rFonts w:ascii="Courier New" w:hAnsi="Courier New" w:cs="Courier New"/>
+          <w:sz w:val="24"/>
+          <w:szCs w:val="24"/>
+        </w:rPr>
+        <w:t>x_min</w:t>
+      </w:r>
+      <w:proofErr w:type="spellEnd"/>
+      <w:r>
+        <w:rPr>
+          <w:rFonts w:ascii="Courier New" w:hAnsi="Courier New" w:cs="Courier New"/>
+          <w:sz w:val="24"/>
+          <w:szCs w:val="24"/>
+        </w:rPr>
+        <w:t xml:space="preserve"> = (a + b) / 2</w:t>
+      </w:r>
+    </w:p>
+    <w:p>
+      <w:pPr>
+        <w:pStyle w:val="af4"/>
+        <w:rPr>
+          <w:rFonts w:ascii="Courier New" w:hAnsi="Courier New" w:cs="Courier New"/>
+          <w:sz w:val="24"/>
+          <w:szCs w:val="24"/>
+        </w:rPr>
+      </w:pPr>
+      <w:r>
+        <w:rPr>
+          <w:rFonts w:ascii="Courier New" w:hAnsi="Courier New" w:cs="Courier New"/>
+          <w:sz w:val="24"/>
+          <w:szCs w:val="24"/>
+        </w:rPr>
+        <w:t xml:space="preserve">    </w:t>
+      </w:r>
+      <w:proofErr w:type="spellStart"/>
+      <w:r>
+        <w:rPr>
+          <w:rFonts w:ascii="Courier New" w:hAnsi="Courier New" w:cs="Courier New"/>
+          <w:sz w:val="24"/>
+          <w:szCs w:val="24"/>
+        </w:rPr>
+        <w:t>f_min</w:t>
+      </w:r>
+      <w:proofErr w:type="spellEnd"/>
+      <w:r>
+        <w:rPr>
+          <w:rFonts w:ascii="Courier New" w:hAnsi="Courier New" w:cs="Courier New"/>
+          <w:sz w:val="24"/>
+          <w:szCs w:val="24"/>
+        </w:rPr>
+        <w:t xml:space="preserve"> = f(</w:t>
+      </w:r>
+      <w:proofErr w:type="spellStart"/>
+      <w:r>
+        <w:rPr>
+          <w:rFonts w:ascii="Courier New" w:hAnsi="Courier New" w:cs="Courier New"/>
+          <w:sz w:val="24"/>
+          <w:szCs w:val="24"/>
+        </w:rPr>
+        <w:t>x_min</w:t>
+      </w:r>
+      <w:proofErr w:type="spellEnd"/>
+      <w:r>
+        <w:rPr>
+          <w:rFonts w:ascii="Courier New" w:hAnsi="Courier New" w:cs="Courier New"/>
+          <w:sz w:val="24"/>
+          <w:szCs w:val="24"/>
+        </w:rPr>
+        <w:t>)</w:t>
+      </w:r>
+    </w:p>
+    <w:p>
+      <w:pPr>
+        <w:pStyle w:val="af4"/>
+        <w:rPr>
+          <w:rFonts w:ascii="Courier New" w:hAnsi="Courier New" w:cs="Courier New"/>
+          <w:sz w:val="24"/>
+          <w:szCs w:val="24"/>
+        </w:rPr>
+      </w:pPr>
+      <w:r>
+        <w:rPr>
+          <w:rFonts w:ascii="Courier New" w:hAnsi="Courier New" w:cs="Courier New"/>
+          <w:sz w:val="24"/>
+          <w:szCs w:val="24"/>
+        </w:rPr>
+        <w:t xml:space="preserve">    </w:t>
+      </w:r>
+      <w:proofErr w:type="spellStart"/>
+      <w:r>
+        <w:rPr>
+          <w:rFonts w:ascii="Courier New" w:hAnsi="Courier New" w:cs="Courier New"/>
+          <w:sz w:val="24"/>
+          <w:szCs w:val="24"/>
+        </w:rPr>
+        <w:t>print_</w:t>
+      </w:r>
+      <w:proofErr w:type="gramStart"/>
+      <w:r>
+        <w:rPr>
+          <w:rFonts w:ascii="Courier New" w:hAnsi="Courier New" w:cs="Courier New"/>
+          <w:sz w:val="24"/>
+          <w:szCs w:val="24"/>
+        </w:rPr>
+        <w:t>result</w:t>
+      </w:r>
+      <w:proofErr w:type="spellEnd"/>
+      <w:r>
+        <w:rPr>
+          <w:rFonts w:ascii="Courier New" w:hAnsi="Courier New" w:cs="Courier New"/>
+          <w:sz w:val="24"/>
+          <w:szCs w:val="24"/>
+        </w:rPr>
+        <w:t>(</w:t>
+      </w:r>
+      <w:proofErr w:type="gramEnd"/>
+      <w:r>
+        <w:rPr>
+          <w:rFonts w:ascii="Courier New" w:hAnsi="Courier New" w:cs="Courier New"/>
+          <w:sz w:val="24"/>
+          <w:szCs w:val="24"/>
+        </w:rPr>
+        <w:t>"</w:t>
+      </w:r>
+      <w:r>
+        <w:rPr>
+          <w:rFonts w:ascii="Courier New" w:hAnsi="Courier New" w:cs="Courier New"/>
+          <w:sz w:val="24"/>
+          <w:szCs w:val="24"/>
+          <w:lang w:val="ru-RU"/>
+        </w:rPr>
+        <w:t>золотого</w:t>
+      </w:r>
+      <w:r>
+        <w:rPr>
+          <w:rFonts w:ascii="Courier New" w:hAnsi="Courier New" w:cs="Courier New"/>
+          <w:sz w:val="24"/>
+          <w:szCs w:val="24"/>
+        </w:rPr>
+        <w:t xml:space="preserve"> </w:t>
+      </w:r>
+      <w:r>
+        <w:rPr>
+          <w:rFonts w:ascii="Courier New" w:hAnsi="Courier New" w:cs="Courier New"/>
+          <w:sz w:val="24"/>
+          <w:szCs w:val="24"/>
+          <w:lang w:val="ru-RU"/>
+        </w:rPr>
+        <w:t>сечения</w:t>
+      </w:r>
+      <w:r>
+        <w:rPr>
+          <w:rFonts w:ascii="Courier New" w:hAnsi="Courier New" w:cs="Courier New"/>
+          <w:sz w:val="24"/>
+          <w:szCs w:val="24"/>
+        </w:rPr>
+        <w:t xml:space="preserve">", </w:t>
+      </w:r>
+      <w:proofErr w:type="spellStart"/>
+      <w:r>
+        <w:rPr>
+          <w:rFonts w:ascii="Courier New" w:hAnsi="Courier New" w:cs="Courier New"/>
+          <w:sz w:val="24"/>
+          <w:szCs w:val="24"/>
+        </w:rPr>
+        <w:t>x_min</w:t>
+      </w:r>
+      <w:proofErr w:type="spellEnd"/>
+      <w:r>
+        <w:rPr>
+          <w:rFonts w:ascii="Courier New" w:hAnsi="Courier New" w:cs="Courier New"/>
+          <w:sz w:val="24"/>
+          <w:szCs w:val="24"/>
+        </w:rPr>
+        <w:t xml:space="preserve">, </w:t>
+      </w:r>
+      <w:proofErr w:type="spellStart"/>
+      <w:r>
+        <w:rPr>
+          <w:rFonts w:ascii="Courier New" w:hAnsi="Courier New" w:cs="Courier New"/>
+          <w:sz w:val="24"/>
+          <w:szCs w:val="24"/>
+        </w:rPr>
+        <w:t>f_min</w:t>
+      </w:r>
+      <w:proofErr w:type="spellEnd"/>
+      <w:r>
+        <w:rPr>
+          <w:rFonts w:ascii="Courier New" w:hAnsi="Courier New" w:cs="Courier New"/>
+          <w:sz w:val="24"/>
+          <w:szCs w:val="24"/>
+        </w:rPr>
+        <w:t>, a, b, iterations)</w:t>
+      </w:r>
+    </w:p>
+    <w:p>
+      <w:pPr>
+        <w:pStyle w:val="af4"/>
+        <w:rPr>
+          <w:rFonts w:ascii="Courier New" w:hAnsi="Courier New" w:cs="Courier New"/>
+          <w:sz w:val="24"/>
+          <w:szCs w:val="24"/>
+        </w:rPr>
+      </w:pPr>
+      <w:r>
+        <w:rPr>
+          <w:rFonts w:ascii="Courier New" w:hAnsi="Courier New" w:cs="Courier New"/>
+          <w:sz w:val="24"/>
+          <w:szCs w:val="24"/>
+        </w:rPr>
+        <w:t xml:space="preserve">    </w:t>
+      </w:r>
+      <w:proofErr w:type="spellStart"/>
+      <w:proofErr w:type="gramStart"/>
+      <w:r>
+        <w:rPr>
+          <w:rFonts w:ascii="Courier New" w:hAnsi="Courier New" w:cs="Courier New"/>
+          <w:sz w:val="24"/>
+          <w:szCs w:val="24"/>
+        </w:rPr>
+        <w:t>viewPlot</w:t>
+      </w:r>
+      <w:proofErr w:type="spellEnd"/>
+      <w:r>
+        <w:rPr>
+          <w:rFonts w:ascii="Courier New" w:hAnsi="Courier New" w:cs="Courier New"/>
+          <w:sz w:val="24"/>
+          <w:szCs w:val="24"/>
+        </w:rPr>
+        <w:t>(</w:t>
+      </w:r>
+      <w:proofErr w:type="gramEnd"/>
+      <w:r>
+        <w:rPr>
+          <w:rFonts w:ascii="Courier New" w:hAnsi="Courier New" w:cs="Courier New"/>
+          <w:sz w:val="24"/>
+          <w:szCs w:val="24"/>
+        </w:rPr>
+        <w:t xml:space="preserve">1, </w:t>
+      </w:r>
+      <w:proofErr w:type="spellStart"/>
+      <w:r>
+        <w:rPr>
+          <w:rFonts w:ascii="Courier New" w:hAnsi="Courier New" w:cs="Courier New"/>
+          <w:sz w:val="24"/>
+          <w:szCs w:val="24"/>
+        </w:rPr>
+        <w:t>x_min</w:t>
+      </w:r>
+      <w:proofErr w:type="spellEnd"/>
+      <w:r>
+        <w:rPr>
+          <w:rFonts w:ascii="Courier New" w:hAnsi="Courier New" w:cs="Courier New"/>
+          <w:sz w:val="24"/>
+          <w:szCs w:val="24"/>
+        </w:rPr>
+        <w:t xml:space="preserve">, </w:t>
+      </w:r>
+      <w:proofErr w:type="spellStart"/>
+      <w:r>
+        <w:rPr>
+          <w:rFonts w:ascii="Courier New" w:hAnsi="Courier New" w:cs="Courier New"/>
+          <w:sz w:val="24"/>
+          <w:szCs w:val="24"/>
+        </w:rPr>
+        <w:t>f_min</w:t>
+      </w:r>
+      <w:proofErr w:type="spellEnd"/>
+      <w:r>
+        <w:rPr>
+          <w:rFonts w:ascii="Courier New" w:hAnsi="Courier New" w:cs="Courier New"/>
+          <w:sz w:val="24"/>
+          <w:szCs w:val="24"/>
+        </w:rPr>
+        <w:t>)</w:t>
+      </w:r>
+    </w:p>
+    <w:p>
+      <w:pPr>
+        <w:pStyle w:val="af4"/>
+        <w:rPr>
+          <w:rFonts w:ascii="Courier New" w:hAnsi="Courier New" w:cs="Courier New"/>
+          <w:sz w:val="24"/>
+          <w:szCs w:val="24"/>
+        </w:rPr>
+      </w:pPr>
+    </w:p>
+    <w:p>
+      <w:pPr>
+        <w:pStyle w:val="af4"/>
+        <w:rPr>
+          <w:rFonts w:ascii="Courier New" w:hAnsi="Courier New" w:cs="Courier New"/>
+          <w:sz w:val="24"/>
+          <w:szCs w:val="24"/>
+        </w:rPr>
+      </w:pPr>
+      <w:r>
+        <w:rPr>
+          <w:rFonts w:ascii="Courier New" w:hAnsi="Courier New" w:cs="Courier New"/>
+          <w:sz w:val="24"/>
+          <w:szCs w:val="24"/>
+        </w:rPr>
+        <w:t xml:space="preserve">def </w:t>
+      </w:r>
+      <w:proofErr w:type="spellStart"/>
+      <w:proofErr w:type="gramStart"/>
+      <w:r>
+        <w:rPr>
+          <w:rFonts w:ascii="Courier New" w:hAnsi="Courier New" w:cs="Courier New"/>
+          <w:sz w:val="24"/>
+          <w:szCs w:val="24"/>
+        </w:rPr>
+        <w:t>mainloop</w:t>
+      </w:r>
+      <w:proofErr w:type="spellEnd"/>
+      <w:r>
+        <w:rPr>
+          <w:rFonts w:ascii="Courier New" w:hAnsi="Courier New" w:cs="Courier New"/>
+          <w:sz w:val="24"/>
+          <w:szCs w:val="24"/>
+        </w:rPr>
+        <w:t>(</w:t>
+      </w:r>
+      <w:proofErr w:type="gramEnd"/>
+      <w:r>
+        <w:rPr>
+          <w:rFonts w:ascii="Courier New" w:hAnsi="Courier New" w:cs="Courier New"/>
+          <w:sz w:val="24"/>
+          <w:szCs w:val="24"/>
+        </w:rPr>
+        <w:t>):</w:t>
+      </w:r>
+    </w:p>
+    <w:p>
+      <w:pPr>
+        <w:pStyle w:val="af4"/>
+        <w:rPr>
+          <w:rFonts w:ascii="Courier New" w:hAnsi="Courier New" w:cs="Courier New"/>
+          <w:sz w:val="24"/>
+          <w:szCs w:val="24"/>
+        </w:rPr>
+      </w:pPr>
+      <w:r>
+        <w:rPr>
+          <w:rFonts w:ascii="Courier New" w:hAnsi="Courier New" w:cs="Courier New"/>
+          <w:sz w:val="24"/>
+          <w:szCs w:val="24"/>
+        </w:rPr>
+        <w:t>    eps = 0.05</w:t>
+      </w:r>
+    </w:p>
+    <w:p>
+      <w:pPr>
+        <w:pStyle w:val="af4"/>
         <w:rPr>
           <w:rFonts w:ascii="Courier New" w:hAnsi="Courier New" w:cs="Courier New"/>
           <w:sz w:val="24"/>
@@ -4520,47 +9260,11 @@
     <w:p>
       <w:pPr>
         <w:pStyle w:val="af4"/>
-        <w:ind w:left="0"/>
-        <w:rPr>
-          <w:rFonts w:ascii="Courier New" w:hAnsi="Courier New" w:cs="Courier New"/>
-          <w:sz w:val="24"/>
-          <w:szCs w:val="24"/>
-        </w:rPr>
-      </w:pPr>
-      <w:r>
-        <w:rPr>
-          <w:rFonts w:ascii="Courier New" w:hAnsi="Courier New" w:cs="Courier New"/>
-          <w:sz w:val="24"/>
-          <w:szCs w:val="24"/>
-        </w:rPr>
-        <w:t xml:space="preserve">        print("======== </w:t>
-      </w:r>
-      <w:r>
-        <w:rPr>
-          <w:rFonts w:ascii="Courier New" w:hAnsi="Courier New" w:cs="Courier New"/>
-          <w:sz w:val="24"/>
-          <w:szCs w:val="24"/>
-          <w:lang w:val="ru-RU"/>
-        </w:rPr>
-        <w:t>МЕНЮ</w:t>
-      </w:r>
-      <w:r>
-        <w:rPr>
-          <w:rFonts w:ascii="Courier New" w:hAnsi="Courier New" w:cs="Courier New"/>
-          <w:sz w:val="24"/>
-          <w:szCs w:val="24"/>
-        </w:rPr>
-        <w:t xml:space="preserve"> ========")</w:t>
-      </w:r>
-    </w:p>
-    <w:p>
-      <w:pPr>
-        <w:pStyle w:val="af4"/>
-        <w:ind w:left="0"/>
-        <w:rPr>
-          <w:rFonts w:ascii="Courier New" w:hAnsi="Courier New" w:cs="Courier New"/>
-          <w:sz w:val="24"/>
-          <w:szCs w:val="24"/>
+        <w:rPr>
+          <w:rFonts w:ascii="Courier New" w:hAnsi="Courier New" w:cs="Courier New"/>
+          <w:sz w:val="24"/>
+          <w:szCs w:val="24"/>
+          <w:lang w:val="ru-RU"/>
         </w:rPr>
       </w:pPr>
       <w:r>
@@ -4571,56 +9275,287 @@
         </w:rPr>
         <w:t xml:space="preserve">        </w:t>
       </w:r>
-      <w:r>
-        <w:rPr>
-          <w:rFonts w:ascii="Courier New" w:hAnsi="Courier New" w:cs="Courier New"/>
-          <w:sz w:val="24"/>
-          <w:szCs w:val="24"/>
-        </w:rPr>
-        <w:t xml:space="preserve">print("1. </w:t>
-      </w:r>
-      <w:r>
-        <w:rPr>
-          <w:rFonts w:ascii="Courier New" w:hAnsi="Courier New" w:cs="Courier New"/>
-          <w:sz w:val="24"/>
-          <w:szCs w:val="24"/>
-          <w:lang w:val="ru-RU"/>
-        </w:rPr>
-        <w:t>Метод</w:t>
-      </w:r>
-      <w:r>
-        <w:rPr>
-          <w:rFonts w:ascii="Courier New" w:hAnsi="Courier New" w:cs="Courier New"/>
-          <w:sz w:val="24"/>
-          <w:szCs w:val="24"/>
-        </w:rPr>
-        <w:t xml:space="preserve"> </w:t>
-      </w:r>
-      <w:r>
-        <w:rPr>
-          <w:rFonts w:ascii="Courier New" w:hAnsi="Courier New" w:cs="Courier New"/>
-          <w:sz w:val="24"/>
-          <w:szCs w:val="24"/>
-          <w:lang w:val="ru-RU"/>
-        </w:rPr>
-        <w:t>деления</w:t>
-      </w:r>
-      <w:r>
-        <w:rPr>
-          <w:rFonts w:ascii="Courier New" w:hAnsi="Courier New" w:cs="Courier New"/>
-          <w:sz w:val="24"/>
-          <w:szCs w:val="24"/>
-        </w:rPr>
-        <w:t xml:space="preserve"> </w:t>
-      </w:r>
-      <w:r>
-        <w:rPr>
-          <w:rFonts w:ascii="Courier New" w:hAnsi="Courier New" w:cs="Courier New"/>
-          <w:sz w:val="24"/>
-          <w:szCs w:val="24"/>
-          <w:lang w:val="ru-RU"/>
-        </w:rPr>
-        <w:t>интервалов</w:t>
+      <w:proofErr w:type="spellStart"/>
+      <w:proofErr w:type="gramStart"/>
+      <w:r>
+        <w:rPr>
+          <w:rFonts w:ascii="Courier New" w:hAnsi="Courier New" w:cs="Courier New"/>
+          <w:sz w:val="24"/>
+          <w:szCs w:val="24"/>
+          <w:lang w:val="ru-RU"/>
+        </w:rPr>
+        <w:t>print</w:t>
+      </w:r>
+      <w:proofErr w:type="spellEnd"/>
+      <w:r>
+        <w:rPr>
+          <w:rFonts w:ascii="Courier New" w:hAnsi="Courier New" w:cs="Courier New"/>
+          <w:sz w:val="24"/>
+          <w:szCs w:val="24"/>
+          <w:lang w:val="ru-RU"/>
+        </w:rPr>
+        <w:t>(</w:t>
+      </w:r>
+      <w:proofErr w:type="gramEnd"/>
+      <w:r>
+        <w:rPr>
+          <w:rFonts w:ascii="Courier New" w:hAnsi="Courier New" w:cs="Courier New"/>
+          <w:sz w:val="24"/>
+          <w:szCs w:val="24"/>
+          <w:lang w:val="ru-RU"/>
+        </w:rPr>
+        <w:t>"======== МЕНЮ ========")</w:t>
+      </w:r>
+    </w:p>
+    <w:p>
+      <w:pPr>
+        <w:pStyle w:val="af4"/>
+        <w:rPr>
+          <w:rFonts w:ascii="Courier New" w:hAnsi="Courier New" w:cs="Courier New"/>
+          <w:sz w:val="24"/>
+          <w:szCs w:val="24"/>
+          <w:lang w:val="ru-RU"/>
+        </w:rPr>
+      </w:pPr>
+      <w:r>
+        <w:rPr>
+          <w:rFonts w:ascii="Courier New" w:hAnsi="Courier New" w:cs="Courier New"/>
+          <w:sz w:val="24"/>
+          <w:szCs w:val="24"/>
+          <w:lang w:val="ru-RU"/>
+        </w:rPr>
+        <w:t xml:space="preserve">        </w:t>
+      </w:r>
+      <w:proofErr w:type="spellStart"/>
+      <w:proofErr w:type="gramStart"/>
+      <w:r>
+        <w:rPr>
+          <w:rFonts w:ascii="Courier New" w:hAnsi="Courier New" w:cs="Courier New"/>
+          <w:sz w:val="24"/>
+          <w:szCs w:val="24"/>
+          <w:lang w:val="ru-RU"/>
+        </w:rPr>
+        <w:t>print</w:t>
+      </w:r>
+      <w:proofErr w:type="spellEnd"/>
+      <w:r>
+        <w:rPr>
+          <w:rFonts w:ascii="Courier New" w:hAnsi="Courier New" w:cs="Courier New"/>
+          <w:sz w:val="24"/>
+          <w:szCs w:val="24"/>
+          <w:lang w:val="ru-RU"/>
+        </w:rPr>
+        <w:t>(</w:t>
+      </w:r>
+      <w:proofErr w:type="gramEnd"/>
+      <w:r>
+        <w:rPr>
+          <w:rFonts w:ascii="Courier New" w:hAnsi="Courier New" w:cs="Courier New"/>
+          <w:sz w:val="24"/>
+          <w:szCs w:val="24"/>
+          <w:lang w:val="ru-RU"/>
+        </w:rPr>
+        <w:t>"1. Метод деления интервалов")</w:t>
+      </w:r>
+    </w:p>
+    <w:p>
+      <w:pPr>
+        <w:pStyle w:val="af4"/>
+        <w:rPr>
+          <w:rFonts w:ascii="Courier New" w:hAnsi="Courier New" w:cs="Courier New"/>
+          <w:sz w:val="24"/>
+          <w:szCs w:val="24"/>
+          <w:lang w:val="ru-RU"/>
+        </w:rPr>
+      </w:pPr>
+      <w:r>
+        <w:rPr>
+          <w:rFonts w:ascii="Courier New" w:hAnsi="Courier New" w:cs="Courier New"/>
+          <w:sz w:val="24"/>
+          <w:szCs w:val="24"/>
+          <w:lang w:val="ru-RU"/>
+        </w:rPr>
+        <w:t xml:space="preserve">        </w:t>
+      </w:r>
+      <w:proofErr w:type="spellStart"/>
+      <w:proofErr w:type="gramStart"/>
+      <w:r>
+        <w:rPr>
+          <w:rFonts w:ascii="Courier New" w:hAnsi="Courier New" w:cs="Courier New"/>
+          <w:sz w:val="24"/>
+          <w:szCs w:val="24"/>
+          <w:lang w:val="ru-RU"/>
+        </w:rPr>
+        <w:t>print</w:t>
+      </w:r>
+      <w:proofErr w:type="spellEnd"/>
+      <w:r>
+        <w:rPr>
+          <w:rFonts w:ascii="Courier New" w:hAnsi="Courier New" w:cs="Courier New"/>
+          <w:sz w:val="24"/>
+          <w:szCs w:val="24"/>
+          <w:lang w:val="ru-RU"/>
+        </w:rPr>
+        <w:t>(</w:t>
+      </w:r>
+      <w:proofErr w:type="gramEnd"/>
+      <w:r>
+        <w:rPr>
+          <w:rFonts w:ascii="Courier New" w:hAnsi="Courier New" w:cs="Courier New"/>
+          <w:sz w:val="24"/>
+          <w:szCs w:val="24"/>
+          <w:lang w:val="ru-RU"/>
+        </w:rPr>
+        <w:t>"2. Метод Фибоначчи")</w:t>
+      </w:r>
+    </w:p>
+    <w:p>
+      <w:pPr>
+        <w:pStyle w:val="af4"/>
+        <w:rPr>
+          <w:rFonts w:ascii="Courier New" w:hAnsi="Courier New" w:cs="Courier New"/>
+          <w:sz w:val="24"/>
+          <w:szCs w:val="24"/>
+          <w:lang w:val="ru-RU"/>
+        </w:rPr>
+      </w:pPr>
+      <w:r>
+        <w:rPr>
+          <w:rFonts w:ascii="Courier New" w:hAnsi="Courier New" w:cs="Courier New"/>
+          <w:sz w:val="24"/>
+          <w:szCs w:val="24"/>
+          <w:lang w:val="ru-RU"/>
+        </w:rPr>
+        <w:lastRenderedPageBreak/>
+        <w:t xml:space="preserve">        </w:t>
+      </w:r>
+      <w:proofErr w:type="spellStart"/>
+      <w:proofErr w:type="gramStart"/>
+      <w:r>
+        <w:rPr>
+          <w:rFonts w:ascii="Courier New" w:hAnsi="Courier New" w:cs="Courier New"/>
+          <w:sz w:val="24"/>
+          <w:szCs w:val="24"/>
+          <w:lang w:val="ru-RU"/>
+        </w:rPr>
+        <w:t>print</w:t>
+      </w:r>
+      <w:proofErr w:type="spellEnd"/>
+      <w:r>
+        <w:rPr>
+          <w:rFonts w:ascii="Courier New" w:hAnsi="Courier New" w:cs="Courier New"/>
+          <w:sz w:val="24"/>
+          <w:szCs w:val="24"/>
+          <w:lang w:val="ru-RU"/>
+        </w:rPr>
+        <w:t>(</w:t>
+      </w:r>
+      <w:proofErr w:type="gramEnd"/>
+      <w:r>
+        <w:rPr>
+          <w:rFonts w:ascii="Courier New" w:hAnsi="Courier New" w:cs="Courier New"/>
+          <w:sz w:val="24"/>
+          <w:szCs w:val="24"/>
+          <w:lang w:val="ru-RU"/>
+        </w:rPr>
+        <w:t>"3. Метод золотого сечения")</w:t>
+      </w:r>
+    </w:p>
+    <w:p>
+      <w:pPr>
+        <w:pStyle w:val="af4"/>
+        <w:rPr>
+          <w:rFonts w:ascii="Courier New" w:hAnsi="Courier New" w:cs="Courier New"/>
+          <w:sz w:val="24"/>
+          <w:szCs w:val="24"/>
+          <w:lang w:val="ru-RU"/>
+        </w:rPr>
+      </w:pPr>
+      <w:r>
+        <w:rPr>
+          <w:rFonts w:ascii="Courier New" w:hAnsi="Courier New" w:cs="Courier New"/>
+          <w:sz w:val="24"/>
+          <w:szCs w:val="24"/>
+          <w:lang w:val="ru-RU"/>
+        </w:rPr>
+        <w:t xml:space="preserve">        </w:t>
+      </w:r>
+      <w:proofErr w:type="spellStart"/>
+      <w:proofErr w:type="gramStart"/>
+      <w:r>
+        <w:rPr>
+          <w:rFonts w:ascii="Courier New" w:hAnsi="Courier New" w:cs="Courier New"/>
+          <w:sz w:val="24"/>
+          <w:szCs w:val="24"/>
+          <w:lang w:val="ru-RU"/>
+        </w:rPr>
+        <w:t>print</w:t>
+      </w:r>
+      <w:proofErr w:type="spellEnd"/>
+      <w:r>
+        <w:rPr>
+          <w:rFonts w:ascii="Courier New" w:hAnsi="Courier New" w:cs="Courier New"/>
+          <w:sz w:val="24"/>
+          <w:szCs w:val="24"/>
+          <w:lang w:val="ru-RU"/>
+        </w:rPr>
+        <w:t>(</w:t>
+      </w:r>
+      <w:proofErr w:type="gramEnd"/>
+      <w:r>
+        <w:rPr>
+          <w:rFonts w:ascii="Courier New" w:hAnsi="Courier New" w:cs="Courier New"/>
+          <w:sz w:val="24"/>
+          <w:szCs w:val="24"/>
+          <w:lang w:val="ru-RU"/>
+        </w:rPr>
+        <w:t>"4. Показать график функции на отрезке [-10; 6]")</w:t>
+      </w:r>
+    </w:p>
+    <w:p>
+      <w:pPr>
+        <w:pStyle w:val="af4"/>
+        <w:rPr>
+          <w:rFonts w:ascii="Courier New" w:hAnsi="Courier New" w:cs="Courier New"/>
+          <w:sz w:val="24"/>
+          <w:szCs w:val="24"/>
+        </w:rPr>
+      </w:pPr>
+      <w:r>
+        <w:rPr>
+          <w:rFonts w:ascii="Courier New" w:hAnsi="Courier New" w:cs="Courier New"/>
+          <w:sz w:val="24"/>
+          <w:szCs w:val="24"/>
+          <w:lang w:val="ru-RU"/>
+        </w:rPr>
+        <w:t xml:space="preserve">        </w:t>
+      </w:r>
+      <w:proofErr w:type="gramStart"/>
+      <w:r>
+        <w:rPr>
+          <w:rFonts w:ascii="Courier New" w:hAnsi="Courier New" w:cs="Courier New"/>
+          <w:sz w:val="24"/>
+          <w:szCs w:val="24"/>
+        </w:rPr>
+        <w:t>print(</w:t>
+      </w:r>
+      <w:proofErr w:type="gramEnd"/>
+      <w:r>
+        <w:rPr>
+          <w:rFonts w:ascii="Courier New" w:hAnsi="Courier New" w:cs="Courier New"/>
+          <w:sz w:val="24"/>
+          <w:szCs w:val="24"/>
+        </w:rPr>
+        <w:t xml:space="preserve">"5. </w:t>
+      </w:r>
+      <w:r>
+        <w:rPr>
+          <w:rFonts w:ascii="Courier New" w:hAnsi="Courier New" w:cs="Courier New"/>
+          <w:sz w:val="24"/>
+          <w:szCs w:val="24"/>
+          <w:lang w:val="ru-RU"/>
+        </w:rPr>
+        <w:t>Выход</w:t>
       </w:r>
       <w:r>
         <w:rPr>
@@ -4634,12 +9569,92 @@
     <w:p>
       <w:pPr>
         <w:pStyle w:val="af4"/>
-        <w:ind w:left="0"/>
-        <w:rPr>
-          <w:rFonts w:ascii="Courier New" w:hAnsi="Courier New" w:cs="Courier New"/>
-          <w:sz w:val="24"/>
-          <w:szCs w:val="24"/>
-          <w:lang w:val="ru-RU"/>
+        <w:rPr>
+          <w:rFonts w:ascii="Courier New" w:hAnsi="Courier New" w:cs="Courier New"/>
+          <w:sz w:val="24"/>
+          <w:szCs w:val="24"/>
+        </w:rPr>
+      </w:pPr>
+      <w:r>
+        <w:rPr>
+          <w:rFonts w:ascii="Courier New" w:hAnsi="Courier New" w:cs="Courier New"/>
+          <w:sz w:val="24"/>
+          <w:szCs w:val="24"/>
+        </w:rPr>
+        <w:t>        c = int(</w:t>
+      </w:r>
+      <w:proofErr w:type="gramStart"/>
+      <w:r>
+        <w:rPr>
+          <w:rFonts w:ascii="Courier New" w:hAnsi="Courier New" w:cs="Courier New"/>
+          <w:sz w:val="24"/>
+          <w:szCs w:val="24"/>
+        </w:rPr>
+        <w:t>input(</w:t>
+      </w:r>
+      <w:proofErr w:type="gramEnd"/>
+      <w:r>
+        <w:rPr>
+          <w:rFonts w:ascii="Courier New" w:hAnsi="Courier New" w:cs="Courier New"/>
+          <w:sz w:val="24"/>
+          <w:szCs w:val="24"/>
+        </w:rPr>
+        <w:t>"-&gt; "))</w:t>
+      </w:r>
+    </w:p>
+    <w:p>
+      <w:pPr>
+        <w:pStyle w:val="af4"/>
+        <w:rPr>
+          <w:rFonts w:ascii="Courier New" w:hAnsi="Courier New" w:cs="Courier New"/>
+          <w:sz w:val="24"/>
+          <w:szCs w:val="24"/>
+        </w:rPr>
+      </w:pPr>
+    </w:p>
+    <w:p>
+      <w:pPr>
+        <w:pStyle w:val="af4"/>
+        <w:rPr>
+          <w:rFonts w:ascii="Courier New" w:hAnsi="Courier New" w:cs="Courier New"/>
+          <w:sz w:val="24"/>
+          <w:szCs w:val="24"/>
+        </w:rPr>
+      </w:pPr>
+      <w:r>
+        <w:rPr>
+          <w:rFonts w:ascii="Courier New" w:hAnsi="Courier New" w:cs="Courier New"/>
+          <w:sz w:val="24"/>
+          <w:szCs w:val="24"/>
+        </w:rPr>
+        <w:t>        if c == 5:</w:t>
+      </w:r>
+    </w:p>
+    <w:p>
+      <w:pPr>
+        <w:pStyle w:val="af4"/>
+        <w:rPr>
+          <w:rFonts w:ascii="Courier New" w:hAnsi="Courier New" w:cs="Courier New"/>
+          <w:sz w:val="24"/>
+          <w:szCs w:val="24"/>
+        </w:rPr>
+      </w:pPr>
+      <w:r>
+        <w:rPr>
+          <w:rFonts w:ascii="Courier New" w:hAnsi="Courier New" w:cs="Courier New"/>
+          <w:sz w:val="24"/>
+          <w:szCs w:val="24"/>
+        </w:rPr>
+        <w:t>            return</w:t>
+      </w:r>
+    </w:p>
+    <w:p>
+      <w:pPr>
+        <w:pStyle w:val="af4"/>
+        <w:rPr>
+          <w:rFonts w:ascii="Courier New" w:hAnsi="Courier New" w:cs="Courier New"/>
+          <w:sz w:val="24"/>
+          <w:szCs w:val="24"/>
         </w:rPr>
       </w:pPr>
       <w:r>
@@ -4650,156 +9665,110 @@
         </w:rPr>
         <w:t xml:space="preserve">        </w:t>
       </w:r>
-      <w:r>
-        <w:rPr>
-          <w:rFonts w:ascii="Courier New" w:hAnsi="Courier New" w:cs="Courier New"/>
-          <w:sz w:val="24"/>
-          <w:szCs w:val="24"/>
-          <w:lang w:val="ru-RU"/>
-        </w:rPr>
-        <w:t>print("2. Метод Фибоначчи")</w:t>
-      </w:r>
-    </w:p>
-    <w:p>
-      <w:pPr>
-        <w:pStyle w:val="af4"/>
-        <w:ind w:left="0"/>
-        <w:rPr>
-          <w:rFonts w:ascii="Courier New" w:hAnsi="Courier New" w:cs="Courier New"/>
-          <w:sz w:val="24"/>
-          <w:szCs w:val="24"/>
-          <w:lang w:val="ru-RU"/>
-        </w:rPr>
-      </w:pPr>
-      <w:r>
-        <w:rPr>
-          <w:rFonts w:ascii="Courier New" w:hAnsi="Courier New" w:cs="Courier New"/>
-          <w:sz w:val="24"/>
-          <w:szCs w:val="24"/>
-          <w:lang w:val="ru-RU"/>
-        </w:rPr>
-        <w:t>        print("3. Метод золотого сечения")</w:t>
-      </w:r>
-    </w:p>
-    <w:p>
-      <w:pPr>
-        <w:pStyle w:val="af4"/>
-        <w:ind w:left="0"/>
-        <w:rPr>
-          <w:rFonts w:ascii="Courier New" w:hAnsi="Courier New" w:cs="Courier New"/>
-          <w:sz w:val="24"/>
-          <w:szCs w:val="24"/>
-          <w:lang w:val="ru-RU"/>
-        </w:rPr>
-      </w:pPr>
-      <w:r>
-        <w:rPr>
-          <w:rFonts w:ascii="Courier New" w:hAnsi="Courier New" w:cs="Courier New"/>
-          <w:sz w:val="24"/>
-          <w:szCs w:val="24"/>
-          <w:lang w:val="ru-RU"/>
-        </w:rPr>
-        <w:t>        print("4. Показать график функции на отрезке [-10; 6]")</w:t>
-      </w:r>
-    </w:p>
-    <w:p>
-      <w:pPr>
-        <w:pStyle w:val="af4"/>
-        <w:ind w:left="0"/>
-        <w:rPr>
-          <w:rFonts w:ascii="Courier New" w:hAnsi="Courier New" w:cs="Courier New"/>
-          <w:sz w:val="24"/>
-          <w:szCs w:val="24"/>
-        </w:rPr>
-      </w:pPr>
-      <w:r>
-        <w:rPr>
-          <w:rFonts w:ascii="Courier New" w:hAnsi="Courier New" w:cs="Courier New"/>
-          <w:sz w:val="24"/>
-          <w:szCs w:val="24"/>
-          <w:lang w:val="ru-RU"/>
+      <w:proofErr w:type="spellStart"/>
+      <w:r>
+        <w:rPr>
+          <w:rFonts w:ascii="Courier New" w:hAnsi="Courier New" w:cs="Courier New"/>
+          <w:sz w:val="24"/>
+          <w:szCs w:val="24"/>
+        </w:rPr>
+        <w:t>elif</w:t>
+      </w:r>
+      <w:proofErr w:type="spellEnd"/>
+      <w:r>
+        <w:rPr>
+          <w:rFonts w:ascii="Courier New" w:hAnsi="Courier New" w:cs="Courier New"/>
+          <w:sz w:val="24"/>
+          <w:szCs w:val="24"/>
+        </w:rPr>
+        <w:t xml:space="preserve"> c == 4:</w:t>
+      </w:r>
+    </w:p>
+    <w:p>
+      <w:pPr>
+        <w:pStyle w:val="af4"/>
+        <w:rPr>
+          <w:rFonts w:ascii="Courier New" w:hAnsi="Courier New" w:cs="Courier New"/>
+          <w:sz w:val="24"/>
+          <w:szCs w:val="24"/>
+        </w:rPr>
+      </w:pPr>
+      <w:r>
+        <w:rPr>
+          <w:rFonts w:ascii="Courier New" w:hAnsi="Courier New" w:cs="Courier New"/>
+          <w:sz w:val="24"/>
+          <w:szCs w:val="24"/>
+        </w:rPr>
+        <w:t xml:space="preserve">            </w:t>
+      </w:r>
+      <w:proofErr w:type="spellStart"/>
+      <w:proofErr w:type="gramStart"/>
+      <w:r>
+        <w:rPr>
+          <w:rFonts w:ascii="Courier New" w:hAnsi="Courier New" w:cs="Courier New"/>
+          <w:sz w:val="24"/>
+          <w:szCs w:val="24"/>
+        </w:rPr>
+        <w:t>viewPlot</w:t>
+      </w:r>
+      <w:proofErr w:type="spellEnd"/>
+      <w:r>
+        <w:rPr>
+          <w:rFonts w:ascii="Courier New" w:hAnsi="Courier New" w:cs="Courier New"/>
+          <w:sz w:val="24"/>
+          <w:szCs w:val="24"/>
+        </w:rPr>
+        <w:t>(</w:t>
+      </w:r>
+      <w:proofErr w:type="gramEnd"/>
+      <w:r>
+        <w:rPr>
+          <w:rFonts w:ascii="Courier New" w:hAnsi="Courier New" w:cs="Courier New"/>
+          <w:sz w:val="24"/>
+          <w:szCs w:val="24"/>
+        </w:rPr>
+        <w:t>0)</w:t>
+      </w:r>
+    </w:p>
+    <w:p>
+      <w:pPr>
+        <w:pStyle w:val="af4"/>
+        <w:rPr>
+          <w:rFonts w:ascii="Courier New" w:hAnsi="Courier New" w:cs="Courier New"/>
+          <w:sz w:val="24"/>
+          <w:szCs w:val="24"/>
+        </w:rPr>
+      </w:pPr>
+      <w:r>
+        <w:rPr>
+          <w:rFonts w:ascii="Courier New" w:hAnsi="Courier New" w:cs="Courier New"/>
+          <w:sz w:val="24"/>
+          <w:szCs w:val="24"/>
         </w:rPr>
         <w:t xml:space="preserve">        </w:t>
       </w:r>
-      <w:r>
-        <w:rPr>
-          <w:rFonts w:ascii="Courier New" w:hAnsi="Courier New" w:cs="Courier New"/>
-          <w:sz w:val="24"/>
-          <w:szCs w:val="24"/>
-        </w:rPr>
-        <w:t xml:space="preserve">print("5. </w:t>
-      </w:r>
-      <w:r>
-        <w:rPr>
-          <w:rFonts w:ascii="Courier New" w:hAnsi="Courier New" w:cs="Courier New"/>
-          <w:sz w:val="24"/>
-          <w:szCs w:val="24"/>
-          <w:lang w:val="ru-RU"/>
-        </w:rPr>
-        <w:t>Выход</w:t>
-      </w:r>
-      <w:r>
-        <w:rPr>
-          <w:rFonts w:ascii="Courier New" w:hAnsi="Courier New" w:cs="Courier New"/>
-          <w:sz w:val="24"/>
-          <w:szCs w:val="24"/>
-        </w:rPr>
-        <w:t>")</w:t>
-      </w:r>
-    </w:p>
-    <w:p>
-      <w:pPr>
-        <w:pStyle w:val="af4"/>
-        <w:ind w:left="0"/>
-        <w:rPr>
-          <w:rFonts w:ascii="Courier New" w:hAnsi="Courier New" w:cs="Courier New"/>
-          <w:sz w:val="24"/>
-          <w:szCs w:val="24"/>
-        </w:rPr>
-      </w:pPr>
-      <w:r>
-        <w:rPr>
-          <w:rFonts w:ascii="Courier New" w:hAnsi="Courier New" w:cs="Courier New"/>
-          <w:sz w:val="24"/>
-          <w:szCs w:val="24"/>
-        </w:rPr>
-        <w:t>        c = int(input("-&gt; "))</w:t>
-      </w:r>
-    </w:p>
-    <w:p>
-      <w:pPr>
-        <w:pStyle w:val="af4"/>
-        <w:ind w:left="0"/>
-        <w:rPr>
-          <w:rFonts w:ascii="Courier New" w:hAnsi="Courier New" w:cs="Courier New"/>
-          <w:sz w:val="24"/>
-          <w:szCs w:val="24"/>
-        </w:rPr>
-      </w:pPr>
-    </w:p>
-    <w:p>
-      <w:pPr>
-        <w:pStyle w:val="af4"/>
-        <w:ind w:left="0"/>
-        <w:rPr>
-          <w:rFonts w:ascii="Courier New" w:hAnsi="Courier New" w:cs="Courier New"/>
-          <w:sz w:val="24"/>
-          <w:szCs w:val="24"/>
-        </w:rPr>
-      </w:pPr>
-      <w:r>
-        <w:rPr>
-          <w:rFonts w:ascii="Courier New" w:hAnsi="Courier New" w:cs="Courier New"/>
-          <w:sz w:val="24"/>
-          <w:szCs w:val="24"/>
-        </w:rPr>
-        <w:t>        if c == 5:</w:t>
-      </w:r>
-    </w:p>
-    <w:p>
-      <w:pPr>
-        <w:pStyle w:val="af4"/>
-        <w:ind w:left="0"/>
+      <w:proofErr w:type="spellStart"/>
+      <w:r>
+        <w:rPr>
+          <w:rFonts w:ascii="Courier New" w:hAnsi="Courier New" w:cs="Courier New"/>
+          <w:sz w:val="24"/>
+          <w:szCs w:val="24"/>
+        </w:rPr>
+        <w:t>elif</w:t>
+      </w:r>
+      <w:proofErr w:type="spellEnd"/>
+      <w:r>
+        <w:rPr>
+          <w:rFonts w:ascii="Courier New" w:hAnsi="Courier New" w:cs="Courier New"/>
+          <w:sz w:val="24"/>
+          <w:szCs w:val="24"/>
+        </w:rPr>
+        <w:t xml:space="preserve"> c == 1:</w:t>
+      </w:r>
+    </w:p>
+    <w:p>
+      <w:pPr>
+        <w:pStyle w:val="af4"/>
         <w:rPr>
           <w:rFonts w:ascii="Courier New" w:hAnsi="Courier New" w:cs="Courier New"/>
           <w:sz w:val="24"/>
@@ -4814,582 +9783,68 @@
         </w:rPr>
         <w:t xml:space="preserve">            </w:t>
       </w:r>
-      <w:r>
-        <w:rPr>
-          <w:rFonts w:ascii="Courier New" w:hAnsi="Courier New" w:cs="Courier New"/>
-          <w:sz w:val="24"/>
-          <w:szCs w:val="24"/>
-        </w:rPr>
-        <w:t>return</w:t>
-      </w:r>
-    </w:p>
-    <w:p>
-      <w:pPr>
-        <w:pStyle w:val="af4"/>
-        <w:ind w:left="0"/>
-        <w:rPr>
-          <w:rFonts w:ascii="Courier New" w:hAnsi="Courier New" w:cs="Courier New"/>
-          <w:sz w:val="24"/>
-          <w:szCs w:val="24"/>
-        </w:rPr>
-      </w:pPr>
-    </w:p>
-    <w:p>
-      <w:pPr>
-        <w:pStyle w:val="af4"/>
-        <w:ind w:left="0"/>
-        <w:rPr>
-          <w:rFonts w:ascii="Courier New" w:hAnsi="Courier New" w:cs="Courier New"/>
-          <w:sz w:val="24"/>
-          <w:szCs w:val="24"/>
-        </w:rPr>
-      </w:pPr>
-      <w:r>
-        <w:rPr>
-          <w:rFonts w:ascii="Courier New" w:hAnsi="Courier New" w:cs="Courier New"/>
-          <w:sz w:val="24"/>
-          <w:szCs w:val="24"/>
-        </w:rPr>
-        <w:t>        elif c == 4:</w:t>
-      </w:r>
-    </w:p>
-    <w:p>
-      <w:pPr>
-        <w:pStyle w:val="af4"/>
-        <w:ind w:left="0"/>
-        <w:rPr>
-          <w:rFonts w:ascii="Courier New" w:hAnsi="Courier New" w:cs="Courier New"/>
-          <w:sz w:val="24"/>
-          <w:szCs w:val="24"/>
-        </w:rPr>
-      </w:pPr>
-      <w:r>
-        <w:rPr>
-          <w:rFonts w:ascii="Courier New" w:hAnsi="Courier New" w:cs="Courier New"/>
-          <w:sz w:val="24"/>
-          <w:szCs w:val="24"/>
-        </w:rPr>
-        <w:t>            viewPlot(0)</w:t>
-      </w:r>
-    </w:p>
-    <w:p>
-      <w:pPr>
-        <w:pStyle w:val="af4"/>
-        <w:ind w:left="0"/>
-        <w:rPr>
-          <w:rFonts w:ascii="Courier New" w:hAnsi="Courier New" w:cs="Courier New"/>
-          <w:sz w:val="24"/>
-          <w:szCs w:val="24"/>
-        </w:rPr>
-      </w:pPr>
-    </w:p>
-    <w:p>
-      <w:pPr>
-        <w:pStyle w:val="af4"/>
-        <w:ind w:left="0"/>
-        <w:rPr>
-          <w:rFonts w:ascii="Courier New" w:hAnsi="Courier New" w:cs="Courier New"/>
-          <w:sz w:val="24"/>
-          <w:szCs w:val="24"/>
-        </w:rPr>
-      </w:pPr>
-      <w:r>
-        <w:rPr>
-          <w:rFonts w:ascii="Courier New" w:hAnsi="Courier New" w:cs="Courier New"/>
-          <w:sz w:val="24"/>
-          <w:szCs w:val="24"/>
-        </w:rPr>
-        <w:t>        elif c == 1:</w:t>
-      </w:r>
-    </w:p>
-    <w:p>
-      <w:pPr>
-        <w:pStyle w:val="af4"/>
-        <w:ind w:left="0"/>
-        <w:rPr>
-          <w:rFonts w:ascii="Courier New" w:hAnsi="Courier New" w:cs="Courier New"/>
-          <w:sz w:val="24"/>
-          <w:szCs w:val="24"/>
-        </w:rPr>
-      </w:pPr>
-      <w:r>
-        <w:rPr>
-          <w:rFonts w:ascii="Courier New" w:hAnsi="Courier New" w:cs="Courier New"/>
-          <w:sz w:val="24"/>
-          <w:szCs w:val="24"/>
-        </w:rPr>
-        <w:t>            a = -10</w:t>
-      </w:r>
-    </w:p>
-    <w:p>
-      <w:pPr>
-        <w:pStyle w:val="af4"/>
-        <w:ind w:left="0"/>
-        <w:rPr>
-          <w:rFonts w:ascii="Courier New" w:hAnsi="Courier New" w:cs="Courier New"/>
-          <w:sz w:val="24"/>
-          <w:szCs w:val="24"/>
-        </w:rPr>
-      </w:pPr>
-      <w:r>
-        <w:rPr>
-          <w:rFonts w:ascii="Courier New" w:hAnsi="Courier New" w:cs="Courier New"/>
-          <w:sz w:val="24"/>
-          <w:szCs w:val="24"/>
-        </w:rPr>
-        <w:t>            b = 6</w:t>
-      </w:r>
-    </w:p>
-    <w:p>
-      <w:pPr>
-        <w:pStyle w:val="af4"/>
-        <w:ind w:left="0"/>
-        <w:rPr>
-          <w:rFonts w:ascii="Courier New" w:hAnsi="Courier New" w:cs="Courier New"/>
-          <w:sz w:val="24"/>
-          <w:szCs w:val="24"/>
-        </w:rPr>
-      </w:pPr>
-      <w:r>
-        <w:rPr>
-          <w:rFonts w:ascii="Courier New" w:hAnsi="Courier New" w:cs="Courier New"/>
-          <w:sz w:val="24"/>
-          <w:szCs w:val="24"/>
-        </w:rPr>
-        <w:t>            x_m = (a + b) / 2</w:t>
-      </w:r>
-    </w:p>
-    <w:p>
-      <w:pPr>
-        <w:pStyle w:val="af4"/>
-        <w:ind w:left="0"/>
-        <w:rPr>
-          <w:rFonts w:ascii="Courier New" w:hAnsi="Courier New" w:cs="Courier New"/>
-          <w:sz w:val="24"/>
-          <w:szCs w:val="24"/>
-        </w:rPr>
-      </w:pPr>
-      <w:r>
-        <w:rPr>
-          <w:rFonts w:ascii="Courier New" w:hAnsi="Courier New" w:cs="Courier New"/>
-          <w:sz w:val="24"/>
-          <w:szCs w:val="24"/>
-        </w:rPr>
-        <w:t>            l = b - a</w:t>
-      </w:r>
-    </w:p>
-    <w:p>
-      <w:pPr>
-        <w:pStyle w:val="af4"/>
-        <w:ind w:left="0"/>
-        <w:rPr>
-          <w:rFonts w:ascii="Courier New" w:hAnsi="Courier New" w:cs="Courier New"/>
-          <w:sz w:val="24"/>
-          <w:szCs w:val="24"/>
-        </w:rPr>
-      </w:pPr>
-      <w:r>
-        <w:rPr>
-          <w:rFonts w:ascii="Courier New" w:hAnsi="Courier New" w:cs="Courier New"/>
-          <w:sz w:val="24"/>
-          <w:szCs w:val="24"/>
-        </w:rPr>
-        <w:t>            iterations = 0</w:t>
-      </w:r>
-    </w:p>
-    <w:p>
-      <w:pPr>
-        <w:pStyle w:val="af4"/>
-        <w:ind w:left="0"/>
-        <w:rPr>
-          <w:rFonts w:ascii="Courier New" w:hAnsi="Courier New" w:cs="Courier New"/>
-          <w:sz w:val="24"/>
-          <w:szCs w:val="24"/>
-        </w:rPr>
-      </w:pPr>
-    </w:p>
-    <w:p>
-      <w:pPr>
-        <w:pStyle w:val="af4"/>
-        <w:ind w:left="0"/>
-        <w:rPr>
-          <w:rFonts w:ascii="Courier New" w:hAnsi="Courier New" w:cs="Courier New"/>
-          <w:sz w:val="24"/>
-          <w:szCs w:val="24"/>
-        </w:rPr>
-      </w:pPr>
-      <w:r>
-        <w:rPr>
-          <w:rFonts w:ascii="Courier New" w:hAnsi="Courier New" w:cs="Courier New"/>
-          <w:sz w:val="24"/>
-          <w:szCs w:val="24"/>
-        </w:rPr>
-        <w:t>            while np.abs(l) &gt;= eps:</w:t>
-      </w:r>
-    </w:p>
-    <w:p>
-      <w:pPr>
-        <w:pStyle w:val="af4"/>
-        <w:ind w:left="0"/>
-        <w:rPr>
-          <w:rFonts w:ascii="Courier New" w:hAnsi="Courier New" w:cs="Courier New"/>
-          <w:sz w:val="24"/>
-          <w:szCs w:val="24"/>
-        </w:rPr>
-      </w:pPr>
-      <w:r>
-        <w:rPr>
-          <w:rFonts w:ascii="Courier New" w:hAnsi="Courier New" w:cs="Courier New"/>
-          <w:sz w:val="24"/>
-          <w:szCs w:val="24"/>
-        </w:rPr>
-        <w:t>                x_1 = a + l / 4</w:t>
-      </w:r>
-    </w:p>
-    <w:p>
-      <w:pPr>
-        <w:pStyle w:val="af4"/>
-        <w:ind w:left="0"/>
-        <w:rPr>
-          <w:rFonts w:ascii="Courier New" w:hAnsi="Courier New" w:cs="Courier New"/>
-          <w:sz w:val="24"/>
-          <w:szCs w:val="24"/>
-        </w:rPr>
-      </w:pPr>
-      <w:r>
-        <w:rPr>
-          <w:rFonts w:ascii="Courier New" w:hAnsi="Courier New" w:cs="Courier New"/>
-          <w:sz w:val="24"/>
-          <w:szCs w:val="24"/>
-        </w:rPr>
-        <w:t>                x_2 = b - l / 4</w:t>
-      </w:r>
-    </w:p>
-    <w:p>
-      <w:pPr>
-        <w:pStyle w:val="af4"/>
-        <w:ind w:left="0"/>
-        <w:rPr>
-          <w:rFonts w:ascii="Courier New" w:hAnsi="Courier New" w:cs="Courier New"/>
-          <w:sz w:val="24"/>
-          <w:szCs w:val="24"/>
-        </w:rPr>
-      </w:pPr>
-      <w:r>
-        <w:rPr>
-          <w:rFonts w:ascii="Courier New" w:hAnsi="Courier New" w:cs="Courier New"/>
-          <w:sz w:val="24"/>
-          <w:szCs w:val="24"/>
-        </w:rPr>
-        <w:t>                fx_1 = f(x_1)</w:t>
-      </w:r>
-    </w:p>
-    <w:p>
-      <w:pPr>
-        <w:pStyle w:val="af4"/>
-        <w:ind w:left="0"/>
-        <w:rPr>
-          <w:rFonts w:ascii="Courier New" w:hAnsi="Courier New" w:cs="Courier New"/>
-          <w:sz w:val="24"/>
-          <w:szCs w:val="24"/>
-        </w:rPr>
-      </w:pPr>
-      <w:r>
-        <w:rPr>
-          <w:rFonts w:ascii="Courier New" w:hAnsi="Courier New" w:cs="Courier New"/>
-          <w:sz w:val="24"/>
-          <w:szCs w:val="24"/>
-        </w:rPr>
-        <w:t>                fx_2 = f(x_2)</w:t>
-      </w:r>
-    </w:p>
-    <w:p>
-      <w:pPr>
-        <w:pStyle w:val="af4"/>
-        <w:ind w:left="0"/>
-        <w:rPr>
-          <w:rFonts w:ascii="Courier New" w:hAnsi="Courier New" w:cs="Courier New"/>
-          <w:sz w:val="24"/>
-          <w:szCs w:val="24"/>
-        </w:rPr>
-      </w:pPr>
-      <w:r>
-        <w:rPr>
-          <w:rFonts w:ascii="Courier New" w:hAnsi="Courier New" w:cs="Courier New"/>
-          <w:sz w:val="24"/>
-          <w:szCs w:val="24"/>
-        </w:rPr>
-        <w:t>                fx_m = f(x_m)</w:t>
-      </w:r>
-    </w:p>
-    <w:p>
-      <w:pPr>
-        <w:pStyle w:val="af4"/>
-        <w:ind w:left="0"/>
-        <w:rPr>
-          <w:rFonts w:ascii="Courier New" w:hAnsi="Courier New" w:cs="Courier New"/>
-          <w:sz w:val="24"/>
-          <w:szCs w:val="24"/>
-        </w:rPr>
-      </w:pPr>
-      <w:r>
-        <w:rPr>
-          <w:rFonts w:ascii="Courier New" w:hAnsi="Courier New" w:cs="Courier New"/>
-          <w:sz w:val="24"/>
-          <w:szCs w:val="24"/>
-        </w:rPr>
-        <w:t>                if fx_1 &lt; fx_m:</w:t>
-      </w:r>
-    </w:p>
-    <w:p>
-      <w:pPr>
-        <w:pStyle w:val="af4"/>
-        <w:ind w:left="0"/>
-        <w:rPr>
-          <w:rFonts w:ascii="Courier New" w:hAnsi="Courier New" w:cs="Courier New"/>
-          <w:sz w:val="24"/>
-          <w:szCs w:val="24"/>
-        </w:rPr>
-      </w:pPr>
-      <w:r>
-        <w:rPr>
-          <w:rFonts w:ascii="Courier New" w:hAnsi="Courier New" w:cs="Courier New"/>
-          <w:sz w:val="24"/>
-          <w:szCs w:val="24"/>
-        </w:rPr>
-        <w:t>                    b = x_m</w:t>
-      </w:r>
-    </w:p>
-    <w:p>
-      <w:pPr>
-        <w:pStyle w:val="af4"/>
-        <w:ind w:left="0"/>
-        <w:rPr>
-          <w:rFonts w:ascii="Courier New" w:hAnsi="Courier New" w:cs="Courier New"/>
-          <w:sz w:val="24"/>
-          <w:szCs w:val="24"/>
-        </w:rPr>
-      </w:pPr>
-      <w:r>
-        <w:rPr>
-          <w:rFonts w:ascii="Courier New" w:hAnsi="Courier New" w:cs="Courier New"/>
-          <w:sz w:val="24"/>
-          <w:szCs w:val="24"/>
-        </w:rPr>
-        <w:t>                    x_m = x_1</w:t>
-      </w:r>
-    </w:p>
-    <w:p>
-      <w:pPr>
-        <w:pStyle w:val="af4"/>
-        <w:ind w:left="0"/>
-        <w:rPr>
-          <w:rFonts w:ascii="Courier New" w:hAnsi="Courier New" w:cs="Courier New"/>
-          <w:sz w:val="24"/>
-          <w:szCs w:val="24"/>
-        </w:rPr>
-      </w:pPr>
-      <w:r>
-        <w:rPr>
-          <w:rFonts w:ascii="Courier New" w:hAnsi="Courier New" w:cs="Courier New"/>
-          <w:sz w:val="24"/>
-          <w:szCs w:val="24"/>
-        </w:rPr>
-        <w:lastRenderedPageBreak/>
-        <w:t>                    l = b - a</w:t>
-      </w:r>
-    </w:p>
-    <w:p>
-      <w:pPr>
-        <w:pStyle w:val="af4"/>
-        <w:ind w:left="0"/>
-        <w:rPr>
-          <w:rFonts w:ascii="Courier New" w:hAnsi="Courier New" w:cs="Courier New"/>
-          <w:sz w:val="24"/>
-          <w:szCs w:val="24"/>
-        </w:rPr>
-      </w:pPr>
-      <w:r>
-        <w:rPr>
-          <w:rFonts w:ascii="Courier New" w:hAnsi="Courier New" w:cs="Courier New"/>
-          <w:sz w:val="24"/>
-          <w:szCs w:val="24"/>
-        </w:rPr>
-        <w:t>                elif fx_2 &lt; fx_m:</w:t>
-      </w:r>
-    </w:p>
-    <w:p>
-      <w:pPr>
-        <w:pStyle w:val="af4"/>
-        <w:ind w:left="0"/>
-        <w:rPr>
-          <w:rFonts w:ascii="Courier New" w:hAnsi="Courier New" w:cs="Courier New"/>
-          <w:sz w:val="24"/>
-          <w:szCs w:val="24"/>
-        </w:rPr>
-      </w:pPr>
-      <w:r>
-        <w:rPr>
-          <w:rFonts w:ascii="Courier New" w:hAnsi="Courier New" w:cs="Courier New"/>
-          <w:sz w:val="24"/>
-          <w:szCs w:val="24"/>
-        </w:rPr>
-        <w:t>                    a = x_m</w:t>
-      </w:r>
-    </w:p>
-    <w:p>
-      <w:pPr>
-        <w:pStyle w:val="af4"/>
-        <w:ind w:left="0"/>
-        <w:rPr>
-          <w:rFonts w:ascii="Courier New" w:hAnsi="Courier New" w:cs="Courier New"/>
-          <w:sz w:val="24"/>
-          <w:szCs w:val="24"/>
-        </w:rPr>
-      </w:pPr>
-      <w:r>
-        <w:rPr>
-          <w:rFonts w:ascii="Courier New" w:hAnsi="Courier New" w:cs="Courier New"/>
-          <w:sz w:val="24"/>
-          <w:szCs w:val="24"/>
-        </w:rPr>
-        <w:t>                    x_m = x_2</w:t>
-      </w:r>
-    </w:p>
-    <w:p>
-      <w:pPr>
-        <w:pStyle w:val="af4"/>
-        <w:ind w:left="0"/>
-        <w:rPr>
-          <w:rFonts w:ascii="Courier New" w:hAnsi="Courier New" w:cs="Courier New"/>
-          <w:sz w:val="24"/>
-          <w:szCs w:val="24"/>
-        </w:rPr>
-      </w:pPr>
-      <w:r>
-        <w:rPr>
-          <w:rFonts w:ascii="Courier New" w:hAnsi="Courier New" w:cs="Courier New"/>
-          <w:sz w:val="24"/>
-          <w:szCs w:val="24"/>
-        </w:rPr>
-        <w:t>                    l = b - a</w:t>
-      </w:r>
-    </w:p>
-    <w:p>
-      <w:pPr>
-        <w:pStyle w:val="af4"/>
-        <w:ind w:left="0"/>
-        <w:rPr>
-          <w:rFonts w:ascii="Courier New" w:hAnsi="Courier New" w:cs="Courier New"/>
-          <w:sz w:val="24"/>
-          <w:szCs w:val="24"/>
-        </w:rPr>
-      </w:pPr>
-      <w:r>
-        <w:rPr>
-          <w:rFonts w:ascii="Courier New" w:hAnsi="Courier New" w:cs="Courier New"/>
-          <w:sz w:val="24"/>
-          <w:szCs w:val="24"/>
-        </w:rPr>
-        <w:t>                else:</w:t>
-      </w:r>
-    </w:p>
-    <w:p>
-      <w:pPr>
-        <w:pStyle w:val="af4"/>
-        <w:ind w:left="0"/>
-        <w:rPr>
-          <w:rFonts w:ascii="Courier New" w:hAnsi="Courier New" w:cs="Courier New"/>
-          <w:sz w:val="24"/>
-          <w:szCs w:val="24"/>
-        </w:rPr>
-      </w:pPr>
-      <w:r>
-        <w:rPr>
-          <w:rFonts w:ascii="Courier New" w:hAnsi="Courier New" w:cs="Courier New"/>
-          <w:sz w:val="24"/>
-          <w:szCs w:val="24"/>
-        </w:rPr>
-        <w:t>                    a = x_1</w:t>
-      </w:r>
-    </w:p>
-    <w:p>
-      <w:pPr>
-        <w:pStyle w:val="af4"/>
-        <w:ind w:left="0"/>
-        <w:rPr>
-          <w:rFonts w:ascii="Courier New" w:hAnsi="Courier New" w:cs="Courier New"/>
-          <w:sz w:val="24"/>
-          <w:szCs w:val="24"/>
-        </w:rPr>
-      </w:pPr>
-      <w:r>
-        <w:rPr>
-          <w:rFonts w:ascii="Courier New" w:hAnsi="Courier New" w:cs="Courier New"/>
-          <w:sz w:val="24"/>
-          <w:szCs w:val="24"/>
-        </w:rPr>
-        <w:t>                    b = x_2</w:t>
-      </w:r>
-    </w:p>
-    <w:p>
-      <w:pPr>
-        <w:pStyle w:val="af4"/>
-        <w:ind w:left="0"/>
-        <w:rPr>
-          <w:rFonts w:ascii="Courier New" w:hAnsi="Courier New" w:cs="Courier New"/>
-          <w:sz w:val="24"/>
-          <w:szCs w:val="24"/>
-        </w:rPr>
-      </w:pPr>
-      <w:r>
-        <w:rPr>
-          <w:rFonts w:ascii="Courier New" w:hAnsi="Courier New" w:cs="Courier New"/>
-          <w:sz w:val="24"/>
-          <w:szCs w:val="24"/>
-        </w:rPr>
-        <w:t>                    l = b - a</w:t>
-      </w:r>
-    </w:p>
-    <w:p>
-      <w:pPr>
-        <w:pStyle w:val="af4"/>
-        <w:ind w:left="0"/>
-        <w:rPr>
-          <w:rFonts w:ascii="Courier New" w:hAnsi="Courier New" w:cs="Courier New"/>
-          <w:sz w:val="24"/>
-          <w:szCs w:val="24"/>
-        </w:rPr>
-      </w:pPr>
-      <w:r>
-        <w:rPr>
-          <w:rFonts w:ascii="Courier New" w:hAnsi="Courier New" w:cs="Courier New"/>
-          <w:sz w:val="24"/>
-          <w:szCs w:val="24"/>
-        </w:rPr>
-        <w:t>                iterations += 1</w:t>
-      </w:r>
-    </w:p>
-    <w:p>
-      <w:pPr>
-        <w:pStyle w:val="af4"/>
-        <w:ind w:left="0"/>
-        <w:rPr>
-          <w:rFonts w:ascii="Courier New" w:hAnsi="Courier New" w:cs="Courier New"/>
-          <w:sz w:val="24"/>
-          <w:szCs w:val="24"/>
-        </w:rPr>
-      </w:pPr>
-    </w:p>
-    <w:p>
-      <w:pPr>
-        <w:pStyle w:val="af4"/>
-        <w:ind w:left="0"/>
-        <w:rPr>
-          <w:rFonts w:ascii="Courier New" w:hAnsi="Courier New" w:cs="Courier New"/>
-          <w:sz w:val="24"/>
-          <w:szCs w:val="24"/>
-          <w:lang w:val="ru-RU"/>
+      <w:proofErr w:type="spellStart"/>
+      <w:r>
+        <w:rPr>
+          <w:rFonts w:ascii="Courier New" w:hAnsi="Courier New" w:cs="Courier New"/>
+          <w:sz w:val="24"/>
+          <w:szCs w:val="24"/>
+        </w:rPr>
+        <w:t>method_division</w:t>
+      </w:r>
+      <w:proofErr w:type="spellEnd"/>
+      <w:r>
+        <w:rPr>
+          <w:rFonts w:ascii="Courier New" w:hAnsi="Courier New" w:cs="Courier New"/>
+          <w:sz w:val="24"/>
+          <w:szCs w:val="24"/>
+        </w:rPr>
+        <w:t>(eps)</w:t>
+      </w:r>
+    </w:p>
+    <w:p>
+      <w:pPr>
+        <w:pStyle w:val="af4"/>
+        <w:rPr>
+          <w:rFonts w:ascii="Courier New" w:hAnsi="Courier New" w:cs="Courier New"/>
+          <w:sz w:val="24"/>
+          <w:szCs w:val="24"/>
+        </w:rPr>
+      </w:pPr>
+      <w:r>
+        <w:rPr>
+          <w:rFonts w:ascii="Courier New" w:hAnsi="Courier New" w:cs="Courier New"/>
+          <w:sz w:val="24"/>
+          <w:szCs w:val="24"/>
+        </w:rPr>
+        <w:t xml:space="preserve">        </w:t>
+      </w:r>
+      <w:proofErr w:type="spellStart"/>
+      <w:r>
+        <w:rPr>
+          <w:rFonts w:ascii="Courier New" w:hAnsi="Courier New" w:cs="Courier New"/>
+          <w:sz w:val="24"/>
+          <w:szCs w:val="24"/>
+        </w:rPr>
+        <w:t>elif</w:t>
+      </w:r>
+      <w:proofErr w:type="spellEnd"/>
+      <w:r>
+        <w:rPr>
+          <w:rFonts w:ascii="Courier New" w:hAnsi="Courier New" w:cs="Courier New"/>
+          <w:sz w:val="24"/>
+          <w:szCs w:val="24"/>
+        </w:rPr>
+        <w:t xml:space="preserve"> c == 2:</w:t>
+      </w:r>
+    </w:p>
+    <w:p>
+      <w:pPr>
+        <w:pStyle w:val="af4"/>
+        <w:rPr>
+          <w:rFonts w:ascii="Courier New" w:hAnsi="Courier New" w:cs="Courier New"/>
+          <w:sz w:val="24"/>
+          <w:szCs w:val="24"/>
         </w:rPr>
       </w:pPr>
       <w:r>
@@ -5400,2562 +9855,258 @@
         </w:rPr>
         <w:t xml:space="preserve">            </w:t>
       </w:r>
-      <w:r>
-        <w:rPr>
-          <w:rFonts w:ascii="Courier New" w:hAnsi="Courier New" w:cs="Courier New"/>
-          <w:sz w:val="24"/>
-          <w:szCs w:val="24"/>
-          <w:lang w:val="ru-RU"/>
-        </w:rPr>
-        <w:t>print("\n\nРезультат вычисления по методу деления интервала:")</w:t>
-      </w:r>
-    </w:p>
-    <w:p>
-      <w:pPr>
-        <w:pStyle w:val="af4"/>
-        <w:ind w:left="0"/>
-        <w:rPr>
-          <w:rFonts w:ascii="Courier New" w:hAnsi="Courier New" w:cs="Courier New"/>
-          <w:sz w:val="24"/>
-          <w:szCs w:val="24"/>
-          <w:lang w:val="ru-RU"/>
-        </w:rPr>
-      </w:pPr>
-      <w:r>
-        <w:rPr>
-          <w:rFonts w:ascii="Courier New" w:hAnsi="Courier New" w:cs="Courier New"/>
-          <w:sz w:val="24"/>
-          <w:szCs w:val="24"/>
-          <w:lang w:val="ru-RU"/>
-        </w:rPr>
-        <w:t>            print(f"    Точка минимума функции лежит в интервале [{a}; {b}]")</w:t>
-      </w:r>
-    </w:p>
-    <w:p>
-      <w:pPr>
-        <w:pStyle w:val="af4"/>
-        <w:ind w:left="0"/>
-        <w:rPr>
-          <w:rFonts w:ascii="Courier New" w:hAnsi="Courier New" w:cs="Courier New"/>
-          <w:sz w:val="24"/>
-          <w:szCs w:val="24"/>
-          <w:lang w:val="ru-RU"/>
-        </w:rPr>
-      </w:pPr>
-      <w:r>
-        <w:rPr>
-          <w:rFonts w:ascii="Courier New" w:hAnsi="Courier New" w:cs="Courier New"/>
-          <w:sz w:val="24"/>
-          <w:szCs w:val="24"/>
-          <w:lang w:val="ru-RU"/>
-        </w:rPr>
-        <w:t>            print(f"    Длина данного интервала: L = {l}")</w:t>
-      </w:r>
-    </w:p>
-    <w:p>
-      <w:pPr>
-        <w:pStyle w:val="af4"/>
-        <w:ind w:left="0"/>
-        <w:rPr>
-          <w:rFonts w:ascii="Courier New" w:hAnsi="Courier New" w:cs="Courier New"/>
-          <w:sz w:val="24"/>
-          <w:szCs w:val="24"/>
-        </w:rPr>
-      </w:pPr>
-      <w:r>
-        <w:rPr>
-          <w:rFonts w:ascii="Courier New" w:hAnsi="Courier New" w:cs="Courier New"/>
-          <w:sz w:val="24"/>
-          <w:szCs w:val="24"/>
-          <w:lang w:val="ru-RU"/>
+      <w:proofErr w:type="spellStart"/>
+      <w:r>
+        <w:rPr>
+          <w:rFonts w:ascii="Courier New" w:hAnsi="Courier New" w:cs="Courier New"/>
+          <w:sz w:val="24"/>
+          <w:szCs w:val="24"/>
+        </w:rPr>
+        <w:t>method_fibonacci</w:t>
+      </w:r>
+      <w:proofErr w:type="spellEnd"/>
+      <w:r>
+        <w:rPr>
+          <w:rFonts w:ascii="Courier New" w:hAnsi="Courier New" w:cs="Courier New"/>
+          <w:sz w:val="24"/>
+          <w:szCs w:val="24"/>
+        </w:rPr>
+        <w:t>(eps)</w:t>
+      </w:r>
+    </w:p>
+    <w:p>
+      <w:pPr>
+        <w:pStyle w:val="af4"/>
+        <w:rPr>
+          <w:rFonts w:ascii="Courier New" w:hAnsi="Courier New" w:cs="Courier New"/>
+          <w:sz w:val="24"/>
+          <w:szCs w:val="24"/>
+        </w:rPr>
+      </w:pPr>
+      <w:r>
+        <w:rPr>
+          <w:rFonts w:ascii="Courier New" w:hAnsi="Courier New" w:cs="Courier New"/>
+          <w:sz w:val="24"/>
+          <w:szCs w:val="24"/>
+        </w:rPr>
+        <w:t xml:space="preserve">        </w:t>
+      </w:r>
+      <w:proofErr w:type="spellStart"/>
+      <w:r>
+        <w:rPr>
+          <w:rFonts w:ascii="Courier New" w:hAnsi="Courier New" w:cs="Courier New"/>
+          <w:sz w:val="24"/>
+          <w:szCs w:val="24"/>
+        </w:rPr>
+        <w:t>elif</w:t>
+      </w:r>
+      <w:proofErr w:type="spellEnd"/>
+      <w:r>
+        <w:rPr>
+          <w:rFonts w:ascii="Courier New" w:hAnsi="Courier New" w:cs="Courier New"/>
+          <w:sz w:val="24"/>
+          <w:szCs w:val="24"/>
+        </w:rPr>
+        <w:t xml:space="preserve"> c == 3:</w:t>
+      </w:r>
+    </w:p>
+    <w:p>
+      <w:pPr>
+        <w:pStyle w:val="af4"/>
+        <w:rPr>
+          <w:rFonts w:ascii="Courier New" w:hAnsi="Courier New" w:cs="Courier New"/>
+          <w:sz w:val="24"/>
+          <w:szCs w:val="24"/>
+        </w:rPr>
+      </w:pPr>
+      <w:r>
+        <w:rPr>
+          <w:rFonts w:ascii="Courier New" w:hAnsi="Courier New" w:cs="Courier New"/>
+          <w:sz w:val="24"/>
+          <w:szCs w:val="24"/>
         </w:rPr>
         <w:t xml:space="preserve">            </w:t>
       </w:r>
-      <w:r>
-        <w:rPr>
-          <w:rFonts w:ascii="Courier New" w:hAnsi="Courier New" w:cs="Courier New"/>
-          <w:sz w:val="24"/>
-          <w:szCs w:val="24"/>
-        </w:rPr>
-        <w:t>print(f"    </w:t>
-      </w:r>
-      <w:r>
-        <w:rPr>
-          <w:rFonts w:ascii="Courier New" w:hAnsi="Courier New" w:cs="Courier New"/>
-          <w:sz w:val="24"/>
-          <w:szCs w:val="24"/>
-          <w:lang w:val="ru-RU"/>
-        </w:rPr>
-        <w:t>Заняло</w:t>
-      </w:r>
-      <w:r>
-        <w:rPr>
-          <w:rFonts w:ascii="Courier New" w:hAnsi="Courier New" w:cs="Courier New"/>
-          <w:sz w:val="24"/>
-          <w:szCs w:val="24"/>
-        </w:rPr>
-        <w:t xml:space="preserve"> </w:t>
-      </w:r>
-      <w:r>
-        <w:rPr>
-          <w:rFonts w:ascii="Courier New" w:hAnsi="Courier New" w:cs="Courier New"/>
-          <w:sz w:val="24"/>
-          <w:szCs w:val="24"/>
-          <w:lang w:val="ru-RU"/>
-        </w:rPr>
-        <w:t>итераций</w:t>
-      </w:r>
-      <w:r>
-        <w:rPr>
-          <w:rFonts w:ascii="Courier New" w:hAnsi="Courier New" w:cs="Courier New"/>
-          <w:sz w:val="24"/>
-          <w:szCs w:val="24"/>
-        </w:rPr>
-        <w:t>: {iterations}")</w:t>
-      </w:r>
-    </w:p>
-    <w:p>
-      <w:pPr>
-        <w:pStyle w:val="af4"/>
-        <w:ind w:left="0"/>
-        <w:rPr>
-          <w:rFonts w:ascii="Courier New" w:hAnsi="Courier New" w:cs="Courier New"/>
-          <w:sz w:val="24"/>
-          <w:szCs w:val="24"/>
-        </w:rPr>
-      </w:pPr>
-      <w:r>
-        <w:rPr>
-          <w:rFonts w:ascii="Courier New" w:hAnsi="Courier New" w:cs="Courier New"/>
-          <w:sz w:val="24"/>
-          <w:szCs w:val="24"/>
-        </w:rPr>
-        <w:t>            print("==========================================================\n\n")</w:t>
-      </w:r>
-    </w:p>
-    <w:p>
-      <w:pPr>
-        <w:pStyle w:val="af4"/>
-        <w:ind w:left="0"/>
-        <w:rPr>
-          <w:rFonts w:ascii="Courier New" w:hAnsi="Courier New" w:cs="Courier New"/>
-          <w:sz w:val="24"/>
-          <w:szCs w:val="24"/>
-        </w:rPr>
-      </w:pPr>
-      <w:r>
-        <w:rPr>
-          <w:rFonts w:ascii="Courier New" w:hAnsi="Courier New" w:cs="Courier New"/>
-          <w:sz w:val="24"/>
-          <w:szCs w:val="24"/>
-        </w:rPr>
-        <w:t>            viewPlot(1, x_m, fx_m)</w:t>
-      </w:r>
-    </w:p>
-    <w:p>
-      <w:pPr>
-        <w:pStyle w:val="af4"/>
-        <w:ind w:left="0"/>
-        <w:rPr>
-          <w:rFonts w:ascii="Courier New" w:hAnsi="Courier New" w:cs="Courier New"/>
-          <w:sz w:val="24"/>
-          <w:szCs w:val="24"/>
-        </w:rPr>
-      </w:pPr>
-    </w:p>
-    <w:p>
-      <w:pPr>
-        <w:pStyle w:val="af4"/>
-        <w:ind w:left="0"/>
-        <w:rPr>
-          <w:rFonts w:ascii="Courier New" w:hAnsi="Courier New" w:cs="Courier New"/>
-          <w:sz w:val="24"/>
-          <w:szCs w:val="24"/>
-        </w:rPr>
-      </w:pPr>
-      <w:r>
-        <w:rPr>
-          <w:rFonts w:ascii="Courier New" w:hAnsi="Courier New" w:cs="Courier New"/>
-          <w:sz w:val="24"/>
-          <w:szCs w:val="24"/>
-        </w:rPr>
-        <w:t>        elif c == 2:</w:t>
-      </w:r>
-    </w:p>
-    <w:p>
-      <w:pPr>
-        <w:pStyle w:val="af4"/>
-        <w:ind w:left="0"/>
-        <w:rPr>
-          <w:rFonts w:ascii="Courier New" w:hAnsi="Courier New" w:cs="Courier New"/>
-          <w:sz w:val="24"/>
-          <w:szCs w:val="24"/>
-        </w:rPr>
-      </w:pPr>
-      <w:r>
-        <w:rPr>
-          <w:rFonts w:ascii="Courier New" w:hAnsi="Courier New" w:cs="Courier New"/>
-          <w:sz w:val="24"/>
-          <w:szCs w:val="24"/>
-        </w:rPr>
-        <w:t>            a = -10</w:t>
-      </w:r>
-    </w:p>
-    <w:p>
-      <w:pPr>
-        <w:pStyle w:val="af4"/>
-        <w:ind w:left="0"/>
-        <w:rPr>
-          <w:rFonts w:ascii="Courier New" w:hAnsi="Courier New" w:cs="Courier New"/>
-          <w:sz w:val="24"/>
-          <w:szCs w:val="24"/>
-        </w:rPr>
-      </w:pPr>
-      <w:r>
-        <w:rPr>
-          <w:rFonts w:ascii="Courier New" w:hAnsi="Courier New" w:cs="Courier New"/>
-          <w:sz w:val="24"/>
-          <w:szCs w:val="24"/>
-        </w:rPr>
-        <w:t>            b = 6</w:t>
-      </w:r>
-    </w:p>
-    <w:p>
-      <w:pPr>
-        <w:pStyle w:val="af4"/>
-        <w:ind w:left="0"/>
-        <w:rPr>
-          <w:rFonts w:ascii="Courier New" w:hAnsi="Courier New" w:cs="Courier New"/>
-          <w:sz w:val="24"/>
-          <w:szCs w:val="24"/>
-        </w:rPr>
-      </w:pPr>
-      <w:r>
-        <w:rPr>
-          <w:rFonts w:ascii="Courier New" w:hAnsi="Courier New" w:cs="Courier New"/>
-          <w:sz w:val="24"/>
-          <w:szCs w:val="24"/>
-        </w:rPr>
-        <w:t>            l = b - a</w:t>
-      </w:r>
-    </w:p>
-    <w:p>
-      <w:pPr>
-        <w:pStyle w:val="af4"/>
-        <w:ind w:left="0"/>
-        <w:rPr>
-          <w:rFonts w:ascii="Courier New" w:hAnsi="Courier New" w:cs="Courier New"/>
-          <w:sz w:val="24"/>
-          <w:szCs w:val="24"/>
-        </w:rPr>
-      </w:pPr>
-      <w:r>
-        <w:rPr>
-          <w:rFonts w:ascii="Courier New" w:hAnsi="Courier New" w:cs="Courier New"/>
-          <w:sz w:val="24"/>
-          <w:szCs w:val="24"/>
-        </w:rPr>
-        <w:t>            iterations = 0</w:t>
-      </w:r>
-    </w:p>
-    <w:p>
-      <w:pPr>
-        <w:pStyle w:val="af4"/>
-        <w:ind w:left="0"/>
-        <w:rPr>
-          <w:rFonts w:ascii="Courier New" w:hAnsi="Courier New" w:cs="Courier New"/>
-          <w:sz w:val="24"/>
-          <w:szCs w:val="24"/>
-        </w:rPr>
-      </w:pPr>
-      <w:r>
-        <w:rPr>
-          <w:rFonts w:ascii="Courier New" w:hAnsi="Courier New" w:cs="Courier New"/>
-          <w:sz w:val="24"/>
-          <w:szCs w:val="24"/>
-        </w:rPr>
-        <w:t>            ratio = l / eps</w:t>
-      </w:r>
-    </w:p>
-    <w:p>
-      <w:pPr>
-        <w:pStyle w:val="af4"/>
-        <w:ind w:left="0"/>
-        <w:rPr>
-          <w:rFonts w:ascii="Courier New" w:hAnsi="Courier New" w:cs="Courier New"/>
-          <w:sz w:val="24"/>
-          <w:szCs w:val="24"/>
-        </w:rPr>
-      </w:pPr>
-      <w:r>
-        <w:rPr>
-          <w:rFonts w:ascii="Courier New" w:hAnsi="Courier New" w:cs="Courier New"/>
-          <w:sz w:val="24"/>
-          <w:szCs w:val="24"/>
-        </w:rPr>
-        <w:t>            x_min = 10**6</w:t>
-      </w:r>
-    </w:p>
-    <w:p>
-      <w:pPr>
-        <w:pStyle w:val="af4"/>
-        <w:ind w:left="0"/>
-        <w:rPr>
-          <w:rFonts w:ascii="Courier New" w:hAnsi="Courier New" w:cs="Courier New"/>
-          <w:sz w:val="24"/>
-          <w:szCs w:val="24"/>
-          <w:lang w:val="ru-RU"/>
-        </w:rPr>
-      </w:pPr>
-      <w:r>
-        <w:rPr>
-          <w:rFonts w:ascii="Courier New" w:hAnsi="Courier New" w:cs="Courier New"/>
-          <w:sz w:val="24"/>
-          <w:szCs w:val="24"/>
+      <w:proofErr w:type="spellStart"/>
+      <w:r>
+        <w:rPr>
+          <w:rFonts w:ascii="Courier New" w:hAnsi="Courier New" w:cs="Courier New"/>
+          <w:sz w:val="24"/>
+          <w:szCs w:val="24"/>
+        </w:rPr>
+        <w:t>method_golden</w:t>
+      </w:r>
+      <w:proofErr w:type="spellEnd"/>
+      <w:r>
+        <w:rPr>
+          <w:rFonts w:ascii="Courier New" w:hAnsi="Courier New" w:cs="Courier New"/>
+          <w:sz w:val="24"/>
+          <w:szCs w:val="24"/>
+        </w:rPr>
+        <w:t>(eps)</w:t>
+      </w:r>
+    </w:p>
+    <w:p>
+      <w:pPr>
+        <w:pStyle w:val="af4"/>
+        <w:rPr>
+          <w:rFonts w:ascii="Courier New" w:hAnsi="Courier New" w:cs="Courier New"/>
+          <w:sz w:val="24"/>
+          <w:szCs w:val="24"/>
+          <w:lang w:val="ru-RU"/>
+        </w:rPr>
+      </w:pPr>
+      <w:r>
+        <w:rPr>
+          <w:rFonts w:ascii="Courier New" w:hAnsi="Courier New" w:cs="Courier New"/>
+          <w:sz w:val="24"/>
+          <w:szCs w:val="24"/>
+        </w:rPr>
+        <w:t xml:space="preserve">        </w:t>
+      </w:r>
+      <w:proofErr w:type="spellStart"/>
+      <w:r>
+        <w:rPr>
+          <w:rFonts w:ascii="Courier New" w:hAnsi="Courier New" w:cs="Courier New"/>
+          <w:sz w:val="24"/>
+          <w:szCs w:val="24"/>
+          <w:lang w:val="ru-RU"/>
+        </w:rPr>
+        <w:t>else</w:t>
+      </w:r>
+      <w:proofErr w:type="spellEnd"/>
+      <w:r>
+        <w:rPr>
+          <w:rFonts w:ascii="Courier New" w:hAnsi="Courier New" w:cs="Courier New"/>
+          <w:sz w:val="24"/>
+          <w:szCs w:val="24"/>
+          <w:lang w:val="ru-RU"/>
+        </w:rPr>
+        <w:t>:</w:t>
+      </w:r>
+    </w:p>
+    <w:p>
+      <w:pPr>
+        <w:pStyle w:val="af4"/>
+        <w:rPr>
+          <w:rFonts w:ascii="Courier New" w:hAnsi="Courier New" w:cs="Courier New"/>
+          <w:sz w:val="24"/>
+          <w:szCs w:val="24"/>
+          <w:lang w:val="ru-RU"/>
+        </w:rPr>
+      </w:pPr>
+      <w:r>
+        <w:rPr>
+          <w:rFonts w:ascii="Courier New" w:hAnsi="Courier New" w:cs="Courier New"/>
+          <w:sz w:val="24"/>
+          <w:szCs w:val="24"/>
+          <w:lang w:val="ru-RU"/>
         </w:rPr>
         <w:t xml:space="preserve">            </w:t>
       </w:r>
-      <w:r>
-        <w:rPr>
-          <w:rFonts w:ascii="Courier New" w:hAnsi="Courier New" w:cs="Courier New"/>
-          <w:sz w:val="24"/>
-          <w:szCs w:val="24"/>
-          <w:lang w:val="ru-RU"/>
-        </w:rPr>
-        <w:t>f_min = x_min</w:t>
-      </w:r>
-    </w:p>
-    <w:p>
-      <w:pPr>
-        <w:pStyle w:val="af4"/>
-        <w:ind w:left="0"/>
-        <w:rPr>
-          <w:rFonts w:ascii="Courier New" w:hAnsi="Courier New" w:cs="Courier New"/>
-          <w:sz w:val="24"/>
-          <w:szCs w:val="24"/>
-          <w:lang w:val="ru-RU"/>
-        </w:rPr>
-      </w:pPr>
-    </w:p>
-    <w:p>
-      <w:pPr>
-        <w:pStyle w:val="af4"/>
-        <w:ind w:left="0"/>
-        <w:rPr>
-          <w:rFonts w:ascii="Courier New" w:hAnsi="Courier New" w:cs="Courier New"/>
-          <w:sz w:val="24"/>
-          <w:szCs w:val="24"/>
-          <w:lang w:val="ru-RU"/>
-        </w:rPr>
-      </w:pPr>
-      <w:r>
-        <w:rPr>
-          <w:rFonts w:ascii="Courier New" w:hAnsi="Courier New" w:cs="Courier New"/>
-          <w:sz w:val="24"/>
-          <w:szCs w:val="24"/>
-          <w:lang w:val="ru-RU"/>
-        </w:rPr>
-        <w:t>            # Генерация чисел Фибоначчи</w:t>
-      </w:r>
-    </w:p>
-    <w:p>
-      <w:pPr>
-        <w:pStyle w:val="af4"/>
-        <w:ind w:left="0"/>
-        <w:rPr>
-          <w:rFonts w:ascii="Courier New" w:hAnsi="Courier New" w:cs="Courier New"/>
-          <w:sz w:val="24"/>
-          <w:szCs w:val="24"/>
-        </w:rPr>
-      </w:pPr>
-      <w:r>
-        <w:rPr>
-          <w:rFonts w:ascii="Courier New" w:hAnsi="Courier New" w:cs="Courier New"/>
-          <w:sz w:val="24"/>
-          <w:szCs w:val="24"/>
-          <w:lang w:val="ru-RU"/>
-        </w:rPr>
-        <w:t xml:space="preserve">            </w:t>
-      </w:r>
-      <w:r>
-        <w:rPr>
-          <w:rFonts w:ascii="Courier New" w:hAnsi="Courier New" w:cs="Courier New"/>
-          <w:sz w:val="24"/>
-          <w:szCs w:val="24"/>
-        </w:rPr>
-        <w:t>F = [1, 1]</w:t>
-      </w:r>
-    </w:p>
-    <w:p>
-      <w:pPr>
-        <w:pStyle w:val="af4"/>
-        <w:ind w:left="0"/>
-        <w:rPr>
-          <w:rFonts w:ascii="Courier New" w:hAnsi="Courier New" w:cs="Courier New"/>
-          <w:sz w:val="24"/>
-          <w:szCs w:val="24"/>
-        </w:rPr>
-      </w:pPr>
-      <w:r>
-        <w:rPr>
-          <w:rFonts w:ascii="Courier New" w:hAnsi="Courier New" w:cs="Courier New"/>
-          <w:sz w:val="24"/>
-          <w:szCs w:val="24"/>
-        </w:rPr>
-        <w:t>            while F[-1] &lt; ratio:</w:t>
-      </w:r>
-    </w:p>
-    <w:p>
-      <w:pPr>
-        <w:pStyle w:val="af4"/>
-        <w:ind w:left="0"/>
-        <w:rPr>
-          <w:rFonts w:ascii="Courier New" w:hAnsi="Courier New" w:cs="Courier New"/>
-          <w:sz w:val="24"/>
-          <w:szCs w:val="24"/>
-        </w:rPr>
-      </w:pPr>
-      <w:r>
-        <w:rPr>
-          <w:rFonts w:ascii="Courier New" w:hAnsi="Courier New" w:cs="Courier New"/>
-          <w:sz w:val="24"/>
-          <w:szCs w:val="24"/>
-        </w:rPr>
-        <w:t>                F.append(F[-1] + F[-2])</w:t>
-      </w:r>
-    </w:p>
-    <w:p>
-      <w:pPr>
-        <w:pStyle w:val="af4"/>
-        <w:ind w:left="0"/>
-        <w:rPr>
-          <w:rFonts w:ascii="Courier New" w:hAnsi="Courier New" w:cs="Courier New"/>
-          <w:sz w:val="24"/>
-          <w:szCs w:val="24"/>
-        </w:rPr>
-      </w:pPr>
-      <w:r>
-        <w:rPr>
-          <w:rFonts w:ascii="Courier New" w:hAnsi="Courier New" w:cs="Courier New"/>
-          <w:sz w:val="24"/>
-          <w:szCs w:val="24"/>
-        </w:rPr>
-        <w:t>            n = len(F)</w:t>
-      </w:r>
-    </w:p>
-    <w:p>
-      <w:pPr>
-        <w:pStyle w:val="af4"/>
-        <w:ind w:left="0"/>
-        <w:rPr>
-          <w:rFonts w:ascii="Courier New" w:hAnsi="Courier New" w:cs="Courier New"/>
-          <w:sz w:val="24"/>
-          <w:szCs w:val="24"/>
-        </w:rPr>
-      </w:pPr>
-      <w:r>
-        <w:rPr>
-          <w:rFonts w:ascii="Courier New" w:hAnsi="Courier New" w:cs="Courier New"/>
-          <w:sz w:val="24"/>
-          <w:szCs w:val="24"/>
-        </w:rPr>
-        <w:t>            while len(F) &lt;= n + 2:</w:t>
-      </w:r>
-    </w:p>
-    <w:p>
-      <w:pPr>
-        <w:pStyle w:val="af4"/>
-        <w:ind w:left="0"/>
-        <w:rPr>
-          <w:rFonts w:ascii="Courier New" w:hAnsi="Courier New" w:cs="Courier New"/>
-          <w:sz w:val="24"/>
-          <w:szCs w:val="24"/>
-        </w:rPr>
-      </w:pPr>
-      <w:r>
-        <w:rPr>
-          <w:rFonts w:ascii="Courier New" w:hAnsi="Courier New" w:cs="Courier New"/>
-          <w:sz w:val="24"/>
-          <w:szCs w:val="24"/>
-        </w:rPr>
-        <w:t xml:space="preserve">                </w:t>
-      </w:r>
-      <w:r>
-        <w:rPr>
-          <w:rFonts w:ascii="Courier New" w:hAnsi="Courier New" w:cs="Courier New"/>
-          <w:sz w:val="24"/>
-          <w:szCs w:val="24"/>
-        </w:rPr>
-        <w:t>F.append(F[-1] + F[-2])</w:t>
-      </w:r>
-    </w:p>
-    <w:p>
-      <w:pPr>
-        <w:pStyle w:val="af4"/>
-        <w:ind w:left="0"/>
-        <w:rPr>
-          <w:rFonts w:ascii="Courier New" w:hAnsi="Courier New" w:cs="Courier New"/>
-          <w:sz w:val="24"/>
-          <w:szCs w:val="24"/>
-        </w:rPr>
-      </w:pPr>
-    </w:p>
-    <w:p>
-      <w:pPr>
-        <w:pStyle w:val="af4"/>
-        <w:ind w:left="0"/>
-        <w:rPr>
-          <w:rFonts w:ascii="Courier New" w:hAnsi="Courier New" w:cs="Courier New"/>
-          <w:sz w:val="24"/>
-          <w:szCs w:val="24"/>
-        </w:rPr>
-      </w:pPr>
-      <w:r>
-        <w:rPr>
-          <w:rFonts w:ascii="Courier New" w:hAnsi="Courier New" w:cs="Courier New"/>
-          <w:sz w:val="24"/>
-          <w:szCs w:val="24"/>
-        </w:rPr>
-        <w:t xml:space="preserve">            </w:t>
-      </w:r>
-      <w:r>
-        <w:rPr>
-          <w:rFonts w:ascii="Courier New" w:hAnsi="Courier New" w:cs="Courier New"/>
-          <w:sz w:val="24"/>
-          <w:szCs w:val="24"/>
-        </w:rPr>
-        <w:t>while n &gt; 1:</w:t>
-      </w:r>
-    </w:p>
-    <w:p>
-      <w:pPr>
-        <w:pStyle w:val="af4"/>
-        <w:ind w:left="0"/>
-        <w:rPr>
-          <w:rFonts w:ascii="Courier New" w:hAnsi="Courier New" w:cs="Courier New"/>
-          <w:sz w:val="24"/>
-          <w:szCs w:val="24"/>
-        </w:rPr>
-      </w:pPr>
-      <w:r>
-        <w:rPr>
-          <w:rFonts w:ascii="Courier New" w:hAnsi="Courier New" w:cs="Courier New"/>
-          <w:sz w:val="24"/>
-          <w:szCs w:val="24"/>
-        </w:rPr>
-        <w:t>                iterations += 1</w:t>
-      </w:r>
-    </w:p>
-    <w:p>
-      <w:pPr>
-        <w:pStyle w:val="af4"/>
-        <w:ind w:left="0"/>
-        <w:rPr>
-          <w:rFonts w:ascii="Courier New" w:hAnsi="Courier New" w:cs="Courier New"/>
-          <w:sz w:val="24"/>
-          <w:szCs w:val="24"/>
-        </w:rPr>
-      </w:pPr>
-      <w:r>
-        <w:rPr>
-          <w:rFonts w:ascii="Courier New" w:hAnsi="Courier New" w:cs="Courier New"/>
-          <w:sz w:val="24"/>
-          <w:szCs w:val="24"/>
-        </w:rPr>
-        <w:t>                x_1 = a + (F[n] / F[n + 2]) * (b - a)</w:t>
-      </w:r>
-    </w:p>
-    <w:p>
-      <w:pPr>
-        <w:pStyle w:val="af4"/>
-        <w:ind w:left="0"/>
-        <w:rPr>
-          <w:rFonts w:ascii="Courier New" w:hAnsi="Courier New" w:cs="Courier New"/>
-          <w:sz w:val="24"/>
-          <w:szCs w:val="24"/>
-        </w:rPr>
-      </w:pPr>
-      <w:r>
-        <w:rPr>
-          <w:rFonts w:ascii="Courier New" w:hAnsi="Courier New" w:cs="Courier New"/>
-          <w:sz w:val="24"/>
-          <w:szCs w:val="24"/>
-        </w:rPr>
-        <w:t>                x_2 = a + (F[n + 1] / F[n + 2]) * (b - a)</w:t>
-      </w:r>
-    </w:p>
-    <w:p>
-      <w:pPr>
-        <w:pStyle w:val="af4"/>
-        <w:ind w:left="0"/>
-        <w:rPr>
-          <w:rFonts w:ascii="Courier New" w:hAnsi="Courier New" w:cs="Courier New"/>
-          <w:sz w:val="24"/>
-          <w:szCs w:val="24"/>
-        </w:rPr>
-      </w:pPr>
-      <w:r>
-        <w:rPr>
-          <w:rFonts w:ascii="Courier New" w:hAnsi="Courier New" w:cs="Courier New"/>
-          <w:sz w:val="24"/>
-          <w:szCs w:val="24"/>
-        </w:rPr>
-        <w:t>                fx_1 = f(x_1)</w:t>
-      </w:r>
-    </w:p>
-    <w:p>
-      <w:pPr>
-        <w:pStyle w:val="af4"/>
-        <w:ind w:left="0"/>
-        <w:rPr>
-          <w:rFonts w:ascii="Courier New" w:hAnsi="Courier New" w:cs="Courier New"/>
-          <w:sz w:val="24"/>
-          <w:szCs w:val="24"/>
-        </w:rPr>
-      </w:pPr>
-      <w:r>
-        <w:rPr>
-          <w:rFonts w:ascii="Courier New" w:hAnsi="Courier New" w:cs="Courier New"/>
-          <w:sz w:val="24"/>
-          <w:szCs w:val="24"/>
-        </w:rPr>
-        <w:t>                fx_2 = f(x_2)</w:t>
-      </w:r>
-    </w:p>
-    <w:p>
-      <w:pPr>
-        <w:pStyle w:val="af4"/>
-        <w:ind w:left="0"/>
-        <w:rPr>
-          <w:rFonts w:ascii="Courier New" w:hAnsi="Courier New" w:cs="Courier New"/>
-          <w:sz w:val="24"/>
-          <w:szCs w:val="24"/>
-        </w:rPr>
-      </w:pPr>
-      <w:r>
-        <w:rPr>
-          <w:rFonts w:ascii="Courier New" w:hAnsi="Courier New" w:cs="Courier New"/>
-          <w:sz w:val="24"/>
-          <w:szCs w:val="24"/>
-        </w:rPr>
-        <w:t>                if n == 2:</w:t>
-      </w:r>
-    </w:p>
-    <w:p>
-      <w:pPr>
-        <w:pStyle w:val="af4"/>
-        <w:ind w:left="0"/>
-        <w:rPr>
-          <w:rFonts w:ascii="Courier New" w:hAnsi="Courier New" w:cs="Courier New"/>
-          <w:sz w:val="24"/>
-          <w:szCs w:val="24"/>
-        </w:rPr>
-      </w:pPr>
-      <w:r>
-        <w:rPr>
-          <w:rFonts w:ascii="Courier New" w:hAnsi="Courier New" w:cs="Courier New"/>
-          <w:sz w:val="24"/>
-          <w:szCs w:val="24"/>
-        </w:rPr>
-        <w:t>                    if fx_1 &lt;= fx_2:</w:t>
-      </w:r>
-    </w:p>
-    <w:p>
-      <w:pPr>
-        <w:pStyle w:val="af4"/>
-        <w:ind w:left="0"/>
-        <w:rPr>
-          <w:rFonts w:ascii="Courier New" w:hAnsi="Courier New" w:cs="Courier New"/>
-          <w:sz w:val="24"/>
-          <w:szCs w:val="24"/>
-        </w:rPr>
-      </w:pPr>
-      <w:r>
-        <w:rPr>
-          <w:rFonts w:ascii="Courier New" w:hAnsi="Courier New" w:cs="Courier New"/>
-          <w:sz w:val="24"/>
-          <w:szCs w:val="24"/>
-        </w:rPr>
-        <w:t>                        x_min = x_1</w:t>
-      </w:r>
-    </w:p>
-    <w:p>
-      <w:pPr>
-        <w:pStyle w:val="af4"/>
-        <w:ind w:left="0"/>
-        <w:rPr>
-          <w:rFonts w:ascii="Courier New" w:hAnsi="Courier New" w:cs="Courier New"/>
-          <w:sz w:val="24"/>
-          <w:szCs w:val="24"/>
-        </w:rPr>
-      </w:pPr>
-      <w:r>
-        <w:rPr>
-          <w:rFonts w:ascii="Courier New" w:hAnsi="Courier New" w:cs="Courier New"/>
-          <w:sz w:val="24"/>
-          <w:szCs w:val="24"/>
-        </w:rPr>
-        <w:t>                        f_min = fx_1</w:t>
-      </w:r>
-    </w:p>
-    <w:p>
-      <w:pPr>
-        <w:pStyle w:val="af4"/>
-        <w:ind w:left="0"/>
-        <w:rPr>
-          <w:rFonts w:ascii="Courier New" w:hAnsi="Courier New" w:cs="Courier New"/>
-          <w:sz w:val="24"/>
-          <w:szCs w:val="24"/>
-        </w:rPr>
-      </w:pPr>
-      <w:r>
-        <w:rPr>
-          <w:rFonts w:ascii="Courier New" w:hAnsi="Courier New" w:cs="Courier New"/>
-          <w:sz w:val="24"/>
-          <w:szCs w:val="24"/>
-        </w:rPr>
-        <w:t>                    else:</w:t>
-      </w:r>
-    </w:p>
-    <w:p>
-      <w:pPr>
-        <w:pStyle w:val="af4"/>
-        <w:ind w:left="0"/>
-        <w:rPr>
-          <w:rFonts w:ascii="Courier New" w:hAnsi="Courier New" w:cs="Courier New"/>
-          <w:sz w:val="24"/>
-          <w:szCs w:val="24"/>
-        </w:rPr>
-      </w:pPr>
-      <w:r>
-        <w:rPr>
-          <w:rFonts w:ascii="Courier New" w:hAnsi="Courier New" w:cs="Courier New"/>
-          <w:sz w:val="24"/>
-          <w:szCs w:val="24"/>
-        </w:rPr>
-        <w:t>                        x_min = x_2</w:t>
-      </w:r>
-    </w:p>
-    <w:p>
-      <w:pPr>
-        <w:pStyle w:val="af4"/>
-        <w:ind w:left="0"/>
-        <w:rPr>
-          <w:rFonts w:ascii="Courier New" w:hAnsi="Courier New" w:cs="Courier New"/>
-          <w:sz w:val="24"/>
-          <w:szCs w:val="24"/>
-        </w:rPr>
-      </w:pPr>
-      <w:r>
-        <w:rPr>
-          <w:rFonts w:ascii="Courier New" w:hAnsi="Courier New" w:cs="Courier New"/>
-          <w:sz w:val="24"/>
-          <w:szCs w:val="24"/>
-        </w:rPr>
-        <w:t>                        f_min = fx_2</w:t>
-      </w:r>
-    </w:p>
-    <w:p>
-      <w:pPr>
-        <w:pStyle w:val="af4"/>
-        <w:ind w:left="0"/>
-        <w:rPr>
-          <w:rFonts w:ascii="Courier New" w:hAnsi="Courier New" w:cs="Courier New"/>
-          <w:sz w:val="24"/>
-          <w:szCs w:val="24"/>
-        </w:rPr>
-      </w:pPr>
-      <w:r>
-        <w:rPr>
-          <w:rFonts w:ascii="Courier New" w:hAnsi="Courier New" w:cs="Courier New"/>
-          <w:sz w:val="24"/>
-          <w:szCs w:val="24"/>
-        </w:rPr>
-        <w:t>                    break</w:t>
-      </w:r>
-    </w:p>
-    <w:p>
-      <w:pPr>
-        <w:pStyle w:val="af4"/>
-        <w:ind w:left="0"/>
-        <w:rPr>
-          <w:rFonts w:ascii="Courier New" w:hAnsi="Courier New" w:cs="Courier New"/>
-          <w:sz w:val="24"/>
-          <w:szCs w:val="24"/>
-        </w:rPr>
-      </w:pPr>
-      <w:r>
-        <w:rPr>
-          <w:rFonts w:ascii="Courier New" w:hAnsi="Courier New" w:cs="Courier New"/>
-          <w:sz w:val="24"/>
-          <w:szCs w:val="24"/>
-        </w:rPr>
-        <w:t>                else:</w:t>
-      </w:r>
-    </w:p>
-    <w:p>
-      <w:pPr>
-        <w:pStyle w:val="af4"/>
-        <w:ind w:left="0"/>
-        <w:rPr>
-          <w:rFonts w:ascii="Courier New" w:hAnsi="Courier New" w:cs="Courier New"/>
-          <w:sz w:val="24"/>
-          <w:szCs w:val="24"/>
-        </w:rPr>
-      </w:pPr>
-      <w:r>
-        <w:rPr>
-          <w:rFonts w:ascii="Courier New" w:hAnsi="Courier New" w:cs="Courier New"/>
-          <w:sz w:val="24"/>
-          <w:szCs w:val="24"/>
-        </w:rPr>
-        <w:t>                    if fx_1 &lt;= fx_2:</w:t>
-      </w:r>
-    </w:p>
-    <w:p>
-      <w:pPr>
-        <w:pStyle w:val="af4"/>
-        <w:ind w:left="0"/>
-        <w:rPr>
-          <w:rFonts w:ascii="Courier New" w:hAnsi="Courier New" w:cs="Courier New"/>
-          <w:sz w:val="24"/>
-          <w:szCs w:val="24"/>
-        </w:rPr>
-      </w:pPr>
-      <w:r>
-        <w:rPr>
-          <w:rFonts w:ascii="Courier New" w:hAnsi="Courier New" w:cs="Courier New"/>
-          <w:sz w:val="24"/>
-          <w:szCs w:val="24"/>
-        </w:rPr>
-        <w:t>                        b = x_2</w:t>
-      </w:r>
-    </w:p>
-    <w:p>
-      <w:pPr>
-        <w:pStyle w:val="af4"/>
-        <w:ind w:left="0"/>
-        <w:rPr>
-          <w:rFonts w:ascii="Courier New" w:hAnsi="Courier New" w:cs="Courier New"/>
-          <w:sz w:val="24"/>
-          <w:szCs w:val="24"/>
-        </w:rPr>
-      </w:pPr>
-      <w:r>
-        <w:rPr>
-          <w:rFonts w:ascii="Courier New" w:hAnsi="Courier New" w:cs="Courier New"/>
-          <w:sz w:val="24"/>
-          <w:szCs w:val="24"/>
-        </w:rPr>
-        <w:t>                        x_2 = x_1</w:t>
-      </w:r>
-    </w:p>
-    <w:p>
-      <w:pPr>
-        <w:pStyle w:val="af4"/>
-        <w:ind w:left="0"/>
-        <w:rPr>
-          <w:rFonts w:ascii="Courier New" w:hAnsi="Courier New" w:cs="Courier New"/>
-          <w:sz w:val="24"/>
-          <w:szCs w:val="24"/>
-        </w:rPr>
-      </w:pPr>
-      <w:r>
-        <w:rPr>
-          <w:rFonts w:ascii="Courier New" w:hAnsi="Courier New" w:cs="Courier New"/>
-          <w:sz w:val="24"/>
-          <w:szCs w:val="24"/>
-        </w:rPr>
-        <w:t>                        n -= 1</w:t>
-      </w:r>
-    </w:p>
-    <w:p>
-      <w:pPr>
-        <w:pStyle w:val="af4"/>
-        <w:ind w:left="0"/>
-        <w:rPr>
-          <w:rFonts w:ascii="Courier New" w:hAnsi="Courier New" w:cs="Courier New"/>
-          <w:sz w:val="24"/>
-          <w:szCs w:val="24"/>
-        </w:rPr>
-      </w:pPr>
-      <w:r>
-        <w:rPr>
-          <w:rFonts w:ascii="Courier New" w:hAnsi="Courier New" w:cs="Courier New"/>
-          <w:sz w:val="24"/>
-          <w:szCs w:val="24"/>
-        </w:rPr>
-        <w:t>                        x_1 = a + (F[n] / F[n + 2]) * (b - a)</w:t>
-      </w:r>
-    </w:p>
-    <w:p>
-      <w:pPr>
-        <w:pStyle w:val="af4"/>
-        <w:ind w:left="0"/>
-        <w:rPr>
-          <w:rFonts w:ascii="Courier New" w:hAnsi="Courier New" w:cs="Courier New"/>
-          <w:sz w:val="24"/>
-          <w:szCs w:val="24"/>
-        </w:rPr>
-      </w:pPr>
-      <w:r>
-        <w:rPr>
-          <w:rFonts w:ascii="Courier New" w:hAnsi="Courier New" w:cs="Courier New"/>
-          <w:sz w:val="24"/>
-          <w:szCs w:val="24"/>
-        </w:rPr>
-        <w:t>                        fx_1 = f(x_1)</w:t>
-      </w:r>
-    </w:p>
-    <w:p>
-      <w:pPr>
-        <w:pStyle w:val="af4"/>
-        <w:ind w:left="0"/>
-        <w:rPr>
-          <w:rFonts w:ascii="Courier New" w:hAnsi="Courier New" w:cs="Courier New"/>
-          <w:sz w:val="24"/>
-          <w:szCs w:val="24"/>
-        </w:rPr>
-      </w:pPr>
-      <w:r>
-        <w:rPr>
-          <w:rFonts w:ascii="Courier New" w:hAnsi="Courier New" w:cs="Courier New"/>
-          <w:sz w:val="24"/>
-          <w:szCs w:val="24"/>
-        </w:rPr>
-        <w:t>                    else:</w:t>
-      </w:r>
-    </w:p>
-    <w:p>
-      <w:pPr>
-        <w:pStyle w:val="af4"/>
-        <w:ind w:left="0"/>
-        <w:rPr>
-          <w:rFonts w:ascii="Courier New" w:hAnsi="Courier New" w:cs="Courier New"/>
-          <w:sz w:val="24"/>
-          <w:szCs w:val="24"/>
-        </w:rPr>
-      </w:pPr>
-      <w:r>
-        <w:rPr>
-          <w:rFonts w:ascii="Courier New" w:hAnsi="Courier New" w:cs="Courier New"/>
-          <w:sz w:val="24"/>
-          <w:szCs w:val="24"/>
-        </w:rPr>
-        <w:t>                        a = x_1</w:t>
-      </w:r>
-    </w:p>
-    <w:p>
-      <w:pPr>
-        <w:pStyle w:val="af4"/>
-        <w:ind w:left="0"/>
-        <w:rPr>
-          <w:rFonts w:ascii="Courier New" w:hAnsi="Courier New" w:cs="Courier New"/>
-          <w:sz w:val="24"/>
-          <w:szCs w:val="24"/>
-        </w:rPr>
-      </w:pPr>
-      <w:r>
-        <w:rPr>
-          <w:rFonts w:ascii="Courier New" w:hAnsi="Courier New" w:cs="Courier New"/>
-          <w:sz w:val="24"/>
-          <w:szCs w:val="24"/>
-        </w:rPr>
-        <w:t>                        x_1 = x_2</w:t>
-      </w:r>
-    </w:p>
-    <w:p>
-      <w:pPr>
-        <w:pStyle w:val="af4"/>
-        <w:ind w:left="0"/>
-        <w:rPr>
-          <w:rFonts w:ascii="Courier New" w:hAnsi="Courier New" w:cs="Courier New"/>
-          <w:sz w:val="24"/>
-          <w:szCs w:val="24"/>
-        </w:rPr>
-      </w:pPr>
-      <w:r>
-        <w:rPr>
-          <w:rFonts w:ascii="Courier New" w:hAnsi="Courier New" w:cs="Courier New"/>
-          <w:sz w:val="24"/>
-          <w:szCs w:val="24"/>
-        </w:rPr>
-        <w:t>                        n -= 1</w:t>
-      </w:r>
-    </w:p>
-    <w:p>
-      <w:pPr>
-        <w:pStyle w:val="af4"/>
-        <w:ind w:left="0"/>
-        <w:rPr>
-          <w:rFonts w:ascii="Courier New" w:hAnsi="Courier New" w:cs="Courier New"/>
-          <w:sz w:val="24"/>
-          <w:szCs w:val="24"/>
-        </w:rPr>
-      </w:pPr>
-      <w:r>
-        <w:rPr>
-          <w:rFonts w:ascii="Courier New" w:hAnsi="Courier New" w:cs="Courier New"/>
-          <w:sz w:val="24"/>
-          <w:szCs w:val="24"/>
-        </w:rPr>
-        <w:t>                        x_2 = a + (F[n + 1] / F[n + 2]) * (b - a)</w:t>
-      </w:r>
-    </w:p>
-    <w:p>
-      <w:pPr>
-        <w:pStyle w:val="af4"/>
-        <w:ind w:left="0"/>
-        <w:rPr>
-          <w:rFonts w:ascii="Courier New" w:hAnsi="Courier New" w:cs="Courier New"/>
-          <w:sz w:val="24"/>
-          <w:szCs w:val="24"/>
-        </w:rPr>
-      </w:pPr>
-      <w:r>
-        <w:rPr>
-          <w:rFonts w:ascii="Courier New" w:hAnsi="Courier New" w:cs="Courier New"/>
-          <w:sz w:val="24"/>
-          <w:szCs w:val="24"/>
-        </w:rPr>
-        <w:t xml:space="preserve">                        </w:t>
-      </w:r>
-      <w:r>
-        <w:rPr>
-          <w:rFonts w:ascii="Courier New" w:hAnsi="Courier New" w:cs="Courier New"/>
-          <w:sz w:val="24"/>
-          <w:szCs w:val="24"/>
-        </w:rPr>
-        <w:t>fx_2 = f(x_2)</w:t>
-      </w:r>
-    </w:p>
-    <w:p>
-      <w:pPr>
-        <w:pStyle w:val="af4"/>
-        <w:ind w:left="0"/>
-        <w:rPr>
-          <w:rFonts w:ascii="Courier New" w:hAnsi="Courier New" w:cs="Courier New"/>
-          <w:sz w:val="24"/>
-          <w:szCs w:val="24"/>
-        </w:rPr>
-      </w:pPr>
-    </w:p>
-    <w:p>
-      <w:pPr>
-        <w:pStyle w:val="af4"/>
-        <w:ind w:left="0"/>
-        <w:rPr>
-          <w:rFonts w:ascii="Courier New" w:hAnsi="Courier New" w:cs="Courier New"/>
-          <w:sz w:val="24"/>
-          <w:szCs w:val="24"/>
-          <w:lang w:val="ru-RU"/>
-        </w:rPr>
-      </w:pPr>
-      <w:r>
-        <w:rPr>
-          <w:rFonts w:ascii="Courier New" w:hAnsi="Courier New" w:cs="Courier New"/>
-          <w:sz w:val="24"/>
-          <w:szCs w:val="24"/>
-        </w:rPr>
-        <w:t xml:space="preserve">            </w:t>
-      </w:r>
-      <w:r>
-        <w:rPr>
-          <w:rFonts w:ascii="Courier New" w:hAnsi="Courier New" w:cs="Courier New"/>
-          <w:sz w:val="24"/>
-          <w:szCs w:val="24"/>
-          <w:lang w:val="ru-RU"/>
-        </w:rPr>
-        <w:t>print("\n\nРезультат вычисления по методу Фибоначчи:")</w:t>
-      </w:r>
-    </w:p>
-    <w:p>
-      <w:pPr>
-        <w:pStyle w:val="af4"/>
-        <w:ind w:left="0"/>
-        <w:rPr>
-          <w:rFonts w:ascii="Courier New" w:hAnsi="Courier New" w:cs="Courier New"/>
-          <w:sz w:val="24"/>
-          <w:szCs w:val="24"/>
-          <w:lang w:val="ru-RU"/>
-        </w:rPr>
-      </w:pPr>
-      <w:r>
-        <w:rPr>
-          <w:rFonts w:ascii="Courier New" w:hAnsi="Courier New" w:cs="Courier New"/>
-          <w:sz w:val="24"/>
-          <w:szCs w:val="24"/>
-          <w:lang w:val="ru-RU"/>
-        </w:rPr>
-        <w:t>            print(f"    Точка минимума: x_min = {x_min:.6f}")</w:t>
-      </w:r>
-    </w:p>
-    <w:p>
-      <w:pPr>
-        <w:pStyle w:val="af4"/>
-        <w:ind w:left="0"/>
-        <w:rPr>
-          <w:rFonts w:ascii="Courier New" w:hAnsi="Courier New" w:cs="Courier New"/>
-          <w:sz w:val="24"/>
-          <w:szCs w:val="24"/>
-          <w:lang w:val="ru-RU"/>
-        </w:rPr>
-      </w:pPr>
-      <w:r>
-        <w:rPr>
-          <w:rFonts w:ascii="Courier New" w:hAnsi="Courier New" w:cs="Courier New"/>
-          <w:sz w:val="24"/>
-          <w:szCs w:val="24"/>
-          <w:lang w:val="ru-RU"/>
-        </w:rPr>
-        <w:t>            print(f"    Значение в точке минимума: f(x_min) = {f_min:.6f}")</w:t>
-      </w:r>
-    </w:p>
-    <w:p>
-      <w:pPr>
-        <w:pStyle w:val="af4"/>
-        <w:ind w:left="0"/>
-        <w:rPr>
-          <w:rFonts w:ascii="Courier New" w:hAnsi="Courier New" w:cs="Courier New"/>
-          <w:sz w:val="24"/>
-          <w:szCs w:val="24"/>
-        </w:rPr>
-      </w:pPr>
-      <w:r>
-        <w:rPr>
-          <w:rFonts w:ascii="Courier New" w:hAnsi="Courier New" w:cs="Courier New"/>
-          <w:sz w:val="24"/>
-          <w:szCs w:val="24"/>
-          <w:lang w:val="ru-RU"/>
-        </w:rPr>
-        <w:t xml:space="preserve">            </w:t>
-      </w:r>
-      <w:r>
-        <w:rPr>
-          <w:rFonts w:ascii="Courier New" w:hAnsi="Courier New" w:cs="Courier New"/>
-          <w:sz w:val="24"/>
-          <w:szCs w:val="24"/>
-        </w:rPr>
-        <w:t>print(f"    </w:t>
-      </w:r>
-      <w:r>
-        <w:rPr>
-          <w:rFonts w:ascii="Courier New" w:hAnsi="Courier New" w:cs="Courier New"/>
-          <w:sz w:val="24"/>
-          <w:szCs w:val="24"/>
-          <w:lang w:val="ru-RU"/>
-        </w:rPr>
-        <w:t>Заняло</w:t>
-      </w:r>
-      <w:r>
-        <w:rPr>
-          <w:rFonts w:ascii="Courier New" w:hAnsi="Courier New" w:cs="Courier New"/>
-          <w:sz w:val="24"/>
-          <w:szCs w:val="24"/>
-        </w:rPr>
-        <w:t xml:space="preserve"> </w:t>
-      </w:r>
-      <w:r>
-        <w:rPr>
-          <w:rFonts w:ascii="Courier New" w:hAnsi="Courier New" w:cs="Courier New"/>
-          <w:sz w:val="24"/>
-          <w:szCs w:val="24"/>
-          <w:lang w:val="ru-RU"/>
-        </w:rPr>
-        <w:t>итераций</w:t>
-      </w:r>
-      <w:r>
-        <w:rPr>
-          <w:rFonts w:ascii="Courier New" w:hAnsi="Courier New" w:cs="Courier New"/>
-          <w:sz w:val="24"/>
-          <w:szCs w:val="24"/>
-        </w:rPr>
-        <w:t>: {iterations}")</w:t>
-      </w:r>
-    </w:p>
-    <w:p>
-      <w:pPr>
-        <w:pStyle w:val="af4"/>
-        <w:ind w:left="0"/>
-        <w:rPr>
-          <w:rFonts w:ascii="Courier New" w:hAnsi="Courier New" w:cs="Courier New"/>
-          <w:sz w:val="24"/>
-          <w:szCs w:val="24"/>
-        </w:rPr>
-      </w:pPr>
-      <w:r>
-        <w:rPr>
-          <w:rFonts w:ascii="Courier New" w:hAnsi="Courier New" w:cs="Courier New"/>
-          <w:sz w:val="24"/>
-          <w:szCs w:val="24"/>
-        </w:rPr>
-        <w:t>            print("==========================================================\n\n")</w:t>
-      </w:r>
-    </w:p>
-    <w:p>
-      <w:pPr>
-        <w:pStyle w:val="af4"/>
-        <w:ind w:left="0"/>
-        <w:rPr>
-          <w:rFonts w:ascii="Courier New" w:hAnsi="Courier New" w:cs="Courier New"/>
-          <w:sz w:val="24"/>
-          <w:szCs w:val="24"/>
-        </w:rPr>
-      </w:pPr>
-      <w:r>
-        <w:rPr>
-          <w:rFonts w:ascii="Courier New" w:hAnsi="Courier New" w:cs="Courier New"/>
-          <w:sz w:val="24"/>
-          <w:szCs w:val="24"/>
-        </w:rPr>
-        <w:t>            viewPlot(1, x_min, f_min)</w:t>
-      </w:r>
-    </w:p>
-    <w:p>
-      <w:pPr>
-        <w:pStyle w:val="af4"/>
-        <w:ind w:left="0"/>
-        <w:rPr>
-          <w:rFonts w:ascii="Courier New" w:hAnsi="Courier New" w:cs="Courier New"/>
-          <w:sz w:val="24"/>
-          <w:szCs w:val="24"/>
-        </w:rPr>
-      </w:pPr>
-    </w:p>
-    <w:p>
-      <w:pPr>
-        <w:pStyle w:val="af4"/>
-        <w:ind w:left="0"/>
-        <w:rPr>
-          <w:rFonts w:ascii="Courier New" w:hAnsi="Courier New" w:cs="Courier New"/>
-          <w:sz w:val="24"/>
-          <w:szCs w:val="24"/>
-        </w:rPr>
-      </w:pPr>
-      <w:r>
-        <w:rPr>
-          <w:rFonts w:ascii="Courier New" w:hAnsi="Courier New" w:cs="Courier New"/>
-          <w:sz w:val="24"/>
-          <w:szCs w:val="24"/>
-        </w:rPr>
-        <w:t>        elif c == 3:</w:t>
-      </w:r>
-    </w:p>
-    <w:p>
-      <w:pPr>
-        <w:pStyle w:val="af4"/>
-        <w:ind w:left="0"/>
-        <w:rPr>
-          <w:rFonts w:ascii="Courier New" w:hAnsi="Courier New" w:cs="Courier New"/>
-          <w:sz w:val="24"/>
-          <w:szCs w:val="24"/>
-        </w:rPr>
-      </w:pPr>
-      <w:r>
-        <w:rPr>
-          <w:rFonts w:ascii="Courier New" w:hAnsi="Courier New" w:cs="Courier New"/>
-          <w:sz w:val="24"/>
-          <w:szCs w:val="24"/>
-        </w:rPr>
-        <w:t xml:space="preserve">            tau = 0.38197  # </w:t>
-      </w:r>
-      <w:r>
-        <w:rPr>
-          <w:rFonts w:ascii="Courier New" w:hAnsi="Courier New" w:cs="Courier New"/>
-          <w:sz w:val="24"/>
-          <w:szCs w:val="24"/>
-          <w:lang w:val="ru-RU"/>
-        </w:rPr>
-        <w:t>константа</w:t>
-      </w:r>
-    </w:p>
-    <w:p>
-      <w:pPr>
-        <w:pStyle w:val="af4"/>
-        <w:ind w:left="0"/>
-        <w:rPr>
-          <w:rFonts w:ascii="Courier New" w:hAnsi="Courier New" w:cs="Courier New"/>
-          <w:sz w:val="24"/>
-          <w:szCs w:val="24"/>
-        </w:rPr>
-      </w:pPr>
-      <w:r>
-        <w:rPr>
-          <w:rFonts w:ascii="Courier New" w:hAnsi="Courier New" w:cs="Courier New"/>
-          <w:sz w:val="24"/>
-          <w:szCs w:val="24"/>
-        </w:rPr>
-        <w:t>            a = -10</w:t>
-      </w:r>
-    </w:p>
-    <w:p>
-      <w:pPr>
-        <w:pStyle w:val="af4"/>
-        <w:ind w:left="0"/>
-        <w:rPr>
-          <w:rFonts w:ascii="Courier New" w:hAnsi="Courier New" w:cs="Courier New"/>
-          <w:sz w:val="24"/>
-          <w:szCs w:val="24"/>
-        </w:rPr>
-      </w:pPr>
-      <w:r>
-        <w:rPr>
-          <w:rFonts w:ascii="Courier New" w:hAnsi="Courier New" w:cs="Courier New"/>
-          <w:sz w:val="24"/>
-          <w:szCs w:val="24"/>
-        </w:rPr>
-        <w:t>            b = 6</w:t>
-      </w:r>
-    </w:p>
-    <w:p>
-      <w:pPr>
-        <w:pStyle w:val="af4"/>
-        <w:ind w:left="0"/>
-        <w:rPr>
-          <w:rFonts w:ascii="Courier New" w:hAnsi="Courier New" w:cs="Courier New"/>
-          <w:sz w:val="24"/>
-          <w:szCs w:val="24"/>
-        </w:rPr>
-      </w:pPr>
-      <w:r>
-        <w:rPr>
-          <w:rFonts w:ascii="Courier New" w:hAnsi="Courier New" w:cs="Courier New"/>
-          <w:sz w:val="24"/>
-          <w:szCs w:val="24"/>
-        </w:rPr>
-        <w:t>            y = a + tau * (b - a)</w:t>
-      </w:r>
-    </w:p>
-    <w:p>
-      <w:pPr>
-        <w:pStyle w:val="af4"/>
-        <w:ind w:left="0"/>
-        <w:rPr>
-          <w:rFonts w:ascii="Courier New" w:hAnsi="Courier New" w:cs="Courier New"/>
-          <w:sz w:val="24"/>
-          <w:szCs w:val="24"/>
-        </w:rPr>
-      </w:pPr>
-      <w:r>
-        <w:rPr>
-          <w:rFonts w:ascii="Courier New" w:hAnsi="Courier New" w:cs="Courier New"/>
-          <w:sz w:val="24"/>
-          <w:szCs w:val="24"/>
-        </w:rPr>
-        <w:t>            z = a + b - y</w:t>
-      </w:r>
-    </w:p>
-    <w:p>
-      <w:pPr>
-        <w:pStyle w:val="af4"/>
-        <w:ind w:left="0"/>
-        <w:rPr>
-          <w:rFonts w:ascii="Courier New" w:hAnsi="Courier New" w:cs="Courier New"/>
-          <w:sz w:val="24"/>
-          <w:szCs w:val="24"/>
-        </w:rPr>
-      </w:pPr>
-      <w:r>
-        <w:rPr>
-          <w:rFonts w:ascii="Courier New" w:hAnsi="Courier New" w:cs="Courier New"/>
-          <w:sz w:val="24"/>
-          <w:szCs w:val="24"/>
-        </w:rPr>
-        <w:t>            fy = f(y)</w:t>
-      </w:r>
-    </w:p>
-    <w:p>
-      <w:pPr>
-        <w:pStyle w:val="af4"/>
-        <w:ind w:left="0"/>
-        <w:rPr>
-          <w:rFonts w:ascii="Courier New" w:hAnsi="Courier New" w:cs="Courier New"/>
-          <w:sz w:val="24"/>
-          <w:szCs w:val="24"/>
-        </w:rPr>
-      </w:pPr>
-      <w:r>
-        <w:rPr>
-          <w:rFonts w:ascii="Courier New" w:hAnsi="Courier New" w:cs="Courier New"/>
-          <w:sz w:val="24"/>
-          <w:szCs w:val="24"/>
-        </w:rPr>
-        <w:t>            fz = f(z)</w:t>
-      </w:r>
-    </w:p>
-    <w:p>
-      <w:pPr>
-        <w:pStyle w:val="af4"/>
-        <w:ind w:left="0"/>
-        <w:rPr>
-          <w:rFonts w:ascii="Courier New" w:hAnsi="Courier New" w:cs="Courier New"/>
-          <w:sz w:val="24"/>
-          <w:szCs w:val="24"/>
-        </w:rPr>
-      </w:pPr>
-    </w:p>
-    <w:p>
-      <w:pPr>
-        <w:pStyle w:val="af4"/>
-        <w:ind w:left="0"/>
-        <w:rPr>
-          <w:rFonts w:ascii="Courier New" w:hAnsi="Courier New" w:cs="Courier New"/>
-          <w:sz w:val="24"/>
-          <w:szCs w:val="24"/>
-        </w:rPr>
-      </w:pPr>
-      <w:r>
-        <w:rPr>
-          <w:rFonts w:ascii="Courier New" w:hAnsi="Courier New" w:cs="Courier New"/>
-          <w:sz w:val="24"/>
-          <w:szCs w:val="24"/>
-        </w:rPr>
-        <w:t>            if fy &lt;= fz:</w:t>
-      </w:r>
-    </w:p>
-    <w:p>
-      <w:pPr>
-        <w:pStyle w:val="af4"/>
-        <w:ind w:left="0"/>
-        <w:rPr>
-          <w:rFonts w:ascii="Courier New" w:hAnsi="Courier New" w:cs="Courier New"/>
-          <w:sz w:val="24"/>
-          <w:szCs w:val="24"/>
-        </w:rPr>
-      </w:pPr>
-      <w:r>
-        <w:rPr>
-          <w:rFonts w:ascii="Courier New" w:hAnsi="Courier New" w:cs="Courier New"/>
-          <w:sz w:val="24"/>
-          <w:szCs w:val="24"/>
-        </w:rPr>
-        <w:t>                b = z</w:t>
-      </w:r>
-    </w:p>
-    <w:p>
-      <w:pPr>
-        <w:pStyle w:val="af4"/>
-        <w:ind w:left="0"/>
-        <w:rPr>
-          <w:rFonts w:ascii="Courier New" w:hAnsi="Courier New" w:cs="Courier New"/>
-          <w:sz w:val="24"/>
-          <w:szCs w:val="24"/>
-        </w:rPr>
-      </w:pPr>
-      <w:r>
-        <w:rPr>
-          <w:rFonts w:ascii="Courier New" w:hAnsi="Courier New" w:cs="Courier New"/>
-          <w:sz w:val="24"/>
-          <w:szCs w:val="24"/>
-        </w:rPr>
-        <w:t>            else:</w:t>
-      </w:r>
-    </w:p>
-    <w:p>
-      <w:pPr>
-        <w:pStyle w:val="af4"/>
-        <w:ind w:left="0"/>
-        <w:rPr>
-          <w:rFonts w:ascii="Courier New" w:hAnsi="Courier New" w:cs="Courier New"/>
-          <w:sz w:val="24"/>
-          <w:szCs w:val="24"/>
-        </w:rPr>
-      </w:pPr>
-      <w:r>
-        <w:rPr>
-          <w:rFonts w:ascii="Courier New" w:hAnsi="Courier New" w:cs="Courier New"/>
-          <w:sz w:val="24"/>
-          <w:szCs w:val="24"/>
-        </w:rPr>
-        <w:t>                a = y</w:t>
-      </w:r>
-    </w:p>
-    <w:p>
-      <w:pPr>
-        <w:pStyle w:val="af4"/>
-        <w:ind w:left="0"/>
-        <w:rPr>
-          <w:rFonts w:ascii="Courier New" w:hAnsi="Courier New" w:cs="Courier New"/>
-          <w:sz w:val="24"/>
-          <w:szCs w:val="24"/>
-        </w:rPr>
-      </w:pPr>
-    </w:p>
-    <w:p>
-      <w:pPr>
-        <w:pStyle w:val="af4"/>
-        <w:ind w:left="0"/>
-        <w:rPr>
-          <w:rFonts w:ascii="Courier New" w:hAnsi="Courier New" w:cs="Courier New"/>
-          <w:sz w:val="24"/>
-          <w:szCs w:val="24"/>
-        </w:rPr>
-      </w:pPr>
-      <w:r>
-        <w:rPr>
-          <w:rFonts w:ascii="Courier New" w:hAnsi="Courier New" w:cs="Courier New"/>
-          <w:sz w:val="24"/>
-          <w:szCs w:val="24"/>
-        </w:rPr>
-        <w:t>            k = 1</w:t>
-      </w:r>
-    </w:p>
-    <w:p>
-      <w:pPr>
-        <w:pStyle w:val="af4"/>
-        <w:ind w:left="0"/>
-        <w:rPr>
-          <w:rFonts w:ascii="Courier New" w:hAnsi="Courier New" w:cs="Courier New"/>
-          <w:sz w:val="24"/>
-          <w:szCs w:val="24"/>
-        </w:rPr>
-      </w:pPr>
-      <w:r>
-        <w:rPr>
-          <w:rFonts w:ascii="Courier New" w:hAnsi="Courier New" w:cs="Courier New"/>
-          <w:sz w:val="24"/>
-          <w:szCs w:val="24"/>
-        </w:rPr>
-        <w:t>            x_prev = 10**6</w:t>
-      </w:r>
-    </w:p>
-    <w:p>
-      <w:pPr>
-        <w:pStyle w:val="af4"/>
-        <w:ind w:left="0"/>
-        <w:rPr>
-          <w:rFonts w:ascii="Courier New" w:hAnsi="Courier New" w:cs="Courier New"/>
-          <w:sz w:val="24"/>
-          <w:szCs w:val="24"/>
-        </w:rPr>
-      </w:pPr>
-      <w:r>
-        <w:rPr>
-          <w:rFonts w:ascii="Courier New" w:hAnsi="Courier New" w:cs="Courier New"/>
-          <w:sz w:val="24"/>
-          <w:szCs w:val="24"/>
-        </w:rPr>
-        <w:t xml:space="preserve">            </w:t>
-      </w:r>
-      <w:r>
-        <w:rPr>
-          <w:rFonts w:ascii="Courier New" w:hAnsi="Courier New" w:cs="Courier New"/>
-          <w:sz w:val="24"/>
-          <w:szCs w:val="24"/>
-        </w:rPr>
-        <w:t>iterations = 0</w:t>
-      </w:r>
-    </w:p>
-    <w:p>
-      <w:pPr>
-        <w:pStyle w:val="af4"/>
-        <w:ind w:left="0"/>
-        <w:rPr>
-          <w:rFonts w:ascii="Courier New" w:hAnsi="Courier New" w:cs="Courier New"/>
-          <w:sz w:val="24"/>
-          <w:szCs w:val="24"/>
-        </w:rPr>
-      </w:pPr>
-      <w:r>
-        <w:rPr>
-          <w:rFonts w:ascii="Courier New" w:hAnsi="Courier New" w:cs="Courier New"/>
-          <w:sz w:val="24"/>
-          <w:szCs w:val="24"/>
-        </w:rPr>
-        <w:t xml:space="preserve">            max_iter = 1000  # </w:t>
-      </w:r>
-      <w:r>
-        <w:rPr>
-          <w:rFonts w:ascii="Courier New" w:hAnsi="Courier New" w:cs="Courier New"/>
-          <w:sz w:val="24"/>
-          <w:szCs w:val="24"/>
-          <w:lang w:val="ru-RU"/>
-        </w:rPr>
-        <w:t>защита</w:t>
-      </w:r>
-      <w:r>
-        <w:rPr>
-          <w:rFonts w:ascii="Courier New" w:hAnsi="Courier New" w:cs="Courier New"/>
-          <w:sz w:val="24"/>
-          <w:szCs w:val="24"/>
-        </w:rPr>
-        <w:t xml:space="preserve"> </w:t>
-      </w:r>
-      <w:r>
-        <w:rPr>
-          <w:rFonts w:ascii="Courier New" w:hAnsi="Courier New" w:cs="Courier New"/>
-          <w:sz w:val="24"/>
-          <w:szCs w:val="24"/>
-          <w:lang w:val="ru-RU"/>
-        </w:rPr>
-        <w:t>от</w:t>
-      </w:r>
-      <w:r>
-        <w:rPr>
-          <w:rFonts w:ascii="Courier New" w:hAnsi="Courier New" w:cs="Courier New"/>
-          <w:sz w:val="24"/>
-          <w:szCs w:val="24"/>
-        </w:rPr>
-        <w:t xml:space="preserve"> </w:t>
-      </w:r>
-      <w:r>
-        <w:rPr>
-          <w:rFonts w:ascii="Courier New" w:hAnsi="Courier New" w:cs="Courier New"/>
-          <w:sz w:val="24"/>
-          <w:szCs w:val="24"/>
-          <w:lang w:val="ru-RU"/>
-        </w:rPr>
-        <w:t>зацикливания</w:t>
-      </w:r>
-    </w:p>
-    <w:p>
-      <w:pPr>
-        <w:pStyle w:val="af4"/>
-        <w:ind w:left="0"/>
-        <w:rPr>
-          <w:rFonts w:ascii="Courier New" w:hAnsi="Courier New" w:cs="Courier New"/>
-          <w:sz w:val="24"/>
-          <w:szCs w:val="24"/>
-        </w:rPr>
-      </w:pPr>
-    </w:p>
-    <w:p>
-      <w:pPr>
-        <w:pStyle w:val="af4"/>
-        <w:ind w:left="0"/>
-        <w:rPr>
-          <w:rFonts w:ascii="Courier New" w:hAnsi="Courier New" w:cs="Courier New"/>
-          <w:sz w:val="24"/>
-          <w:szCs w:val="24"/>
-        </w:rPr>
-      </w:pPr>
-      <w:r>
-        <w:rPr>
-          <w:rFonts w:ascii="Courier New" w:hAnsi="Courier New" w:cs="Courier New"/>
-          <w:sz w:val="24"/>
-          <w:szCs w:val="24"/>
-        </w:rPr>
-        <w:t xml:space="preserve">            </w:t>
-      </w:r>
-      <w:r>
-        <w:rPr>
-          <w:rFonts w:ascii="Courier New" w:hAnsi="Courier New" w:cs="Courier New"/>
-          <w:sz w:val="24"/>
-          <w:szCs w:val="24"/>
-        </w:rPr>
-        <w:t>while iterations &lt; max_iter:</w:t>
-      </w:r>
-    </w:p>
-    <w:p>
-      <w:pPr>
-        <w:pStyle w:val="af4"/>
-        <w:ind w:left="0"/>
-        <w:rPr>
-          <w:rFonts w:ascii="Courier New" w:hAnsi="Courier New" w:cs="Courier New"/>
-          <w:sz w:val="24"/>
-          <w:szCs w:val="24"/>
-        </w:rPr>
-      </w:pPr>
-      <w:r>
-        <w:rPr>
-          <w:rFonts w:ascii="Courier New" w:hAnsi="Courier New" w:cs="Courier New"/>
-          <w:sz w:val="24"/>
-          <w:szCs w:val="24"/>
-        </w:rPr>
-        <w:t>                iterations += 1</w:t>
-      </w:r>
-    </w:p>
-    <w:p>
-      <w:pPr>
-        <w:pStyle w:val="af4"/>
-        <w:ind w:left="0"/>
-        <w:rPr>
-          <w:rFonts w:ascii="Courier New" w:hAnsi="Courier New" w:cs="Courier New"/>
-          <w:sz w:val="24"/>
-          <w:szCs w:val="24"/>
-        </w:rPr>
-      </w:pPr>
-      <w:r>
-        <w:rPr>
-          <w:rFonts w:ascii="Courier New" w:hAnsi="Courier New" w:cs="Courier New"/>
-          <w:sz w:val="24"/>
-          <w:szCs w:val="24"/>
-        </w:rPr>
-        <w:t>                if fy &lt;= fz:</w:t>
-      </w:r>
-    </w:p>
-    <w:p>
-      <w:pPr>
-        <w:pStyle w:val="af4"/>
-        <w:ind w:left="0"/>
-        <w:rPr>
-          <w:rFonts w:ascii="Courier New" w:hAnsi="Courier New" w:cs="Courier New"/>
-          <w:sz w:val="24"/>
-          <w:szCs w:val="24"/>
-        </w:rPr>
-      </w:pPr>
-      <w:r>
-        <w:rPr>
-          <w:rFonts w:ascii="Courier New" w:hAnsi="Courier New" w:cs="Courier New"/>
-          <w:sz w:val="24"/>
-          <w:szCs w:val="24"/>
-        </w:rPr>
-        <w:t>                    y_next = a + b - y</w:t>
-      </w:r>
-    </w:p>
-    <w:p>
-      <w:pPr>
-        <w:pStyle w:val="af4"/>
-        <w:ind w:left="0"/>
-        <w:rPr>
-          <w:rFonts w:ascii="Courier New" w:hAnsi="Courier New" w:cs="Courier New"/>
-          <w:sz w:val="24"/>
-          <w:szCs w:val="24"/>
-        </w:rPr>
-      </w:pPr>
-      <w:r>
-        <w:rPr>
-          <w:rFonts w:ascii="Courier New" w:hAnsi="Courier New" w:cs="Courier New"/>
-          <w:sz w:val="24"/>
-          <w:szCs w:val="24"/>
-        </w:rPr>
-        <w:t>                    fy_next = f(y_next)</w:t>
-      </w:r>
-    </w:p>
-    <w:p>
-      <w:pPr>
-        <w:pStyle w:val="af4"/>
-        <w:ind w:left="0"/>
-        <w:rPr>
-          <w:rFonts w:ascii="Courier New" w:hAnsi="Courier New" w:cs="Courier New"/>
-          <w:sz w:val="24"/>
-          <w:szCs w:val="24"/>
-        </w:rPr>
-      </w:pPr>
-      <w:r>
-        <w:rPr>
-          <w:rFonts w:ascii="Courier New" w:hAnsi="Courier New" w:cs="Courier New"/>
-          <w:sz w:val="24"/>
-          <w:szCs w:val="24"/>
-        </w:rPr>
-        <w:t>                    z_next = y</w:t>
-      </w:r>
-    </w:p>
-    <w:p>
-      <w:pPr>
-        <w:pStyle w:val="af4"/>
-        <w:ind w:left="0"/>
-        <w:rPr>
-          <w:rFonts w:ascii="Courier New" w:hAnsi="Courier New" w:cs="Courier New"/>
-          <w:sz w:val="24"/>
-          <w:szCs w:val="24"/>
-        </w:rPr>
-      </w:pPr>
-      <w:r>
-        <w:rPr>
-          <w:rFonts w:ascii="Courier New" w:hAnsi="Courier New" w:cs="Courier New"/>
-          <w:sz w:val="24"/>
-          <w:szCs w:val="24"/>
-        </w:rPr>
-        <w:t>                    fz_next = fy</w:t>
-      </w:r>
-    </w:p>
-    <w:p>
-      <w:pPr>
-        <w:pStyle w:val="af4"/>
-        <w:ind w:left="0"/>
-        <w:rPr>
-          <w:rFonts w:ascii="Courier New" w:hAnsi="Courier New" w:cs="Courier New"/>
-          <w:sz w:val="24"/>
-          <w:szCs w:val="24"/>
-        </w:rPr>
-      </w:pPr>
-      <w:r>
-        <w:rPr>
-          <w:rFonts w:ascii="Courier New" w:hAnsi="Courier New" w:cs="Courier New"/>
-          <w:sz w:val="24"/>
-          <w:szCs w:val="24"/>
-        </w:rPr>
-        <w:t>                else:</w:t>
-      </w:r>
-    </w:p>
-    <w:p>
-      <w:pPr>
-        <w:pStyle w:val="af4"/>
-        <w:ind w:left="0"/>
-        <w:rPr>
-          <w:rFonts w:ascii="Courier New" w:hAnsi="Courier New" w:cs="Courier New"/>
-          <w:sz w:val="24"/>
-          <w:szCs w:val="24"/>
-        </w:rPr>
-      </w:pPr>
-      <w:r>
-        <w:rPr>
-          <w:rFonts w:ascii="Courier New" w:hAnsi="Courier New" w:cs="Courier New"/>
-          <w:sz w:val="24"/>
-          <w:szCs w:val="24"/>
-        </w:rPr>
-        <w:t>                    y_next = z</w:t>
-      </w:r>
-    </w:p>
-    <w:p>
-      <w:pPr>
-        <w:pStyle w:val="af4"/>
-        <w:ind w:left="0"/>
-        <w:rPr>
-          <w:rFonts w:ascii="Courier New" w:hAnsi="Courier New" w:cs="Courier New"/>
-          <w:sz w:val="24"/>
-          <w:szCs w:val="24"/>
-        </w:rPr>
-      </w:pPr>
-      <w:r>
-        <w:rPr>
-          <w:rFonts w:ascii="Courier New" w:hAnsi="Courier New" w:cs="Courier New"/>
-          <w:sz w:val="24"/>
-          <w:szCs w:val="24"/>
-        </w:rPr>
-        <w:t>                    fy_next = fz</w:t>
-      </w:r>
-    </w:p>
-    <w:p>
-      <w:pPr>
-        <w:pStyle w:val="af4"/>
-        <w:ind w:left="0"/>
-        <w:rPr>
-          <w:rFonts w:ascii="Courier New" w:hAnsi="Courier New" w:cs="Courier New"/>
-          <w:sz w:val="24"/>
-          <w:szCs w:val="24"/>
-        </w:rPr>
-      </w:pPr>
-      <w:r>
-        <w:rPr>
-          <w:rFonts w:ascii="Courier New" w:hAnsi="Courier New" w:cs="Courier New"/>
-          <w:sz w:val="24"/>
-          <w:szCs w:val="24"/>
-        </w:rPr>
-        <w:t>                    z_next = a + b - z</w:t>
-      </w:r>
-    </w:p>
-    <w:p>
-      <w:pPr>
-        <w:pStyle w:val="af4"/>
-        <w:ind w:left="0"/>
-        <w:rPr>
-          <w:rFonts w:ascii="Courier New" w:hAnsi="Courier New" w:cs="Courier New"/>
-          <w:sz w:val="24"/>
-          <w:szCs w:val="24"/>
-        </w:rPr>
-      </w:pPr>
-      <w:r>
-        <w:rPr>
-          <w:rFonts w:ascii="Courier New" w:hAnsi="Courier New" w:cs="Courier New"/>
-          <w:sz w:val="24"/>
-          <w:szCs w:val="24"/>
-        </w:rPr>
-        <w:t>                    fz_next = f(z_next)</w:t>
-      </w:r>
-    </w:p>
-    <w:p>
-      <w:pPr>
-        <w:pStyle w:val="af4"/>
-        <w:ind w:left="0"/>
-        <w:rPr>
-          <w:rFonts w:ascii="Courier New" w:hAnsi="Courier New" w:cs="Courier New"/>
-          <w:sz w:val="24"/>
-          <w:szCs w:val="24"/>
-        </w:rPr>
-      </w:pPr>
-    </w:p>
-    <w:p>
-      <w:pPr>
-        <w:pStyle w:val="af4"/>
-        <w:ind w:left="0"/>
-        <w:rPr>
-          <w:rFonts w:ascii="Courier New" w:hAnsi="Courier New" w:cs="Courier New"/>
-          <w:sz w:val="24"/>
-          <w:szCs w:val="24"/>
-        </w:rPr>
-      </w:pPr>
-      <w:r>
-        <w:rPr>
-          <w:rFonts w:ascii="Courier New" w:hAnsi="Courier New" w:cs="Courier New"/>
-          <w:sz w:val="24"/>
-          <w:szCs w:val="24"/>
-        </w:rPr>
-        <w:t>                if fy_next &lt;= fz_next:</w:t>
-      </w:r>
-    </w:p>
-    <w:p>
-      <w:pPr>
-        <w:pStyle w:val="af4"/>
-        <w:ind w:left="0"/>
-        <w:rPr>
-          <w:rFonts w:ascii="Courier New" w:hAnsi="Courier New" w:cs="Courier New"/>
-          <w:sz w:val="24"/>
-          <w:szCs w:val="24"/>
-        </w:rPr>
-      </w:pPr>
-      <w:r>
-        <w:rPr>
-          <w:rFonts w:ascii="Courier New" w:hAnsi="Courier New" w:cs="Courier New"/>
-          <w:sz w:val="24"/>
-          <w:szCs w:val="24"/>
-        </w:rPr>
-        <w:t>                    a_next = a</w:t>
-      </w:r>
-    </w:p>
-    <w:p>
-      <w:pPr>
-        <w:pStyle w:val="af4"/>
-        <w:ind w:left="0"/>
-        <w:rPr>
-          <w:rFonts w:ascii="Courier New" w:hAnsi="Courier New" w:cs="Courier New"/>
-          <w:sz w:val="24"/>
-          <w:szCs w:val="24"/>
-        </w:rPr>
-      </w:pPr>
-      <w:r>
-        <w:rPr>
-          <w:rFonts w:ascii="Courier New" w:hAnsi="Courier New" w:cs="Courier New"/>
-          <w:sz w:val="24"/>
-          <w:szCs w:val="24"/>
-        </w:rPr>
-        <w:t>                    b_next = z_next</w:t>
-      </w:r>
-    </w:p>
-    <w:p>
-      <w:pPr>
-        <w:pStyle w:val="af4"/>
-        <w:ind w:left="0"/>
-        <w:rPr>
-          <w:rFonts w:ascii="Courier New" w:hAnsi="Courier New" w:cs="Courier New"/>
-          <w:sz w:val="24"/>
-          <w:szCs w:val="24"/>
-        </w:rPr>
-      </w:pPr>
-      <w:r>
-        <w:rPr>
-          <w:rFonts w:ascii="Courier New" w:hAnsi="Courier New" w:cs="Courier New"/>
-          <w:sz w:val="24"/>
-          <w:szCs w:val="24"/>
-        </w:rPr>
-        <w:t>                else:</w:t>
-      </w:r>
-    </w:p>
-    <w:p>
-      <w:pPr>
-        <w:pStyle w:val="af4"/>
-        <w:ind w:left="0"/>
-        <w:rPr>
-          <w:rFonts w:ascii="Courier New" w:hAnsi="Courier New" w:cs="Courier New"/>
-          <w:sz w:val="24"/>
-          <w:szCs w:val="24"/>
-        </w:rPr>
-      </w:pPr>
-      <w:r>
-        <w:rPr>
-          <w:rFonts w:ascii="Courier New" w:hAnsi="Courier New" w:cs="Courier New"/>
-          <w:sz w:val="24"/>
-          <w:szCs w:val="24"/>
-        </w:rPr>
-        <w:t>                    a_next = y_next</w:t>
-      </w:r>
-    </w:p>
-    <w:p>
-      <w:pPr>
-        <w:pStyle w:val="af4"/>
-        <w:ind w:left="0"/>
-        <w:rPr>
-          <w:rFonts w:ascii="Courier New" w:hAnsi="Courier New" w:cs="Courier New"/>
-          <w:sz w:val="24"/>
-          <w:szCs w:val="24"/>
-        </w:rPr>
-      </w:pPr>
-      <w:r>
-        <w:rPr>
-          <w:rFonts w:ascii="Courier New" w:hAnsi="Courier New" w:cs="Courier New"/>
-          <w:sz w:val="24"/>
-          <w:szCs w:val="24"/>
-        </w:rPr>
-        <w:t>                    b_next = b</w:t>
-      </w:r>
-    </w:p>
-    <w:p>
-      <w:pPr>
-        <w:pStyle w:val="af4"/>
-        <w:ind w:left="0"/>
-        <w:rPr>
-          <w:rFonts w:ascii="Courier New" w:hAnsi="Courier New" w:cs="Courier New"/>
-          <w:sz w:val="24"/>
-          <w:szCs w:val="24"/>
-        </w:rPr>
-      </w:pPr>
-    </w:p>
-    <w:p>
-      <w:pPr>
-        <w:pStyle w:val="af4"/>
-        <w:ind w:left="0"/>
-        <w:rPr>
-          <w:rFonts w:ascii="Courier New" w:hAnsi="Courier New" w:cs="Courier New"/>
-          <w:sz w:val="24"/>
-          <w:szCs w:val="24"/>
-        </w:rPr>
-      </w:pPr>
-      <w:r>
-        <w:rPr>
-          <w:rFonts w:ascii="Courier New" w:hAnsi="Courier New" w:cs="Courier New"/>
-          <w:sz w:val="24"/>
-          <w:szCs w:val="24"/>
-        </w:rPr>
-        <w:t>                x_k = (a_next + b_next) / 2</w:t>
-      </w:r>
-    </w:p>
-    <w:p>
-      <w:pPr>
-        <w:pStyle w:val="af4"/>
-        <w:ind w:left="0"/>
-        <w:rPr>
-          <w:rFonts w:ascii="Courier New" w:hAnsi="Courier New" w:cs="Courier New"/>
-          <w:sz w:val="24"/>
-          <w:szCs w:val="24"/>
-        </w:rPr>
-      </w:pPr>
-      <w:r>
-        <w:rPr>
-          <w:rFonts w:ascii="Courier New" w:hAnsi="Courier New" w:cs="Courier New"/>
-          <w:sz w:val="24"/>
-          <w:szCs w:val="24"/>
-        </w:rPr>
-        <w:t>                if k &gt; 1:</w:t>
-      </w:r>
-    </w:p>
-    <w:p>
-      <w:pPr>
-        <w:pStyle w:val="af4"/>
-        <w:ind w:left="0"/>
-        <w:rPr>
-          <w:rFonts w:ascii="Courier New" w:hAnsi="Courier New" w:cs="Courier New"/>
-          <w:sz w:val="24"/>
-          <w:szCs w:val="24"/>
-        </w:rPr>
-      </w:pPr>
-      <w:r>
-        <w:rPr>
-          <w:rFonts w:ascii="Courier New" w:hAnsi="Courier New" w:cs="Courier New"/>
-          <w:sz w:val="24"/>
-          <w:szCs w:val="24"/>
-        </w:rPr>
-        <w:t>                    if np.abs(x_prev - x_k) &lt;= eps:</w:t>
-      </w:r>
-    </w:p>
-    <w:p>
-      <w:pPr>
-        <w:pStyle w:val="af4"/>
-        <w:ind w:left="0"/>
-        <w:rPr>
-          <w:rFonts w:ascii="Courier New" w:hAnsi="Courier New" w:cs="Courier New"/>
-          <w:sz w:val="24"/>
-          <w:szCs w:val="24"/>
-        </w:rPr>
-      </w:pPr>
-      <w:r>
-        <w:rPr>
-          <w:rFonts w:ascii="Courier New" w:hAnsi="Courier New" w:cs="Courier New"/>
-          <w:sz w:val="24"/>
-          <w:szCs w:val="24"/>
-        </w:rPr>
-        <w:t>                        break</w:t>
-      </w:r>
-    </w:p>
-    <w:p>
-      <w:pPr>
-        <w:pStyle w:val="af4"/>
-        <w:ind w:left="0"/>
-        <w:rPr>
-          <w:rFonts w:ascii="Courier New" w:hAnsi="Courier New" w:cs="Courier New"/>
-          <w:sz w:val="24"/>
-          <w:szCs w:val="24"/>
-        </w:rPr>
-      </w:pPr>
-    </w:p>
-    <w:p>
-      <w:pPr>
-        <w:pStyle w:val="af4"/>
-        <w:ind w:left="0"/>
-        <w:rPr>
-          <w:rFonts w:ascii="Courier New" w:hAnsi="Courier New" w:cs="Courier New"/>
-          <w:sz w:val="24"/>
-          <w:szCs w:val="24"/>
-        </w:rPr>
-      </w:pPr>
-      <w:r>
-        <w:rPr>
-          <w:rFonts w:ascii="Courier New" w:hAnsi="Courier New" w:cs="Courier New"/>
-          <w:sz w:val="24"/>
-          <w:szCs w:val="24"/>
-        </w:rPr>
-        <w:t>                a = a_next</w:t>
-      </w:r>
-    </w:p>
-    <w:p>
-      <w:pPr>
-        <w:pStyle w:val="af4"/>
-        <w:ind w:left="0"/>
-        <w:rPr>
-          <w:rFonts w:ascii="Courier New" w:hAnsi="Courier New" w:cs="Courier New"/>
-          <w:sz w:val="24"/>
-          <w:szCs w:val="24"/>
-        </w:rPr>
-      </w:pPr>
-      <w:r>
-        <w:rPr>
-          <w:rFonts w:ascii="Courier New" w:hAnsi="Courier New" w:cs="Courier New"/>
-          <w:sz w:val="24"/>
-          <w:szCs w:val="24"/>
-        </w:rPr>
-        <w:t>                b = b_next</w:t>
-      </w:r>
-    </w:p>
-    <w:p>
-      <w:pPr>
-        <w:pStyle w:val="af4"/>
-        <w:ind w:left="0"/>
-        <w:rPr>
-          <w:rFonts w:ascii="Courier New" w:hAnsi="Courier New" w:cs="Courier New"/>
-          <w:sz w:val="24"/>
-          <w:szCs w:val="24"/>
-        </w:rPr>
-      </w:pPr>
-      <w:r>
-        <w:rPr>
-          <w:rFonts w:ascii="Courier New" w:hAnsi="Courier New" w:cs="Courier New"/>
-          <w:sz w:val="24"/>
-          <w:szCs w:val="24"/>
-        </w:rPr>
-        <w:t>                y = y_next</w:t>
-      </w:r>
-    </w:p>
-    <w:p>
-      <w:pPr>
-        <w:pStyle w:val="af4"/>
-        <w:ind w:left="0"/>
-        <w:rPr>
-          <w:rFonts w:ascii="Courier New" w:hAnsi="Courier New" w:cs="Courier New"/>
-          <w:sz w:val="24"/>
-          <w:szCs w:val="24"/>
-        </w:rPr>
-      </w:pPr>
-      <w:r>
-        <w:rPr>
-          <w:rFonts w:ascii="Courier New" w:hAnsi="Courier New" w:cs="Courier New"/>
-          <w:sz w:val="24"/>
-          <w:szCs w:val="24"/>
-        </w:rPr>
-        <w:t>                z = z_next</w:t>
-      </w:r>
-    </w:p>
-    <w:p>
-      <w:pPr>
-        <w:pStyle w:val="af4"/>
-        <w:ind w:left="0"/>
-        <w:rPr>
-          <w:rFonts w:ascii="Courier New" w:hAnsi="Courier New" w:cs="Courier New"/>
-          <w:sz w:val="24"/>
-          <w:szCs w:val="24"/>
-        </w:rPr>
-      </w:pPr>
-      <w:r>
-        <w:rPr>
-          <w:rFonts w:ascii="Courier New" w:hAnsi="Courier New" w:cs="Courier New"/>
-          <w:sz w:val="24"/>
-          <w:szCs w:val="24"/>
-        </w:rPr>
-        <w:t>                fy = fy_next</w:t>
-      </w:r>
-    </w:p>
-    <w:p>
-      <w:pPr>
-        <w:pStyle w:val="af4"/>
-        <w:ind w:left="0"/>
-        <w:rPr>
-          <w:rFonts w:ascii="Courier New" w:hAnsi="Courier New" w:cs="Courier New"/>
-          <w:sz w:val="24"/>
-          <w:szCs w:val="24"/>
-        </w:rPr>
-      </w:pPr>
-      <w:r>
-        <w:rPr>
-          <w:rFonts w:ascii="Courier New" w:hAnsi="Courier New" w:cs="Courier New"/>
-          <w:sz w:val="24"/>
-          <w:szCs w:val="24"/>
-        </w:rPr>
-        <w:t>                fz = fz_next</w:t>
-      </w:r>
-    </w:p>
-    <w:p>
-      <w:pPr>
-        <w:pStyle w:val="af4"/>
-        <w:ind w:left="0"/>
-        <w:rPr>
-          <w:rFonts w:ascii="Courier New" w:hAnsi="Courier New" w:cs="Courier New"/>
-          <w:sz w:val="24"/>
-          <w:szCs w:val="24"/>
-        </w:rPr>
-      </w:pPr>
-      <w:r>
-        <w:rPr>
-          <w:rFonts w:ascii="Courier New" w:hAnsi="Courier New" w:cs="Courier New"/>
-          <w:sz w:val="24"/>
-          <w:szCs w:val="24"/>
-        </w:rPr>
-        <w:t>                x_prev = x_k</w:t>
-      </w:r>
-    </w:p>
-    <w:p>
-      <w:pPr>
-        <w:pStyle w:val="af4"/>
-        <w:ind w:left="0"/>
-        <w:rPr>
-          <w:rFonts w:ascii="Courier New" w:hAnsi="Courier New" w:cs="Courier New"/>
-          <w:sz w:val="24"/>
-          <w:szCs w:val="24"/>
-        </w:rPr>
-      </w:pPr>
-      <w:r>
-        <w:rPr>
-          <w:rFonts w:ascii="Courier New" w:hAnsi="Courier New" w:cs="Courier New"/>
-          <w:sz w:val="24"/>
-          <w:szCs w:val="24"/>
-        </w:rPr>
-        <w:t>                k += 1</w:t>
-      </w:r>
-    </w:p>
-    <w:p>
-      <w:pPr>
-        <w:pStyle w:val="af4"/>
-        <w:ind w:left="0"/>
-        <w:rPr>
-          <w:rFonts w:ascii="Courier New" w:hAnsi="Courier New" w:cs="Courier New"/>
-          <w:sz w:val="24"/>
-          <w:szCs w:val="24"/>
-        </w:rPr>
-      </w:pPr>
-    </w:p>
-    <w:p>
-      <w:pPr>
-        <w:pStyle w:val="af4"/>
-        <w:ind w:left="0"/>
-        <w:rPr>
-          <w:rFonts w:ascii="Courier New" w:hAnsi="Courier New" w:cs="Courier New"/>
-          <w:sz w:val="24"/>
-          <w:szCs w:val="24"/>
-        </w:rPr>
-      </w:pPr>
-      <w:r>
-        <w:rPr>
-          <w:rFonts w:ascii="Courier New" w:hAnsi="Courier New" w:cs="Courier New"/>
-          <w:sz w:val="24"/>
-          <w:szCs w:val="24"/>
-        </w:rPr>
-        <w:t>            x_min = x_k</w:t>
-      </w:r>
-    </w:p>
-    <w:p>
-      <w:pPr>
-        <w:pStyle w:val="af4"/>
-        <w:ind w:left="0"/>
-        <w:rPr>
-          <w:rFonts w:ascii="Courier New" w:hAnsi="Courier New" w:cs="Courier New"/>
-          <w:sz w:val="24"/>
-          <w:szCs w:val="24"/>
-          <w:lang w:val="ru-RU"/>
-        </w:rPr>
-      </w:pPr>
-      <w:r>
-        <w:rPr>
-          <w:rFonts w:ascii="Courier New" w:hAnsi="Courier New" w:cs="Courier New"/>
-          <w:sz w:val="24"/>
-          <w:szCs w:val="24"/>
-        </w:rPr>
-        <w:t xml:space="preserve">            </w:t>
-      </w:r>
-      <w:r>
-        <w:rPr>
-          <w:rFonts w:ascii="Courier New" w:hAnsi="Courier New" w:cs="Courier New"/>
-          <w:sz w:val="24"/>
-          <w:szCs w:val="24"/>
-          <w:lang w:val="ru-RU"/>
-        </w:rPr>
-        <w:t>f_min = f(x_min)</w:t>
-      </w:r>
-    </w:p>
-    <w:p>
-      <w:pPr>
-        <w:pStyle w:val="af4"/>
-        <w:ind w:left="0"/>
-        <w:rPr>
-          <w:rFonts w:ascii="Courier New" w:hAnsi="Courier New" w:cs="Courier New"/>
-          <w:sz w:val="24"/>
-          <w:szCs w:val="24"/>
-          <w:lang w:val="ru-RU"/>
-        </w:rPr>
-      </w:pPr>
-    </w:p>
-    <w:p>
-      <w:pPr>
-        <w:pStyle w:val="af4"/>
-        <w:ind w:left="0"/>
-        <w:rPr>
-          <w:rFonts w:ascii="Courier New" w:hAnsi="Courier New" w:cs="Courier New"/>
-          <w:sz w:val="24"/>
-          <w:szCs w:val="24"/>
-          <w:lang w:val="ru-RU"/>
-        </w:rPr>
-      </w:pPr>
-      <w:r>
-        <w:rPr>
-          <w:rFonts w:ascii="Courier New" w:hAnsi="Courier New" w:cs="Courier New"/>
-          <w:sz w:val="24"/>
-          <w:szCs w:val="24"/>
-          <w:lang w:val="ru-RU"/>
-        </w:rPr>
-        <w:t>            print("\n\nРезультат вычисления по методу золотого сечения:")</w:t>
-      </w:r>
-    </w:p>
-    <w:p>
-      <w:pPr>
-        <w:pStyle w:val="af4"/>
-        <w:ind w:left="0"/>
-        <w:rPr>
-          <w:rFonts w:ascii="Courier New" w:hAnsi="Courier New" w:cs="Courier New"/>
-          <w:sz w:val="24"/>
-          <w:szCs w:val="24"/>
-          <w:lang w:val="ru-RU"/>
-        </w:rPr>
-      </w:pPr>
-      <w:r>
-        <w:rPr>
-          <w:rFonts w:ascii="Courier New" w:hAnsi="Courier New" w:cs="Courier New"/>
-          <w:sz w:val="24"/>
-          <w:szCs w:val="24"/>
-          <w:lang w:val="ru-RU"/>
-        </w:rPr>
-        <w:t>            print(f"    Точка минимума: x_min = {x_min:.6f}")</w:t>
-      </w:r>
-    </w:p>
-    <w:p>
-      <w:pPr>
-        <w:pStyle w:val="af4"/>
-        <w:ind w:left="0"/>
-        <w:rPr>
-          <w:rFonts w:ascii="Courier New" w:hAnsi="Courier New" w:cs="Courier New"/>
-          <w:sz w:val="24"/>
-          <w:szCs w:val="24"/>
-          <w:lang w:val="ru-RU"/>
-        </w:rPr>
-      </w:pPr>
-      <w:r>
-        <w:rPr>
-          <w:rFonts w:ascii="Courier New" w:hAnsi="Courier New" w:cs="Courier New"/>
-          <w:sz w:val="24"/>
-          <w:szCs w:val="24"/>
-          <w:lang w:val="ru-RU"/>
-        </w:rPr>
-        <w:t>            print(f"    Значение в точке минимума: f(x_min) = {f_min:.6f}")</w:t>
-      </w:r>
-    </w:p>
-    <w:p>
-      <w:pPr>
-        <w:pStyle w:val="af4"/>
-        <w:ind w:left="0"/>
-        <w:rPr>
-          <w:rFonts w:ascii="Courier New" w:hAnsi="Courier New" w:cs="Courier New"/>
-          <w:sz w:val="24"/>
-          <w:szCs w:val="24"/>
-        </w:rPr>
-      </w:pPr>
-      <w:r>
-        <w:rPr>
-          <w:rFonts w:ascii="Courier New" w:hAnsi="Courier New" w:cs="Courier New"/>
-          <w:sz w:val="24"/>
-          <w:szCs w:val="24"/>
-          <w:lang w:val="ru-RU"/>
-        </w:rPr>
-        <w:t xml:space="preserve">            </w:t>
-      </w:r>
-      <w:r>
-        <w:rPr>
-          <w:rFonts w:ascii="Courier New" w:hAnsi="Courier New" w:cs="Courier New"/>
-          <w:sz w:val="24"/>
-          <w:szCs w:val="24"/>
-        </w:rPr>
-        <w:t>print(f"    </w:t>
-      </w:r>
-      <w:r>
-        <w:rPr>
-          <w:rFonts w:ascii="Courier New" w:hAnsi="Courier New" w:cs="Courier New"/>
-          <w:sz w:val="24"/>
-          <w:szCs w:val="24"/>
-          <w:lang w:val="ru-RU"/>
-        </w:rPr>
-        <w:t>Заняло</w:t>
-      </w:r>
-      <w:r>
-        <w:rPr>
-          <w:rFonts w:ascii="Courier New" w:hAnsi="Courier New" w:cs="Courier New"/>
-          <w:sz w:val="24"/>
-          <w:szCs w:val="24"/>
-        </w:rPr>
-        <w:t xml:space="preserve"> </w:t>
-      </w:r>
-      <w:r>
-        <w:rPr>
-          <w:rFonts w:ascii="Courier New" w:hAnsi="Courier New" w:cs="Courier New"/>
-          <w:sz w:val="24"/>
-          <w:szCs w:val="24"/>
-          <w:lang w:val="ru-RU"/>
-        </w:rPr>
-        <w:t>итераций</w:t>
-      </w:r>
-      <w:r>
-        <w:rPr>
-          <w:rFonts w:ascii="Courier New" w:hAnsi="Courier New" w:cs="Courier New"/>
-          <w:sz w:val="24"/>
-          <w:szCs w:val="24"/>
-        </w:rPr>
-        <w:t>: {iterations}")</w:t>
-      </w:r>
-    </w:p>
-    <w:p>
-      <w:pPr>
-        <w:pStyle w:val="af4"/>
-        <w:ind w:left="0"/>
-        <w:rPr>
-          <w:rFonts w:ascii="Courier New" w:hAnsi="Courier New" w:cs="Courier New"/>
-          <w:sz w:val="24"/>
-          <w:szCs w:val="24"/>
-        </w:rPr>
-      </w:pPr>
-      <w:r>
-        <w:rPr>
-          <w:rFonts w:ascii="Courier New" w:hAnsi="Courier New" w:cs="Courier New"/>
-          <w:sz w:val="24"/>
-          <w:szCs w:val="24"/>
-        </w:rPr>
-        <w:t>            print("==========================================================\n\n")</w:t>
-      </w:r>
-    </w:p>
-    <w:p>
-      <w:pPr>
-        <w:pStyle w:val="af4"/>
-        <w:ind w:left="0"/>
-        <w:rPr>
-          <w:rFonts w:ascii="Courier New" w:hAnsi="Courier New" w:cs="Courier New"/>
-          <w:sz w:val="24"/>
-          <w:szCs w:val="24"/>
-        </w:rPr>
-      </w:pPr>
-      <w:r>
-        <w:rPr>
-          <w:rFonts w:ascii="Courier New" w:hAnsi="Courier New" w:cs="Courier New"/>
-          <w:sz w:val="24"/>
-          <w:szCs w:val="24"/>
-        </w:rPr>
-        <w:t>            viewPlot(1, x_min, f_min)</w:t>
-      </w:r>
-    </w:p>
-    <w:p>
-      <w:pPr>
-        <w:pStyle w:val="af4"/>
-        <w:ind w:left="0"/>
-        <w:rPr>
-          <w:rFonts w:ascii="Courier New" w:hAnsi="Courier New" w:cs="Courier New"/>
-          <w:sz w:val="24"/>
-          <w:szCs w:val="24"/>
-        </w:rPr>
-      </w:pPr>
-    </w:p>
-    <w:p>
-      <w:pPr>
-        <w:pStyle w:val="af4"/>
-        <w:ind w:left="0"/>
-        <w:rPr>
-          <w:rFonts w:ascii="Courier New" w:hAnsi="Courier New" w:cs="Courier New"/>
-          <w:sz w:val="24"/>
-          <w:szCs w:val="24"/>
-          <w:lang w:val="ru-RU"/>
-        </w:rPr>
-      </w:pPr>
-      <w:r>
-        <w:rPr>
-          <w:rFonts w:ascii="Courier New" w:hAnsi="Courier New" w:cs="Courier New"/>
-          <w:sz w:val="24"/>
-          <w:szCs w:val="24"/>
-        </w:rPr>
-        <w:t xml:space="preserve">        </w:t>
-      </w:r>
-      <w:r>
-        <w:rPr>
-          <w:rFonts w:ascii="Courier New" w:hAnsi="Courier New" w:cs="Courier New"/>
-          <w:sz w:val="24"/>
-          <w:szCs w:val="24"/>
-          <w:lang w:val="ru-RU"/>
-        </w:rPr>
-        <w:t>else:</w:t>
-      </w:r>
-    </w:p>
-    <w:p>
-      <w:pPr>
-        <w:pStyle w:val="af4"/>
-        <w:ind w:left="0"/>
-        <w:rPr>
-          <w:rFonts w:ascii="Courier New" w:hAnsi="Courier New" w:cs="Courier New"/>
-          <w:sz w:val="24"/>
-          <w:szCs w:val="24"/>
-          <w:lang w:val="ru-RU"/>
-        </w:rPr>
-      </w:pPr>
-      <w:r>
-        <w:rPr>
-          <w:rFonts w:ascii="Courier New" w:hAnsi="Courier New" w:cs="Courier New"/>
-          <w:sz w:val="24"/>
-          <w:szCs w:val="24"/>
-          <w:lang w:val="ru-RU"/>
-        </w:rPr>
-        <w:t>            print("\n\nНеизвестная команда\n\n")</w:t>
-      </w:r>
-    </w:p>
-    <w:p>
-      <w:pPr>
-        <w:pStyle w:val="af4"/>
-        <w:ind w:left="0"/>
-        <w:rPr>
-          <w:rFonts w:ascii="Courier New" w:hAnsi="Courier New" w:cs="Courier New"/>
-          <w:sz w:val="24"/>
-          <w:szCs w:val="24"/>
-          <w:lang w:val="ru-RU"/>
-        </w:rPr>
-      </w:pPr>
-    </w:p>
-    <w:p>
-      <w:pPr>
-        <w:pStyle w:val="af4"/>
-        <w:ind w:left="0"/>
-        <w:rPr>
-          <w:rFonts w:ascii="Courier New" w:hAnsi="Courier New" w:cs="Courier New"/>
-          <w:sz w:val="24"/>
-          <w:szCs w:val="24"/>
-          <w:lang w:val="ru-RU"/>
-        </w:rPr>
-      </w:pPr>
-      <w:r>
-        <w:rPr>
-          <w:rFonts w:ascii="Courier New" w:hAnsi="Courier New" w:cs="Courier New"/>
-          <w:sz w:val="24"/>
-          <w:szCs w:val="24"/>
-          <w:lang w:val="ru-RU"/>
-        </w:rPr>
-        <w:t>mainloop()</w:t>
+      <w:proofErr w:type="spellStart"/>
+      <w:proofErr w:type="gramStart"/>
+      <w:r>
+        <w:rPr>
+          <w:rFonts w:ascii="Courier New" w:hAnsi="Courier New" w:cs="Courier New"/>
+          <w:sz w:val="24"/>
+          <w:szCs w:val="24"/>
+          <w:lang w:val="ru-RU"/>
+        </w:rPr>
+        <w:t>print</w:t>
+      </w:r>
+      <w:proofErr w:type="spellEnd"/>
+      <w:r>
+        <w:rPr>
+          <w:rFonts w:ascii="Courier New" w:hAnsi="Courier New" w:cs="Courier New"/>
+          <w:sz w:val="24"/>
+          <w:szCs w:val="24"/>
+          <w:lang w:val="ru-RU"/>
+        </w:rPr>
+        <w:t>(</w:t>
+      </w:r>
+      <w:proofErr w:type="gramEnd"/>
+      <w:r>
+        <w:rPr>
+          <w:rFonts w:ascii="Courier New" w:hAnsi="Courier New" w:cs="Courier New"/>
+          <w:sz w:val="24"/>
+          <w:szCs w:val="24"/>
+          <w:lang w:val="ru-RU"/>
+        </w:rPr>
+        <w:t>"\n\</w:t>
+      </w:r>
+      <w:proofErr w:type="spellStart"/>
+      <w:r>
+        <w:rPr>
+          <w:rFonts w:ascii="Courier New" w:hAnsi="Courier New" w:cs="Courier New"/>
+          <w:sz w:val="24"/>
+          <w:szCs w:val="24"/>
+          <w:lang w:val="ru-RU"/>
+        </w:rPr>
+        <w:t>nНеизвестная</w:t>
+      </w:r>
+      <w:proofErr w:type="spellEnd"/>
+      <w:r>
+        <w:rPr>
+          <w:rFonts w:ascii="Courier New" w:hAnsi="Courier New" w:cs="Courier New"/>
+          <w:sz w:val="24"/>
+          <w:szCs w:val="24"/>
+          <w:lang w:val="ru-RU"/>
+        </w:rPr>
+        <w:t xml:space="preserve"> команда\n\n")</w:t>
+      </w:r>
+    </w:p>
+    <w:p>
+      <w:pPr>
+        <w:pStyle w:val="af4"/>
+        <w:rPr>
+          <w:rFonts w:ascii="Courier New" w:hAnsi="Courier New" w:cs="Courier New"/>
+          <w:sz w:val="24"/>
+          <w:szCs w:val="24"/>
+          <w:lang w:val="ru-RU"/>
+        </w:rPr>
+      </w:pPr>
+    </w:p>
+    <w:p>
+      <w:pPr>
+        <w:pStyle w:val="af4"/>
+        <w:rPr>
+          <w:rFonts w:ascii="Courier New" w:hAnsi="Courier New" w:cs="Courier New"/>
+          <w:sz w:val="24"/>
+          <w:szCs w:val="24"/>
+          <w:lang w:val="ru-RU"/>
+        </w:rPr>
+      </w:pPr>
+      <w:proofErr w:type="spellStart"/>
+      <w:proofErr w:type="gramStart"/>
+      <w:r>
+        <w:rPr>
+          <w:rFonts w:ascii="Courier New" w:hAnsi="Courier New" w:cs="Courier New"/>
+          <w:sz w:val="24"/>
+          <w:szCs w:val="24"/>
+          <w:lang w:val="ru-RU"/>
+        </w:rPr>
+        <w:t>mainloop</w:t>
+      </w:r>
+      <w:proofErr w:type="spellEnd"/>
+      <w:r>
+        <w:rPr>
+          <w:rFonts w:ascii="Courier New" w:hAnsi="Courier New" w:cs="Courier New"/>
+          <w:sz w:val="24"/>
+          <w:szCs w:val="24"/>
+          <w:lang w:val="ru-RU"/>
+        </w:rPr>
+        <w:t>(</w:t>
+      </w:r>
+      <w:proofErr w:type="gramEnd"/>
+      <w:r>
+        <w:rPr>
+          <w:rFonts w:ascii="Courier New" w:hAnsi="Courier New" w:cs="Courier New"/>
+          <w:sz w:val="24"/>
+          <w:szCs w:val="24"/>
+          <w:lang w:val="ru-RU"/>
+        </w:rPr>
+        <w:t>)</w:t>
       </w:r>
     </w:p>
     <w:p>
@@ -8707,7 +10858,6 @@
   <w:style w:type="character" w:default="1" w:styleId="a0">
     <w:name w:val="Default Paragraph Font"/>
     <w:uiPriority w:val="1"/>
-    <w:semiHidden/>
     <w:unhideWhenUsed/>
   </w:style>
   <w:style w:type="table" w:default="1" w:styleId="a1">
